--- a/DAP - Data Analysis using Python/DAP_QB_ANS/DAP_QB_Week_6_Ans.docx
+++ b/DAP - Data Analysis using Python/DAP_QB_ANS/DAP_QB_Week_6_Ans.docx
@@ -83,7 +83,31 @@
           <w:szCs w:val="36"/>
           <w14:ligatures w14:val="standardContextual"/>
         </w:rPr>
-        <w:t xml:space="preserve">Week 1 </w:t>
+        <w:t xml:space="preserve">Week </w:t>
+      </w:r>
+      <w:r>
+        <w:rPr>
+          <w:rFonts w:ascii="Aptos" w:eastAsia="Aptos" w:hAnsi="Aptos" w:cs="Times New Roman"/>
+          <w:b/>
+          <w:w w:val="120"/>
+          <w:kern w:val="2"/>
+          <w:sz w:val="32"/>
+          <w:szCs w:val="36"/>
+          <w14:ligatures w14:val="standardContextual"/>
+        </w:rPr>
+        <w:t>6</w:t>
+      </w:r>
+      <w:r>
+        <w:rPr>
+          <w:rFonts w:ascii="Aptos" w:eastAsia="Aptos" w:hAnsi="Aptos" w:cs="Times New Roman"/>
+          <w:b/>
+          <w:w w:val="120"/>
+          <w:kern w:val="2"/>
+          <w:sz w:val="32"/>
+          <w:szCs w:val="36"/>
+          <w14:ligatures w14:val="standardContextual"/>
+        </w:rPr>
+        <w:t xml:space="preserve"> </w:t>
       </w:r>
       <w:r>
         <w:rPr>
@@ -157,12 +181,10 @@
         <w:tc>
           <w:tcPr>
             <w:tcW w:w="993" w:type="dxa"/>
+            <w:vAlign w:val="center"/>
           </w:tcPr>
           <w:p>
             <w:pPr>
-              <w:pStyle w:val="TableParagraph"/>
-              <w:spacing w:before="0"/>
-              <w:ind w:left="1"/>
               <w:jc w:val="center"/>
               <w:rPr>
                 <w:rFonts w:asciiTheme="minorHAnsi" w:hAnsiTheme="minorHAnsi" w:cstheme="minorHAnsi"/>
@@ -190,23 +212,52 @@
           </w:tcPr>
           <w:p>
             <w:pPr>
-              <w:pStyle w:val="TableParagraph"/>
-              <w:spacing w:before="0"/>
-              <w:ind w:left="0"/>
-              <w:rPr>
-                <w:rFonts w:asciiTheme="minorHAnsi" w:hAnsiTheme="minorHAnsi" w:cstheme="minorHAnsi"/>
-                <w:b/>
-                <w:bCs/>
-                <w:sz w:val="28"/>
-                <w:szCs w:val="28"/>
-              </w:rPr>
-            </w:pPr>
+              <w:rPr>
+                <w:rFonts w:asciiTheme="minorHAnsi" w:hAnsiTheme="minorHAnsi" w:cstheme="minorHAnsi"/>
+                <w:b/>
+                <w:bCs/>
+                <w:sz w:val="28"/>
+                <w:szCs w:val="28"/>
+              </w:rPr>
+            </w:pPr>
+            <w:r>
+              <w:rPr>
+                <w:rFonts w:asciiTheme="minorHAnsi" w:hAnsiTheme="minorHAnsi" w:cstheme="minorHAnsi"/>
+                <w:b/>
+                <w:bCs/>
+                <w:sz w:val="28"/>
+                <w:szCs w:val="28"/>
+              </w:rPr>
+              <w:t xml:space="preserve">What do you mean by two way </w:t>
+            </w:r>
+            <w:proofErr w:type="spellStart"/>
+            <w:r>
+              <w:rPr>
+                <w:rFonts w:asciiTheme="minorHAnsi" w:hAnsiTheme="minorHAnsi" w:cstheme="minorHAnsi"/>
+                <w:b/>
+                <w:bCs/>
+                <w:sz w:val="28"/>
+                <w:szCs w:val="28"/>
+              </w:rPr>
+              <w:t>Anova</w:t>
+            </w:r>
+            <w:proofErr w:type="spellEnd"/>
+            <w:r>
+              <w:rPr>
+                <w:rFonts w:asciiTheme="minorHAnsi" w:hAnsiTheme="minorHAnsi" w:cstheme="minorHAnsi"/>
+                <w:b/>
+                <w:bCs/>
+                <w:sz w:val="28"/>
+                <w:szCs w:val="28"/>
+              </w:rPr>
+              <w:t>?</w:t>
+            </w:r>
           </w:p>
         </w:tc>
       </w:tr>
       <w:tr>
         <w:trPr>
-          <w:trHeight w:val="80"/>
+          <w:trHeight w:val="20"/>
         </w:trPr>
         <w:tc>
           <w:tcPr>
@@ -214,9 +265,6 @@
           </w:tcPr>
           <w:p>
             <w:pPr>
-              <w:pStyle w:val="TableParagraph"/>
-              <w:spacing w:before="0"/>
-              <w:ind w:left="1"/>
               <w:jc w:val="center"/>
               <w:rPr>
                 <w:rFonts w:asciiTheme="minorHAnsi" w:hAnsiTheme="minorHAnsi" w:cstheme="minorHAnsi"/>
@@ -245,13 +293,132 @@
           </w:tcPr>
           <w:p>
             <w:pPr>
-              <w:pStyle w:val="TableParagraph"/>
-              <w:rPr>
-                <w:rFonts w:asciiTheme="minorHAnsi" w:hAnsiTheme="minorHAnsi" w:cstheme="minorHAnsi"/>
-                <w:sz w:val="28"/>
-                <w:szCs w:val="28"/>
-              </w:rPr>
-            </w:pPr>
+              <w:rPr>
+                <w:rFonts w:asciiTheme="minorHAnsi" w:hAnsiTheme="minorHAnsi" w:cstheme="minorHAnsi"/>
+                <w:sz w:val="28"/>
+                <w:szCs w:val="28"/>
+              </w:rPr>
+            </w:pPr>
+            <w:r>
+              <w:rPr>
+                <w:rFonts w:asciiTheme="minorHAnsi" w:hAnsiTheme="minorHAnsi" w:cstheme="minorHAnsi"/>
+                <w:sz w:val="28"/>
+                <w:szCs w:val="28"/>
+              </w:rPr>
+              <w:t>Two-way ANOVA is a statistical method used to analyze the influence of two categorical independent variables on a continuous dependent variable. It assesses whether there are significant interactions between the two independent variables and the dependent variable. This analysis helps determine if there are differences in the means of the dependent variable across different categories of both independent variables simultaneously.</w:t>
+            </w:r>
+          </w:p>
+          <w:p>
+            <w:pPr>
+              <w:rPr>
+                <w:rFonts w:asciiTheme="minorHAnsi" w:hAnsiTheme="minorHAnsi" w:cstheme="minorHAnsi"/>
+                <w:sz w:val="28"/>
+                <w:szCs w:val="28"/>
+              </w:rPr>
+            </w:pPr>
+          </w:p>
+          <w:p>
+            <w:pPr>
+              <w:rPr>
+                <w:rFonts w:asciiTheme="minorHAnsi" w:hAnsiTheme="minorHAnsi" w:cstheme="minorHAnsi"/>
+                <w:sz w:val="28"/>
+                <w:szCs w:val="28"/>
+              </w:rPr>
+            </w:pPr>
+            <w:r>
+              <w:rPr>
+                <w:rFonts w:asciiTheme="minorHAnsi" w:hAnsiTheme="minorHAnsi" w:cstheme="minorHAnsi"/>
+                <w:sz w:val="28"/>
+                <w:szCs w:val="28"/>
+              </w:rPr>
+              <w:t xml:space="preserve">In the context of the air traffic controller stress test, a two-way ANOVA is used to evaluate the effect of three different </w:t>
+            </w:r>
+            <w:r>
+              <w:rPr>
+                <w:rFonts w:asciiTheme="minorHAnsi" w:hAnsiTheme="minorHAnsi" w:cstheme="minorHAnsi"/>
+                <w:sz w:val="28"/>
+                <w:szCs w:val="28"/>
+              </w:rPr>
+              <w:t>workstation</w:t>
+            </w:r>
+            <w:r>
+              <w:rPr>
+                <w:rFonts w:asciiTheme="minorHAnsi" w:hAnsiTheme="minorHAnsi" w:cstheme="minorHAnsi"/>
+                <w:sz w:val="28"/>
+                <w:szCs w:val="28"/>
+              </w:rPr>
+              <w:t xml:space="preserve"> alternatives on the stress levels of air traffic controllers. The two-way ANOVA is used because controllers are believed to differ substantially in their ability to handle stressful situations, and this variability is expected to be a major contributor to the MSE term in the analysis.</w:t>
+            </w:r>
+          </w:p>
+          <w:p>
+            <w:pPr>
+              <w:rPr>
+                <w:rFonts w:asciiTheme="minorHAnsi" w:hAnsiTheme="minorHAnsi" w:cstheme="minorHAnsi"/>
+                <w:sz w:val="28"/>
+                <w:szCs w:val="28"/>
+              </w:rPr>
+            </w:pPr>
+          </w:p>
+          <w:p>
+            <w:pPr>
+              <w:rPr>
+                <w:rFonts w:asciiTheme="minorHAnsi" w:hAnsiTheme="minorHAnsi" w:cstheme="minorHAnsi"/>
+                <w:sz w:val="28"/>
+                <w:szCs w:val="28"/>
+              </w:rPr>
+            </w:pPr>
+            <w:r>
+              <w:rPr>
+                <w:rFonts w:asciiTheme="minorHAnsi" w:hAnsiTheme="minorHAnsi" w:cstheme="minorHAnsi"/>
+                <w:sz w:val="28"/>
+                <w:szCs w:val="28"/>
+              </w:rPr>
+              <w:t>The ANOVA table for the air traffic controller stress test is presented, which includes the sums of squares, degrees of freedom, mean squares, F values, and P values for the treatments, blocks, and error terms. The F value for the treatments is 10.5/1.9 = 5.53, and the P value is 4.79 x E-8, which is less than the significance level of 0.05.</w:t>
+            </w:r>
+          </w:p>
+          <w:p>
+            <w:pPr>
+              <w:rPr>
+                <w:rFonts w:asciiTheme="minorHAnsi" w:hAnsiTheme="minorHAnsi" w:cstheme="minorHAnsi"/>
+                <w:sz w:val="28"/>
+                <w:szCs w:val="28"/>
+              </w:rPr>
+            </w:pPr>
+          </w:p>
+          <w:p>
+            <w:pPr>
+              <w:rPr>
+                <w:rFonts w:asciiTheme="minorHAnsi" w:hAnsiTheme="minorHAnsi" w:cstheme="minorHAnsi"/>
+                <w:sz w:val="28"/>
+                <w:szCs w:val="28"/>
+              </w:rPr>
+            </w:pPr>
+            <w:r>
+              <w:rPr>
+                <w:rFonts w:asciiTheme="minorHAnsi" w:hAnsiTheme="minorHAnsi" w:cstheme="minorHAnsi"/>
+                <w:sz w:val="28"/>
+                <w:szCs w:val="28"/>
+              </w:rPr>
+              <w:t xml:space="preserve">Therefore, the null hypothesis of no difference in the mean stress levels among the three </w:t>
+            </w:r>
+            <w:proofErr w:type="gramStart"/>
+            <w:r>
+              <w:rPr>
+                <w:rFonts w:asciiTheme="minorHAnsi" w:hAnsiTheme="minorHAnsi" w:cstheme="minorHAnsi"/>
+                <w:sz w:val="28"/>
+                <w:szCs w:val="28"/>
+              </w:rPr>
+              <w:t>work station</w:t>
+            </w:r>
+            <w:proofErr w:type="gramEnd"/>
+            <w:r>
+              <w:rPr>
+                <w:rFonts w:asciiTheme="minorHAnsi" w:hAnsiTheme="minorHAnsi" w:cstheme="minorHAnsi"/>
+                <w:sz w:val="28"/>
+                <w:szCs w:val="28"/>
+              </w:rPr>
+              <w:t xml:space="preserve"> alternatives is rejected, indicating that there is a significant difference in the chemical types so far as their effect on strength is concerned.</w:t>
+            </w:r>
           </w:p>
         </w:tc>
       </w:tr>
@@ -269,8 +436,8 @@
           <w:szCs w:val="28"/>
         </w:rPr>
         <w:sectPr>
-          <w:type w:val="continuous"/>
-          <w:pgSz w:w="11913" w:h="13608"/>
+          <w:type w:val="nextColumn"/>
+          <w:pgSz w:w="11913" w:h="31185"/>
           <w:pgMar w:top="142" w:right="573" w:bottom="0" w:left="697" w:header="720" w:footer="720" w:gutter="0"/>
           <w:cols w:space="720"/>
         </w:sectPr>
@@ -341,6 +508,16 @@
                 <w:szCs w:val="28"/>
               </w:rPr>
             </w:pPr>
+            <w:r>
+              <w:rPr>
+                <w:rFonts w:asciiTheme="minorHAnsi" w:hAnsiTheme="minorHAnsi" w:cstheme="minorHAnsi"/>
+                <w:b/>
+                <w:bCs/>
+                <w:sz w:val="28"/>
+                <w:szCs w:val="28"/>
+              </w:rPr>
+              <w:t>What is regression analysis?</w:t>
+            </w:r>
           </w:p>
         </w:tc>
       </w:tr>
@@ -392,6 +569,108 @@
                 <w:lang w:val="en-IN"/>
               </w:rPr>
             </w:pPr>
+            <w:r>
+              <w:rPr>
+                <w:rFonts w:asciiTheme="minorHAnsi" w:hAnsiTheme="minorHAnsi" w:cstheme="minorHAnsi"/>
+                <w:sz w:val="28"/>
+                <w:szCs w:val="28"/>
+                <w:lang w:val="en-IN"/>
+              </w:rPr>
+              <w:t>Regression analysis is a statistical method used to examine the relationship between a dependent variable and one or more independent variables. It aims to understand how the value of the dependent variable changes when one or more independent variables are varied. By fitting a regression model to the data, it helps in predicting the value of the dependent variable based on the independent variables.</w:t>
+            </w:r>
+          </w:p>
+          <w:p>
+            <w:pPr>
+              <w:pStyle w:val="TableParagraph"/>
+              <w:rPr>
+                <w:rFonts w:asciiTheme="minorHAnsi" w:hAnsiTheme="minorHAnsi" w:cstheme="minorHAnsi"/>
+                <w:sz w:val="28"/>
+                <w:szCs w:val="28"/>
+                <w:lang w:val="en-IN"/>
+              </w:rPr>
+            </w:pPr>
+          </w:p>
+          <w:p>
+            <w:pPr>
+              <w:pStyle w:val="TableParagraph"/>
+              <w:rPr>
+                <w:rFonts w:asciiTheme="minorHAnsi" w:hAnsiTheme="minorHAnsi" w:cstheme="minorHAnsi"/>
+                <w:sz w:val="28"/>
+                <w:szCs w:val="28"/>
+                <w:lang w:val="en-IN"/>
+              </w:rPr>
+            </w:pPr>
+            <w:r>
+              <w:rPr>
+                <w:rFonts w:asciiTheme="minorHAnsi" w:hAnsiTheme="minorHAnsi" w:cstheme="minorHAnsi"/>
+                <w:sz w:val="28"/>
+                <w:szCs w:val="28"/>
+                <w:lang w:val="en-IN"/>
+              </w:rPr>
+              <w:t>The regression model is represented as y = b0 + b1x + e, where y is the dependent variable, x is the independent variable, b0 is the y-intercept, b1 is the slope, and e is the error term. The equation that describes how y is related to x and an error term is called the regression model. The equation that estimates the expected value of y for a given x value is called the simple linear regression equation.</w:t>
+            </w:r>
+          </w:p>
+          <w:p>
+            <w:pPr>
+              <w:pStyle w:val="TableParagraph"/>
+              <w:rPr>
+                <w:rFonts w:asciiTheme="minorHAnsi" w:hAnsiTheme="minorHAnsi" w:cstheme="minorHAnsi"/>
+                <w:sz w:val="28"/>
+                <w:szCs w:val="28"/>
+                <w:lang w:val="en-IN"/>
+              </w:rPr>
+            </w:pPr>
+          </w:p>
+          <w:p>
+            <w:pPr>
+              <w:pStyle w:val="TableParagraph"/>
+              <w:rPr>
+                <w:rFonts w:asciiTheme="minorHAnsi" w:hAnsiTheme="minorHAnsi" w:cstheme="minorHAnsi"/>
+                <w:sz w:val="28"/>
+                <w:szCs w:val="28"/>
+                <w:lang w:val="en-IN"/>
+              </w:rPr>
+            </w:pPr>
+            <w:r>
+              <w:rPr>
+                <w:rFonts w:asciiTheme="minorHAnsi" w:hAnsiTheme="minorHAnsi" w:cstheme="minorHAnsi"/>
+                <w:sz w:val="28"/>
+                <w:szCs w:val="28"/>
+                <w:lang w:val="en-IN"/>
+              </w:rPr>
+              <w:t>The least squares method is used to estimate the regression coefficients, b0 and b1, by minimizing the sum of the squared errors between the observed and estimated values of y. The estimated regression equation is represented as ^ y = b0 + b1x, where ^ y is the estimated value of y for a given x value.</w:t>
+            </w:r>
+          </w:p>
+          <w:p>
+            <w:pPr>
+              <w:pStyle w:val="TableParagraph"/>
+              <w:rPr>
+                <w:rFonts w:asciiTheme="minorHAnsi" w:hAnsiTheme="minorHAnsi" w:cstheme="minorHAnsi"/>
+                <w:sz w:val="28"/>
+                <w:szCs w:val="28"/>
+                <w:lang w:val="en-IN"/>
+              </w:rPr>
+            </w:pPr>
+          </w:p>
+          <w:p>
+            <w:pPr>
+              <w:pStyle w:val="TableParagraph"/>
+              <w:rPr>
+                <w:rFonts w:asciiTheme="minorHAnsi" w:hAnsiTheme="minorHAnsi" w:cstheme="minorHAnsi"/>
+                <w:sz w:val="28"/>
+                <w:szCs w:val="28"/>
+                <w:lang w:val="en-IN"/>
+              </w:rPr>
+            </w:pPr>
+            <w:r>
+              <w:rPr>
+                <w:rFonts w:asciiTheme="minorHAnsi" w:hAnsiTheme="minorHAnsi" w:cstheme="minorHAnsi"/>
+                <w:sz w:val="28"/>
+                <w:szCs w:val="28"/>
+                <w:lang w:val="en-IN"/>
+              </w:rPr>
+              <w:t>Regression analysis is used in various fields, including engineering, science, and business, to explore relationships between variables, optimize processes, and control processes. It is a powerful tool for making predictions and understanding the impact of different factors on an outcome.</w:t>
+            </w:r>
           </w:p>
         </w:tc>
       </w:tr>
@@ -409,7 +688,8 @@
           <w:szCs w:val="28"/>
         </w:rPr>
         <w:sectPr>
-          <w:pgSz w:w="11913" w:h="11907"/>
+          <w:type w:val="nextColumn"/>
+          <w:pgSz w:w="11913" w:h="31185"/>
           <w:pgMar w:top="142" w:right="573" w:bottom="278" w:left="697" w:header="720" w:footer="720" w:gutter="0"/>
           <w:cols w:space="720"/>
         </w:sectPr>
@@ -480,6 +760,16 @@
                 <w:szCs w:val="28"/>
               </w:rPr>
             </w:pPr>
+            <w:r>
+              <w:rPr>
+                <w:rFonts w:asciiTheme="minorHAnsi" w:hAnsiTheme="minorHAnsi" w:cstheme="minorHAnsi"/>
+                <w:b/>
+                <w:bCs/>
+                <w:sz w:val="28"/>
+                <w:szCs w:val="28"/>
+              </w:rPr>
+              <w:t>Give Simple Linear Regression Model.</w:t>
+            </w:r>
           </w:p>
         </w:tc>
       </w:tr>
@@ -513,29 +803,7 @@
                 <w:sz w:val="28"/>
                 <w:szCs w:val="28"/>
               </w:rPr>
-              <w:t>Ans.</w:t>
-            </w:r>
-            <w:r>
-              <w:rPr>
-                <w:rFonts w:asciiTheme="minorHAnsi" w:hAnsiTheme="minorHAnsi" w:cstheme="minorHAnsi"/>
-                <w:b/>
-                <w:bCs/>
-                <w:color w:val="FF0000"/>
-                <w:sz w:val="28"/>
-                <w:szCs w:val="28"/>
-              </w:rPr>
-              <w:t>3</w:t>
-            </w:r>
-            <w:r>
-              <w:rPr>
-                <w:rFonts w:asciiTheme="minorHAnsi" w:hAnsiTheme="minorHAnsi" w:cstheme="minorHAnsi"/>
-                <w:b/>
-                <w:bCs/>
-                <w:color w:val="FF0000"/>
-                <w:sz w:val="28"/>
-                <w:szCs w:val="28"/>
-              </w:rPr>
-              <w:t>)</w:t>
+              <w:t>Ans.3)</w:t>
             </w:r>
           </w:p>
         </w:tc>
@@ -552,6 +820,98 @@
                 <w:szCs w:val="28"/>
               </w:rPr>
             </w:pPr>
+            <w:r>
+              <w:rPr>
+                <w:rFonts w:asciiTheme="minorHAnsi" w:hAnsiTheme="minorHAnsi" w:cstheme="minorHAnsi"/>
+                <w:sz w:val="28"/>
+                <w:szCs w:val="28"/>
+              </w:rPr>
+              <w:t>The Simple Linear Regression Model is a statistical method used to model the relationship between a dependent variable (y) and an independent variable (x). The model is represented as y = b0 + b1x + e, where y is the dependent variable, x is the independent variable, b0 is the y-intercept, b1 is the slope, and e is the error term. The equation that describes how y is related to x and an error term is called the regression model. The equation that estimates the expected value of y for a given x value is called the simple linear regression equation.</w:t>
+            </w:r>
+          </w:p>
+          <w:p>
+            <w:pPr>
+              <w:pStyle w:val="TableParagraph"/>
+              <w:rPr>
+                <w:rFonts w:asciiTheme="minorHAnsi" w:hAnsiTheme="minorHAnsi" w:cstheme="minorHAnsi"/>
+                <w:sz w:val="28"/>
+                <w:szCs w:val="28"/>
+              </w:rPr>
+            </w:pPr>
+          </w:p>
+          <w:p>
+            <w:pPr>
+              <w:pStyle w:val="TableParagraph"/>
+              <w:rPr>
+                <w:rFonts w:asciiTheme="minorHAnsi" w:hAnsiTheme="minorHAnsi" w:cstheme="minorHAnsi"/>
+                <w:sz w:val="28"/>
+                <w:szCs w:val="28"/>
+              </w:rPr>
+            </w:pPr>
+            <w:r>
+              <w:rPr>
+                <w:rFonts w:asciiTheme="minorHAnsi" w:hAnsiTheme="minorHAnsi" w:cstheme="minorHAnsi"/>
+                <w:sz w:val="28"/>
+                <w:szCs w:val="28"/>
+              </w:rPr>
+              <w:t>The slope (b1) represents the change in y for a one-unit increase in x. The y-intercept (b0) represents the expected value of y when x = 0. The error term (e) represents the random variation in y that is not explained by the model.</w:t>
+            </w:r>
+          </w:p>
+          <w:p>
+            <w:pPr>
+              <w:pStyle w:val="TableParagraph"/>
+              <w:rPr>
+                <w:rFonts w:asciiTheme="minorHAnsi" w:hAnsiTheme="minorHAnsi" w:cstheme="minorHAnsi"/>
+                <w:sz w:val="28"/>
+                <w:szCs w:val="28"/>
+              </w:rPr>
+            </w:pPr>
+          </w:p>
+          <w:p>
+            <w:pPr>
+              <w:pStyle w:val="TableParagraph"/>
+              <w:rPr>
+                <w:rFonts w:asciiTheme="minorHAnsi" w:hAnsiTheme="minorHAnsi" w:cstheme="minorHAnsi"/>
+                <w:sz w:val="28"/>
+                <w:szCs w:val="28"/>
+              </w:rPr>
+            </w:pPr>
+            <w:r>
+              <w:rPr>
+                <w:rFonts w:asciiTheme="minorHAnsi" w:hAnsiTheme="minorHAnsi" w:cstheme="minorHAnsi"/>
+                <w:sz w:val="28"/>
+                <w:szCs w:val="28"/>
+              </w:rPr>
+              <w:t>The Simple Linear Regression Model is used to understand the relationship between two variables, predict the value of the dependent variable based on the independent variable, and test hypotheses about the relationship between the variables. It is widely used in various fields, including economics, finance, and social sciences, to make predictions and understand the impact of different factors on an outcome.</w:t>
+            </w:r>
+          </w:p>
+          <w:p>
+            <w:pPr>
+              <w:pStyle w:val="TableParagraph"/>
+              <w:rPr>
+                <w:rFonts w:asciiTheme="minorHAnsi" w:hAnsiTheme="minorHAnsi" w:cstheme="minorHAnsi"/>
+                <w:sz w:val="28"/>
+                <w:szCs w:val="28"/>
+              </w:rPr>
+            </w:pPr>
+          </w:p>
+          <w:p>
+            <w:pPr>
+              <w:pStyle w:val="TableParagraph"/>
+              <w:rPr>
+                <w:rFonts w:asciiTheme="minorHAnsi" w:hAnsiTheme="minorHAnsi" w:cstheme="minorHAnsi"/>
+                <w:sz w:val="28"/>
+                <w:szCs w:val="28"/>
+              </w:rPr>
+            </w:pPr>
+            <w:r>
+              <w:rPr>
+                <w:rFonts w:asciiTheme="minorHAnsi" w:hAnsiTheme="minorHAnsi" w:cstheme="minorHAnsi"/>
+                <w:sz w:val="28"/>
+                <w:szCs w:val="28"/>
+              </w:rPr>
+              <w:t>In summary, the Simple Linear Regression Model is a statistical method used to model the relationship between a dependent variable and an independent variable. It estimates the expected value of the dependent variable based on the independent variable, and it is widely used in various fields to make predictions and understand the impact of different factors on an outcome.</w:t>
+            </w:r>
           </w:p>
         </w:tc>
       </w:tr>
@@ -569,7 +929,8 @@
           <w:szCs w:val="28"/>
         </w:rPr>
         <w:sectPr>
-          <w:pgSz w:w="11913" w:h="6804"/>
+          <w:type w:val="nextColumn"/>
+          <w:pgSz w:w="11913" w:h="31185"/>
           <w:pgMar w:top="142" w:right="573" w:bottom="0" w:left="697" w:header="720" w:footer="720" w:gutter="0"/>
           <w:cols w:space="720"/>
         </w:sectPr>
@@ -640,6 +1001,16 @@
                 <w:szCs w:val="28"/>
               </w:rPr>
             </w:pPr>
+            <w:r>
+              <w:rPr>
+                <w:rFonts w:asciiTheme="minorHAnsi" w:hAnsiTheme="minorHAnsi" w:cstheme="minorHAnsi"/>
+                <w:b/>
+                <w:bCs/>
+                <w:sz w:val="28"/>
+                <w:szCs w:val="28"/>
+              </w:rPr>
+              <w:t>Give Simple Linear Regression Equation.</w:t>
+            </w:r>
           </w:p>
         </w:tc>
       </w:tr>
@@ -673,29 +1044,7 @@
                 <w:sz w:val="28"/>
                 <w:szCs w:val="28"/>
               </w:rPr>
-              <w:t>Ans.</w:t>
-            </w:r>
-            <w:r>
-              <w:rPr>
-                <w:rFonts w:asciiTheme="minorHAnsi" w:hAnsiTheme="minorHAnsi" w:cstheme="minorHAnsi"/>
-                <w:b/>
-                <w:bCs/>
-                <w:color w:val="FF0000"/>
-                <w:sz w:val="28"/>
-                <w:szCs w:val="28"/>
-              </w:rPr>
-              <w:t>4</w:t>
-            </w:r>
-            <w:r>
-              <w:rPr>
-                <w:rFonts w:asciiTheme="minorHAnsi" w:hAnsiTheme="minorHAnsi" w:cstheme="minorHAnsi"/>
-                <w:b/>
-                <w:bCs/>
-                <w:color w:val="FF0000"/>
-                <w:sz w:val="28"/>
-                <w:szCs w:val="28"/>
-              </w:rPr>
-              <w:t>)</w:t>
+              <w:t>Ans.4)</w:t>
             </w:r>
           </w:p>
         </w:tc>
@@ -706,13 +1055,537 @@
           <w:p>
             <w:pPr>
               <w:pStyle w:val="TableParagraph"/>
-              <w:ind w:left="0"/>
-              <w:rPr>
-                <w:rFonts w:asciiTheme="minorHAnsi" w:hAnsiTheme="minorHAnsi" w:cstheme="minorHAnsi"/>
-                <w:sz w:val="28"/>
-                <w:szCs w:val="28"/>
-              </w:rPr>
-            </w:pPr>
+              <w:rPr>
+                <w:rFonts w:asciiTheme="minorHAnsi" w:hAnsiTheme="minorHAnsi" w:cstheme="minorHAnsi"/>
+                <w:sz w:val="28"/>
+                <w:szCs w:val="28"/>
+              </w:rPr>
+            </w:pPr>
+            <w:r>
+              <w:rPr>
+                <w:rFonts w:asciiTheme="minorHAnsi" w:hAnsiTheme="minorHAnsi" w:cstheme="minorHAnsi"/>
+                <w:sz w:val="28"/>
+                <w:szCs w:val="28"/>
+              </w:rPr>
+              <w:t>The Simple Linear Regression Equation is a fundamental model in statistics that describes the relationship between a dependent variable (y) and an independent variable (x). It is represented as y = b0 + b1x + e, where y is the dependent variable, x is the independent variable, b0 is the y-intercept, b1 is the slope, and e is the error term. This equation illustrates how the value of the dependent variable changes with a unit change in the independent variable.</w:t>
+            </w:r>
+          </w:p>
+          <w:p>
+            <w:pPr>
+              <w:pStyle w:val="TableParagraph"/>
+              <w:rPr>
+                <w:rFonts w:asciiTheme="minorHAnsi" w:hAnsiTheme="minorHAnsi" w:cstheme="minorHAnsi"/>
+                <w:sz w:val="24"/>
+                <w:szCs w:val="24"/>
+              </w:rPr>
+            </w:pPr>
+          </w:p>
+          <w:p>
+            <w:pPr>
+              <w:pStyle w:val="TableParagraph"/>
+              <w:rPr>
+                <w:rFonts w:asciiTheme="minorHAnsi" w:hAnsiTheme="minorHAnsi" w:cstheme="minorHAnsi"/>
+                <w:b/>
+                <w:bCs/>
+                <w:sz w:val="28"/>
+                <w:szCs w:val="28"/>
+              </w:rPr>
+            </w:pPr>
+            <w:r>
+              <w:rPr>
+                <w:rFonts w:asciiTheme="minorHAnsi" w:hAnsiTheme="minorHAnsi" w:cstheme="minorHAnsi"/>
+                <w:b/>
+                <w:bCs/>
+                <w:sz w:val="28"/>
+                <w:szCs w:val="28"/>
+              </w:rPr>
+              <w:t>Interpretation of Components:</w:t>
+            </w:r>
+          </w:p>
+          <w:p>
+            <w:pPr>
+              <w:pStyle w:val="TableParagraph"/>
+              <w:numPr>
+                <w:ilvl w:val="0"/>
+                <w:numId w:val="9"/>
+              </w:numPr>
+              <w:rPr>
+                <w:rFonts w:asciiTheme="minorHAnsi" w:hAnsiTheme="minorHAnsi" w:cstheme="minorHAnsi"/>
+                <w:sz w:val="28"/>
+                <w:szCs w:val="28"/>
+              </w:rPr>
+            </w:pPr>
+            <w:r>
+              <w:rPr>
+                <w:rFonts w:asciiTheme="minorHAnsi" w:hAnsiTheme="minorHAnsi" w:cstheme="minorHAnsi"/>
+                <w:b/>
+                <w:bCs/>
+                <w:sz w:val="28"/>
+                <w:szCs w:val="28"/>
+              </w:rPr>
+              <w:t>b0 (Y-Intercept):</w:t>
+            </w:r>
+            <w:r>
+              <w:rPr>
+                <w:rFonts w:asciiTheme="minorHAnsi" w:hAnsiTheme="minorHAnsi" w:cstheme="minorHAnsi"/>
+                <w:sz w:val="28"/>
+                <w:szCs w:val="28"/>
+              </w:rPr>
+              <w:t xml:space="preserve"> It represents the value of the dependent variable when the independent variable is zero.</w:t>
+            </w:r>
+          </w:p>
+          <w:p>
+            <w:pPr>
+              <w:pStyle w:val="TableParagraph"/>
+              <w:numPr>
+                <w:ilvl w:val="0"/>
+                <w:numId w:val="9"/>
+              </w:numPr>
+              <w:rPr>
+                <w:rFonts w:asciiTheme="minorHAnsi" w:hAnsiTheme="minorHAnsi" w:cstheme="minorHAnsi"/>
+                <w:sz w:val="28"/>
+                <w:szCs w:val="28"/>
+              </w:rPr>
+            </w:pPr>
+            <w:r>
+              <w:rPr>
+                <w:rFonts w:asciiTheme="minorHAnsi" w:hAnsiTheme="minorHAnsi" w:cstheme="minorHAnsi"/>
+                <w:b/>
+                <w:bCs/>
+                <w:sz w:val="28"/>
+                <w:szCs w:val="28"/>
+              </w:rPr>
+              <w:t>b1 (Slope):</w:t>
+            </w:r>
+            <w:r>
+              <w:rPr>
+                <w:rFonts w:asciiTheme="minorHAnsi" w:hAnsiTheme="minorHAnsi" w:cstheme="minorHAnsi"/>
+                <w:sz w:val="28"/>
+                <w:szCs w:val="28"/>
+              </w:rPr>
+              <w:t xml:space="preserve"> It indicates the rate of change in the dependent variable for a one-unit change in the independent variable.</w:t>
+            </w:r>
+          </w:p>
+          <w:p>
+            <w:pPr>
+              <w:pStyle w:val="TableParagraph"/>
+              <w:numPr>
+                <w:ilvl w:val="0"/>
+                <w:numId w:val="9"/>
+              </w:numPr>
+              <w:rPr>
+                <w:rFonts w:asciiTheme="minorHAnsi" w:hAnsiTheme="minorHAnsi" w:cstheme="minorHAnsi"/>
+                <w:sz w:val="28"/>
+                <w:szCs w:val="28"/>
+              </w:rPr>
+            </w:pPr>
+            <w:r>
+              <w:rPr>
+                <w:rFonts w:asciiTheme="minorHAnsi" w:hAnsiTheme="minorHAnsi" w:cstheme="minorHAnsi"/>
+                <w:b/>
+                <w:bCs/>
+                <w:sz w:val="28"/>
+                <w:szCs w:val="28"/>
+              </w:rPr>
+              <w:t>e (Error Term):</w:t>
+            </w:r>
+            <w:r>
+              <w:rPr>
+                <w:rFonts w:asciiTheme="minorHAnsi" w:hAnsiTheme="minorHAnsi" w:cstheme="minorHAnsi"/>
+                <w:sz w:val="28"/>
+                <w:szCs w:val="28"/>
+              </w:rPr>
+              <w:t xml:space="preserve"> It accounts for the variability in the dependent variable that is not explained by the regression model.</w:t>
+            </w:r>
+          </w:p>
+          <w:p>
+            <w:pPr>
+              <w:pStyle w:val="TableParagraph"/>
+              <w:ind w:left="720"/>
+              <w:rPr>
+                <w:rFonts w:asciiTheme="minorHAnsi" w:hAnsiTheme="minorHAnsi" w:cstheme="minorHAnsi"/>
+                <w:sz w:val="24"/>
+                <w:szCs w:val="24"/>
+              </w:rPr>
+            </w:pPr>
+          </w:p>
+          <w:p>
+            <w:pPr>
+              <w:pStyle w:val="TableParagraph"/>
+              <w:rPr>
+                <w:rFonts w:asciiTheme="minorHAnsi" w:hAnsiTheme="minorHAnsi" w:cstheme="minorHAnsi"/>
+                <w:b/>
+                <w:bCs/>
+                <w:sz w:val="28"/>
+                <w:szCs w:val="28"/>
+              </w:rPr>
+            </w:pPr>
+            <w:r>
+              <w:rPr>
+                <w:rFonts w:asciiTheme="minorHAnsi" w:hAnsiTheme="minorHAnsi" w:cstheme="minorHAnsi"/>
+                <w:b/>
+                <w:bCs/>
+                <w:sz w:val="28"/>
+                <w:szCs w:val="28"/>
+              </w:rPr>
+              <w:t>Regression Model Assumptions:</w:t>
+            </w:r>
+          </w:p>
+          <w:p>
+            <w:pPr>
+              <w:pStyle w:val="TableParagraph"/>
+              <w:numPr>
+                <w:ilvl w:val="0"/>
+                <w:numId w:val="9"/>
+              </w:numPr>
+              <w:rPr>
+                <w:rFonts w:asciiTheme="minorHAnsi" w:hAnsiTheme="minorHAnsi" w:cstheme="minorHAnsi"/>
+                <w:sz w:val="28"/>
+                <w:szCs w:val="28"/>
+              </w:rPr>
+            </w:pPr>
+            <w:r>
+              <w:rPr>
+                <w:rFonts w:asciiTheme="minorHAnsi" w:hAnsiTheme="minorHAnsi" w:cstheme="minorHAnsi"/>
+                <w:sz w:val="28"/>
+                <w:szCs w:val="28"/>
+              </w:rPr>
+              <w:t>The relationship between the variables is linear.</w:t>
+            </w:r>
+          </w:p>
+          <w:p>
+            <w:pPr>
+              <w:pStyle w:val="TableParagraph"/>
+              <w:numPr>
+                <w:ilvl w:val="0"/>
+                <w:numId w:val="9"/>
+              </w:numPr>
+              <w:rPr>
+                <w:rFonts w:asciiTheme="minorHAnsi" w:hAnsiTheme="minorHAnsi" w:cstheme="minorHAnsi"/>
+                <w:sz w:val="28"/>
+                <w:szCs w:val="28"/>
+              </w:rPr>
+            </w:pPr>
+            <w:r>
+              <w:rPr>
+                <w:rFonts w:asciiTheme="minorHAnsi" w:hAnsiTheme="minorHAnsi" w:cstheme="minorHAnsi"/>
+                <w:sz w:val="28"/>
+                <w:szCs w:val="28"/>
+              </w:rPr>
+              <w:t>The error term is normally distributed with a mean of zero.</w:t>
+            </w:r>
+          </w:p>
+          <w:p>
+            <w:pPr>
+              <w:pStyle w:val="TableParagraph"/>
+              <w:numPr>
+                <w:ilvl w:val="0"/>
+                <w:numId w:val="9"/>
+              </w:numPr>
+              <w:rPr>
+                <w:rFonts w:asciiTheme="minorHAnsi" w:hAnsiTheme="minorHAnsi" w:cstheme="minorHAnsi"/>
+                <w:sz w:val="28"/>
+                <w:szCs w:val="28"/>
+              </w:rPr>
+            </w:pPr>
+            <w:r>
+              <w:rPr>
+                <w:rFonts w:asciiTheme="minorHAnsi" w:hAnsiTheme="minorHAnsi" w:cstheme="minorHAnsi"/>
+                <w:sz w:val="28"/>
+                <w:szCs w:val="28"/>
+              </w:rPr>
+              <w:t>The variance of the error term is constant (homoscedasticity).</w:t>
+            </w:r>
+          </w:p>
+          <w:p>
+            <w:pPr>
+              <w:pStyle w:val="TableParagraph"/>
+              <w:numPr>
+                <w:ilvl w:val="0"/>
+                <w:numId w:val="9"/>
+              </w:numPr>
+              <w:rPr>
+                <w:rFonts w:asciiTheme="minorHAnsi" w:hAnsiTheme="minorHAnsi" w:cstheme="minorHAnsi"/>
+                <w:sz w:val="28"/>
+                <w:szCs w:val="28"/>
+              </w:rPr>
+            </w:pPr>
+            <w:r>
+              <w:rPr>
+                <w:rFonts w:asciiTheme="minorHAnsi" w:hAnsiTheme="minorHAnsi" w:cstheme="minorHAnsi"/>
+                <w:sz w:val="28"/>
+                <w:szCs w:val="28"/>
+              </w:rPr>
+              <w:t>The error terms are independent of each other.</w:t>
+            </w:r>
+          </w:p>
+          <w:p>
+            <w:pPr>
+              <w:pStyle w:val="TableParagraph"/>
+              <w:ind w:left="720"/>
+              <w:rPr>
+                <w:rFonts w:asciiTheme="minorHAnsi" w:hAnsiTheme="minorHAnsi" w:cstheme="minorHAnsi"/>
+                <w:sz w:val="24"/>
+                <w:szCs w:val="24"/>
+              </w:rPr>
+            </w:pPr>
+          </w:p>
+          <w:p>
+            <w:pPr>
+              <w:pStyle w:val="TableParagraph"/>
+              <w:rPr>
+                <w:rFonts w:asciiTheme="minorHAnsi" w:hAnsiTheme="minorHAnsi" w:cstheme="minorHAnsi"/>
+                <w:b/>
+                <w:bCs/>
+                <w:sz w:val="28"/>
+                <w:szCs w:val="28"/>
+              </w:rPr>
+            </w:pPr>
+            <w:r>
+              <w:rPr>
+                <w:rFonts w:asciiTheme="minorHAnsi" w:hAnsiTheme="minorHAnsi" w:cstheme="minorHAnsi"/>
+                <w:b/>
+                <w:bCs/>
+                <w:sz w:val="28"/>
+                <w:szCs w:val="28"/>
+              </w:rPr>
+              <w:t>Least Squares Method:</w:t>
+            </w:r>
+          </w:p>
+          <w:p>
+            <w:pPr>
+              <w:pStyle w:val="TableParagraph"/>
+              <w:numPr>
+                <w:ilvl w:val="0"/>
+                <w:numId w:val="9"/>
+              </w:numPr>
+              <w:rPr>
+                <w:rFonts w:asciiTheme="minorHAnsi" w:hAnsiTheme="minorHAnsi" w:cstheme="minorHAnsi"/>
+                <w:sz w:val="28"/>
+                <w:szCs w:val="28"/>
+              </w:rPr>
+            </w:pPr>
+            <w:r>
+              <w:rPr>
+                <w:rFonts w:asciiTheme="minorHAnsi" w:hAnsiTheme="minorHAnsi" w:cstheme="minorHAnsi"/>
+                <w:sz w:val="28"/>
+                <w:szCs w:val="28"/>
+              </w:rPr>
+              <w:t>The least squares method is used to estimate the regression coefficients (b0 and b1) by minimizing the sum of squared errors between the observed and predicted values of the dependent variable.</w:t>
+            </w:r>
+          </w:p>
+          <w:p>
+            <w:pPr>
+              <w:pStyle w:val="TableParagraph"/>
+              <w:numPr>
+                <w:ilvl w:val="0"/>
+                <w:numId w:val="9"/>
+              </w:numPr>
+              <w:rPr>
+                <w:rFonts w:asciiTheme="minorHAnsi" w:hAnsiTheme="minorHAnsi" w:cstheme="minorHAnsi"/>
+                <w:sz w:val="28"/>
+                <w:szCs w:val="28"/>
+              </w:rPr>
+            </w:pPr>
+            <w:r>
+              <w:rPr>
+                <w:rFonts w:asciiTheme="minorHAnsi" w:hAnsiTheme="minorHAnsi" w:cstheme="minorHAnsi"/>
+                <w:sz w:val="28"/>
+                <w:szCs w:val="28"/>
+              </w:rPr>
+              <w:t>It aims to find the line that best fits the data points by minimizing the vertical distances between the data points and the regression line.</w:t>
+            </w:r>
+          </w:p>
+          <w:p>
+            <w:pPr>
+              <w:pStyle w:val="TableParagraph"/>
+              <w:ind w:left="720"/>
+              <w:rPr>
+                <w:rFonts w:asciiTheme="minorHAnsi" w:hAnsiTheme="minorHAnsi" w:cstheme="minorHAnsi"/>
+                <w:sz w:val="24"/>
+                <w:szCs w:val="24"/>
+              </w:rPr>
+            </w:pPr>
+          </w:p>
+          <w:p>
+            <w:pPr>
+              <w:pStyle w:val="TableParagraph"/>
+              <w:rPr>
+                <w:rFonts w:asciiTheme="minorHAnsi" w:hAnsiTheme="minorHAnsi" w:cstheme="minorHAnsi"/>
+                <w:b/>
+                <w:bCs/>
+                <w:sz w:val="28"/>
+                <w:szCs w:val="28"/>
+              </w:rPr>
+            </w:pPr>
+            <w:r>
+              <w:rPr>
+                <w:rFonts w:asciiTheme="minorHAnsi" w:hAnsiTheme="minorHAnsi" w:cstheme="minorHAnsi"/>
+                <w:b/>
+                <w:bCs/>
+                <w:sz w:val="28"/>
+                <w:szCs w:val="28"/>
+              </w:rPr>
+              <w:t>Significance Testing:</w:t>
+            </w:r>
+          </w:p>
+          <w:p>
+            <w:pPr>
+              <w:pStyle w:val="TableParagraph"/>
+              <w:numPr>
+                <w:ilvl w:val="0"/>
+                <w:numId w:val="9"/>
+              </w:numPr>
+              <w:rPr>
+                <w:rFonts w:asciiTheme="minorHAnsi" w:hAnsiTheme="minorHAnsi" w:cstheme="minorHAnsi"/>
+                <w:sz w:val="28"/>
+                <w:szCs w:val="28"/>
+              </w:rPr>
+            </w:pPr>
+            <w:r>
+              <w:rPr>
+                <w:rFonts w:asciiTheme="minorHAnsi" w:hAnsiTheme="minorHAnsi" w:cstheme="minorHAnsi"/>
+                <w:sz w:val="28"/>
+                <w:szCs w:val="28"/>
+              </w:rPr>
+              <w:t>Significance testing is conducted to determine if the regression coefficients are significantly different from zero.</w:t>
+            </w:r>
+          </w:p>
+          <w:p>
+            <w:pPr>
+              <w:pStyle w:val="TableParagraph"/>
+              <w:numPr>
+                <w:ilvl w:val="0"/>
+                <w:numId w:val="9"/>
+              </w:numPr>
+              <w:rPr>
+                <w:rFonts w:asciiTheme="minorHAnsi" w:hAnsiTheme="minorHAnsi" w:cstheme="minorHAnsi"/>
+                <w:sz w:val="28"/>
+                <w:szCs w:val="28"/>
+              </w:rPr>
+            </w:pPr>
+            <w:r>
+              <w:rPr>
+                <w:rFonts w:asciiTheme="minorHAnsi" w:hAnsiTheme="minorHAnsi" w:cstheme="minorHAnsi"/>
+                <w:sz w:val="28"/>
+                <w:szCs w:val="28"/>
+              </w:rPr>
+              <w:t>This helps assess the strength and direction of the relationship between the variables.</w:t>
+            </w:r>
+          </w:p>
+          <w:p>
+            <w:pPr>
+              <w:pStyle w:val="TableParagraph"/>
+              <w:ind w:left="720"/>
+              <w:rPr>
+                <w:rFonts w:asciiTheme="minorHAnsi" w:hAnsiTheme="minorHAnsi" w:cstheme="minorHAnsi"/>
+                <w:sz w:val="24"/>
+                <w:szCs w:val="24"/>
+              </w:rPr>
+            </w:pPr>
+          </w:p>
+          <w:p>
+            <w:pPr>
+              <w:pStyle w:val="TableParagraph"/>
+              <w:rPr>
+                <w:rFonts w:asciiTheme="minorHAnsi" w:hAnsiTheme="minorHAnsi" w:cstheme="minorHAnsi"/>
+                <w:b/>
+                <w:bCs/>
+                <w:sz w:val="28"/>
+                <w:szCs w:val="28"/>
+              </w:rPr>
+            </w:pPr>
+            <w:r>
+              <w:rPr>
+                <w:rFonts w:asciiTheme="minorHAnsi" w:hAnsiTheme="minorHAnsi" w:cstheme="minorHAnsi"/>
+                <w:b/>
+                <w:bCs/>
+                <w:sz w:val="28"/>
+                <w:szCs w:val="28"/>
+              </w:rPr>
+              <w:t>Usage and Applications:</w:t>
+            </w:r>
+          </w:p>
+          <w:p>
+            <w:pPr>
+              <w:pStyle w:val="TableParagraph"/>
+              <w:numPr>
+                <w:ilvl w:val="0"/>
+                <w:numId w:val="10"/>
+              </w:numPr>
+              <w:rPr>
+                <w:rFonts w:asciiTheme="minorHAnsi" w:hAnsiTheme="minorHAnsi" w:cstheme="minorHAnsi"/>
+                <w:sz w:val="28"/>
+                <w:szCs w:val="28"/>
+              </w:rPr>
+            </w:pPr>
+            <w:r>
+              <w:rPr>
+                <w:rFonts w:asciiTheme="minorHAnsi" w:hAnsiTheme="minorHAnsi" w:cstheme="minorHAnsi"/>
+                <w:sz w:val="28"/>
+                <w:szCs w:val="28"/>
+              </w:rPr>
+              <w:t>Simple Linear Regression is widely used in various fields like economics, social sciences, and engineering to model and predict relationships between variables.</w:t>
+            </w:r>
+          </w:p>
+          <w:p>
+            <w:pPr>
+              <w:pStyle w:val="TableParagraph"/>
+              <w:numPr>
+                <w:ilvl w:val="0"/>
+                <w:numId w:val="10"/>
+              </w:numPr>
+              <w:rPr>
+                <w:rFonts w:asciiTheme="minorHAnsi" w:hAnsiTheme="minorHAnsi" w:cstheme="minorHAnsi"/>
+                <w:sz w:val="28"/>
+                <w:szCs w:val="28"/>
+              </w:rPr>
+            </w:pPr>
+            <w:r>
+              <w:rPr>
+                <w:rFonts w:asciiTheme="minorHAnsi" w:hAnsiTheme="minorHAnsi" w:cstheme="minorHAnsi"/>
+                <w:sz w:val="28"/>
+                <w:szCs w:val="28"/>
+              </w:rPr>
+              <w:t>It is valuable for making predictions, understanding trends, and identifying the impact of independent variables on the dependent variable.</w:t>
+            </w:r>
+          </w:p>
+          <w:p>
+            <w:pPr>
+              <w:pStyle w:val="TableParagraph"/>
+              <w:ind w:left="921"/>
+              <w:rPr>
+                <w:rFonts w:asciiTheme="minorHAnsi" w:hAnsiTheme="minorHAnsi" w:cstheme="minorHAnsi"/>
+                <w:sz w:val="28"/>
+                <w:szCs w:val="28"/>
+              </w:rPr>
+            </w:pPr>
+          </w:p>
+          <w:p>
+            <w:pPr>
+              <w:pStyle w:val="TableParagraph"/>
+              <w:rPr>
+                <w:rFonts w:asciiTheme="minorHAnsi" w:hAnsiTheme="minorHAnsi" w:cstheme="minorHAnsi"/>
+                <w:sz w:val="28"/>
+                <w:szCs w:val="28"/>
+              </w:rPr>
+            </w:pPr>
+            <w:r>
+              <w:rPr>
+                <w:rFonts w:asciiTheme="minorHAnsi" w:hAnsiTheme="minorHAnsi" w:cstheme="minorHAnsi"/>
+                <w:sz w:val="28"/>
+                <w:szCs w:val="28"/>
+              </w:rPr>
+              <w:t>In summary, the Simple Linear Regression Equation is a powerful tool for modeling the relationship between a dependent variable and an independent variable. By understanding the components of the equation, assumptions, estimation methods, and significance testing, researchers can effectively analyze and interpret the relationship between variables in their studies</w:t>
+            </w:r>
+            <w:r>
+              <w:rPr>
+                <w:rFonts w:asciiTheme="minorHAnsi" w:hAnsiTheme="minorHAnsi" w:cstheme="minorHAnsi"/>
+                <w:sz w:val="28"/>
+                <w:szCs w:val="28"/>
+              </w:rPr>
+              <w:t>.</w:t>
+            </w:r>
           </w:p>
         </w:tc>
       </w:tr>
@@ -730,7 +1603,8 @@
           <w:szCs w:val="28"/>
         </w:rPr>
         <w:sectPr>
-          <w:pgSz w:w="11913" w:h="12191"/>
+          <w:type w:val="nextColumn"/>
+          <w:pgSz w:w="11913" w:h="31185"/>
           <w:pgMar w:top="142" w:right="573" w:bottom="278" w:left="697" w:header="720" w:footer="720" w:gutter="0"/>
           <w:cols w:space="720"/>
         </w:sectPr>
@@ -794,15 +1668,34 @@
             <w:pPr>
               <w:pStyle w:val="TableParagraph"/>
               <w:spacing w:before="69"/>
-              <w:ind w:left="0"/>
-              <w:rPr>
-                <w:rFonts w:asciiTheme="minorHAnsi" w:hAnsiTheme="minorHAnsi" w:cstheme="minorHAnsi"/>
-                <w:b/>
-                <w:bCs/>
-                <w:sz w:val="28"/>
-                <w:szCs w:val="28"/>
-              </w:rPr>
-            </w:pPr>
+              <w:rPr>
+                <w:rFonts w:asciiTheme="minorHAnsi" w:hAnsiTheme="minorHAnsi" w:cstheme="minorHAnsi"/>
+                <w:b/>
+                <w:bCs/>
+                <w:sz w:val="28"/>
+                <w:szCs w:val="28"/>
+              </w:rPr>
+            </w:pPr>
+            <w:r>
+              <w:rPr>
+                <w:rFonts w:asciiTheme="minorHAnsi" w:hAnsiTheme="minorHAnsi" w:cstheme="minorHAnsi"/>
+                <w:b/>
+                <w:bCs/>
+                <w:sz w:val="28"/>
+                <w:szCs w:val="28"/>
+              </w:rPr>
+              <w:t>What is Estimated Simple Linear Regression Equation</w:t>
+            </w:r>
+            <w:r>
+              <w:rPr>
+                <w:rFonts w:asciiTheme="minorHAnsi" w:hAnsiTheme="minorHAnsi" w:cstheme="minorHAnsi"/>
+                <w:b/>
+                <w:bCs/>
+                <w:sz w:val="28"/>
+                <w:szCs w:val="28"/>
+              </w:rPr>
+              <w:t>?</w:t>
+            </w:r>
           </w:p>
         </w:tc>
       </w:tr>
@@ -837,29 +1730,7 @@
                 <w:sz w:val="28"/>
                 <w:szCs w:val="28"/>
               </w:rPr>
-              <w:t>Ans.</w:t>
-            </w:r>
-            <w:r>
-              <w:rPr>
-                <w:rFonts w:asciiTheme="minorHAnsi" w:hAnsiTheme="minorHAnsi" w:cstheme="minorHAnsi"/>
-                <w:b/>
-                <w:bCs/>
-                <w:color w:val="FF0000"/>
-                <w:sz w:val="28"/>
-                <w:szCs w:val="28"/>
-              </w:rPr>
-              <w:t>5</w:t>
-            </w:r>
-            <w:r>
-              <w:rPr>
-                <w:rFonts w:asciiTheme="minorHAnsi" w:hAnsiTheme="minorHAnsi" w:cstheme="minorHAnsi"/>
-                <w:b/>
-                <w:bCs/>
-                <w:color w:val="FF0000"/>
-                <w:sz w:val="28"/>
-                <w:szCs w:val="28"/>
-              </w:rPr>
-              <w:t>)</w:t>
+              <w:t>Ans.5)</w:t>
             </w:r>
           </w:p>
         </w:tc>
@@ -877,6 +1748,196 @@
                 <w:szCs w:val="28"/>
               </w:rPr>
             </w:pPr>
+            <w:r>
+              <w:rPr>
+                <w:rFonts w:asciiTheme="minorHAnsi" w:hAnsiTheme="minorHAnsi" w:cstheme="minorHAnsi"/>
+                <w:sz w:val="28"/>
+                <w:szCs w:val="28"/>
+              </w:rPr>
+              <w:t>The Estimated Simple Linear Regression Equation is a mathematical model used to describe the relationship between a dependent variable (y) and an independent variable (x). It is obtained by estimating the parameters of the Simple Linear Regression Model using the Least Squares Method.</w:t>
+            </w:r>
+          </w:p>
+          <w:p>
+            <w:pPr>
+              <w:pStyle w:val="TableParagraph"/>
+              <w:spacing w:before="69"/>
+              <w:rPr>
+                <w:rFonts w:asciiTheme="minorHAnsi" w:hAnsiTheme="minorHAnsi" w:cstheme="minorHAnsi"/>
+                <w:sz w:val="28"/>
+                <w:szCs w:val="28"/>
+              </w:rPr>
+            </w:pPr>
+          </w:p>
+          <w:p>
+            <w:pPr>
+              <w:pStyle w:val="TableParagraph"/>
+              <w:spacing w:before="69"/>
+              <w:rPr>
+                <w:rFonts w:asciiTheme="minorHAnsi" w:hAnsiTheme="minorHAnsi" w:cstheme="minorHAnsi"/>
+                <w:sz w:val="28"/>
+                <w:szCs w:val="28"/>
+              </w:rPr>
+            </w:pPr>
+            <w:r>
+              <w:rPr>
+                <w:rFonts w:asciiTheme="minorHAnsi" w:hAnsiTheme="minorHAnsi" w:cstheme="minorHAnsi"/>
+                <w:sz w:val="28"/>
+                <w:szCs w:val="28"/>
+              </w:rPr>
+              <w:t>The Simple Linear Regression Model is represented as y = b0 + b1x + e, where y is the dependent variable, x is the independent variable, b0 is the y-intercept, b1 is the slope, and e is the error term.</w:t>
+            </w:r>
+          </w:p>
+          <w:p>
+            <w:pPr>
+              <w:pStyle w:val="TableParagraph"/>
+              <w:spacing w:before="69"/>
+              <w:rPr>
+                <w:rFonts w:asciiTheme="minorHAnsi" w:hAnsiTheme="minorHAnsi" w:cstheme="minorHAnsi"/>
+                <w:sz w:val="28"/>
+                <w:szCs w:val="28"/>
+              </w:rPr>
+            </w:pPr>
+          </w:p>
+          <w:p>
+            <w:pPr>
+              <w:pStyle w:val="TableParagraph"/>
+              <w:spacing w:before="69"/>
+              <w:rPr>
+                <w:rFonts w:asciiTheme="minorHAnsi" w:hAnsiTheme="minorHAnsi" w:cstheme="minorHAnsi"/>
+                <w:sz w:val="28"/>
+                <w:szCs w:val="28"/>
+              </w:rPr>
+            </w:pPr>
+            <w:r>
+              <w:rPr>
+                <w:rFonts w:asciiTheme="minorHAnsi" w:hAnsiTheme="minorHAnsi" w:cstheme="minorHAnsi"/>
+                <w:sz w:val="28"/>
+                <w:szCs w:val="28"/>
+              </w:rPr>
+              <w:t>The Least Squares Method is used to estimate the regression coefficients (b0 and b1) by minimizing the sum of squared errors between the observed and predicted values of the dependent variable.</w:t>
+            </w:r>
+          </w:p>
+          <w:p>
+            <w:pPr>
+              <w:pStyle w:val="TableParagraph"/>
+              <w:spacing w:before="69"/>
+              <w:rPr>
+                <w:rFonts w:asciiTheme="minorHAnsi" w:hAnsiTheme="minorHAnsi" w:cstheme="minorHAnsi"/>
+                <w:sz w:val="28"/>
+                <w:szCs w:val="28"/>
+              </w:rPr>
+            </w:pPr>
+          </w:p>
+          <w:p>
+            <w:pPr>
+              <w:pStyle w:val="TableParagraph"/>
+              <w:spacing w:before="69"/>
+              <w:rPr>
+                <w:rFonts w:asciiTheme="minorHAnsi" w:hAnsiTheme="minorHAnsi" w:cstheme="minorHAnsi"/>
+                <w:sz w:val="28"/>
+                <w:szCs w:val="28"/>
+              </w:rPr>
+            </w:pPr>
+            <w:r>
+              <w:rPr>
+                <w:rFonts w:asciiTheme="minorHAnsi" w:hAnsiTheme="minorHAnsi" w:cstheme="minorHAnsi"/>
+                <w:sz w:val="28"/>
+                <w:szCs w:val="28"/>
+              </w:rPr>
+              <w:t>The estimated regression equation is represented as ^ y = b0 + b1x, where ^ y is the estimated value of y for a given x value.</w:t>
+            </w:r>
+          </w:p>
+          <w:p>
+            <w:pPr>
+              <w:pStyle w:val="TableParagraph"/>
+              <w:spacing w:before="69"/>
+              <w:rPr>
+                <w:rFonts w:asciiTheme="minorHAnsi" w:hAnsiTheme="minorHAnsi" w:cstheme="minorHAnsi"/>
+                <w:sz w:val="28"/>
+                <w:szCs w:val="28"/>
+              </w:rPr>
+            </w:pPr>
+          </w:p>
+          <w:p>
+            <w:pPr>
+              <w:pStyle w:val="TableParagraph"/>
+              <w:spacing w:before="69"/>
+              <w:rPr>
+                <w:rFonts w:asciiTheme="minorHAnsi" w:hAnsiTheme="minorHAnsi" w:cstheme="minorHAnsi"/>
+                <w:sz w:val="28"/>
+                <w:szCs w:val="28"/>
+              </w:rPr>
+            </w:pPr>
+            <w:r>
+              <w:rPr>
+                <w:rFonts w:asciiTheme="minorHAnsi" w:hAnsiTheme="minorHAnsi" w:cstheme="minorHAnsi"/>
+                <w:sz w:val="28"/>
+                <w:szCs w:val="28"/>
+              </w:rPr>
+              <w:t>The estimated regression equation is used to make predictions about the dependent variable based on the independent variable, and it can also be used to test hypotheses about the relationship between the variables.</w:t>
+            </w:r>
+          </w:p>
+          <w:p>
+            <w:pPr>
+              <w:pStyle w:val="TableParagraph"/>
+              <w:spacing w:before="69"/>
+              <w:rPr>
+                <w:rFonts w:asciiTheme="minorHAnsi" w:hAnsiTheme="minorHAnsi" w:cstheme="minorHAnsi"/>
+                <w:sz w:val="28"/>
+                <w:szCs w:val="28"/>
+              </w:rPr>
+            </w:pPr>
+          </w:p>
+          <w:p>
+            <w:pPr>
+              <w:pStyle w:val="TableParagraph"/>
+              <w:spacing w:before="69"/>
+              <w:rPr>
+                <w:rFonts w:asciiTheme="minorHAnsi" w:hAnsiTheme="minorHAnsi" w:cstheme="minorHAnsi"/>
+                <w:sz w:val="28"/>
+                <w:szCs w:val="28"/>
+              </w:rPr>
+            </w:pPr>
+            <w:r>
+              <w:rPr>
+                <w:rFonts w:asciiTheme="minorHAnsi" w:hAnsiTheme="minorHAnsi" w:cstheme="minorHAnsi"/>
+                <w:sz w:val="28"/>
+                <w:szCs w:val="28"/>
+              </w:rPr>
+              <w:t xml:space="preserve">For example, in the context of the air traffic controller stress test, the estimated regression equation can be used to predict the stress level of a controller based on the </w:t>
+            </w:r>
+            <w:r>
+              <w:rPr>
+                <w:rFonts w:asciiTheme="minorHAnsi" w:hAnsiTheme="minorHAnsi" w:cstheme="minorHAnsi"/>
+                <w:sz w:val="28"/>
+                <w:szCs w:val="28"/>
+              </w:rPr>
+              <w:t>workstation</w:t>
+            </w:r>
+            <w:r>
+              <w:rPr>
+                <w:rFonts w:asciiTheme="minorHAnsi" w:hAnsiTheme="minorHAnsi" w:cstheme="minorHAnsi"/>
+                <w:sz w:val="28"/>
+                <w:szCs w:val="28"/>
+              </w:rPr>
+              <w:t xml:space="preserve"> alternative they are assigned to. It can also be used to test the hypothesis that there is a significant difference in the mean stress levels among the three </w:t>
+            </w:r>
+            <w:r>
+              <w:rPr>
+                <w:rFonts w:asciiTheme="minorHAnsi" w:hAnsiTheme="minorHAnsi" w:cstheme="minorHAnsi"/>
+                <w:sz w:val="28"/>
+                <w:szCs w:val="28"/>
+              </w:rPr>
+              <w:t>workstation</w:t>
+            </w:r>
+            <w:r>
+              <w:rPr>
+                <w:rFonts w:asciiTheme="minorHAnsi" w:hAnsiTheme="minorHAnsi" w:cstheme="minorHAnsi"/>
+                <w:sz w:val="28"/>
+                <w:szCs w:val="28"/>
+              </w:rPr>
+              <w:t xml:space="preserve"> alternatives.</w:t>
+            </w:r>
           </w:p>
         </w:tc>
       </w:tr>
@@ -894,7 +1955,8 @@
           <w:szCs w:val="28"/>
         </w:rPr>
         <w:sectPr>
-          <w:pgSz w:w="11913" w:h="12191"/>
+          <w:type w:val="nextColumn"/>
+          <w:pgSz w:w="11913" w:h="31185"/>
           <w:pgMar w:top="142" w:right="573" w:bottom="278" w:left="697" w:header="720" w:footer="720" w:gutter="0"/>
           <w:cols w:space="720"/>
         </w:sectPr>
@@ -956,15 +2018,24 @@
           <w:p>
             <w:pPr>
               <w:pStyle w:val="TableParagraph"/>
-              <w:ind w:left="0"/>
-              <w:rPr>
-                <w:rFonts w:asciiTheme="minorHAnsi" w:hAnsiTheme="minorHAnsi" w:cstheme="minorHAnsi"/>
-                <w:b/>
-                <w:bCs/>
-                <w:sz w:val="28"/>
-                <w:szCs w:val="28"/>
-              </w:rPr>
-            </w:pPr>
+              <w:rPr>
+                <w:rFonts w:asciiTheme="minorHAnsi" w:hAnsiTheme="minorHAnsi" w:cstheme="minorHAnsi"/>
+                <w:b/>
+                <w:bCs/>
+                <w:sz w:val="28"/>
+                <w:szCs w:val="28"/>
+              </w:rPr>
+            </w:pPr>
+            <w:r>
+              <w:rPr>
+                <w:rFonts w:asciiTheme="minorHAnsi" w:hAnsiTheme="minorHAnsi" w:cstheme="minorHAnsi"/>
+                <w:b/>
+                <w:bCs/>
+                <w:sz w:val="28"/>
+                <w:szCs w:val="28"/>
+              </w:rPr>
+              <w:t>Explain the principle behind the least square method.</w:t>
+            </w:r>
           </w:p>
         </w:tc>
       </w:tr>
@@ -998,29 +2069,7 @@
                 <w:sz w:val="28"/>
                 <w:szCs w:val="28"/>
               </w:rPr>
-              <w:t>Ans.</w:t>
-            </w:r>
-            <w:r>
-              <w:rPr>
-                <w:rFonts w:asciiTheme="minorHAnsi" w:hAnsiTheme="minorHAnsi" w:cstheme="minorHAnsi"/>
-                <w:b/>
-                <w:bCs/>
-                <w:color w:val="FF0000"/>
-                <w:sz w:val="28"/>
-                <w:szCs w:val="28"/>
-              </w:rPr>
-              <w:t>6</w:t>
-            </w:r>
-            <w:r>
-              <w:rPr>
-                <w:rFonts w:asciiTheme="minorHAnsi" w:hAnsiTheme="minorHAnsi" w:cstheme="minorHAnsi"/>
-                <w:b/>
-                <w:bCs/>
-                <w:color w:val="FF0000"/>
-                <w:sz w:val="28"/>
-                <w:szCs w:val="28"/>
-              </w:rPr>
-              <w:t>)</w:t>
+              <w:t>Ans.6)</w:t>
             </w:r>
           </w:p>
         </w:tc>
@@ -1037,6 +2086,164 @@
                 <w:szCs w:val="28"/>
               </w:rPr>
             </w:pPr>
+            <w:r>
+              <w:rPr>
+                <w:rFonts w:asciiTheme="minorHAnsi" w:hAnsiTheme="minorHAnsi" w:cstheme="minorHAnsi"/>
+                <w:sz w:val="28"/>
+                <w:szCs w:val="28"/>
+              </w:rPr>
+              <w:t>The least squares method is a statistical technique used to estimate the parameters of a linear regression model. It is based on the principle of minimizing the sum of the squared differences between the observed values of the dependent variable and the predicted values based on the independent variable.</w:t>
+            </w:r>
+          </w:p>
+          <w:p>
+            <w:pPr>
+              <w:pStyle w:val="TableParagraph"/>
+              <w:rPr>
+                <w:rFonts w:asciiTheme="minorHAnsi" w:hAnsiTheme="minorHAnsi" w:cstheme="minorHAnsi"/>
+                <w:sz w:val="28"/>
+                <w:szCs w:val="28"/>
+              </w:rPr>
+            </w:pPr>
+          </w:p>
+          <w:p>
+            <w:pPr>
+              <w:pStyle w:val="TableParagraph"/>
+              <w:rPr>
+                <w:rFonts w:asciiTheme="minorHAnsi" w:hAnsiTheme="minorHAnsi" w:cstheme="minorHAnsi"/>
+                <w:sz w:val="28"/>
+                <w:szCs w:val="28"/>
+              </w:rPr>
+            </w:pPr>
+            <w:r>
+              <w:rPr>
+                <w:rFonts w:asciiTheme="minorHAnsi" w:hAnsiTheme="minorHAnsi" w:cstheme="minorHAnsi"/>
+                <w:sz w:val="28"/>
+                <w:szCs w:val="28"/>
+              </w:rPr>
+              <w:t xml:space="preserve">In the context of the air traffic controller stress test, the least squares method is used to estimate the parameters of the Simple Linear Regression Model, which describes the relationship between the stress level of a controller (dependent variable) and the </w:t>
+            </w:r>
+            <w:r>
+              <w:rPr>
+                <w:rFonts w:asciiTheme="minorHAnsi" w:hAnsiTheme="minorHAnsi" w:cstheme="minorHAnsi"/>
+                <w:sz w:val="28"/>
+                <w:szCs w:val="28"/>
+              </w:rPr>
+              <w:t>workstation</w:t>
+            </w:r>
+            <w:r>
+              <w:rPr>
+                <w:rFonts w:asciiTheme="minorHAnsi" w:hAnsiTheme="minorHAnsi" w:cstheme="minorHAnsi"/>
+                <w:sz w:val="28"/>
+                <w:szCs w:val="28"/>
+              </w:rPr>
+              <w:t xml:space="preserve"> alternative they are assigned to (independent variable). The method involves finding the values of the slope (b1) and the y-intercept (b0) that minimize the sum of squared errors (SSE) between the observed stress levels and the predicted stress levels based on the </w:t>
+            </w:r>
+            <w:r>
+              <w:rPr>
+                <w:rFonts w:asciiTheme="minorHAnsi" w:hAnsiTheme="minorHAnsi" w:cstheme="minorHAnsi"/>
+                <w:sz w:val="28"/>
+                <w:szCs w:val="28"/>
+              </w:rPr>
+              <w:t>workstation</w:t>
+            </w:r>
+            <w:r>
+              <w:rPr>
+                <w:rFonts w:asciiTheme="minorHAnsi" w:hAnsiTheme="minorHAnsi" w:cstheme="minorHAnsi"/>
+                <w:sz w:val="28"/>
+                <w:szCs w:val="28"/>
+              </w:rPr>
+              <w:t xml:space="preserve"> alternatives.</w:t>
+            </w:r>
+          </w:p>
+          <w:p>
+            <w:pPr>
+              <w:pStyle w:val="TableParagraph"/>
+              <w:rPr>
+                <w:rFonts w:asciiTheme="minorHAnsi" w:hAnsiTheme="minorHAnsi" w:cstheme="minorHAnsi"/>
+                <w:sz w:val="28"/>
+                <w:szCs w:val="28"/>
+              </w:rPr>
+            </w:pPr>
+          </w:p>
+          <w:p>
+            <w:pPr>
+              <w:pStyle w:val="TableParagraph"/>
+              <w:rPr>
+                <w:rFonts w:asciiTheme="minorHAnsi" w:hAnsiTheme="minorHAnsi" w:cstheme="minorHAnsi"/>
+                <w:sz w:val="28"/>
+                <w:szCs w:val="28"/>
+              </w:rPr>
+            </w:pPr>
+            <w:r>
+              <w:rPr>
+                <w:rFonts w:asciiTheme="minorHAnsi" w:hAnsiTheme="minorHAnsi" w:cstheme="minorHAnsi"/>
+                <w:sz w:val="28"/>
+                <w:szCs w:val="28"/>
+              </w:rPr>
+              <w:t>The formula for the least squares method involves calculating the sum of squares and sum of cross-products of the independent and dependent variables, as well as the mean values of the independent and dependent variables. The slope (b1) and y-intercept (b0) are then calculated using these values.</w:t>
+            </w:r>
+          </w:p>
+          <w:p>
+            <w:pPr>
+              <w:pStyle w:val="TableParagraph"/>
+              <w:rPr>
+                <w:rFonts w:asciiTheme="minorHAnsi" w:hAnsiTheme="minorHAnsi" w:cstheme="minorHAnsi"/>
+                <w:sz w:val="28"/>
+                <w:szCs w:val="28"/>
+              </w:rPr>
+            </w:pPr>
+          </w:p>
+          <w:p>
+            <w:pPr>
+              <w:pStyle w:val="TableParagraph"/>
+              <w:rPr>
+                <w:rFonts w:asciiTheme="minorHAnsi" w:hAnsiTheme="minorHAnsi" w:cstheme="minorHAnsi"/>
+                <w:sz w:val="28"/>
+                <w:szCs w:val="28"/>
+              </w:rPr>
+            </w:pPr>
+            <w:r>
+              <w:rPr>
+                <w:rFonts w:asciiTheme="minorHAnsi" w:hAnsiTheme="minorHAnsi" w:cstheme="minorHAnsi"/>
+                <w:sz w:val="28"/>
+                <w:szCs w:val="28"/>
+              </w:rPr>
+              <w:t xml:space="preserve">Once the estimated regression equation is obtained, it can be used to predict the stress level of a controller based on the </w:t>
+            </w:r>
+            <w:r>
+              <w:rPr>
+                <w:rFonts w:asciiTheme="minorHAnsi" w:hAnsiTheme="minorHAnsi" w:cstheme="minorHAnsi"/>
+                <w:sz w:val="28"/>
+                <w:szCs w:val="28"/>
+              </w:rPr>
+              <w:t>workstation</w:t>
+            </w:r>
+            <w:r>
+              <w:rPr>
+                <w:rFonts w:asciiTheme="minorHAnsi" w:hAnsiTheme="minorHAnsi" w:cstheme="minorHAnsi"/>
+                <w:sz w:val="28"/>
+                <w:szCs w:val="28"/>
+              </w:rPr>
+              <w:t xml:space="preserve"> alternative they are assigned to. The estimated regression equation is also used to test hypotheses about the relationship between the variables, such as whether there is a significant difference in the mean stress levels among the three </w:t>
+            </w:r>
+            <w:proofErr w:type="gramStart"/>
+            <w:r>
+              <w:rPr>
+                <w:rFonts w:asciiTheme="minorHAnsi" w:hAnsiTheme="minorHAnsi" w:cstheme="minorHAnsi"/>
+                <w:sz w:val="28"/>
+                <w:szCs w:val="28"/>
+              </w:rPr>
+              <w:t>work station</w:t>
+            </w:r>
+            <w:proofErr w:type="gramEnd"/>
+            <w:r>
+              <w:rPr>
+                <w:rFonts w:asciiTheme="minorHAnsi" w:hAnsiTheme="minorHAnsi" w:cstheme="minorHAnsi"/>
+                <w:sz w:val="28"/>
+                <w:szCs w:val="28"/>
+              </w:rPr>
+              <w:t xml:space="preserve"> alternatives.</w:t>
+            </w:r>
           </w:p>
         </w:tc>
       </w:tr>
@@ -1055,7 +2262,8 @@
           <w:szCs w:val="28"/>
         </w:rPr>
         <w:sectPr>
-          <w:pgSz w:w="11913" w:h="11340"/>
+          <w:type w:val="nextColumn"/>
+          <w:pgSz w:w="11913" w:h="31185"/>
           <w:pgMar w:top="142" w:right="573" w:bottom="278" w:left="697" w:header="720" w:footer="720" w:gutter="0"/>
           <w:cols w:space="720"/>
         </w:sectPr>
@@ -1128,6 +2336,16 @@
                 <w:szCs w:val="28"/>
               </w:rPr>
             </w:pPr>
+            <w:r>
+              <w:rPr>
+                <w:rFonts w:asciiTheme="minorHAnsi" w:hAnsiTheme="minorHAnsi" w:cstheme="minorHAnsi"/>
+                <w:b/>
+                <w:bCs/>
+                <w:sz w:val="28"/>
+                <w:szCs w:val="28"/>
+              </w:rPr>
+              <w:t>Explain the estimation process in linear regression.</w:t>
+            </w:r>
           </w:p>
         </w:tc>
       </w:tr>
@@ -1162,29 +2380,7 @@
                 <w:sz w:val="28"/>
                 <w:szCs w:val="28"/>
               </w:rPr>
-              <w:t>Ans.</w:t>
-            </w:r>
-            <w:r>
-              <w:rPr>
-                <w:rFonts w:asciiTheme="minorHAnsi" w:hAnsiTheme="minorHAnsi" w:cstheme="minorHAnsi"/>
-                <w:b/>
-                <w:bCs/>
-                <w:color w:val="FF0000"/>
-                <w:sz w:val="28"/>
-                <w:szCs w:val="28"/>
-              </w:rPr>
-              <w:t>7</w:t>
-            </w:r>
-            <w:r>
-              <w:rPr>
-                <w:rFonts w:asciiTheme="minorHAnsi" w:hAnsiTheme="minorHAnsi" w:cstheme="minorHAnsi"/>
-                <w:b/>
-                <w:bCs/>
-                <w:color w:val="FF0000"/>
-                <w:sz w:val="28"/>
-                <w:szCs w:val="28"/>
-              </w:rPr>
-              <w:t>)</w:t>
+              <w:t>Ans.7)</w:t>
             </w:r>
           </w:p>
         </w:tc>
@@ -1200,8 +2396,448 @@
                 <w:rFonts w:asciiTheme="minorHAnsi" w:hAnsiTheme="minorHAnsi" w:cstheme="minorHAnsi"/>
                 <w:sz w:val="28"/>
                 <w:szCs w:val="28"/>
-              </w:rPr>
-            </w:pPr>
+                <w:lang w:val="en-IN"/>
+              </w:rPr>
+            </w:pPr>
+            <w:r>
+              <w:rPr>
+                <w:rFonts w:asciiTheme="minorHAnsi" w:hAnsiTheme="minorHAnsi" w:cstheme="minorHAnsi"/>
+                <w:sz w:val="28"/>
+                <w:szCs w:val="28"/>
+                <w:lang w:val="en-IN"/>
+              </w:rPr>
+              <w:t>The estimation process in linear regression is a method to find the best-fitting line that describes the relationship between a dependent variable (y) and an independent variable (x) using the least squares method. The goal is to minimize the sum of squared errors (SSE) between the observed values of y and the predicted values based on the regression line.</w:t>
+            </w:r>
+          </w:p>
+          <w:p>
+            <w:pPr>
+              <w:pStyle w:val="TableParagraph"/>
+              <w:spacing w:before="71"/>
+              <w:rPr>
+                <w:rFonts w:asciiTheme="minorHAnsi" w:hAnsiTheme="minorHAnsi" w:cstheme="minorHAnsi"/>
+                <w:sz w:val="28"/>
+                <w:szCs w:val="28"/>
+                <w:lang w:val="en-IN"/>
+              </w:rPr>
+            </w:pPr>
+          </w:p>
+          <w:p>
+            <w:pPr>
+              <w:pStyle w:val="TableParagraph"/>
+              <w:spacing w:before="71"/>
+              <w:rPr>
+                <w:rFonts w:asciiTheme="minorHAnsi" w:hAnsiTheme="minorHAnsi" w:cstheme="minorHAnsi"/>
+                <w:sz w:val="28"/>
+                <w:szCs w:val="28"/>
+                <w:lang w:val="en-IN"/>
+              </w:rPr>
+            </w:pPr>
+            <w:r>
+              <w:rPr>
+                <w:rFonts w:asciiTheme="minorHAnsi" w:hAnsiTheme="minorHAnsi" w:cstheme="minorHAnsi"/>
+                <w:sz w:val="28"/>
+                <w:szCs w:val="28"/>
+                <w:lang w:val="en-IN"/>
+              </w:rPr>
+              <w:t>The estimation process involves the following steps:</w:t>
+            </w:r>
+          </w:p>
+          <w:p>
+            <w:pPr>
+              <w:pStyle w:val="TableParagraph"/>
+              <w:spacing w:before="71"/>
+              <w:ind w:left="0"/>
+              <w:rPr>
+                <w:rFonts w:asciiTheme="minorHAnsi" w:hAnsiTheme="minorHAnsi" w:cstheme="minorHAnsi"/>
+                <w:sz w:val="28"/>
+                <w:szCs w:val="28"/>
+                <w:lang w:val="en-IN"/>
+              </w:rPr>
+            </w:pPr>
+          </w:p>
+          <w:p>
+            <w:pPr>
+              <w:pStyle w:val="TableParagraph"/>
+              <w:numPr>
+                <w:ilvl w:val="0"/>
+                <w:numId w:val="11"/>
+              </w:numPr>
+              <w:spacing w:before="71"/>
+              <w:rPr>
+                <w:rFonts w:asciiTheme="minorHAnsi" w:hAnsiTheme="minorHAnsi" w:cstheme="minorHAnsi"/>
+                <w:sz w:val="28"/>
+                <w:szCs w:val="28"/>
+                <w:lang w:val="en-IN"/>
+              </w:rPr>
+            </w:pPr>
+            <w:r>
+              <w:rPr>
+                <w:rFonts w:asciiTheme="minorHAnsi" w:hAnsiTheme="minorHAnsi" w:cstheme="minorHAnsi"/>
+                <w:b/>
+                <w:bCs/>
+                <w:sz w:val="28"/>
+                <w:szCs w:val="28"/>
+                <w:lang w:val="en-IN"/>
+              </w:rPr>
+              <w:t>Formulate the Simple Linear Regression Model:</w:t>
+            </w:r>
+            <w:r>
+              <w:rPr>
+                <w:rFonts w:asciiTheme="minorHAnsi" w:hAnsiTheme="minorHAnsi" w:cstheme="minorHAnsi"/>
+                <w:sz w:val="28"/>
+                <w:szCs w:val="28"/>
+                <w:lang w:val="en-IN"/>
+              </w:rPr>
+              <w:t> The model is represented as y = b0 + b1x + e, where y is the dependent variable, x is the independent variable, b0 is the y-intercept, b1 is the slope, and e is the error term.</w:t>
+            </w:r>
+          </w:p>
+          <w:p>
+            <w:pPr>
+              <w:pStyle w:val="TableParagraph"/>
+              <w:spacing w:before="71"/>
+              <w:ind w:left="720"/>
+              <w:rPr>
+                <w:rFonts w:asciiTheme="minorHAnsi" w:hAnsiTheme="minorHAnsi" w:cstheme="minorHAnsi"/>
+                <w:sz w:val="28"/>
+                <w:szCs w:val="28"/>
+                <w:lang w:val="en-IN"/>
+              </w:rPr>
+            </w:pPr>
+          </w:p>
+          <w:p>
+            <w:pPr>
+              <w:pStyle w:val="TableParagraph"/>
+              <w:numPr>
+                <w:ilvl w:val="0"/>
+                <w:numId w:val="11"/>
+              </w:numPr>
+              <w:spacing w:before="71"/>
+              <w:rPr>
+                <w:rFonts w:asciiTheme="minorHAnsi" w:hAnsiTheme="minorHAnsi" w:cstheme="minorHAnsi"/>
+                <w:sz w:val="28"/>
+                <w:szCs w:val="28"/>
+                <w:lang w:val="en-IN"/>
+              </w:rPr>
+            </w:pPr>
+            <w:r>
+              <w:rPr>
+                <w:rFonts w:asciiTheme="minorHAnsi" w:hAnsiTheme="minorHAnsi" w:cstheme="minorHAnsi"/>
+                <w:b/>
+                <w:bCs/>
+                <w:sz w:val="28"/>
+                <w:szCs w:val="28"/>
+                <w:lang w:val="en-IN"/>
+              </w:rPr>
+              <w:t>Calculate the Sample Mean of x and y:</w:t>
+            </w:r>
+            <w:r>
+              <w:rPr>
+                <w:rFonts w:asciiTheme="minorHAnsi" w:hAnsiTheme="minorHAnsi" w:cstheme="minorHAnsi"/>
+                <w:sz w:val="28"/>
+                <w:szCs w:val="28"/>
+                <w:lang w:val="en-IN"/>
+              </w:rPr>
+              <w:t> The sample mean of x (x̄) and y (ȳ) are calculated as the sum of all x values and y values divided by the number of observations (n).</w:t>
+            </w:r>
+          </w:p>
+          <w:p>
+            <w:pPr>
+              <w:pStyle w:val="TableParagraph"/>
+              <w:spacing w:before="71"/>
+              <w:ind w:left="720"/>
+              <w:rPr>
+                <w:rFonts w:asciiTheme="minorHAnsi" w:hAnsiTheme="minorHAnsi" w:cstheme="minorHAnsi"/>
+                <w:sz w:val="28"/>
+                <w:szCs w:val="28"/>
+                <w:lang w:val="en-IN"/>
+              </w:rPr>
+            </w:pPr>
+          </w:p>
+          <w:p>
+            <w:pPr>
+              <w:pStyle w:val="TableParagraph"/>
+              <w:numPr>
+                <w:ilvl w:val="0"/>
+                <w:numId w:val="11"/>
+              </w:numPr>
+              <w:spacing w:before="71"/>
+              <w:rPr>
+                <w:rFonts w:asciiTheme="minorHAnsi" w:hAnsiTheme="minorHAnsi" w:cstheme="minorHAnsi"/>
+                <w:sz w:val="28"/>
+                <w:szCs w:val="28"/>
+                <w:lang w:val="en-IN"/>
+              </w:rPr>
+            </w:pPr>
+            <w:r>
+              <w:rPr>
+                <w:rFonts w:asciiTheme="minorHAnsi" w:hAnsiTheme="minorHAnsi" w:cstheme="minorHAnsi"/>
+                <w:b/>
+                <w:bCs/>
+                <w:sz w:val="28"/>
+                <w:szCs w:val="28"/>
+                <w:lang w:val="en-IN"/>
+              </w:rPr>
+              <w:t>Calculate the Slope (b1):</w:t>
+            </w:r>
+            <w:r>
+              <w:rPr>
+                <w:rFonts w:asciiTheme="minorHAnsi" w:hAnsiTheme="minorHAnsi" w:cstheme="minorHAnsi"/>
+                <w:sz w:val="28"/>
+                <w:szCs w:val="28"/>
+                <w:lang w:val="en-IN"/>
+              </w:rPr>
+              <w:t> The slope (b1) is calculated as the covariance of x and y divided by the variance of x.</w:t>
+            </w:r>
+          </w:p>
+          <w:p>
+            <w:pPr>
+              <w:pStyle w:val="TableParagraph"/>
+              <w:spacing w:before="71"/>
+              <w:ind w:left="720"/>
+              <w:rPr>
+                <w:rFonts w:asciiTheme="minorHAnsi" w:hAnsiTheme="minorHAnsi" w:cstheme="minorHAnsi"/>
+                <w:sz w:val="28"/>
+                <w:szCs w:val="28"/>
+                <w:lang w:val="en-IN"/>
+              </w:rPr>
+            </w:pPr>
+          </w:p>
+          <w:p>
+            <w:pPr>
+              <w:pStyle w:val="TableParagraph"/>
+              <w:numPr>
+                <w:ilvl w:val="0"/>
+                <w:numId w:val="11"/>
+              </w:numPr>
+              <w:spacing w:before="71"/>
+              <w:rPr>
+                <w:rFonts w:asciiTheme="minorHAnsi" w:hAnsiTheme="minorHAnsi" w:cstheme="minorHAnsi"/>
+                <w:sz w:val="28"/>
+                <w:szCs w:val="28"/>
+                <w:lang w:val="en-IN"/>
+              </w:rPr>
+            </w:pPr>
+            <w:r>
+              <w:rPr>
+                <w:rFonts w:asciiTheme="minorHAnsi" w:hAnsiTheme="minorHAnsi" w:cstheme="minorHAnsi"/>
+                <w:b/>
+                <w:bCs/>
+                <w:sz w:val="28"/>
+                <w:szCs w:val="28"/>
+                <w:lang w:val="en-IN"/>
+              </w:rPr>
+              <w:t>Calculate the Y-Intercept (b0):</w:t>
+            </w:r>
+            <w:r>
+              <w:rPr>
+                <w:rFonts w:asciiTheme="minorHAnsi" w:hAnsiTheme="minorHAnsi" w:cstheme="minorHAnsi"/>
+                <w:sz w:val="28"/>
+                <w:szCs w:val="28"/>
+                <w:lang w:val="en-IN"/>
+              </w:rPr>
+              <w:t> The y-intercept (b0) is calculated as the mean of y minus the product of the slope (b1) and the mean of x (x̄).</w:t>
+            </w:r>
+          </w:p>
+          <w:p>
+            <w:pPr>
+              <w:pStyle w:val="TableParagraph"/>
+              <w:spacing w:before="71"/>
+              <w:ind w:left="720"/>
+              <w:rPr>
+                <w:rFonts w:asciiTheme="minorHAnsi" w:hAnsiTheme="minorHAnsi" w:cstheme="minorHAnsi"/>
+                <w:sz w:val="28"/>
+                <w:szCs w:val="28"/>
+                <w:lang w:val="en-IN"/>
+              </w:rPr>
+            </w:pPr>
+          </w:p>
+          <w:p>
+            <w:pPr>
+              <w:pStyle w:val="TableParagraph"/>
+              <w:numPr>
+                <w:ilvl w:val="0"/>
+                <w:numId w:val="11"/>
+              </w:numPr>
+              <w:spacing w:before="71"/>
+              <w:rPr>
+                <w:rFonts w:asciiTheme="minorHAnsi" w:hAnsiTheme="minorHAnsi" w:cstheme="minorHAnsi"/>
+                <w:sz w:val="28"/>
+                <w:szCs w:val="28"/>
+                <w:lang w:val="en-IN"/>
+              </w:rPr>
+            </w:pPr>
+            <w:r>
+              <w:rPr>
+                <w:rFonts w:asciiTheme="minorHAnsi" w:hAnsiTheme="minorHAnsi" w:cstheme="minorHAnsi"/>
+                <w:b/>
+                <w:bCs/>
+                <w:sz w:val="28"/>
+                <w:szCs w:val="28"/>
+                <w:lang w:val="en-IN"/>
+              </w:rPr>
+              <w:t>Calculate the Estimated Regression Line:</w:t>
+            </w:r>
+            <w:r>
+              <w:rPr>
+                <w:rFonts w:asciiTheme="minorHAnsi" w:hAnsiTheme="minorHAnsi" w:cstheme="minorHAnsi"/>
+                <w:sz w:val="28"/>
+                <w:szCs w:val="28"/>
+                <w:lang w:val="en-IN"/>
+              </w:rPr>
+              <w:t> The estimated regression line is represented as ^ y = b0 + b1x, where ^ y is the estimated value of y for a given x value.</w:t>
+            </w:r>
+          </w:p>
+          <w:p>
+            <w:pPr>
+              <w:pStyle w:val="TableParagraph"/>
+              <w:spacing w:before="71"/>
+              <w:ind w:left="720"/>
+              <w:rPr>
+                <w:rFonts w:asciiTheme="minorHAnsi" w:hAnsiTheme="minorHAnsi" w:cstheme="minorHAnsi"/>
+                <w:sz w:val="28"/>
+                <w:szCs w:val="28"/>
+                <w:lang w:val="en-IN"/>
+              </w:rPr>
+            </w:pPr>
+          </w:p>
+          <w:p>
+            <w:pPr>
+              <w:pStyle w:val="TableParagraph"/>
+              <w:numPr>
+                <w:ilvl w:val="0"/>
+                <w:numId w:val="11"/>
+              </w:numPr>
+              <w:spacing w:before="71"/>
+              <w:rPr>
+                <w:rFonts w:asciiTheme="minorHAnsi" w:hAnsiTheme="minorHAnsi" w:cstheme="minorHAnsi"/>
+                <w:sz w:val="28"/>
+                <w:szCs w:val="28"/>
+                <w:lang w:val="en-IN"/>
+              </w:rPr>
+            </w:pPr>
+            <w:r>
+              <w:rPr>
+                <w:rFonts w:asciiTheme="minorHAnsi" w:hAnsiTheme="minorHAnsi" w:cstheme="minorHAnsi"/>
+                <w:b/>
+                <w:bCs/>
+                <w:sz w:val="28"/>
+                <w:szCs w:val="28"/>
+                <w:lang w:val="en-IN"/>
+              </w:rPr>
+              <w:t>Calculate the Sum of Squared Errors (SSE):</w:t>
+            </w:r>
+            <w:r>
+              <w:rPr>
+                <w:rFonts w:asciiTheme="minorHAnsi" w:hAnsiTheme="minorHAnsi" w:cstheme="minorHAnsi"/>
+                <w:sz w:val="28"/>
+                <w:szCs w:val="28"/>
+                <w:lang w:val="en-IN"/>
+              </w:rPr>
+              <w:t> The SSE is calculated as the sum of the squared differences between the observed values of y and the predicted values based on the regression line.</w:t>
+            </w:r>
+          </w:p>
+          <w:p>
+            <w:pPr>
+              <w:pStyle w:val="TableParagraph"/>
+              <w:spacing w:before="71"/>
+              <w:ind w:left="720"/>
+              <w:rPr>
+                <w:rFonts w:asciiTheme="minorHAnsi" w:hAnsiTheme="minorHAnsi" w:cstheme="minorHAnsi"/>
+                <w:sz w:val="28"/>
+                <w:szCs w:val="28"/>
+                <w:lang w:val="en-IN"/>
+              </w:rPr>
+            </w:pPr>
+          </w:p>
+          <w:p>
+            <w:pPr>
+              <w:pStyle w:val="TableParagraph"/>
+              <w:spacing w:before="71"/>
+              <w:rPr>
+                <w:rFonts w:asciiTheme="minorHAnsi" w:hAnsiTheme="minorHAnsi" w:cstheme="minorHAnsi"/>
+                <w:sz w:val="28"/>
+                <w:szCs w:val="28"/>
+                <w:lang w:val="en-IN"/>
+              </w:rPr>
+            </w:pPr>
+            <w:r>
+              <w:rPr>
+                <w:rFonts w:asciiTheme="minorHAnsi" w:hAnsiTheme="minorHAnsi" w:cstheme="minorHAnsi"/>
+                <w:sz w:val="28"/>
+                <w:szCs w:val="28"/>
+                <w:lang w:val="en-IN"/>
+              </w:rPr>
+              <w:t>The estimated regression line is the best-fitting line that minimizes the SSE and describes the relationship between the dependent and independent variables. The slope (b1) represents the change in y for a one-unit change in x, and the y-intercept (b0) represents the value of y when x is zero. The estimated regression line can be used for prediction and estimation purposes.</w:t>
+            </w:r>
+          </w:p>
+          <w:p>
+            <w:pPr>
+              <w:pStyle w:val="TableParagraph"/>
+              <w:spacing w:before="71"/>
+              <w:rPr>
+                <w:rFonts w:asciiTheme="minorHAnsi" w:hAnsiTheme="minorHAnsi" w:cstheme="minorHAnsi"/>
+                <w:sz w:val="28"/>
+                <w:szCs w:val="28"/>
+                <w:lang w:val="en-IN"/>
+              </w:rPr>
+            </w:pPr>
+          </w:p>
+          <w:p>
+            <w:pPr>
+              <w:pStyle w:val="TableParagraph"/>
+              <w:spacing w:before="71"/>
+              <w:rPr>
+                <w:rFonts w:asciiTheme="minorHAnsi" w:hAnsiTheme="minorHAnsi" w:cstheme="minorHAnsi"/>
+                <w:sz w:val="28"/>
+                <w:szCs w:val="28"/>
+                <w:lang w:val="en-IN"/>
+              </w:rPr>
+            </w:pPr>
+            <w:r>
+              <w:rPr>
+                <w:rFonts w:asciiTheme="minorHAnsi" w:hAnsiTheme="minorHAnsi" w:cstheme="minorHAnsi"/>
+                <w:sz w:val="28"/>
+                <w:szCs w:val="28"/>
+                <w:lang w:val="en-IN"/>
+              </w:rPr>
+              <w:t xml:space="preserve">In the context of the air traffic controller stress test, the estimation process is used to find the best-fitting line that describes the relationship between the stress level of a controller (dependent variable) and the </w:t>
+            </w:r>
+            <w:r>
+              <w:rPr>
+                <w:rFonts w:asciiTheme="minorHAnsi" w:hAnsiTheme="minorHAnsi" w:cstheme="minorHAnsi"/>
+                <w:sz w:val="28"/>
+                <w:szCs w:val="28"/>
+                <w:lang w:val="en-IN"/>
+              </w:rPr>
+              <w:t>workstation</w:t>
+            </w:r>
+            <w:r>
+              <w:rPr>
+                <w:rFonts w:asciiTheme="minorHAnsi" w:hAnsiTheme="minorHAnsi" w:cstheme="minorHAnsi"/>
+                <w:sz w:val="28"/>
+                <w:szCs w:val="28"/>
+                <w:lang w:val="en-IN"/>
+              </w:rPr>
+              <w:t xml:space="preserve"> alternative they are assigned to (independent variable). The estimated regression line can be used to predict the stress level of a controller based on the </w:t>
+            </w:r>
+            <w:r>
+              <w:rPr>
+                <w:rFonts w:asciiTheme="minorHAnsi" w:hAnsiTheme="minorHAnsi" w:cstheme="minorHAnsi"/>
+                <w:sz w:val="28"/>
+                <w:szCs w:val="28"/>
+                <w:lang w:val="en-IN"/>
+              </w:rPr>
+              <w:t>workstation</w:t>
+            </w:r>
+            <w:r>
+              <w:rPr>
+                <w:rFonts w:asciiTheme="minorHAnsi" w:hAnsiTheme="minorHAnsi" w:cstheme="minorHAnsi"/>
+                <w:sz w:val="28"/>
+                <w:szCs w:val="28"/>
+                <w:lang w:val="en-IN"/>
+              </w:rPr>
+              <w:t xml:space="preserve"> alternative they are assigned to.</w:t>
+            </w:r>
           </w:p>
         </w:tc>
       </w:tr>
@@ -1219,7 +2855,8 @@
           <w:szCs w:val="28"/>
         </w:rPr>
         <w:sectPr>
-          <w:pgSz w:w="11913" w:h="10773"/>
+          <w:type w:val="nextColumn"/>
+          <w:pgSz w:w="11913" w:h="31185"/>
           <w:pgMar w:top="142" w:right="573" w:bottom="278" w:left="697" w:header="720" w:footer="720" w:gutter="0"/>
           <w:cols w:space="720"/>
         </w:sectPr>
@@ -1290,6 +2927,16 @@
                 <w:szCs w:val="28"/>
               </w:rPr>
             </w:pPr>
+            <w:r>
+              <w:rPr>
+                <w:rFonts w:asciiTheme="minorHAnsi" w:hAnsiTheme="minorHAnsi" w:cstheme="minorHAnsi"/>
+                <w:b/>
+                <w:bCs/>
+                <w:sz w:val="28"/>
+                <w:szCs w:val="28"/>
+              </w:rPr>
+              <w:t>Give the equation to find Slope and y-intercept for the Estimated Regression Equation i.e. b1</w:t>
+            </w:r>
           </w:p>
         </w:tc>
       </w:tr>
@@ -1323,29 +2970,7 @@
                 <w:sz w:val="28"/>
                 <w:szCs w:val="28"/>
               </w:rPr>
-              <w:t>Ans.</w:t>
-            </w:r>
-            <w:r>
-              <w:rPr>
-                <w:rFonts w:asciiTheme="minorHAnsi" w:hAnsiTheme="minorHAnsi" w:cstheme="minorHAnsi"/>
-                <w:b/>
-                <w:bCs/>
-                <w:color w:val="FF0000"/>
-                <w:sz w:val="28"/>
-                <w:szCs w:val="28"/>
-              </w:rPr>
-              <w:t>8</w:t>
-            </w:r>
-            <w:r>
-              <w:rPr>
-                <w:rFonts w:asciiTheme="minorHAnsi" w:hAnsiTheme="minorHAnsi" w:cstheme="minorHAnsi"/>
-                <w:b/>
-                <w:bCs/>
-                <w:color w:val="FF0000"/>
-                <w:sz w:val="28"/>
-                <w:szCs w:val="28"/>
-              </w:rPr>
-              <w:t>)</w:t>
+              <w:t>Ans.8)</w:t>
             </w:r>
           </w:p>
         </w:tc>
@@ -1360,8 +2985,428 @@
                 <w:rFonts w:asciiTheme="minorHAnsi" w:hAnsiTheme="minorHAnsi" w:cstheme="minorHAnsi"/>
                 <w:sz w:val="28"/>
                 <w:szCs w:val="28"/>
-              </w:rPr>
-            </w:pPr>
+                <w:lang w:val="en-IN"/>
+              </w:rPr>
+            </w:pPr>
+            <w:r>
+              <w:rPr>
+                <w:rFonts w:asciiTheme="minorHAnsi" w:hAnsiTheme="minorHAnsi" w:cstheme="minorHAnsi"/>
+                <w:sz w:val="28"/>
+                <w:szCs w:val="28"/>
+                <w:lang w:val="en-IN"/>
+              </w:rPr>
+              <w:t>The estimation process in linear regression is a method to find the best-fitting line that describes the relationship between a dependent variable (y) and an independent variable (x) using the least squares method. The goal is to minimize the sum of squared errors (SSE) between the observed values of y and the predicted values based on the regression line.</w:t>
+            </w:r>
+          </w:p>
+          <w:p>
+            <w:pPr>
+              <w:pStyle w:val="TableParagraph"/>
+              <w:rPr>
+                <w:rFonts w:asciiTheme="minorHAnsi" w:hAnsiTheme="minorHAnsi" w:cstheme="minorHAnsi"/>
+                <w:sz w:val="28"/>
+                <w:szCs w:val="28"/>
+                <w:lang w:val="en-IN"/>
+              </w:rPr>
+            </w:pPr>
+          </w:p>
+          <w:p>
+            <w:pPr>
+              <w:pStyle w:val="TableParagraph"/>
+              <w:rPr>
+                <w:rFonts w:asciiTheme="minorHAnsi" w:hAnsiTheme="minorHAnsi" w:cstheme="minorHAnsi"/>
+                <w:sz w:val="28"/>
+                <w:szCs w:val="28"/>
+                <w:lang w:val="en-IN"/>
+              </w:rPr>
+            </w:pPr>
+            <w:r>
+              <w:rPr>
+                <w:rFonts w:asciiTheme="minorHAnsi" w:hAnsiTheme="minorHAnsi" w:cstheme="minorHAnsi"/>
+                <w:sz w:val="28"/>
+                <w:szCs w:val="28"/>
+                <w:lang w:val="en-IN"/>
+              </w:rPr>
+              <w:t>The estimation process involves the following steps:</w:t>
+            </w:r>
+          </w:p>
+          <w:p>
+            <w:pPr>
+              <w:pStyle w:val="TableParagraph"/>
+              <w:ind w:left="0"/>
+              <w:rPr>
+                <w:rFonts w:asciiTheme="minorHAnsi" w:hAnsiTheme="minorHAnsi" w:cstheme="minorHAnsi"/>
+                <w:sz w:val="28"/>
+                <w:szCs w:val="28"/>
+                <w:lang w:val="en-IN"/>
+              </w:rPr>
+            </w:pPr>
+          </w:p>
+          <w:p>
+            <w:pPr>
+              <w:pStyle w:val="TableParagraph"/>
+              <w:numPr>
+                <w:ilvl w:val="0"/>
+                <w:numId w:val="12"/>
+              </w:numPr>
+              <w:rPr>
+                <w:rFonts w:asciiTheme="minorHAnsi" w:hAnsiTheme="minorHAnsi" w:cstheme="minorHAnsi"/>
+                <w:sz w:val="28"/>
+                <w:szCs w:val="28"/>
+                <w:lang w:val="en-IN"/>
+              </w:rPr>
+            </w:pPr>
+            <w:r>
+              <w:rPr>
+                <w:rFonts w:asciiTheme="minorHAnsi" w:hAnsiTheme="minorHAnsi" w:cstheme="minorHAnsi"/>
+                <w:b/>
+                <w:bCs/>
+                <w:sz w:val="28"/>
+                <w:szCs w:val="28"/>
+                <w:lang w:val="en-IN"/>
+              </w:rPr>
+              <w:t>Formulate the Simple Linear Regression Model:</w:t>
+            </w:r>
+            <w:r>
+              <w:rPr>
+                <w:rFonts w:asciiTheme="minorHAnsi" w:hAnsiTheme="minorHAnsi" w:cstheme="minorHAnsi"/>
+                <w:sz w:val="28"/>
+                <w:szCs w:val="28"/>
+                <w:lang w:val="en-IN"/>
+              </w:rPr>
+              <w:t> The model is represented as y = b0 + b1x + e, where y is the dependent variable, x is the independent variable, b0 is the y-intercept, b1 is the slope, and e is the error term.</w:t>
+            </w:r>
+          </w:p>
+          <w:p>
+            <w:pPr>
+              <w:pStyle w:val="TableParagraph"/>
+              <w:ind w:left="720"/>
+              <w:rPr>
+                <w:rFonts w:asciiTheme="minorHAnsi" w:hAnsiTheme="minorHAnsi" w:cstheme="minorHAnsi"/>
+                <w:sz w:val="28"/>
+                <w:szCs w:val="28"/>
+                <w:lang w:val="en-IN"/>
+              </w:rPr>
+            </w:pPr>
+          </w:p>
+          <w:p>
+            <w:pPr>
+              <w:pStyle w:val="TableParagraph"/>
+              <w:numPr>
+                <w:ilvl w:val="0"/>
+                <w:numId w:val="12"/>
+              </w:numPr>
+              <w:rPr>
+                <w:rFonts w:asciiTheme="minorHAnsi" w:hAnsiTheme="minorHAnsi" w:cstheme="minorHAnsi"/>
+                <w:sz w:val="28"/>
+                <w:szCs w:val="28"/>
+                <w:lang w:val="en-IN"/>
+              </w:rPr>
+            </w:pPr>
+            <w:r>
+              <w:rPr>
+                <w:rFonts w:asciiTheme="minorHAnsi" w:hAnsiTheme="minorHAnsi" w:cstheme="minorHAnsi"/>
+                <w:b/>
+                <w:bCs/>
+                <w:sz w:val="28"/>
+                <w:szCs w:val="28"/>
+                <w:lang w:val="en-IN"/>
+              </w:rPr>
+              <w:t>Calculate the Sample Mean of x and y:</w:t>
+            </w:r>
+            <w:r>
+              <w:rPr>
+                <w:rFonts w:asciiTheme="minorHAnsi" w:hAnsiTheme="minorHAnsi" w:cstheme="minorHAnsi"/>
+                <w:sz w:val="28"/>
+                <w:szCs w:val="28"/>
+                <w:lang w:val="en-IN"/>
+              </w:rPr>
+              <w:t> The sample mean of x (x̄) and y (ȳ) are calculated as the sum of all x values and y values divided by the number of observations (n).</w:t>
+            </w:r>
+          </w:p>
+          <w:p>
+            <w:pPr>
+              <w:pStyle w:val="TableParagraph"/>
+              <w:ind w:left="720"/>
+              <w:rPr>
+                <w:rFonts w:asciiTheme="minorHAnsi" w:hAnsiTheme="minorHAnsi" w:cstheme="minorHAnsi"/>
+                <w:sz w:val="28"/>
+                <w:szCs w:val="28"/>
+                <w:lang w:val="en-IN"/>
+              </w:rPr>
+            </w:pPr>
+          </w:p>
+          <w:p>
+            <w:pPr>
+              <w:pStyle w:val="TableParagraph"/>
+              <w:numPr>
+                <w:ilvl w:val="0"/>
+                <w:numId w:val="12"/>
+              </w:numPr>
+              <w:rPr>
+                <w:rFonts w:asciiTheme="minorHAnsi" w:hAnsiTheme="minorHAnsi" w:cstheme="minorHAnsi"/>
+                <w:sz w:val="28"/>
+                <w:szCs w:val="28"/>
+                <w:lang w:val="en-IN"/>
+              </w:rPr>
+            </w:pPr>
+            <w:r>
+              <w:rPr>
+                <w:rFonts w:asciiTheme="minorHAnsi" w:hAnsiTheme="minorHAnsi" w:cstheme="minorHAnsi"/>
+                <w:b/>
+                <w:bCs/>
+                <w:sz w:val="28"/>
+                <w:szCs w:val="28"/>
+                <w:lang w:val="en-IN"/>
+              </w:rPr>
+              <w:t>Calculate the Slope (b1):</w:t>
+            </w:r>
+            <w:r>
+              <w:rPr>
+                <w:rFonts w:asciiTheme="minorHAnsi" w:hAnsiTheme="minorHAnsi" w:cstheme="minorHAnsi"/>
+                <w:sz w:val="28"/>
+                <w:szCs w:val="28"/>
+                <w:lang w:val="en-IN"/>
+              </w:rPr>
+              <w:t> The slope (b1) is calculated as the covariance of x and y divided by the variance of x.</w:t>
+            </w:r>
+          </w:p>
+          <w:p>
+            <w:pPr>
+              <w:pStyle w:val="TableParagraph"/>
+              <w:ind w:left="720"/>
+              <w:rPr>
+                <w:rFonts w:asciiTheme="minorHAnsi" w:hAnsiTheme="minorHAnsi" w:cstheme="minorHAnsi"/>
+                <w:sz w:val="28"/>
+                <w:szCs w:val="28"/>
+                <w:lang w:val="en-IN"/>
+              </w:rPr>
+            </w:pPr>
+          </w:p>
+          <w:p>
+            <w:pPr>
+              <w:pStyle w:val="TableParagraph"/>
+              <w:numPr>
+                <w:ilvl w:val="0"/>
+                <w:numId w:val="12"/>
+              </w:numPr>
+              <w:rPr>
+                <w:rFonts w:asciiTheme="minorHAnsi" w:hAnsiTheme="minorHAnsi" w:cstheme="minorHAnsi"/>
+                <w:sz w:val="28"/>
+                <w:szCs w:val="28"/>
+                <w:lang w:val="en-IN"/>
+              </w:rPr>
+            </w:pPr>
+            <w:r>
+              <w:rPr>
+                <w:rFonts w:asciiTheme="minorHAnsi" w:hAnsiTheme="minorHAnsi" w:cstheme="minorHAnsi"/>
+                <w:b/>
+                <w:bCs/>
+                <w:sz w:val="28"/>
+                <w:szCs w:val="28"/>
+                <w:lang w:val="en-IN"/>
+              </w:rPr>
+              <w:t>Calculate the Y-Intercept (b0):</w:t>
+            </w:r>
+            <w:r>
+              <w:rPr>
+                <w:rFonts w:asciiTheme="minorHAnsi" w:hAnsiTheme="minorHAnsi" w:cstheme="minorHAnsi"/>
+                <w:sz w:val="28"/>
+                <w:szCs w:val="28"/>
+                <w:lang w:val="en-IN"/>
+              </w:rPr>
+              <w:t> The y-intercept (b0) is calculated as the mean of y minus the product of the slope (b1) and the mean of x (x̄).</w:t>
+            </w:r>
+          </w:p>
+          <w:p>
+            <w:pPr>
+              <w:pStyle w:val="TableParagraph"/>
+              <w:ind w:left="720"/>
+              <w:rPr>
+                <w:rFonts w:asciiTheme="minorHAnsi" w:hAnsiTheme="minorHAnsi" w:cstheme="minorHAnsi"/>
+                <w:sz w:val="28"/>
+                <w:szCs w:val="28"/>
+                <w:lang w:val="en-IN"/>
+              </w:rPr>
+            </w:pPr>
+          </w:p>
+          <w:p>
+            <w:pPr>
+              <w:pStyle w:val="TableParagraph"/>
+              <w:numPr>
+                <w:ilvl w:val="0"/>
+                <w:numId w:val="12"/>
+              </w:numPr>
+              <w:rPr>
+                <w:rFonts w:asciiTheme="minorHAnsi" w:hAnsiTheme="minorHAnsi" w:cstheme="minorHAnsi"/>
+                <w:sz w:val="28"/>
+                <w:szCs w:val="28"/>
+                <w:lang w:val="en-IN"/>
+              </w:rPr>
+            </w:pPr>
+            <w:r>
+              <w:rPr>
+                <w:rFonts w:asciiTheme="minorHAnsi" w:hAnsiTheme="minorHAnsi" w:cstheme="minorHAnsi"/>
+                <w:b/>
+                <w:bCs/>
+                <w:sz w:val="28"/>
+                <w:szCs w:val="28"/>
+                <w:lang w:val="en-IN"/>
+              </w:rPr>
+              <w:t>Calculate the Estimated Regression Line:</w:t>
+            </w:r>
+            <w:r>
+              <w:rPr>
+                <w:rFonts w:asciiTheme="minorHAnsi" w:hAnsiTheme="minorHAnsi" w:cstheme="minorHAnsi"/>
+                <w:sz w:val="28"/>
+                <w:szCs w:val="28"/>
+                <w:lang w:val="en-IN"/>
+              </w:rPr>
+              <w:t> The estimated regression line is represented as ^ y = b0 + b1x, where ^ y is the estimated value of y for a given x value.</w:t>
+            </w:r>
+          </w:p>
+          <w:p>
+            <w:pPr>
+              <w:pStyle w:val="TableParagraph"/>
+              <w:ind w:left="720"/>
+              <w:rPr>
+                <w:rFonts w:asciiTheme="minorHAnsi" w:hAnsiTheme="minorHAnsi" w:cstheme="minorHAnsi"/>
+                <w:sz w:val="28"/>
+                <w:szCs w:val="28"/>
+                <w:lang w:val="en-IN"/>
+              </w:rPr>
+            </w:pPr>
+          </w:p>
+          <w:p>
+            <w:pPr>
+              <w:pStyle w:val="TableParagraph"/>
+              <w:numPr>
+                <w:ilvl w:val="0"/>
+                <w:numId w:val="12"/>
+              </w:numPr>
+              <w:rPr>
+                <w:rFonts w:asciiTheme="minorHAnsi" w:hAnsiTheme="minorHAnsi" w:cstheme="minorHAnsi"/>
+                <w:sz w:val="28"/>
+                <w:szCs w:val="28"/>
+                <w:lang w:val="en-IN"/>
+              </w:rPr>
+            </w:pPr>
+            <w:r>
+              <w:rPr>
+                <w:rFonts w:asciiTheme="minorHAnsi" w:hAnsiTheme="minorHAnsi" w:cstheme="minorHAnsi"/>
+                <w:b/>
+                <w:bCs/>
+                <w:sz w:val="28"/>
+                <w:szCs w:val="28"/>
+                <w:lang w:val="en-IN"/>
+              </w:rPr>
+              <w:t>Calculate the Sum of Squared Errors (SSE):</w:t>
+            </w:r>
+            <w:r>
+              <w:rPr>
+                <w:rFonts w:asciiTheme="minorHAnsi" w:hAnsiTheme="minorHAnsi" w:cstheme="minorHAnsi"/>
+                <w:sz w:val="28"/>
+                <w:szCs w:val="28"/>
+                <w:lang w:val="en-IN"/>
+              </w:rPr>
+              <w:t> The SSE is calculated as the sum of the squared differences between the observed values of y and the predicted values based on the regression line.</w:t>
+            </w:r>
+          </w:p>
+          <w:p>
+            <w:pPr>
+              <w:pStyle w:val="TableParagraph"/>
+              <w:rPr>
+                <w:rFonts w:asciiTheme="minorHAnsi" w:hAnsiTheme="minorHAnsi" w:cstheme="minorHAnsi"/>
+                <w:sz w:val="28"/>
+                <w:szCs w:val="28"/>
+                <w:lang w:val="en-IN"/>
+              </w:rPr>
+            </w:pPr>
+          </w:p>
+          <w:p>
+            <w:pPr>
+              <w:pStyle w:val="TableParagraph"/>
+              <w:rPr>
+                <w:rFonts w:asciiTheme="minorHAnsi" w:hAnsiTheme="minorHAnsi" w:cstheme="minorHAnsi"/>
+                <w:sz w:val="28"/>
+                <w:szCs w:val="28"/>
+                <w:lang w:val="en-IN"/>
+              </w:rPr>
+            </w:pPr>
+            <w:r>
+              <w:rPr>
+                <w:rFonts w:asciiTheme="minorHAnsi" w:hAnsiTheme="minorHAnsi" w:cstheme="minorHAnsi"/>
+                <w:sz w:val="28"/>
+                <w:szCs w:val="28"/>
+                <w:lang w:val="en-IN"/>
+              </w:rPr>
+              <w:t>The estimated regression line is the best-fitting line that minimizes the SSE and describes the relationship between the dependent and independent variables. The slope (b1) represents the change in y for a one-unit change in x, and the y-intercept (b0) represents the value of y when x is zero. The estimated regression line can be used for prediction and estimation purposes.</w:t>
+            </w:r>
+          </w:p>
+          <w:p>
+            <w:pPr>
+              <w:pStyle w:val="TableParagraph"/>
+              <w:rPr>
+                <w:rFonts w:asciiTheme="minorHAnsi" w:hAnsiTheme="minorHAnsi" w:cstheme="minorHAnsi"/>
+                <w:sz w:val="28"/>
+                <w:szCs w:val="28"/>
+                <w:lang w:val="en-IN"/>
+              </w:rPr>
+            </w:pPr>
+          </w:p>
+          <w:p>
+            <w:pPr>
+              <w:pStyle w:val="TableParagraph"/>
+              <w:rPr>
+                <w:rFonts w:asciiTheme="minorHAnsi" w:hAnsiTheme="minorHAnsi" w:cstheme="minorHAnsi"/>
+                <w:sz w:val="28"/>
+                <w:szCs w:val="28"/>
+              </w:rPr>
+            </w:pPr>
+            <w:r>
+              <w:rPr>
+                <w:rFonts w:asciiTheme="minorHAnsi" w:hAnsiTheme="minorHAnsi" w:cstheme="minorHAnsi"/>
+                <w:sz w:val="28"/>
+                <w:szCs w:val="28"/>
+                <w:lang w:val="en-IN"/>
+              </w:rPr>
+              <w:t xml:space="preserve">In the context of the air traffic controller stress test, the estimation process is used to find the best-fitting line that describes the relationship between the stress level of a controller (dependent variable) and the </w:t>
+            </w:r>
+            <w:r>
+              <w:rPr>
+                <w:rFonts w:asciiTheme="minorHAnsi" w:hAnsiTheme="minorHAnsi" w:cstheme="minorHAnsi"/>
+                <w:sz w:val="28"/>
+                <w:szCs w:val="28"/>
+                <w:lang w:val="en-IN"/>
+              </w:rPr>
+              <w:t>workstation</w:t>
+            </w:r>
+            <w:r>
+              <w:rPr>
+                <w:rFonts w:asciiTheme="minorHAnsi" w:hAnsiTheme="minorHAnsi" w:cstheme="minorHAnsi"/>
+                <w:sz w:val="28"/>
+                <w:szCs w:val="28"/>
+                <w:lang w:val="en-IN"/>
+              </w:rPr>
+              <w:t xml:space="preserve"> alternative they are assigned to (independent variable). The estimated regression line can be used to predict the stress level of a controller based on the </w:t>
+            </w:r>
+            <w:r>
+              <w:rPr>
+                <w:rFonts w:asciiTheme="minorHAnsi" w:hAnsiTheme="minorHAnsi" w:cstheme="minorHAnsi"/>
+                <w:sz w:val="28"/>
+                <w:szCs w:val="28"/>
+                <w:lang w:val="en-IN"/>
+              </w:rPr>
+              <w:t>workstation</w:t>
+            </w:r>
+            <w:r>
+              <w:rPr>
+                <w:rFonts w:asciiTheme="minorHAnsi" w:hAnsiTheme="minorHAnsi" w:cstheme="minorHAnsi"/>
+                <w:sz w:val="28"/>
+                <w:szCs w:val="28"/>
+                <w:lang w:val="en-IN"/>
+              </w:rPr>
+              <w:t xml:space="preserve"> alternative they are assigned to.</w:t>
+            </w:r>
           </w:p>
         </w:tc>
       </w:tr>
@@ -1379,7 +3424,8 @@
           <w:szCs w:val="28"/>
         </w:rPr>
         <w:sectPr>
-          <w:pgSz w:w="11913" w:h="10206"/>
+          <w:type w:val="nextColumn"/>
+          <w:pgSz w:w="11913" w:h="31185"/>
           <w:pgMar w:top="142" w:right="573" w:bottom="278" w:left="697" w:header="720" w:footer="720" w:gutter="0"/>
           <w:cols w:space="720"/>
         </w:sectPr>
@@ -1450,6 +3496,16 @@
                 <w:szCs w:val="28"/>
               </w:rPr>
             </w:pPr>
+            <w:r>
+              <w:rPr>
+                <w:rFonts w:asciiTheme="minorHAnsi" w:hAnsiTheme="minorHAnsi" w:cstheme="minorHAnsi"/>
+                <w:b/>
+                <w:bCs/>
+                <w:sz w:val="28"/>
+                <w:szCs w:val="28"/>
+              </w:rPr>
+              <w:t>What is the coefficient of determination in linear regression?</w:t>
+            </w:r>
           </w:p>
         </w:tc>
       </w:tr>
@@ -1483,29 +3539,7 @@
                 <w:sz w:val="28"/>
                 <w:szCs w:val="28"/>
               </w:rPr>
-              <w:t>Ans.</w:t>
-            </w:r>
-            <w:r>
-              <w:rPr>
-                <w:rFonts w:asciiTheme="minorHAnsi" w:hAnsiTheme="minorHAnsi" w:cstheme="minorHAnsi"/>
-                <w:b/>
-                <w:bCs/>
-                <w:color w:val="FF0000"/>
-                <w:sz w:val="28"/>
-                <w:szCs w:val="28"/>
-              </w:rPr>
-              <w:t>9</w:t>
-            </w:r>
-            <w:r>
-              <w:rPr>
-                <w:rFonts w:asciiTheme="minorHAnsi" w:hAnsiTheme="minorHAnsi" w:cstheme="minorHAnsi"/>
-                <w:b/>
-                <w:bCs/>
-                <w:color w:val="FF0000"/>
-                <w:sz w:val="28"/>
-                <w:szCs w:val="28"/>
-              </w:rPr>
-              <w:t>)</w:t>
+              <w:t>Ans.9)</w:t>
             </w:r>
           </w:p>
         </w:tc>
@@ -1522,6 +3556,280 @@
                 <w:szCs w:val="28"/>
               </w:rPr>
             </w:pPr>
+            <w:r>
+              <w:rPr>
+                <w:rFonts w:asciiTheme="minorHAnsi" w:hAnsiTheme="minorHAnsi" w:cstheme="minorHAnsi"/>
+                <w:sz w:val="28"/>
+                <w:szCs w:val="28"/>
+              </w:rPr>
+              <w:t>The coefficient of determination, also known as R-squared, is a statistical measure that represents the proportion of the variance in the dependent variable that is predictable from the independent variable(s) in a linear regression model. It is a value between 0 and 1, where 0 indicates that the model does not explain any variability in the dependent variable, and 1 indicates that the model explains all variability in the dependent variable.</w:t>
+            </w:r>
+          </w:p>
+          <w:p>
+            <w:pPr>
+              <w:pStyle w:val="TableParagraph"/>
+              <w:rPr>
+                <w:rFonts w:asciiTheme="minorHAnsi" w:hAnsiTheme="minorHAnsi" w:cstheme="minorHAnsi"/>
+                <w:sz w:val="28"/>
+                <w:szCs w:val="28"/>
+              </w:rPr>
+            </w:pPr>
+          </w:p>
+          <w:p>
+            <w:pPr>
+              <w:pStyle w:val="TableParagraph"/>
+              <w:rPr>
+                <w:rFonts w:asciiTheme="minorHAnsi" w:hAnsiTheme="minorHAnsi" w:cstheme="minorHAnsi"/>
+                <w:sz w:val="28"/>
+                <w:szCs w:val="28"/>
+              </w:rPr>
+            </w:pPr>
+            <w:r>
+              <w:rPr>
+                <w:rFonts w:asciiTheme="minorHAnsi" w:hAnsiTheme="minorHAnsi" w:cstheme="minorHAnsi"/>
+                <w:sz w:val="28"/>
+                <w:szCs w:val="28"/>
+              </w:rPr>
+              <w:t>In other words, the coefficient of determination measures the goodness of fit of the regression line to the data points. A higher R-squared value implies a better fit of the regression line to the data points, indicating that a larger proportion of the variation in the dependent variable is explained by the independent variable(s).</w:t>
+            </w:r>
+          </w:p>
+          <w:p>
+            <w:pPr>
+              <w:pStyle w:val="TableParagraph"/>
+              <w:rPr>
+                <w:rFonts w:asciiTheme="minorHAnsi" w:hAnsiTheme="minorHAnsi" w:cstheme="minorHAnsi"/>
+                <w:sz w:val="28"/>
+                <w:szCs w:val="28"/>
+              </w:rPr>
+            </w:pPr>
+          </w:p>
+          <w:p>
+            <w:pPr>
+              <w:pStyle w:val="TableParagraph"/>
+              <w:rPr>
+                <w:rFonts w:asciiTheme="minorHAnsi" w:hAnsiTheme="minorHAnsi" w:cstheme="minorHAnsi"/>
+                <w:sz w:val="28"/>
+                <w:szCs w:val="28"/>
+              </w:rPr>
+            </w:pPr>
+            <w:r>
+              <w:rPr>
+                <w:rFonts w:asciiTheme="minorHAnsi" w:hAnsiTheme="minorHAnsi" w:cstheme="minorHAnsi"/>
+                <w:sz w:val="28"/>
+                <w:szCs w:val="28"/>
+              </w:rPr>
+              <w:t>Mathematically, the coefficient of determination is calculated as the ratio of the explained sum of squares (SSR) to the total sum of squares (SST), where SSR is the sum of the squared differences between the predicted values of the dependent variable and the mean value of the dependent variable, and SST is the sum of the squared differences between the actual values of the dependent variable and the mean value of the dependent variable.</w:t>
+            </w:r>
+          </w:p>
+          <w:p>
+            <w:pPr>
+              <w:pStyle w:val="TableParagraph"/>
+              <w:rPr>
+                <w:rFonts w:asciiTheme="minorHAnsi" w:hAnsiTheme="minorHAnsi" w:cstheme="minorHAnsi"/>
+                <w:sz w:val="28"/>
+                <w:szCs w:val="28"/>
+              </w:rPr>
+            </w:pPr>
+          </w:p>
+          <w:p>
+            <w:pPr>
+              <w:pStyle w:val="TableParagraph"/>
+              <w:rPr>
+                <w:rFonts w:asciiTheme="minorHAnsi" w:hAnsiTheme="minorHAnsi" w:cstheme="minorHAnsi"/>
+                <w:sz w:val="28"/>
+                <w:szCs w:val="28"/>
+              </w:rPr>
+            </w:pPr>
+            <w:r>
+              <w:rPr>
+                <w:rFonts w:asciiTheme="minorHAnsi" w:hAnsiTheme="minorHAnsi" w:cstheme="minorHAnsi"/>
+                <w:sz w:val="28"/>
+                <w:szCs w:val="28"/>
+              </w:rPr>
+              <w:t>R-squared can be calculated using the following formula:</w:t>
+            </w:r>
+          </w:p>
+          <w:p>
+            <w:pPr>
+              <w:pStyle w:val="TableParagraph"/>
+              <w:rPr>
+                <w:rFonts w:asciiTheme="minorHAnsi" w:hAnsiTheme="minorHAnsi" w:cstheme="minorHAnsi"/>
+                <w:b/>
+                <w:bCs/>
+                <w:sz w:val="28"/>
+                <w:szCs w:val="28"/>
+              </w:rPr>
+            </w:pPr>
+            <w:r>
+              <w:rPr>
+                <w:rFonts w:asciiTheme="minorHAnsi" w:hAnsiTheme="minorHAnsi" w:cstheme="minorHAnsi"/>
+                <w:b/>
+                <w:bCs/>
+                <w:sz w:val="28"/>
+                <w:szCs w:val="28"/>
+              </w:rPr>
+              <w:t>R-squared = SSR / SST</w:t>
+            </w:r>
+          </w:p>
+          <w:p>
+            <w:pPr>
+              <w:pStyle w:val="TableParagraph"/>
+              <w:rPr>
+                <w:rFonts w:asciiTheme="minorHAnsi" w:hAnsiTheme="minorHAnsi" w:cstheme="minorHAnsi"/>
+                <w:sz w:val="28"/>
+                <w:szCs w:val="28"/>
+              </w:rPr>
+            </w:pPr>
+          </w:p>
+          <w:p>
+            <w:pPr>
+              <w:pStyle w:val="TableParagraph"/>
+              <w:rPr>
+                <w:rFonts w:asciiTheme="minorHAnsi" w:hAnsiTheme="minorHAnsi" w:cstheme="minorHAnsi"/>
+                <w:sz w:val="28"/>
+                <w:szCs w:val="28"/>
+              </w:rPr>
+            </w:pPr>
+            <w:r>
+              <w:rPr>
+                <w:rFonts w:asciiTheme="minorHAnsi" w:hAnsiTheme="minorHAnsi" w:cstheme="minorHAnsi"/>
+                <w:sz w:val="28"/>
+                <w:szCs w:val="28"/>
+              </w:rPr>
+              <w:t>where SSR = Σ(</w:t>
+            </w:r>
+            <w:proofErr w:type="spellStart"/>
+            <w:r>
+              <w:rPr>
+                <w:rFonts w:asciiTheme="minorHAnsi" w:hAnsiTheme="minorHAnsi" w:cstheme="minorHAnsi"/>
+                <w:sz w:val="28"/>
+                <w:szCs w:val="28"/>
+              </w:rPr>
+              <w:t>ŷi</w:t>
+            </w:r>
+            <w:proofErr w:type="spellEnd"/>
+            <w:r>
+              <w:rPr>
+                <w:rFonts w:asciiTheme="minorHAnsi" w:hAnsiTheme="minorHAnsi" w:cstheme="minorHAnsi"/>
+                <w:sz w:val="28"/>
+                <w:szCs w:val="28"/>
+              </w:rPr>
+              <w:t xml:space="preserve"> - ȳ)2 and SST = Σ(</w:t>
+            </w:r>
+            <w:proofErr w:type="spellStart"/>
+            <w:r>
+              <w:rPr>
+                <w:rFonts w:asciiTheme="minorHAnsi" w:hAnsiTheme="minorHAnsi" w:cstheme="minorHAnsi"/>
+                <w:sz w:val="28"/>
+                <w:szCs w:val="28"/>
+              </w:rPr>
+              <w:t>yi</w:t>
+            </w:r>
+            <w:proofErr w:type="spellEnd"/>
+            <w:r>
+              <w:rPr>
+                <w:rFonts w:asciiTheme="minorHAnsi" w:hAnsiTheme="minorHAnsi" w:cstheme="minorHAnsi"/>
+                <w:sz w:val="28"/>
+                <w:szCs w:val="28"/>
+              </w:rPr>
+              <w:t xml:space="preserve"> - ȳ)2, where </w:t>
+            </w:r>
+            <w:proofErr w:type="spellStart"/>
+            <w:r>
+              <w:rPr>
+                <w:rFonts w:asciiTheme="minorHAnsi" w:hAnsiTheme="minorHAnsi" w:cstheme="minorHAnsi"/>
+                <w:sz w:val="28"/>
+                <w:szCs w:val="28"/>
+              </w:rPr>
+              <w:t>ŷi</w:t>
+            </w:r>
+            <w:proofErr w:type="spellEnd"/>
+            <w:r>
+              <w:rPr>
+                <w:rFonts w:asciiTheme="minorHAnsi" w:hAnsiTheme="minorHAnsi" w:cstheme="minorHAnsi"/>
+                <w:sz w:val="28"/>
+                <w:szCs w:val="28"/>
+              </w:rPr>
+              <w:t xml:space="preserve"> is the predicted value of the dependent variable for the ith observation, </w:t>
+            </w:r>
+            <w:proofErr w:type="spellStart"/>
+            <w:r>
+              <w:rPr>
+                <w:rFonts w:asciiTheme="minorHAnsi" w:hAnsiTheme="minorHAnsi" w:cstheme="minorHAnsi"/>
+                <w:sz w:val="28"/>
+                <w:szCs w:val="28"/>
+              </w:rPr>
+              <w:t>yi</w:t>
+            </w:r>
+            <w:proofErr w:type="spellEnd"/>
+            <w:r>
+              <w:rPr>
+                <w:rFonts w:asciiTheme="minorHAnsi" w:hAnsiTheme="minorHAnsi" w:cstheme="minorHAnsi"/>
+                <w:sz w:val="28"/>
+                <w:szCs w:val="28"/>
+              </w:rPr>
+              <w:t xml:space="preserve"> is the actual value of the dependent variable for the ith observation, and ȳ is the mean value of the dependent variable.</w:t>
+            </w:r>
+          </w:p>
+          <w:p>
+            <w:pPr>
+              <w:pStyle w:val="TableParagraph"/>
+              <w:rPr>
+                <w:rFonts w:asciiTheme="minorHAnsi" w:hAnsiTheme="minorHAnsi" w:cstheme="minorHAnsi"/>
+                <w:sz w:val="28"/>
+                <w:szCs w:val="28"/>
+              </w:rPr>
+            </w:pPr>
+          </w:p>
+          <w:p>
+            <w:pPr>
+              <w:pStyle w:val="TableParagraph"/>
+              <w:rPr>
+                <w:rFonts w:asciiTheme="minorHAnsi" w:hAnsiTheme="minorHAnsi" w:cstheme="minorHAnsi"/>
+                <w:sz w:val="28"/>
+                <w:szCs w:val="28"/>
+              </w:rPr>
+            </w:pPr>
+            <w:r>
+              <w:rPr>
+                <w:rFonts w:asciiTheme="minorHAnsi" w:hAnsiTheme="minorHAnsi" w:cstheme="minorHAnsi"/>
+                <w:sz w:val="28"/>
+                <w:szCs w:val="28"/>
+              </w:rPr>
+              <w:t xml:space="preserve">In the context of the air traffic controller stress test, the coefficient of determination can be used to measure the proportion of the variability in stress levels that is explained by the </w:t>
+            </w:r>
+            <w:r>
+              <w:rPr>
+                <w:rFonts w:asciiTheme="minorHAnsi" w:hAnsiTheme="minorHAnsi" w:cstheme="minorHAnsi"/>
+                <w:sz w:val="28"/>
+                <w:szCs w:val="28"/>
+              </w:rPr>
+              <w:t>workstation</w:t>
+            </w:r>
+            <w:r>
+              <w:rPr>
+                <w:rFonts w:asciiTheme="minorHAnsi" w:hAnsiTheme="minorHAnsi" w:cstheme="minorHAnsi"/>
+                <w:sz w:val="28"/>
+                <w:szCs w:val="28"/>
+              </w:rPr>
+              <w:t xml:space="preserve"> alternatives. A higher R-squared value would indicate that a larger proportion of the variation in stress levels is explained by the </w:t>
+            </w:r>
+            <w:r>
+              <w:rPr>
+                <w:rFonts w:asciiTheme="minorHAnsi" w:hAnsiTheme="minorHAnsi" w:cstheme="minorHAnsi"/>
+                <w:sz w:val="28"/>
+                <w:szCs w:val="28"/>
+              </w:rPr>
+              <w:t>workstation</w:t>
+            </w:r>
+            <w:r>
+              <w:rPr>
+                <w:rFonts w:asciiTheme="minorHAnsi" w:hAnsiTheme="minorHAnsi" w:cstheme="minorHAnsi"/>
+                <w:sz w:val="28"/>
+                <w:szCs w:val="28"/>
+              </w:rPr>
+              <w:t xml:space="preserve"> alternatives, suggesting that the alternatives have a significant effect on stress levels.</w:t>
+            </w:r>
           </w:p>
         </w:tc>
       </w:tr>
@@ -1539,7 +3847,8 @@
           <w:szCs w:val="28"/>
         </w:rPr>
         <w:sectPr>
-          <w:pgSz w:w="11913" w:h="13041"/>
+          <w:type w:val="nextColumn"/>
+          <w:pgSz w:w="11913" w:h="31185"/>
           <w:pgMar w:top="142" w:right="573" w:bottom="278" w:left="697" w:header="720" w:footer="720" w:gutter="0"/>
           <w:cols w:space="720"/>
         </w:sectPr>
@@ -1610,12 +3919,22 @@
                 <w:szCs w:val="28"/>
               </w:rPr>
             </w:pPr>
+            <w:r>
+              <w:rPr>
+                <w:rFonts w:asciiTheme="minorHAnsi" w:hAnsiTheme="minorHAnsi" w:cstheme="minorHAnsi"/>
+                <w:b/>
+                <w:bCs/>
+                <w:sz w:val="28"/>
+                <w:szCs w:val="28"/>
+              </w:rPr>
+              <w:t>Give the Relationship Among SST, SSR, SSE.</w:t>
+            </w:r>
           </w:p>
         </w:tc>
       </w:tr>
       <w:tr>
         <w:trPr>
-          <w:trHeight w:val="20"/>
+          <w:trHeight w:val="10210"/>
         </w:trPr>
         <w:tc>
           <w:tcPr>
@@ -1643,29 +3962,7 @@
                 <w:sz w:val="28"/>
                 <w:szCs w:val="28"/>
               </w:rPr>
-              <w:t>Ans.</w:t>
-            </w:r>
-            <w:r>
-              <w:rPr>
-                <w:rFonts w:asciiTheme="minorHAnsi" w:hAnsiTheme="minorHAnsi" w:cstheme="minorHAnsi"/>
-                <w:b/>
-                <w:bCs/>
-                <w:color w:val="FF0000"/>
-                <w:sz w:val="28"/>
-                <w:szCs w:val="28"/>
-              </w:rPr>
-              <w:t>10</w:t>
-            </w:r>
-            <w:r>
-              <w:rPr>
-                <w:rFonts w:asciiTheme="minorHAnsi" w:hAnsiTheme="minorHAnsi" w:cstheme="minorHAnsi"/>
-                <w:b/>
-                <w:bCs/>
-                <w:color w:val="FF0000"/>
-                <w:sz w:val="28"/>
-                <w:szCs w:val="28"/>
-              </w:rPr>
-              <w:t>)</w:t>
+              <w:t>Ans.10)</w:t>
             </w:r>
           </w:p>
         </w:tc>
@@ -1682,6 +3979,280 @@
                 <w:szCs w:val="28"/>
               </w:rPr>
             </w:pPr>
+            <w:r>
+              <w:rPr>
+                <w:rFonts w:asciiTheme="minorHAnsi" w:hAnsiTheme="minorHAnsi" w:cstheme="minorHAnsi"/>
+                <w:sz w:val="28"/>
+                <w:szCs w:val="28"/>
+              </w:rPr>
+              <w:t>The coefficient of determination, also known as R-squared, is a statistical measure that represents the proportion of the variance in the dependent variable that is predictable from the independent variable(s) in a linear regression model. It is a value between 0 and 1, where 0 indicates that the model does not explain any variability in the dependent variable, and 1 indicates that the model explains all variability in the dependent variable.</w:t>
+            </w:r>
+          </w:p>
+          <w:p>
+            <w:pPr>
+              <w:pStyle w:val="TableParagraph"/>
+              <w:rPr>
+                <w:rFonts w:asciiTheme="minorHAnsi" w:hAnsiTheme="minorHAnsi" w:cstheme="minorHAnsi"/>
+                <w:sz w:val="28"/>
+                <w:szCs w:val="28"/>
+              </w:rPr>
+            </w:pPr>
+          </w:p>
+          <w:p>
+            <w:pPr>
+              <w:pStyle w:val="TableParagraph"/>
+              <w:rPr>
+                <w:rFonts w:asciiTheme="minorHAnsi" w:hAnsiTheme="minorHAnsi" w:cstheme="minorHAnsi"/>
+                <w:sz w:val="28"/>
+                <w:szCs w:val="28"/>
+              </w:rPr>
+            </w:pPr>
+            <w:r>
+              <w:rPr>
+                <w:rFonts w:asciiTheme="minorHAnsi" w:hAnsiTheme="minorHAnsi" w:cstheme="minorHAnsi"/>
+                <w:sz w:val="28"/>
+                <w:szCs w:val="28"/>
+              </w:rPr>
+              <w:t>In other words, the coefficient of determination measures the goodness of fit of the regression line to the data points. A higher R-squared value implies a better fit of the regression line to the data points, indicating that a larger proportion of the variation in the dependent variable is explained by the independent variable(s).</w:t>
+            </w:r>
+          </w:p>
+          <w:p>
+            <w:pPr>
+              <w:pStyle w:val="TableParagraph"/>
+              <w:rPr>
+                <w:rFonts w:asciiTheme="minorHAnsi" w:hAnsiTheme="minorHAnsi" w:cstheme="minorHAnsi"/>
+                <w:sz w:val="28"/>
+                <w:szCs w:val="28"/>
+              </w:rPr>
+            </w:pPr>
+          </w:p>
+          <w:p>
+            <w:pPr>
+              <w:pStyle w:val="TableParagraph"/>
+              <w:rPr>
+                <w:rFonts w:asciiTheme="minorHAnsi" w:hAnsiTheme="minorHAnsi" w:cstheme="minorHAnsi"/>
+                <w:sz w:val="28"/>
+                <w:szCs w:val="28"/>
+              </w:rPr>
+            </w:pPr>
+            <w:r>
+              <w:rPr>
+                <w:rFonts w:asciiTheme="minorHAnsi" w:hAnsiTheme="minorHAnsi" w:cstheme="minorHAnsi"/>
+                <w:sz w:val="28"/>
+                <w:szCs w:val="28"/>
+              </w:rPr>
+              <w:t>Mathematically, the coefficient of determination is calculated as the ratio of the explained sum of squares (SSR) to the total sum of squares (SST), where SSR is the sum of the squared differences between the predicted values of the dependent variable and the mean value of the dependent variable, and SST is the sum of the squared differences between the actual values of the dependent variable and the mean value of the dependent variable.</w:t>
+            </w:r>
+          </w:p>
+          <w:p>
+            <w:pPr>
+              <w:pStyle w:val="TableParagraph"/>
+              <w:rPr>
+                <w:rFonts w:asciiTheme="minorHAnsi" w:hAnsiTheme="minorHAnsi" w:cstheme="minorHAnsi"/>
+                <w:sz w:val="28"/>
+                <w:szCs w:val="28"/>
+              </w:rPr>
+            </w:pPr>
+          </w:p>
+          <w:p>
+            <w:pPr>
+              <w:pStyle w:val="TableParagraph"/>
+              <w:rPr>
+                <w:rFonts w:asciiTheme="minorHAnsi" w:hAnsiTheme="minorHAnsi" w:cstheme="minorHAnsi"/>
+                <w:sz w:val="28"/>
+                <w:szCs w:val="28"/>
+              </w:rPr>
+            </w:pPr>
+            <w:r>
+              <w:rPr>
+                <w:rFonts w:asciiTheme="minorHAnsi" w:hAnsiTheme="minorHAnsi" w:cstheme="minorHAnsi"/>
+                <w:sz w:val="28"/>
+                <w:szCs w:val="28"/>
+              </w:rPr>
+              <w:t>R-squared can be calculated using the following formula:</w:t>
+            </w:r>
+          </w:p>
+          <w:p>
+            <w:pPr>
+              <w:pStyle w:val="TableParagraph"/>
+              <w:rPr>
+                <w:rFonts w:asciiTheme="minorHAnsi" w:hAnsiTheme="minorHAnsi" w:cstheme="minorHAnsi"/>
+                <w:b/>
+                <w:bCs/>
+                <w:sz w:val="28"/>
+                <w:szCs w:val="28"/>
+              </w:rPr>
+            </w:pPr>
+            <w:r>
+              <w:rPr>
+                <w:rFonts w:asciiTheme="minorHAnsi" w:hAnsiTheme="minorHAnsi" w:cstheme="minorHAnsi"/>
+                <w:b/>
+                <w:bCs/>
+                <w:sz w:val="28"/>
+                <w:szCs w:val="28"/>
+              </w:rPr>
+              <w:t>R-squared = SSR / SST</w:t>
+            </w:r>
+          </w:p>
+          <w:p>
+            <w:pPr>
+              <w:pStyle w:val="TableParagraph"/>
+              <w:rPr>
+                <w:rFonts w:asciiTheme="minorHAnsi" w:hAnsiTheme="minorHAnsi" w:cstheme="minorHAnsi"/>
+                <w:sz w:val="28"/>
+                <w:szCs w:val="28"/>
+              </w:rPr>
+            </w:pPr>
+          </w:p>
+          <w:p>
+            <w:pPr>
+              <w:pStyle w:val="TableParagraph"/>
+              <w:rPr>
+                <w:rFonts w:asciiTheme="minorHAnsi" w:hAnsiTheme="minorHAnsi" w:cstheme="minorHAnsi"/>
+                <w:sz w:val="28"/>
+                <w:szCs w:val="28"/>
+              </w:rPr>
+            </w:pPr>
+            <w:r>
+              <w:rPr>
+                <w:rFonts w:asciiTheme="minorHAnsi" w:hAnsiTheme="minorHAnsi" w:cstheme="minorHAnsi"/>
+                <w:sz w:val="28"/>
+                <w:szCs w:val="28"/>
+              </w:rPr>
+              <w:t>where SSR = Σ(</w:t>
+            </w:r>
+            <w:proofErr w:type="spellStart"/>
+            <w:r>
+              <w:rPr>
+                <w:rFonts w:asciiTheme="minorHAnsi" w:hAnsiTheme="minorHAnsi" w:cstheme="minorHAnsi"/>
+                <w:sz w:val="28"/>
+                <w:szCs w:val="28"/>
+              </w:rPr>
+              <w:t>ŷi</w:t>
+            </w:r>
+            <w:proofErr w:type="spellEnd"/>
+            <w:r>
+              <w:rPr>
+                <w:rFonts w:asciiTheme="minorHAnsi" w:hAnsiTheme="minorHAnsi" w:cstheme="minorHAnsi"/>
+                <w:sz w:val="28"/>
+                <w:szCs w:val="28"/>
+              </w:rPr>
+              <w:t xml:space="preserve"> - ȳ)2 and SST = Σ(</w:t>
+            </w:r>
+            <w:proofErr w:type="spellStart"/>
+            <w:r>
+              <w:rPr>
+                <w:rFonts w:asciiTheme="minorHAnsi" w:hAnsiTheme="minorHAnsi" w:cstheme="minorHAnsi"/>
+                <w:sz w:val="28"/>
+                <w:szCs w:val="28"/>
+              </w:rPr>
+              <w:t>yi</w:t>
+            </w:r>
+            <w:proofErr w:type="spellEnd"/>
+            <w:r>
+              <w:rPr>
+                <w:rFonts w:asciiTheme="minorHAnsi" w:hAnsiTheme="minorHAnsi" w:cstheme="minorHAnsi"/>
+                <w:sz w:val="28"/>
+                <w:szCs w:val="28"/>
+              </w:rPr>
+              <w:t xml:space="preserve"> - ȳ)2, where </w:t>
+            </w:r>
+            <w:proofErr w:type="spellStart"/>
+            <w:r>
+              <w:rPr>
+                <w:rFonts w:asciiTheme="minorHAnsi" w:hAnsiTheme="minorHAnsi" w:cstheme="minorHAnsi"/>
+                <w:sz w:val="28"/>
+                <w:szCs w:val="28"/>
+              </w:rPr>
+              <w:t>ŷi</w:t>
+            </w:r>
+            <w:proofErr w:type="spellEnd"/>
+            <w:r>
+              <w:rPr>
+                <w:rFonts w:asciiTheme="minorHAnsi" w:hAnsiTheme="minorHAnsi" w:cstheme="minorHAnsi"/>
+                <w:sz w:val="28"/>
+                <w:szCs w:val="28"/>
+              </w:rPr>
+              <w:t xml:space="preserve"> is the predicted value of the dependent variable for the ith observation, </w:t>
+            </w:r>
+            <w:proofErr w:type="spellStart"/>
+            <w:r>
+              <w:rPr>
+                <w:rFonts w:asciiTheme="minorHAnsi" w:hAnsiTheme="minorHAnsi" w:cstheme="minorHAnsi"/>
+                <w:sz w:val="28"/>
+                <w:szCs w:val="28"/>
+              </w:rPr>
+              <w:t>yi</w:t>
+            </w:r>
+            <w:proofErr w:type="spellEnd"/>
+            <w:r>
+              <w:rPr>
+                <w:rFonts w:asciiTheme="minorHAnsi" w:hAnsiTheme="minorHAnsi" w:cstheme="minorHAnsi"/>
+                <w:sz w:val="28"/>
+                <w:szCs w:val="28"/>
+              </w:rPr>
+              <w:t xml:space="preserve"> is the actual value of the dependent variable for the ith observation, and ȳ is the mean value of the dependent variable.</w:t>
+            </w:r>
+          </w:p>
+          <w:p>
+            <w:pPr>
+              <w:pStyle w:val="TableParagraph"/>
+              <w:rPr>
+                <w:rFonts w:asciiTheme="minorHAnsi" w:hAnsiTheme="minorHAnsi" w:cstheme="minorHAnsi"/>
+                <w:sz w:val="28"/>
+                <w:szCs w:val="28"/>
+              </w:rPr>
+            </w:pPr>
+          </w:p>
+          <w:p>
+            <w:pPr>
+              <w:pStyle w:val="TableParagraph"/>
+              <w:rPr>
+                <w:rFonts w:asciiTheme="minorHAnsi" w:hAnsiTheme="minorHAnsi" w:cstheme="minorHAnsi"/>
+                <w:sz w:val="28"/>
+                <w:szCs w:val="28"/>
+              </w:rPr>
+            </w:pPr>
+            <w:r>
+              <w:rPr>
+                <w:rFonts w:asciiTheme="minorHAnsi" w:hAnsiTheme="minorHAnsi" w:cstheme="minorHAnsi"/>
+                <w:sz w:val="28"/>
+                <w:szCs w:val="28"/>
+              </w:rPr>
+              <w:t xml:space="preserve">In the context of the air traffic controller stress test, the coefficient of determination can be used to measure the proportion of the variability in stress levels that is explained by the </w:t>
+            </w:r>
+            <w:r>
+              <w:rPr>
+                <w:rFonts w:asciiTheme="minorHAnsi" w:hAnsiTheme="minorHAnsi" w:cstheme="minorHAnsi"/>
+                <w:sz w:val="28"/>
+                <w:szCs w:val="28"/>
+              </w:rPr>
+              <w:t>workstation</w:t>
+            </w:r>
+            <w:r>
+              <w:rPr>
+                <w:rFonts w:asciiTheme="minorHAnsi" w:hAnsiTheme="minorHAnsi" w:cstheme="minorHAnsi"/>
+                <w:sz w:val="28"/>
+                <w:szCs w:val="28"/>
+              </w:rPr>
+              <w:t xml:space="preserve"> alternatives. A higher R-squared value would indicate that a larger proportion of the variation in stress levels is explained by the </w:t>
+            </w:r>
+            <w:r>
+              <w:rPr>
+                <w:rFonts w:asciiTheme="minorHAnsi" w:hAnsiTheme="minorHAnsi" w:cstheme="minorHAnsi"/>
+                <w:sz w:val="28"/>
+                <w:szCs w:val="28"/>
+              </w:rPr>
+              <w:t>workstation</w:t>
+            </w:r>
+            <w:r>
+              <w:rPr>
+                <w:rFonts w:asciiTheme="minorHAnsi" w:hAnsiTheme="minorHAnsi" w:cstheme="minorHAnsi"/>
+                <w:sz w:val="28"/>
+                <w:szCs w:val="28"/>
+              </w:rPr>
+              <w:t xml:space="preserve"> alternatives, suggesting that the alternatives have a significant effect on stress levels.</w:t>
+            </w:r>
           </w:p>
         </w:tc>
       </w:tr>
@@ -1699,7 +4270,8 @@
           <w:szCs w:val="28"/>
         </w:rPr>
         <w:sectPr>
-          <w:pgSz w:w="11913" w:h="14175"/>
+          <w:type w:val="nextColumn"/>
+          <w:pgSz w:w="11913" w:h="31185"/>
           <w:pgMar w:top="142" w:right="573" w:bottom="278" w:left="697" w:header="720" w:footer="720" w:gutter="0"/>
           <w:cols w:space="720"/>
         </w:sectPr>
@@ -1770,6 +4342,16 @@
                 <w:szCs w:val="28"/>
               </w:rPr>
             </w:pPr>
+            <w:r>
+              <w:rPr>
+                <w:rFonts w:asciiTheme="minorHAnsi" w:hAnsiTheme="minorHAnsi" w:cstheme="minorHAnsi"/>
+                <w:b/>
+                <w:bCs/>
+                <w:sz w:val="28"/>
+                <w:szCs w:val="28"/>
+              </w:rPr>
+              <w:t>In regression analysis, which are the assumptions about the error term ε?</w:t>
+            </w:r>
           </w:p>
         </w:tc>
       </w:tr>
@@ -1803,29 +4385,7 @@
                 <w:sz w:val="28"/>
                 <w:szCs w:val="28"/>
               </w:rPr>
-              <w:t>Ans.</w:t>
-            </w:r>
-            <w:r>
-              <w:rPr>
-                <w:rFonts w:asciiTheme="minorHAnsi" w:hAnsiTheme="minorHAnsi" w:cstheme="minorHAnsi"/>
-                <w:b/>
-                <w:bCs/>
-                <w:color w:val="FF0000"/>
-                <w:sz w:val="28"/>
-                <w:szCs w:val="28"/>
-              </w:rPr>
-              <w:t>11</w:t>
-            </w:r>
-            <w:r>
-              <w:rPr>
-                <w:rFonts w:asciiTheme="minorHAnsi" w:hAnsiTheme="minorHAnsi" w:cstheme="minorHAnsi"/>
-                <w:b/>
-                <w:bCs/>
-                <w:color w:val="FF0000"/>
-                <w:sz w:val="28"/>
-                <w:szCs w:val="28"/>
-              </w:rPr>
-              <w:t>)</w:t>
+              <w:t>Ans.11)</w:t>
             </w:r>
           </w:p>
         </w:tc>
@@ -1840,8 +4400,284 @@
                 <w:rFonts w:asciiTheme="minorHAnsi" w:hAnsiTheme="minorHAnsi" w:cstheme="minorHAnsi"/>
                 <w:sz w:val="28"/>
                 <w:szCs w:val="28"/>
-              </w:rPr>
-            </w:pPr>
+                <w:lang w:val="en-IN"/>
+              </w:rPr>
+            </w:pPr>
+            <w:r>
+              <w:rPr>
+                <w:rFonts w:asciiTheme="minorHAnsi" w:hAnsiTheme="minorHAnsi" w:cstheme="minorHAnsi"/>
+                <w:sz w:val="28"/>
+                <w:szCs w:val="28"/>
+                <w:lang w:val="en-IN"/>
+              </w:rPr>
+              <w:t>In regression analysis, the assumptions about the error term (ε) are as follows:</w:t>
+            </w:r>
+          </w:p>
+          <w:p>
+            <w:pPr>
+              <w:pStyle w:val="TableParagraph"/>
+              <w:ind w:left="0"/>
+              <w:rPr>
+                <w:rFonts w:asciiTheme="minorHAnsi" w:hAnsiTheme="minorHAnsi" w:cstheme="minorHAnsi"/>
+                <w:sz w:val="28"/>
+                <w:szCs w:val="28"/>
+                <w:lang w:val="en-IN"/>
+              </w:rPr>
+            </w:pPr>
+          </w:p>
+          <w:p>
+            <w:pPr>
+              <w:pStyle w:val="TableParagraph"/>
+              <w:numPr>
+                <w:ilvl w:val="0"/>
+                <w:numId w:val="14"/>
+              </w:numPr>
+              <w:rPr>
+                <w:rFonts w:asciiTheme="minorHAnsi" w:hAnsiTheme="minorHAnsi" w:cstheme="minorHAnsi"/>
+                <w:sz w:val="28"/>
+                <w:szCs w:val="28"/>
+                <w:lang w:val="en-IN"/>
+              </w:rPr>
+            </w:pPr>
+            <w:r>
+              <w:rPr>
+                <w:rFonts w:asciiTheme="minorHAnsi" w:hAnsiTheme="minorHAnsi" w:cstheme="minorHAnsi"/>
+                <w:b/>
+                <w:bCs/>
+                <w:sz w:val="28"/>
+                <w:szCs w:val="28"/>
+                <w:lang w:val="en-IN"/>
+              </w:rPr>
+              <w:t>Randomness</w:t>
+            </w:r>
+            <w:r>
+              <w:rPr>
+                <w:rFonts w:asciiTheme="minorHAnsi" w:hAnsiTheme="minorHAnsi" w:cstheme="minorHAnsi"/>
+                <w:sz w:val="28"/>
+                <w:szCs w:val="28"/>
+                <w:lang w:val="en-IN"/>
+              </w:rPr>
+              <w:t>: The error term is assumed to be a random variable, meaning that it is unpredictable and cannot be explained by the independent variables in the model.</w:t>
+            </w:r>
+          </w:p>
+          <w:p>
+            <w:pPr>
+              <w:pStyle w:val="TableParagraph"/>
+              <w:ind w:left="720"/>
+              <w:rPr>
+                <w:rFonts w:asciiTheme="minorHAnsi" w:hAnsiTheme="minorHAnsi" w:cstheme="minorHAnsi"/>
+                <w:sz w:val="28"/>
+                <w:szCs w:val="28"/>
+                <w:lang w:val="en-IN"/>
+              </w:rPr>
+            </w:pPr>
+          </w:p>
+          <w:p>
+            <w:pPr>
+              <w:pStyle w:val="TableParagraph"/>
+              <w:numPr>
+                <w:ilvl w:val="0"/>
+                <w:numId w:val="14"/>
+              </w:numPr>
+              <w:rPr>
+                <w:rFonts w:asciiTheme="minorHAnsi" w:hAnsiTheme="minorHAnsi" w:cstheme="minorHAnsi"/>
+                <w:sz w:val="28"/>
+                <w:szCs w:val="28"/>
+                <w:lang w:val="en-IN"/>
+              </w:rPr>
+            </w:pPr>
+            <w:r>
+              <w:rPr>
+                <w:rFonts w:asciiTheme="minorHAnsi" w:hAnsiTheme="minorHAnsi" w:cstheme="minorHAnsi"/>
+                <w:b/>
+                <w:bCs/>
+                <w:sz w:val="28"/>
+                <w:szCs w:val="28"/>
+                <w:lang w:val="en-IN"/>
+              </w:rPr>
+              <w:t>Zero Mean</w:t>
+            </w:r>
+            <w:r>
+              <w:rPr>
+                <w:rFonts w:asciiTheme="minorHAnsi" w:hAnsiTheme="minorHAnsi" w:cstheme="minorHAnsi"/>
+                <w:sz w:val="28"/>
+                <w:szCs w:val="28"/>
+                <w:lang w:val="en-IN"/>
+              </w:rPr>
+              <w:t>: The error term is assumed to have a mean of zero, indicating that the expected value of the error term is zero for all values of the independent variables.</w:t>
+            </w:r>
+          </w:p>
+          <w:p>
+            <w:pPr>
+              <w:pStyle w:val="TableParagraph"/>
+              <w:ind w:left="720"/>
+              <w:rPr>
+                <w:rFonts w:asciiTheme="minorHAnsi" w:hAnsiTheme="minorHAnsi" w:cstheme="minorHAnsi"/>
+                <w:sz w:val="28"/>
+                <w:szCs w:val="28"/>
+                <w:lang w:val="en-IN"/>
+              </w:rPr>
+            </w:pPr>
+          </w:p>
+          <w:p>
+            <w:pPr>
+              <w:pStyle w:val="TableParagraph"/>
+              <w:numPr>
+                <w:ilvl w:val="0"/>
+                <w:numId w:val="14"/>
+              </w:numPr>
+              <w:rPr>
+                <w:rFonts w:asciiTheme="minorHAnsi" w:hAnsiTheme="minorHAnsi" w:cstheme="minorHAnsi"/>
+                <w:sz w:val="28"/>
+                <w:szCs w:val="28"/>
+                <w:lang w:val="en-IN"/>
+              </w:rPr>
+            </w:pPr>
+            <w:r>
+              <w:rPr>
+                <w:rFonts w:asciiTheme="minorHAnsi" w:hAnsiTheme="minorHAnsi" w:cstheme="minorHAnsi"/>
+                <w:b/>
+                <w:bCs/>
+                <w:sz w:val="28"/>
+                <w:szCs w:val="28"/>
+                <w:lang w:val="en-IN"/>
+              </w:rPr>
+              <w:t>Homoscedasticity</w:t>
+            </w:r>
+            <w:r>
+              <w:rPr>
+                <w:rFonts w:asciiTheme="minorHAnsi" w:hAnsiTheme="minorHAnsi" w:cstheme="minorHAnsi"/>
+                <w:sz w:val="28"/>
+                <w:szCs w:val="28"/>
+                <w:lang w:val="en-IN"/>
+              </w:rPr>
+              <w:t>: The error term is assumed to have constant variance, meaning that the variance of the error term is the same for all values of the independent variables.</w:t>
+            </w:r>
+          </w:p>
+          <w:p>
+            <w:pPr>
+              <w:pStyle w:val="TableParagraph"/>
+              <w:ind w:left="720"/>
+              <w:rPr>
+                <w:rFonts w:asciiTheme="minorHAnsi" w:hAnsiTheme="minorHAnsi" w:cstheme="minorHAnsi"/>
+                <w:sz w:val="28"/>
+                <w:szCs w:val="28"/>
+                <w:lang w:val="en-IN"/>
+              </w:rPr>
+            </w:pPr>
+          </w:p>
+          <w:p>
+            <w:pPr>
+              <w:pStyle w:val="TableParagraph"/>
+              <w:numPr>
+                <w:ilvl w:val="0"/>
+                <w:numId w:val="14"/>
+              </w:numPr>
+              <w:rPr>
+                <w:rFonts w:asciiTheme="minorHAnsi" w:hAnsiTheme="minorHAnsi" w:cstheme="minorHAnsi"/>
+                <w:sz w:val="28"/>
+                <w:szCs w:val="28"/>
+                <w:lang w:val="en-IN"/>
+              </w:rPr>
+            </w:pPr>
+            <w:r>
+              <w:rPr>
+                <w:rFonts w:asciiTheme="minorHAnsi" w:hAnsiTheme="minorHAnsi" w:cstheme="minorHAnsi"/>
+                <w:b/>
+                <w:bCs/>
+                <w:sz w:val="28"/>
+                <w:szCs w:val="28"/>
+                <w:lang w:val="en-IN"/>
+              </w:rPr>
+              <w:t>Independence</w:t>
+            </w:r>
+            <w:r>
+              <w:rPr>
+                <w:rFonts w:asciiTheme="minorHAnsi" w:hAnsiTheme="minorHAnsi" w:cstheme="minorHAnsi"/>
+                <w:sz w:val="28"/>
+                <w:szCs w:val="28"/>
+                <w:lang w:val="en-IN"/>
+              </w:rPr>
+              <w:t>: The error terms are assumed to be independent of each other, meaning that the error term for one observation is not related to the error term for any other observation.</w:t>
+            </w:r>
+          </w:p>
+          <w:p>
+            <w:pPr>
+              <w:pStyle w:val="TableParagraph"/>
+              <w:ind w:left="720"/>
+              <w:rPr>
+                <w:rFonts w:asciiTheme="minorHAnsi" w:hAnsiTheme="minorHAnsi" w:cstheme="minorHAnsi"/>
+                <w:sz w:val="28"/>
+                <w:szCs w:val="28"/>
+                <w:lang w:val="en-IN"/>
+              </w:rPr>
+            </w:pPr>
+          </w:p>
+          <w:p>
+            <w:pPr>
+              <w:pStyle w:val="TableParagraph"/>
+              <w:numPr>
+                <w:ilvl w:val="0"/>
+                <w:numId w:val="14"/>
+              </w:numPr>
+              <w:rPr>
+                <w:rFonts w:asciiTheme="minorHAnsi" w:hAnsiTheme="minorHAnsi" w:cstheme="minorHAnsi"/>
+                <w:sz w:val="28"/>
+                <w:szCs w:val="28"/>
+                <w:lang w:val="en-IN"/>
+              </w:rPr>
+            </w:pPr>
+            <w:r>
+              <w:rPr>
+                <w:rFonts w:asciiTheme="minorHAnsi" w:hAnsiTheme="minorHAnsi" w:cstheme="minorHAnsi"/>
+                <w:b/>
+                <w:bCs/>
+                <w:sz w:val="28"/>
+                <w:szCs w:val="28"/>
+                <w:lang w:val="en-IN"/>
+              </w:rPr>
+              <w:t>Normality</w:t>
+            </w:r>
+            <w:r>
+              <w:rPr>
+                <w:rFonts w:asciiTheme="minorHAnsi" w:hAnsiTheme="minorHAnsi" w:cstheme="minorHAnsi"/>
+                <w:sz w:val="28"/>
+                <w:szCs w:val="28"/>
+                <w:lang w:val="en-IN"/>
+              </w:rPr>
+              <w:t>: The error term is assumed to be normally distributed, meaning that the distribution of the error term follows a bell-shaped curve.</w:t>
+            </w:r>
+          </w:p>
+          <w:p>
+            <w:pPr>
+              <w:pStyle w:val="TableParagraph"/>
+              <w:ind w:left="720"/>
+              <w:rPr>
+                <w:rFonts w:asciiTheme="minorHAnsi" w:hAnsiTheme="minorHAnsi" w:cstheme="minorHAnsi"/>
+                <w:sz w:val="28"/>
+                <w:szCs w:val="28"/>
+                <w:lang w:val="en-IN"/>
+              </w:rPr>
+            </w:pPr>
+          </w:p>
+          <w:p>
+            <w:pPr>
+              <w:pStyle w:val="TableParagraph"/>
+              <w:rPr>
+                <w:rFonts w:asciiTheme="minorHAnsi" w:hAnsiTheme="minorHAnsi" w:cstheme="minorHAnsi"/>
+                <w:sz w:val="28"/>
+                <w:szCs w:val="28"/>
+              </w:rPr>
+            </w:pPr>
+            <w:r>
+              <w:rPr>
+                <w:rFonts w:asciiTheme="minorHAnsi" w:hAnsiTheme="minorHAnsi" w:cstheme="minorHAnsi"/>
+                <w:sz w:val="28"/>
+                <w:szCs w:val="28"/>
+                <w:lang w:val="en-IN"/>
+              </w:rPr>
+              <w:t>These assumptions are important for the validity of the regression model and the statistical inferences made from it. If these assumptions are not met, the model may be biased, and the statistical inferences may not be accurate. Therefore, it is important to check these assumptions before interpreting the results of a regression analysis.</w:t>
+            </w:r>
           </w:p>
         </w:tc>
       </w:tr>
@@ -1852,13 +4688,15 @@
         <w:ind w:left="1"/>
         <w:jc w:val="center"/>
         <w:rPr>
+          <w:rFonts w:asciiTheme="minorHAnsi" w:hAnsiTheme="minorHAnsi" w:cstheme="minorHAnsi"/>
           <w:b/>
           <w:bCs/>
           <w:sz w:val="28"/>
           <w:szCs w:val="28"/>
         </w:rPr>
         <w:sectPr>
-          <w:pgSz w:w="11913" w:h="10773"/>
+          <w:type w:val="nextColumn"/>
+          <w:pgSz w:w="11913" w:h="31185"/>
           <w:pgMar w:top="142" w:right="573" w:bottom="278" w:left="697" w:header="720" w:footer="720" w:gutter="0"/>
           <w:cols w:space="720"/>
         </w:sectPr>
@@ -1903,6 +4741,7 @@
             </w:pPr>
             <w:r>
               <w:rPr>
+                <w:rFonts w:asciiTheme="minorHAnsi" w:hAnsiTheme="minorHAnsi" w:cstheme="minorHAnsi"/>
                 <w:b/>
                 <w:bCs/>
                 <w:sz w:val="28"/>
@@ -1920,12 +4759,29 @@
           <w:p>
             <w:pPr>
               <w:pStyle w:val="TableParagraph"/>
-              <w:rPr>
-                <w:rFonts w:asciiTheme="minorHAnsi" w:hAnsiTheme="minorHAnsi" w:cstheme="minorHAnsi"/>
-                <w:sz w:val="28"/>
-                <w:szCs w:val="28"/>
-              </w:rPr>
-            </w:pPr>
+              <w:ind w:left="0"/>
+              <w:rPr>
+                <w:rFonts w:asciiTheme="minorHAnsi" w:hAnsiTheme="minorHAnsi" w:cstheme="minorHAnsi"/>
+                <w:sz w:val="28"/>
+                <w:szCs w:val="28"/>
+              </w:rPr>
+            </w:pPr>
+            <w:r>
+              <w:rPr>
+                <w:rFonts w:asciiTheme="minorHAnsi" w:hAnsiTheme="minorHAnsi" w:cstheme="minorHAnsi"/>
+                <w:sz w:val="28"/>
+                <w:szCs w:val="28"/>
+              </w:rPr>
+              <w:t>Which tests are used for a significant regression relationship</w:t>
+            </w:r>
+            <w:r>
+              <w:rPr>
+                <w:rFonts w:asciiTheme="minorHAnsi" w:hAnsiTheme="minorHAnsi" w:cstheme="minorHAnsi"/>
+                <w:sz w:val="28"/>
+                <w:szCs w:val="28"/>
+              </w:rPr>
+              <w:t>?</w:t>
+            </w:r>
           </w:p>
         </w:tc>
       </w:tr>
@@ -1960,29 +4816,7 @@
                 <w:sz w:val="28"/>
                 <w:szCs w:val="28"/>
               </w:rPr>
-              <w:t>Ans.</w:t>
-            </w:r>
-            <w:r>
-              <w:rPr>
-                <w:rFonts w:asciiTheme="minorHAnsi" w:hAnsiTheme="minorHAnsi" w:cstheme="minorHAnsi"/>
-                <w:b/>
-                <w:bCs/>
-                <w:color w:val="FF0000"/>
-                <w:sz w:val="28"/>
-                <w:szCs w:val="28"/>
-              </w:rPr>
-              <w:t>12</w:t>
-            </w:r>
-            <w:r>
-              <w:rPr>
-                <w:rFonts w:asciiTheme="minorHAnsi" w:hAnsiTheme="minorHAnsi" w:cstheme="minorHAnsi"/>
-                <w:b/>
-                <w:bCs/>
-                <w:color w:val="FF0000"/>
-                <w:sz w:val="28"/>
-                <w:szCs w:val="28"/>
-              </w:rPr>
-              <w:t>)</w:t>
+              <w:t>Ans.12)</w:t>
             </w:r>
           </w:p>
         </w:tc>
@@ -1997,8 +4831,385 @@
                 <w:rFonts w:asciiTheme="minorHAnsi" w:hAnsiTheme="minorHAnsi" w:cstheme="minorHAnsi"/>
                 <w:sz w:val="28"/>
                 <w:szCs w:val="28"/>
-              </w:rPr>
-            </w:pPr>
+                <w:lang w:val="en-IN"/>
+              </w:rPr>
+            </w:pPr>
+            <w:r>
+              <w:rPr>
+                <w:rFonts w:asciiTheme="minorHAnsi" w:hAnsiTheme="minorHAnsi" w:cstheme="minorHAnsi"/>
+                <w:sz w:val="28"/>
+                <w:szCs w:val="28"/>
+                <w:lang w:val="en-IN"/>
+              </w:rPr>
+              <w:t>In regression analysis, several tests are used to determine the significance of the regression relationship. These tests help assess whether the independent variables have a statistically significant effect on the dependent variable. The main tests used for evaluating the significance of a regression relationship are:</w:t>
+            </w:r>
+          </w:p>
+          <w:p>
+            <w:pPr>
+              <w:pStyle w:val="TableParagraph"/>
+              <w:numPr>
+                <w:ilvl w:val="0"/>
+                <w:numId w:val="13"/>
+              </w:numPr>
+              <w:rPr>
+                <w:rFonts w:asciiTheme="minorHAnsi" w:hAnsiTheme="minorHAnsi" w:cstheme="minorHAnsi"/>
+                <w:sz w:val="28"/>
+                <w:szCs w:val="28"/>
+                <w:lang w:val="en-IN"/>
+              </w:rPr>
+            </w:pPr>
+            <w:r>
+              <w:rPr>
+                <w:rFonts w:asciiTheme="minorHAnsi" w:hAnsiTheme="minorHAnsi" w:cstheme="minorHAnsi"/>
+                <w:b/>
+                <w:bCs/>
+                <w:sz w:val="28"/>
+                <w:szCs w:val="28"/>
+                <w:lang w:val="en-IN"/>
+              </w:rPr>
+              <w:t>F-Test</w:t>
+            </w:r>
+            <w:r>
+              <w:rPr>
+                <w:rFonts w:asciiTheme="minorHAnsi" w:hAnsiTheme="minorHAnsi" w:cstheme="minorHAnsi"/>
+                <w:sz w:val="28"/>
+                <w:szCs w:val="28"/>
+                <w:lang w:val="en-IN"/>
+              </w:rPr>
+              <w:t>: The F-test is used to determine whether at least one of the independent variables in the regression model has a significant effect on the dependent variable. It tests the overall significance of the regression model by comparing the variability explained by the model to the unexplained variability.</w:t>
+            </w:r>
+          </w:p>
+          <w:p>
+            <w:pPr>
+              <w:pStyle w:val="TableParagraph"/>
+              <w:rPr>
+                <w:rFonts w:asciiTheme="minorHAnsi" w:hAnsiTheme="minorHAnsi" w:cstheme="minorHAnsi"/>
+                <w:sz w:val="28"/>
+                <w:szCs w:val="28"/>
+                <w:lang w:val="en-IN"/>
+              </w:rPr>
+            </w:pPr>
+          </w:p>
+          <w:p>
+            <w:pPr>
+              <w:pStyle w:val="TableParagraph"/>
+              <w:numPr>
+                <w:ilvl w:val="0"/>
+                <w:numId w:val="13"/>
+              </w:numPr>
+              <w:rPr>
+                <w:rFonts w:asciiTheme="minorHAnsi" w:hAnsiTheme="minorHAnsi" w:cstheme="minorHAnsi"/>
+                <w:sz w:val="28"/>
+                <w:szCs w:val="28"/>
+                <w:lang w:val="en-IN"/>
+              </w:rPr>
+            </w:pPr>
+            <w:r>
+              <w:rPr>
+                <w:rFonts w:asciiTheme="minorHAnsi" w:hAnsiTheme="minorHAnsi" w:cstheme="minorHAnsi"/>
+                <w:b/>
+                <w:bCs/>
+                <w:sz w:val="28"/>
+                <w:szCs w:val="28"/>
+                <w:lang w:val="en-IN"/>
+              </w:rPr>
+              <w:t>t-Test</w:t>
+            </w:r>
+            <w:r>
+              <w:rPr>
+                <w:rFonts w:asciiTheme="minorHAnsi" w:hAnsiTheme="minorHAnsi" w:cstheme="minorHAnsi"/>
+                <w:sz w:val="28"/>
+                <w:szCs w:val="28"/>
+                <w:lang w:val="en-IN"/>
+              </w:rPr>
+              <w:t>: The t-test is used to assess the significance of individual coefficients (slope parameters) in the regression model. It tests whether each independent variable makes a significant contribution to explaining the variation in the dependent variable.</w:t>
+            </w:r>
+          </w:p>
+          <w:p>
+            <w:pPr>
+              <w:pStyle w:val="TableParagraph"/>
+              <w:ind w:left="0"/>
+              <w:rPr>
+                <w:rFonts w:asciiTheme="minorHAnsi" w:hAnsiTheme="minorHAnsi" w:cstheme="minorHAnsi"/>
+                <w:sz w:val="28"/>
+                <w:szCs w:val="28"/>
+                <w:lang w:val="en-IN"/>
+              </w:rPr>
+            </w:pPr>
+          </w:p>
+          <w:p>
+            <w:pPr>
+              <w:pStyle w:val="TableParagraph"/>
+              <w:numPr>
+                <w:ilvl w:val="0"/>
+                <w:numId w:val="13"/>
+              </w:numPr>
+              <w:rPr>
+                <w:rFonts w:asciiTheme="minorHAnsi" w:hAnsiTheme="minorHAnsi" w:cstheme="minorHAnsi"/>
+                <w:sz w:val="28"/>
+                <w:szCs w:val="28"/>
+                <w:lang w:val="en-IN"/>
+              </w:rPr>
+            </w:pPr>
+            <w:r>
+              <w:rPr>
+                <w:rFonts w:asciiTheme="minorHAnsi" w:hAnsiTheme="minorHAnsi" w:cstheme="minorHAnsi"/>
+                <w:b/>
+                <w:bCs/>
+                <w:sz w:val="28"/>
+                <w:szCs w:val="28"/>
+                <w:lang w:val="en-IN"/>
+              </w:rPr>
+              <w:t>Coefficient of Determination (R-squared)</w:t>
+            </w:r>
+            <w:r>
+              <w:rPr>
+                <w:rFonts w:asciiTheme="minorHAnsi" w:hAnsiTheme="minorHAnsi" w:cstheme="minorHAnsi"/>
+                <w:sz w:val="28"/>
+                <w:szCs w:val="28"/>
+                <w:lang w:val="en-IN"/>
+              </w:rPr>
+              <w:t>: While not a test in the traditional sense, R-squared is used to measure the goodness of fit of the regression model. A high R-squared value indicates that a significant proportion of the variability in the dependent variable is explained by the independent variables.</w:t>
+            </w:r>
+          </w:p>
+          <w:p>
+            <w:pPr>
+              <w:pStyle w:val="TableParagraph"/>
+              <w:ind w:left="0"/>
+              <w:rPr>
+                <w:rFonts w:asciiTheme="minorHAnsi" w:hAnsiTheme="minorHAnsi" w:cstheme="minorHAnsi"/>
+                <w:sz w:val="28"/>
+                <w:szCs w:val="28"/>
+                <w:lang w:val="en-IN"/>
+              </w:rPr>
+            </w:pPr>
+          </w:p>
+          <w:p>
+            <w:pPr>
+              <w:pStyle w:val="TableParagraph"/>
+              <w:numPr>
+                <w:ilvl w:val="0"/>
+                <w:numId w:val="13"/>
+              </w:numPr>
+              <w:rPr>
+                <w:rFonts w:asciiTheme="minorHAnsi" w:hAnsiTheme="minorHAnsi" w:cstheme="minorHAnsi"/>
+                <w:sz w:val="28"/>
+                <w:szCs w:val="28"/>
+                <w:lang w:val="en-IN"/>
+              </w:rPr>
+            </w:pPr>
+            <w:r>
+              <w:rPr>
+                <w:rFonts w:asciiTheme="minorHAnsi" w:hAnsiTheme="minorHAnsi" w:cstheme="minorHAnsi"/>
+                <w:b/>
+                <w:bCs/>
+                <w:sz w:val="28"/>
+                <w:szCs w:val="28"/>
+                <w:lang w:val="en-IN"/>
+              </w:rPr>
+              <w:t>Adjusted R-squared</w:t>
+            </w:r>
+            <w:r>
+              <w:rPr>
+                <w:rFonts w:asciiTheme="minorHAnsi" w:hAnsiTheme="minorHAnsi" w:cstheme="minorHAnsi"/>
+                <w:sz w:val="28"/>
+                <w:szCs w:val="28"/>
+                <w:lang w:val="en-IN"/>
+              </w:rPr>
+              <w:t>: Adjusted R-squared is a modified version of R-squared that adjusts for the number of independent variables in the model. It penalizes the addition of unnecessary variables and provides a more accurate measure of the model's goodness of fit.</w:t>
+            </w:r>
+          </w:p>
+          <w:p>
+            <w:pPr>
+              <w:pStyle w:val="TableParagraph"/>
+              <w:ind w:left="0"/>
+              <w:rPr>
+                <w:rFonts w:asciiTheme="minorHAnsi" w:hAnsiTheme="minorHAnsi" w:cstheme="minorHAnsi"/>
+                <w:sz w:val="28"/>
+                <w:szCs w:val="28"/>
+                <w:lang w:val="en-IN"/>
+              </w:rPr>
+            </w:pPr>
+          </w:p>
+          <w:p>
+            <w:pPr>
+              <w:pStyle w:val="TableParagraph"/>
+              <w:numPr>
+                <w:ilvl w:val="0"/>
+                <w:numId w:val="13"/>
+              </w:numPr>
+              <w:rPr>
+                <w:rFonts w:asciiTheme="minorHAnsi" w:hAnsiTheme="minorHAnsi" w:cstheme="minorHAnsi"/>
+                <w:sz w:val="28"/>
+                <w:szCs w:val="28"/>
+                <w:lang w:val="en-IN"/>
+              </w:rPr>
+            </w:pPr>
+            <w:r>
+              <w:rPr>
+                <w:rFonts w:asciiTheme="minorHAnsi" w:hAnsiTheme="minorHAnsi" w:cstheme="minorHAnsi"/>
+                <w:b/>
+                <w:bCs/>
+                <w:sz w:val="28"/>
+                <w:szCs w:val="28"/>
+                <w:lang w:val="en-IN"/>
+              </w:rPr>
+              <w:t>Hypothesis Testing</w:t>
+            </w:r>
+            <w:r>
+              <w:rPr>
+                <w:rFonts w:asciiTheme="minorHAnsi" w:hAnsiTheme="minorHAnsi" w:cstheme="minorHAnsi"/>
+                <w:sz w:val="28"/>
+                <w:szCs w:val="28"/>
+                <w:lang w:val="en-IN"/>
+              </w:rPr>
+              <w:t>: Hypothesis tests are conducted to determine whether the coefficients of the independent variables are significantly different from zero. The null hypothesis assumes that the coefficient is zero, indicating no effect on the dependent variable.</w:t>
+            </w:r>
+          </w:p>
+          <w:p>
+            <w:pPr>
+              <w:pStyle w:val="TableParagraph"/>
+              <w:ind w:left="0"/>
+              <w:rPr>
+                <w:rFonts w:asciiTheme="minorHAnsi" w:hAnsiTheme="minorHAnsi" w:cstheme="minorHAnsi"/>
+                <w:sz w:val="28"/>
+                <w:szCs w:val="28"/>
+                <w:lang w:val="en-IN"/>
+              </w:rPr>
+            </w:pPr>
+          </w:p>
+          <w:p>
+            <w:pPr>
+              <w:pStyle w:val="TableParagraph"/>
+              <w:numPr>
+                <w:ilvl w:val="0"/>
+                <w:numId w:val="13"/>
+              </w:numPr>
+              <w:rPr>
+                <w:rFonts w:asciiTheme="minorHAnsi" w:hAnsiTheme="minorHAnsi" w:cstheme="minorHAnsi"/>
+                <w:sz w:val="28"/>
+                <w:szCs w:val="28"/>
+                <w:lang w:val="en-IN"/>
+              </w:rPr>
+            </w:pPr>
+            <w:r>
+              <w:rPr>
+                <w:rFonts w:asciiTheme="minorHAnsi" w:hAnsiTheme="minorHAnsi" w:cstheme="minorHAnsi"/>
+                <w:b/>
+                <w:bCs/>
+                <w:sz w:val="28"/>
+                <w:szCs w:val="28"/>
+                <w:lang w:val="en-IN"/>
+              </w:rPr>
+              <w:t>p-Values</w:t>
+            </w:r>
+            <w:r>
+              <w:rPr>
+                <w:rFonts w:asciiTheme="minorHAnsi" w:hAnsiTheme="minorHAnsi" w:cstheme="minorHAnsi"/>
+                <w:sz w:val="28"/>
+                <w:szCs w:val="28"/>
+                <w:lang w:val="en-IN"/>
+              </w:rPr>
+              <w:t>: p-values associated with the coefficients in the regression model indicate the probability of observing the data if the null hypothesis is true. Lower p-values suggest that the coefficient is statistically significant.</w:t>
+            </w:r>
+          </w:p>
+          <w:p>
+            <w:pPr>
+              <w:pStyle w:val="TableParagraph"/>
+              <w:ind w:left="0"/>
+              <w:rPr>
+                <w:rFonts w:asciiTheme="minorHAnsi" w:hAnsiTheme="minorHAnsi" w:cstheme="minorHAnsi"/>
+                <w:sz w:val="28"/>
+                <w:szCs w:val="28"/>
+                <w:lang w:val="en-IN"/>
+              </w:rPr>
+            </w:pPr>
+          </w:p>
+          <w:p>
+            <w:pPr>
+              <w:pStyle w:val="TableParagraph"/>
+              <w:numPr>
+                <w:ilvl w:val="0"/>
+                <w:numId w:val="13"/>
+              </w:numPr>
+              <w:rPr>
+                <w:rFonts w:asciiTheme="minorHAnsi" w:hAnsiTheme="minorHAnsi" w:cstheme="minorHAnsi"/>
+                <w:sz w:val="28"/>
+                <w:szCs w:val="28"/>
+                <w:lang w:val="en-IN"/>
+              </w:rPr>
+            </w:pPr>
+            <w:r>
+              <w:rPr>
+                <w:rFonts w:asciiTheme="minorHAnsi" w:hAnsiTheme="minorHAnsi" w:cstheme="minorHAnsi"/>
+                <w:b/>
+                <w:bCs/>
+                <w:sz w:val="28"/>
+                <w:szCs w:val="28"/>
+                <w:lang w:val="en-IN"/>
+              </w:rPr>
+              <w:t>Confidence Intervals</w:t>
+            </w:r>
+            <w:r>
+              <w:rPr>
+                <w:rFonts w:asciiTheme="minorHAnsi" w:hAnsiTheme="minorHAnsi" w:cstheme="minorHAnsi"/>
+                <w:sz w:val="28"/>
+                <w:szCs w:val="28"/>
+                <w:lang w:val="en-IN"/>
+              </w:rPr>
+              <w:t>: Confidence intervals provide a range within which the true population parameter is likely to fall. If the confidence interval does not include zero, it indicates that the corresponding coefficient is statistically significant.</w:t>
+            </w:r>
+          </w:p>
+          <w:p>
+            <w:pPr>
+              <w:pStyle w:val="TableParagraph"/>
+              <w:rPr>
+                <w:rFonts w:asciiTheme="minorHAnsi" w:hAnsiTheme="minorHAnsi" w:cstheme="minorHAnsi"/>
+                <w:sz w:val="28"/>
+                <w:szCs w:val="28"/>
+                <w:lang w:val="en-IN"/>
+              </w:rPr>
+            </w:pPr>
+          </w:p>
+          <w:p>
+            <w:pPr>
+              <w:pStyle w:val="TableParagraph"/>
+              <w:rPr>
+                <w:rFonts w:asciiTheme="minorHAnsi" w:hAnsiTheme="minorHAnsi" w:cstheme="minorHAnsi"/>
+                <w:sz w:val="28"/>
+                <w:szCs w:val="28"/>
+                <w:lang w:val="en-IN"/>
+              </w:rPr>
+            </w:pPr>
+            <w:r>
+              <w:rPr>
+                <w:rFonts w:asciiTheme="minorHAnsi" w:hAnsiTheme="minorHAnsi" w:cstheme="minorHAnsi"/>
+                <w:sz w:val="28"/>
+                <w:szCs w:val="28"/>
+                <w:lang w:val="en-IN"/>
+              </w:rPr>
+              <w:t xml:space="preserve">By conducting these tests and </w:t>
+            </w:r>
+            <w:proofErr w:type="spellStart"/>
+            <w:r>
+              <w:rPr>
+                <w:rFonts w:asciiTheme="minorHAnsi" w:hAnsiTheme="minorHAnsi" w:cstheme="minorHAnsi"/>
+                <w:sz w:val="28"/>
+                <w:szCs w:val="28"/>
+                <w:lang w:val="en-IN"/>
+              </w:rPr>
+              <w:t>analyzing</w:t>
+            </w:r>
+            <w:proofErr w:type="spellEnd"/>
+            <w:r>
+              <w:rPr>
+                <w:rFonts w:asciiTheme="minorHAnsi" w:hAnsiTheme="minorHAnsi" w:cstheme="minorHAnsi"/>
+                <w:sz w:val="28"/>
+                <w:szCs w:val="28"/>
+                <w:lang w:val="en-IN"/>
+              </w:rPr>
+              <w:t xml:space="preserve"> the results, researchers can determine the significance of the regression relationship and make informed decisions about the impact of independent variables on the dependent variable.</w:t>
+            </w:r>
           </w:p>
         </w:tc>
       </w:tr>
@@ -2009,11 +5220,13 @@
         <w:ind w:left="1"/>
         <w:jc w:val="center"/>
         <w:rPr>
+          <w:rFonts w:asciiTheme="minorHAnsi" w:hAnsiTheme="minorHAnsi" w:cstheme="minorHAnsi"/>
           <w:sz w:val="28"/>
           <w:szCs w:val="28"/>
         </w:rPr>
         <w:sectPr>
-          <w:pgSz w:w="11913" w:h="20412"/>
+          <w:type w:val="nextColumn"/>
+          <w:pgSz w:w="11913" w:h="31185"/>
           <w:pgMar w:top="142" w:right="573" w:bottom="278" w:left="697" w:header="720" w:footer="720" w:gutter="0"/>
           <w:cols w:space="720"/>
         </w:sectPr>
@@ -2021,9 +5234,8 @@
     </w:p>
     <w:tbl>
       <w:tblPr>
-        <w:tblW w:w="11340" w:type="dxa"/>
+        <w:tblW w:w="11498" w:type="dxa"/>
         <w:tblInd w:w="-562" w:type="dxa"/>
-        <w:tblLayout w:type="fixed"/>
         <w:tblCellMar>
           <w:left w:w="0" w:type="dxa"/>
           <w:right w:w="0" w:type="dxa"/>
@@ -2031,16 +5243,16 @@
         <w:tblLook w:val="01E0" w:firstRow="1" w:lastRow="1" w:firstColumn="1" w:lastColumn="1" w:noHBand="0" w:noVBand="0"/>
       </w:tblPr>
       <w:tblGrid>
-        <w:gridCol w:w="993"/>
-        <w:gridCol w:w="10347"/>
+        <w:gridCol w:w="1006"/>
+        <w:gridCol w:w="10492"/>
       </w:tblGrid>
       <w:tr>
         <w:trPr>
-          <w:trHeight w:val="20"/>
+          <w:trHeight w:val="18"/>
         </w:trPr>
         <w:tc>
           <w:tcPr>
-            <w:tcW w:w="993" w:type="dxa"/>
+            <w:tcW w:w="1006" w:type="dxa"/>
           </w:tcPr>
           <w:p>
             <w:pPr>
@@ -2058,20 +5270,516 @@
             </w:pPr>
             <w:r>
               <w:rPr>
+                <w:rFonts w:asciiTheme="minorHAnsi" w:hAnsiTheme="minorHAnsi" w:cstheme="minorHAnsi"/>
                 <w:b/>
                 <w:bCs/>
                 <w:sz w:val="28"/>
                 <w:szCs w:val="28"/>
               </w:rPr>
               <w:lastRenderedPageBreak/>
-              <w:t>13</w:t>
+              <w:t>1</w:t>
+            </w:r>
+            <w:r>
+              <w:rPr>
+                <w:rFonts w:asciiTheme="minorHAnsi" w:hAnsiTheme="minorHAnsi" w:cstheme="minorHAnsi"/>
+                <w:b/>
+                <w:bCs/>
+                <w:sz w:val="28"/>
+                <w:szCs w:val="28"/>
+              </w:rPr>
+              <w:t>3</w:t>
             </w:r>
           </w:p>
         </w:tc>
         <w:tc>
           <w:tcPr>
-            <w:tcW w:w="10347" w:type="dxa"/>
+            <w:tcW w:w="10492" w:type="dxa"/>
           </w:tcPr>
+          <w:p>
+            <w:pPr>
+              <w:pStyle w:val="TableParagraph"/>
+              <w:rPr>
+                <w:rFonts w:asciiTheme="minorHAnsi" w:hAnsiTheme="minorHAnsi" w:cstheme="minorHAnsi"/>
+                <w:b/>
+                <w:bCs/>
+                <w:sz w:val="28"/>
+                <w:szCs w:val="28"/>
+              </w:rPr>
+            </w:pPr>
+            <w:r>
+              <w:rPr>
+                <w:rFonts w:asciiTheme="minorHAnsi" w:hAnsiTheme="minorHAnsi" w:cstheme="minorHAnsi"/>
+                <w:b/>
+                <w:bCs/>
+                <w:sz w:val="28"/>
+                <w:szCs w:val="28"/>
+              </w:rPr>
+              <w:t>For the given data determine the R-squared value</w:t>
+            </w:r>
+            <w:r>
+              <w:rPr>
+                <w:rFonts w:asciiTheme="minorHAnsi" w:eastAsiaTheme="minorHAnsi" w:hAnsiTheme="minorHAnsi" w:cstheme="minorBidi"/>
+                <w:kern w:val="2"/>
+                <w14:ligatures w14:val="standardContextual"/>
+              </w:rPr>
+              <w:t xml:space="preserve"> </w:t>
+            </w:r>
+            <w:r>
+              <w:rPr>
+                <w:rFonts w:asciiTheme="minorHAnsi" w:hAnsiTheme="minorHAnsi" w:cstheme="minorHAnsi"/>
+                <w:b/>
+                <w:bCs/>
+                <w:sz w:val="28"/>
+                <w:szCs w:val="28"/>
+              </w:rPr>
+              <w:t>For the given data determine the R-squared value</w:t>
+            </w:r>
+            <w:r>
+              <w:rPr>
+                <w:rFonts w:asciiTheme="minorHAnsi" w:hAnsiTheme="minorHAnsi" w:cstheme="minorHAnsi"/>
+                <w:b/>
+                <w:bCs/>
+                <w:sz w:val="28"/>
+                <w:szCs w:val="28"/>
+              </w:rPr>
+              <w:t>.</w:t>
+            </w:r>
+          </w:p>
+          <w:tbl>
+            <w:tblPr>
+              <w:tblStyle w:val="TableGrid"/>
+              <w:tblW w:w="5047" w:type="dxa"/>
+              <w:tblInd w:w="616" w:type="dxa"/>
+              <w:tblLook w:val="04A0" w:firstRow="1" w:lastRow="0" w:firstColumn="1" w:lastColumn="0" w:noHBand="0" w:noVBand="1"/>
+            </w:tblPr>
+            <w:tblGrid>
+              <w:gridCol w:w="1622"/>
+              <w:gridCol w:w="3425"/>
+            </w:tblGrid>
+            <w:tr>
+              <w:trPr>
+                <w:trHeight w:val="314"/>
+              </w:trPr>
+              <w:tc>
+                <w:tcPr>
+                  <w:tcW w:w="0" w:type="auto"/>
+                  <w:noWrap/>
+                  <w:vAlign w:val="center"/>
+                  <w:hideMark/>
+                </w:tcPr>
+                <w:p>
+                  <w:pPr>
+                    <w:jc w:val="center"/>
+                    <w:rPr>
+                      <w:rFonts w:asciiTheme="minorHAnsi" w:hAnsiTheme="minorHAnsi" w:cstheme="minorHAnsi"/>
+                      <w:b/>
+                      <w:bCs/>
+                      <w:sz w:val="28"/>
+                      <w:szCs w:val="28"/>
+                      <w:lang w:val="en-IN"/>
+                    </w:rPr>
+                  </w:pPr>
+                  <w:r>
+                    <w:rPr>
+                      <w:rFonts w:asciiTheme="minorHAnsi" w:hAnsiTheme="minorHAnsi" w:cstheme="minorHAnsi"/>
+                      <w:b/>
+                      <w:bCs/>
+                      <w:sz w:val="28"/>
+                      <w:szCs w:val="28"/>
+                      <w:lang w:val="en-IN"/>
+                    </w:rPr>
+                    <w:t>Miles travel</w:t>
+                  </w:r>
+                </w:p>
+              </w:tc>
+              <w:tc>
+                <w:tcPr>
+                  <w:tcW w:w="0" w:type="auto"/>
+                  <w:noWrap/>
+                  <w:vAlign w:val="center"/>
+                  <w:hideMark/>
+                </w:tcPr>
+                <w:p>
+                  <w:pPr>
+                    <w:jc w:val="center"/>
+                    <w:rPr>
+                      <w:rFonts w:asciiTheme="minorHAnsi" w:hAnsiTheme="minorHAnsi" w:cstheme="minorHAnsi"/>
+                      <w:b/>
+                      <w:bCs/>
+                      <w:sz w:val="28"/>
+                      <w:szCs w:val="28"/>
+                      <w:lang w:val="en-IN"/>
+                    </w:rPr>
+                  </w:pPr>
+                  <w:r>
+                    <w:rPr>
+                      <w:rFonts w:asciiTheme="minorHAnsi" w:hAnsiTheme="minorHAnsi" w:cstheme="minorHAnsi"/>
+                      <w:b/>
+                      <w:bCs/>
+                      <w:sz w:val="28"/>
+                      <w:szCs w:val="28"/>
+                      <w:lang w:val="en-IN"/>
+                    </w:rPr>
+                    <w:t>Petrol Consumption in litre</w:t>
+                  </w:r>
+                </w:p>
+              </w:tc>
+            </w:tr>
+            <w:tr>
+              <w:trPr>
+                <w:trHeight w:val="327"/>
+              </w:trPr>
+              <w:tc>
+                <w:tcPr>
+                  <w:tcW w:w="0" w:type="auto"/>
+                  <w:vAlign w:val="center"/>
+                  <w:hideMark/>
+                </w:tcPr>
+                <w:p>
+                  <w:pPr>
+                    <w:jc w:val="center"/>
+                    <w:rPr>
+                      <w:rFonts w:asciiTheme="minorHAnsi" w:hAnsiTheme="minorHAnsi" w:cstheme="minorHAnsi"/>
+                      <w:sz w:val="28"/>
+                      <w:szCs w:val="28"/>
+                      <w:lang w:val="en-IN"/>
+                    </w:rPr>
+                  </w:pPr>
+                  <w:r>
+                    <w:rPr>
+                      <w:rFonts w:asciiTheme="minorHAnsi" w:hAnsiTheme="minorHAnsi" w:cstheme="minorHAnsi"/>
+                      <w:sz w:val="28"/>
+                      <w:szCs w:val="28"/>
+                      <w:lang w:val="en-IN"/>
+                    </w:rPr>
+                    <w:t>20</w:t>
+                  </w:r>
+                </w:p>
+              </w:tc>
+              <w:tc>
+                <w:tcPr>
+                  <w:tcW w:w="0" w:type="auto"/>
+                  <w:vAlign w:val="center"/>
+                  <w:hideMark/>
+                </w:tcPr>
+                <w:p>
+                  <w:pPr>
+                    <w:jc w:val="center"/>
+                    <w:rPr>
+                      <w:rFonts w:asciiTheme="minorHAnsi" w:hAnsiTheme="minorHAnsi" w:cstheme="minorHAnsi"/>
+                      <w:sz w:val="28"/>
+                      <w:szCs w:val="28"/>
+                      <w:lang w:val="en-IN"/>
+                    </w:rPr>
+                  </w:pPr>
+                  <w:r>
+                    <w:rPr>
+                      <w:rFonts w:asciiTheme="minorHAnsi" w:hAnsiTheme="minorHAnsi" w:cstheme="minorHAnsi"/>
+                      <w:sz w:val="28"/>
+                      <w:szCs w:val="28"/>
+                      <w:lang w:val="en-IN"/>
+                    </w:rPr>
+                    <w:t>1</w:t>
+                  </w:r>
+                </w:p>
+              </w:tc>
+            </w:tr>
+            <w:tr>
+              <w:trPr>
+                <w:trHeight w:val="314"/>
+              </w:trPr>
+              <w:tc>
+                <w:tcPr>
+                  <w:tcW w:w="0" w:type="auto"/>
+                  <w:vAlign w:val="center"/>
+                  <w:hideMark/>
+                </w:tcPr>
+                <w:p>
+                  <w:pPr>
+                    <w:jc w:val="center"/>
+                    <w:rPr>
+                      <w:rFonts w:asciiTheme="minorHAnsi" w:hAnsiTheme="minorHAnsi" w:cstheme="minorHAnsi"/>
+                      <w:sz w:val="28"/>
+                      <w:szCs w:val="28"/>
+                      <w:lang w:val="en-IN"/>
+                    </w:rPr>
+                  </w:pPr>
+                  <w:r>
+                    <w:rPr>
+                      <w:rFonts w:asciiTheme="minorHAnsi" w:hAnsiTheme="minorHAnsi" w:cstheme="minorHAnsi"/>
+                      <w:sz w:val="28"/>
+                      <w:szCs w:val="28"/>
+                      <w:lang w:val="en-IN"/>
+                    </w:rPr>
+                    <w:t>45</w:t>
+                  </w:r>
+                </w:p>
+              </w:tc>
+              <w:tc>
+                <w:tcPr>
+                  <w:tcW w:w="0" w:type="auto"/>
+                  <w:vAlign w:val="center"/>
+                  <w:hideMark/>
+                </w:tcPr>
+                <w:p>
+                  <w:pPr>
+                    <w:jc w:val="center"/>
+                    <w:rPr>
+                      <w:rFonts w:asciiTheme="minorHAnsi" w:hAnsiTheme="minorHAnsi" w:cstheme="minorHAnsi"/>
+                      <w:sz w:val="28"/>
+                      <w:szCs w:val="28"/>
+                      <w:lang w:val="en-IN"/>
+                    </w:rPr>
+                  </w:pPr>
+                  <w:r>
+                    <w:rPr>
+                      <w:rFonts w:asciiTheme="minorHAnsi" w:hAnsiTheme="minorHAnsi" w:cstheme="minorHAnsi"/>
+                      <w:sz w:val="28"/>
+                      <w:szCs w:val="28"/>
+                      <w:lang w:val="en-IN"/>
+                    </w:rPr>
+                    <w:t>3</w:t>
+                  </w:r>
+                </w:p>
+              </w:tc>
+            </w:tr>
+            <w:tr>
+              <w:trPr>
+                <w:trHeight w:val="327"/>
+              </w:trPr>
+              <w:tc>
+                <w:tcPr>
+                  <w:tcW w:w="0" w:type="auto"/>
+                  <w:vAlign w:val="center"/>
+                  <w:hideMark/>
+                </w:tcPr>
+                <w:p>
+                  <w:pPr>
+                    <w:jc w:val="center"/>
+                    <w:rPr>
+                      <w:rFonts w:asciiTheme="minorHAnsi" w:hAnsiTheme="minorHAnsi" w:cstheme="minorHAnsi"/>
+                      <w:sz w:val="28"/>
+                      <w:szCs w:val="28"/>
+                      <w:lang w:val="en-IN"/>
+                    </w:rPr>
+                  </w:pPr>
+                  <w:r>
+                    <w:rPr>
+                      <w:rFonts w:asciiTheme="minorHAnsi" w:hAnsiTheme="minorHAnsi" w:cstheme="minorHAnsi"/>
+                      <w:sz w:val="28"/>
+                      <w:szCs w:val="28"/>
+                      <w:lang w:val="en-IN"/>
+                    </w:rPr>
+                    <w:t>56</w:t>
+                  </w:r>
+                </w:p>
+              </w:tc>
+              <w:tc>
+                <w:tcPr>
+                  <w:tcW w:w="0" w:type="auto"/>
+                  <w:vAlign w:val="center"/>
+                  <w:hideMark/>
+                </w:tcPr>
+                <w:p>
+                  <w:pPr>
+                    <w:jc w:val="center"/>
+                    <w:rPr>
+                      <w:rFonts w:asciiTheme="minorHAnsi" w:hAnsiTheme="minorHAnsi" w:cstheme="minorHAnsi"/>
+                      <w:sz w:val="28"/>
+                      <w:szCs w:val="28"/>
+                      <w:lang w:val="en-IN"/>
+                    </w:rPr>
+                  </w:pPr>
+                  <w:r>
+                    <w:rPr>
+                      <w:rFonts w:asciiTheme="minorHAnsi" w:hAnsiTheme="minorHAnsi" w:cstheme="minorHAnsi"/>
+                      <w:sz w:val="28"/>
+                      <w:szCs w:val="28"/>
+                      <w:lang w:val="en-IN"/>
+                    </w:rPr>
+                    <w:t>5</w:t>
+                  </w:r>
+                </w:p>
+              </w:tc>
+            </w:tr>
+            <w:tr>
+              <w:trPr>
+                <w:trHeight w:val="314"/>
+              </w:trPr>
+              <w:tc>
+                <w:tcPr>
+                  <w:tcW w:w="0" w:type="auto"/>
+                  <w:vAlign w:val="center"/>
+                  <w:hideMark/>
+                </w:tcPr>
+                <w:p>
+                  <w:pPr>
+                    <w:jc w:val="center"/>
+                    <w:rPr>
+                      <w:rFonts w:asciiTheme="minorHAnsi" w:hAnsiTheme="minorHAnsi" w:cstheme="minorHAnsi"/>
+                      <w:sz w:val="28"/>
+                      <w:szCs w:val="28"/>
+                      <w:lang w:val="en-IN"/>
+                    </w:rPr>
+                  </w:pPr>
+                  <w:r>
+                    <w:rPr>
+                      <w:rFonts w:asciiTheme="minorHAnsi" w:hAnsiTheme="minorHAnsi" w:cstheme="minorHAnsi"/>
+                      <w:sz w:val="28"/>
+                      <w:szCs w:val="28"/>
+                      <w:lang w:val="en-IN"/>
+                    </w:rPr>
+                    <w:t>34</w:t>
+                  </w:r>
+                </w:p>
+              </w:tc>
+              <w:tc>
+                <w:tcPr>
+                  <w:tcW w:w="0" w:type="auto"/>
+                  <w:vAlign w:val="center"/>
+                  <w:hideMark/>
+                </w:tcPr>
+                <w:p>
+                  <w:pPr>
+                    <w:jc w:val="center"/>
+                    <w:rPr>
+                      <w:rFonts w:asciiTheme="minorHAnsi" w:hAnsiTheme="minorHAnsi" w:cstheme="minorHAnsi"/>
+                      <w:sz w:val="28"/>
+                      <w:szCs w:val="28"/>
+                      <w:lang w:val="en-IN"/>
+                    </w:rPr>
+                  </w:pPr>
+                  <w:r>
+                    <w:rPr>
+                      <w:rFonts w:asciiTheme="minorHAnsi" w:hAnsiTheme="minorHAnsi" w:cstheme="minorHAnsi"/>
+                      <w:sz w:val="28"/>
+                      <w:szCs w:val="28"/>
+                      <w:lang w:val="en-IN"/>
+                    </w:rPr>
+                    <w:t>2</w:t>
+                  </w:r>
+                </w:p>
+              </w:tc>
+            </w:tr>
+            <w:tr>
+              <w:trPr>
+                <w:trHeight w:val="314"/>
+              </w:trPr>
+              <w:tc>
+                <w:tcPr>
+                  <w:tcW w:w="0" w:type="auto"/>
+                  <w:vAlign w:val="center"/>
+                  <w:hideMark/>
+                </w:tcPr>
+                <w:p>
+                  <w:pPr>
+                    <w:jc w:val="center"/>
+                    <w:rPr>
+                      <w:rFonts w:asciiTheme="minorHAnsi" w:hAnsiTheme="minorHAnsi" w:cstheme="minorHAnsi"/>
+                      <w:sz w:val="28"/>
+                      <w:szCs w:val="28"/>
+                      <w:lang w:val="en-IN"/>
+                    </w:rPr>
+                  </w:pPr>
+                  <w:r>
+                    <w:rPr>
+                      <w:rFonts w:asciiTheme="minorHAnsi" w:hAnsiTheme="minorHAnsi" w:cstheme="minorHAnsi"/>
+                      <w:sz w:val="28"/>
+                      <w:szCs w:val="28"/>
+                      <w:lang w:val="en-IN"/>
+                    </w:rPr>
+                    <w:t>28</w:t>
+                  </w:r>
+                </w:p>
+              </w:tc>
+              <w:tc>
+                <w:tcPr>
+                  <w:tcW w:w="0" w:type="auto"/>
+                  <w:vAlign w:val="center"/>
+                  <w:hideMark/>
+                </w:tcPr>
+                <w:p>
+                  <w:pPr>
+                    <w:jc w:val="center"/>
+                    <w:rPr>
+                      <w:rFonts w:asciiTheme="minorHAnsi" w:hAnsiTheme="minorHAnsi" w:cstheme="minorHAnsi"/>
+                      <w:sz w:val="28"/>
+                      <w:szCs w:val="28"/>
+                      <w:lang w:val="en-IN"/>
+                    </w:rPr>
+                  </w:pPr>
+                  <w:r>
+                    <w:rPr>
+                      <w:rFonts w:asciiTheme="minorHAnsi" w:hAnsiTheme="minorHAnsi" w:cstheme="minorHAnsi"/>
+                      <w:sz w:val="28"/>
+                      <w:szCs w:val="28"/>
+                      <w:lang w:val="en-IN"/>
+                    </w:rPr>
+                    <w:t>1.6</w:t>
+                  </w:r>
+                </w:p>
+              </w:tc>
+            </w:tr>
+            <w:tr>
+              <w:trPr>
+                <w:trHeight w:val="314"/>
+              </w:trPr>
+              <w:tc>
+                <w:tcPr>
+                  <w:tcW w:w="0" w:type="auto"/>
+                  <w:vAlign w:val="center"/>
+                  <w:hideMark/>
+                </w:tcPr>
+                <w:p>
+                  <w:pPr>
+                    <w:jc w:val="center"/>
+                    <w:rPr>
+                      <w:rFonts w:asciiTheme="minorHAnsi" w:hAnsiTheme="minorHAnsi" w:cstheme="minorHAnsi"/>
+                      <w:sz w:val="28"/>
+                      <w:szCs w:val="28"/>
+                      <w:lang w:val="en-IN"/>
+                    </w:rPr>
+                  </w:pPr>
+                  <w:r>
+                    <w:rPr>
+                      <w:rFonts w:asciiTheme="minorHAnsi" w:hAnsiTheme="minorHAnsi" w:cstheme="minorHAnsi"/>
+                      <w:sz w:val="28"/>
+                      <w:szCs w:val="28"/>
+                      <w:lang w:val="en-IN"/>
+                    </w:rPr>
+                    <w:t>49</w:t>
+                  </w:r>
+                </w:p>
+              </w:tc>
+              <w:tc>
+                <w:tcPr>
+                  <w:tcW w:w="0" w:type="auto"/>
+                  <w:vAlign w:val="center"/>
+                  <w:hideMark/>
+                </w:tcPr>
+                <w:p>
+                  <w:pPr>
+                    <w:jc w:val="center"/>
+                    <w:rPr>
+                      <w:rFonts w:asciiTheme="minorHAnsi" w:hAnsiTheme="minorHAnsi" w:cstheme="minorHAnsi"/>
+                      <w:sz w:val="28"/>
+                      <w:szCs w:val="28"/>
+                      <w:lang w:val="en-IN"/>
+                    </w:rPr>
+                  </w:pPr>
+                  <w:r>
+                    <w:rPr>
+                      <w:rFonts w:asciiTheme="minorHAnsi" w:hAnsiTheme="minorHAnsi" w:cstheme="minorHAnsi"/>
+                      <w:sz w:val="28"/>
+                      <w:szCs w:val="28"/>
+                      <w:lang w:val="en-IN"/>
+                    </w:rPr>
+                    <w:t>3.7</w:t>
+                  </w:r>
+                </w:p>
+              </w:tc>
+            </w:tr>
+          </w:tbl>
           <w:p>
             <w:pPr>
               <w:pStyle w:val="TableParagraph"/>
@@ -2088,11 +5796,11 @@
       </w:tr>
       <w:tr>
         <w:trPr>
-          <w:trHeight w:val="20"/>
+          <w:trHeight w:val="26612"/>
         </w:trPr>
         <w:tc>
           <w:tcPr>
-            <w:tcW w:w="993" w:type="dxa"/>
+            <w:tcW w:w="1006" w:type="dxa"/>
           </w:tcPr>
           <w:p>
             <w:pPr>
@@ -2117,13 +5825,35 @@
                 <w:sz w:val="28"/>
                 <w:szCs w:val="28"/>
               </w:rPr>
-              <w:t>Ans.13)</w:t>
+              <w:t>Ans.1</w:t>
+            </w:r>
+            <w:r>
+              <w:rPr>
+                <w:rFonts w:asciiTheme="minorHAnsi" w:hAnsiTheme="minorHAnsi" w:cstheme="minorHAnsi"/>
+                <w:b/>
+                <w:bCs/>
+                <w:color w:val="FF0000"/>
+                <w:sz w:val="28"/>
+                <w:szCs w:val="28"/>
+              </w:rPr>
+              <w:t>3</w:t>
+            </w:r>
+            <w:r>
+              <w:rPr>
+                <w:rFonts w:asciiTheme="minorHAnsi" w:hAnsiTheme="minorHAnsi" w:cstheme="minorHAnsi"/>
+                <w:b/>
+                <w:bCs/>
+                <w:color w:val="FF0000"/>
+                <w:sz w:val="28"/>
+                <w:szCs w:val="28"/>
+              </w:rPr>
+              <w:t>)</w:t>
             </w:r>
           </w:p>
         </w:tc>
         <w:tc>
           <w:tcPr>
-            <w:tcW w:w="10347" w:type="dxa"/>
+            <w:tcW w:w="10492" w:type="dxa"/>
           </w:tcPr>
           <w:p>
             <w:pPr>
@@ -2132,827 +5862,1978 @@
                 <w:rFonts w:asciiTheme="minorHAnsi" w:hAnsiTheme="minorHAnsi" w:cstheme="minorHAnsi"/>
                 <w:sz w:val="28"/>
                 <w:szCs w:val="28"/>
-              </w:rPr>
-            </w:pPr>
+                <w:lang w:val="en-IN"/>
+              </w:rPr>
+            </w:pPr>
+            <w:r>
+              <w:rPr>
+                <w:rFonts w:asciiTheme="minorHAnsi" w:hAnsiTheme="minorHAnsi" w:cstheme="minorHAnsi"/>
+                <w:sz w:val="28"/>
+                <w:szCs w:val="28"/>
+                <w:lang w:val="en-IN"/>
+              </w:rPr>
+              <w:t xml:space="preserve">To calculate the R-squared value for the given data, we first need to calculate the total sum of squares (SST), the regression </w:t>
+            </w:r>
+            <w:proofErr w:type="gramStart"/>
+            <w:r>
+              <w:rPr>
+                <w:rFonts w:asciiTheme="minorHAnsi" w:hAnsiTheme="minorHAnsi" w:cstheme="minorHAnsi"/>
+                <w:sz w:val="28"/>
+                <w:szCs w:val="28"/>
+                <w:lang w:val="en-IN"/>
+              </w:rPr>
+              <w:t>sum</w:t>
+            </w:r>
+            <w:proofErr w:type="gramEnd"/>
+            <w:r>
+              <w:rPr>
+                <w:rFonts w:asciiTheme="minorHAnsi" w:hAnsiTheme="minorHAnsi" w:cstheme="minorHAnsi"/>
+                <w:sz w:val="28"/>
+                <w:szCs w:val="28"/>
+                <w:lang w:val="en-IN"/>
+              </w:rPr>
+              <w:t xml:space="preserve"> of squares (SSR), and the residual sum of squares (SSE).The total sum of squares (SST) is calculated as:</w:t>
+            </w:r>
+          </w:p>
+          <w:p>
+            <w:pPr>
+              <w:pStyle w:val="TableParagraph"/>
+              <w:rPr>
+                <w:rFonts w:asciiTheme="minorHAnsi" w:hAnsiTheme="minorHAnsi" w:cstheme="minorHAnsi"/>
+                <w:b/>
+                <w:bCs/>
+                <w:sz w:val="28"/>
+                <w:szCs w:val="28"/>
+                <w:lang w:val="en-IN"/>
+              </w:rPr>
+            </w:pPr>
+            <w:r>
+              <w:rPr>
+                <w:rFonts w:asciiTheme="minorHAnsi" w:hAnsiTheme="minorHAnsi" w:cstheme="minorHAnsi"/>
+                <w:b/>
+                <w:bCs/>
+                <w:sz w:val="28"/>
+                <w:szCs w:val="28"/>
+                <w:lang w:val="en-IN"/>
+              </w:rPr>
+              <w:t>SST = Σ(</w:t>
+            </w:r>
+            <w:proofErr w:type="spellStart"/>
+            <w:r>
+              <w:rPr>
+                <w:rFonts w:asciiTheme="minorHAnsi" w:hAnsiTheme="minorHAnsi" w:cstheme="minorHAnsi"/>
+                <w:b/>
+                <w:bCs/>
+                <w:sz w:val="28"/>
+                <w:szCs w:val="28"/>
+                <w:lang w:val="en-IN"/>
+              </w:rPr>
+              <w:t>y_i</w:t>
+            </w:r>
+            <w:proofErr w:type="spellEnd"/>
+            <w:r>
+              <w:rPr>
+                <w:rFonts w:asciiTheme="minorHAnsi" w:hAnsiTheme="minorHAnsi" w:cstheme="minorHAnsi"/>
+                <w:b/>
+                <w:bCs/>
+                <w:sz w:val="28"/>
+                <w:szCs w:val="28"/>
+                <w:lang w:val="en-IN"/>
+              </w:rPr>
+              <w:t xml:space="preserve"> - ȳ)^2</w:t>
+            </w:r>
+          </w:p>
+          <w:p>
+            <w:pPr>
+              <w:pStyle w:val="TableParagraph"/>
+              <w:rPr>
+                <w:rFonts w:asciiTheme="minorHAnsi" w:hAnsiTheme="minorHAnsi" w:cstheme="minorHAnsi"/>
+                <w:sz w:val="28"/>
+                <w:szCs w:val="28"/>
+                <w:lang w:val="en-IN"/>
+              </w:rPr>
+            </w:pPr>
+            <w:r>
+              <w:rPr>
+                <w:rFonts w:asciiTheme="minorHAnsi" w:hAnsiTheme="minorHAnsi" w:cstheme="minorHAnsi"/>
+                <w:sz w:val="28"/>
+                <w:szCs w:val="28"/>
+                <w:lang w:val="en-IN"/>
+              </w:rPr>
+              <w:t xml:space="preserve">where </w:t>
+            </w:r>
+            <w:proofErr w:type="spellStart"/>
+            <w:r>
+              <w:rPr>
+                <w:rFonts w:asciiTheme="minorHAnsi" w:hAnsiTheme="minorHAnsi" w:cstheme="minorHAnsi"/>
+                <w:sz w:val="28"/>
+                <w:szCs w:val="28"/>
+                <w:lang w:val="en-IN"/>
+              </w:rPr>
+              <w:t>y_i</w:t>
+            </w:r>
+            <w:proofErr w:type="spellEnd"/>
+            <w:r>
+              <w:rPr>
+                <w:rFonts w:asciiTheme="minorHAnsi" w:hAnsiTheme="minorHAnsi" w:cstheme="minorHAnsi"/>
+                <w:sz w:val="28"/>
+                <w:szCs w:val="28"/>
+                <w:lang w:val="en-IN"/>
+              </w:rPr>
+              <w:t xml:space="preserve"> is the individual value of the dependent variable and ȳ is the mean of the dependent variable.</w:t>
+            </w:r>
+          </w:p>
+          <w:p>
+            <w:pPr>
+              <w:pStyle w:val="TableParagraph"/>
+              <w:rPr>
+                <w:rFonts w:asciiTheme="minorHAnsi" w:hAnsiTheme="minorHAnsi" w:cstheme="minorHAnsi"/>
+                <w:sz w:val="28"/>
+                <w:szCs w:val="28"/>
+                <w:lang w:val="en-IN"/>
+              </w:rPr>
+            </w:pPr>
+          </w:p>
+          <w:p>
+            <w:pPr>
+              <w:pStyle w:val="TableParagraph"/>
+              <w:rPr>
+                <w:rFonts w:asciiTheme="minorHAnsi" w:hAnsiTheme="minorHAnsi" w:cstheme="minorHAnsi"/>
+                <w:sz w:val="28"/>
+                <w:szCs w:val="28"/>
+                <w:lang w:val="en-IN"/>
+              </w:rPr>
+            </w:pPr>
+            <w:r>
+              <w:rPr>
+                <w:rFonts w:asciiTheme="minorHAnsi" w:hAnsiTheme="minorHAnsi" w:cstheme="minorHAnsi"/>
+                <w:sz w:val="28"/>
+                <w:szCs w:val="28"/>
+                <w:lang w:val="en-IN"/>
+              </w:rPr>
+              <w:t>The regression sum of squares (SSR) is calculated as:</w:t>
+            </w:r>
+          </w:p>
+          <w:p>
+            <w:pPr>
+              <w:pStyle w:val="TableParagraph"/>
+              <w:rPr>
+                <w:rFonts w:asciiTheme="minorHAnsi" w:hAnsiTheme="minorHAnsi" w:cstheme="minorHAnsi"/>
+                <w:b/>
+                <w:bCs/>
+                <w:sz w:val="28"/>
+                <w:szCs w:val="28"/>
+                <w:lang w:val="en-IN"/>
+              </w:rPr>
+            </w:pPr>
+            <w:r>
+              <w:rPr>
+                <w:rFonts w:asciiTheme="minorHAnsi" w:hAnsiTheme="minorHAnsi" w:cstheme="minorHAnsi"/>
+                <w:b/>
+                <w:bCs/>
+                <w:sz w:val="28"/>
+                <w:szCs w:val="28"/>
+                <w:lang w:val="en-IN"/>
+              </w:rPr>
+              <w:t>SSR = Σ(</w:t>
+            </w:r>
+            <w:proofErr w:type="spellStart"/>
+            <w:r>
+              <w:rPr>
+                <w:rFonts w:asciiTheme="minorHAnsi" w:hAnsiTheme="minorHAnsi" w:cstheme="minorHAnsi"/>
+                <w:b/>
+                <w:bCs/>
+                <w:sz w:val="28"/>
+                <w:szCs w:val="28"/>
+                <w:lang w:val="en-IN"/>
+              </w:rPr>
+              <w:t>ŷ_i</w:t>
+            </w:r>
+            <w:proofErr w:type="spellEnd"/>
+            <w:r>
+              <w:rPr>
+                <w:rFonts w:asciiTheme="minorHAnsi" w:hAnsiTheme="minorHAnsi" w:cstheme="minorHAnsi"/>
+                <w:b/>
+                <w:bCs/>
+                <w:sz w:val="28"/>
+                <w:szCs w:val="28"/>
+                <w:lang w:val="en-IN"/>
+              </w:rPr>
+              <w:t xml:space="preserve"> - ȳ)^2</w:t>
+            </w:r>
+          </w:p>
+          <w:p>
+            <w:pPr>
+              <w:pStyle w:val="TableParagraph"/>
+              <w:rPr>
+                <w:rFonts w:asciiTheme="minorHAnsi" w:hAnsiTheme="minorHAnsi" w:cstheme="minorHAnsi"/>
+                <w:sz w:val="28"/>
+                <w:szCs w:val="28"/>
+                <w:lang w:val="en-IN"/>
+              </w:rPr>
+            </w:pPr>
+            <w:r>
+              <w:rPr>
+                <w:rFonts w:asciiTheme="minorHAnsi" w:hAnsiTheme="minorHAnsi" w:cstheme="minorHAnsi"/>
+                <w:sz w:val="28"/>
+                <w:szCs w:val="28"/>
+                <w:lang w:val="en-IN"/>
+              </w:rPr>
+              <w:t xml:space="preserve">where </w:t>
+            </w:r>
+            <w:proofErr w:type="spellStart"/>
+            <w:r>
+              <w:rPr>
+                <w:rFonts w:asciiTheme="minorHAnsi" w:hAnsiTheme="minorHAnsi" w:cstheme="minorHAnsi"/>
+                <w:sz w:val="28"/>
+                <w:szCs w:val="28"/>
+                <w:lang w:val="en-IN"/>
+              </w:rPr>
+              <w:t>ŷ_i</w:t>
+            </w:r>
+            <w:proofErr w:type="spellEnd"/>
+            <w:r>
+              <w:rPr>
+                <w:rFonts w:asciiTheme="minorHAnsi" w:hAnsiTheme="minorHAnsi" w:cstheme="minorHAnsi"/>
+                <w:sz w:val="28"/>
+                <w:szCs w:val="28"/>
+                <w:lang w:val="en-IN"/>
+              </w:rPr>
+              <w:t xml:space="preserve"> is the predicted value of the dependent variable based on the regression equation.</w:t>
+            </w:r>
+          </w:p>
+          <w:p>
+            <w:pPr>
+              <w:pStyle w:val="TableParagraph"/>
+              <w:rPr>
+                <w:rFonts w:asciiTheme="minorHAnsi" w:hAnsiTheme="minorHAnsi" w:cstheme="minorHAnsi"/>
+                <w:sz w:val="28"/>
+                <w:szCs w:val="28"/>
+                <w:lang w:val="en-IN"/>
+              </w:rPr>
+            </w:pPr>
+          </w:p>
+          <w:p>
+            <w:pPr>
+              <w:pStyle w:val="TableParagraph"/>
+              <w:rPr>
+                <w:rFonts w:asciiTheme="minorHAnsi" w:hAnsiTheme="minorHAnsi" w:cstheme="minorHAnsi"/>
+                <w:sz w:val="28"/>
+                <w:szCs w:val="28"/>
+                <w:lang w:val="en-IN"/>
+              </w:rPr>
+            </w:pPr>
+            <w:r>
+              <w:rPr>
+                <w:rFonts w:asciiTheme="minorHAnsi" w:hAnsiTheme="minorHAnsi" w:cstheme="minorHAnsi"/>
+                <w:sz w:val="28"/>
+                <w:szCs w:val="28"/>
+                <w:lang w:val="en-IN"/>
+              </w:rPr>
+              <w:t>The residual sum of squares (SSE) is calculated as:</w:t>
+            </w:r>
+          </w:p>
+          <w:p>
+            <w:pPr>
+              <w:pStyle w:val="TableParagraph"/>
+              <w:rPr>
+                <w:rFonts w:asciiTheme="minorHAnsi" w:hAnsiTheme="minorHAnsi" w:cstheme="minorHAnsi"/>
+                <w:b/>
+                <w:bCs/>
+                <w:sz w:val="28"/>
+                <w:szCs w:val="28"/>
+                <w:lang w:val="en-IN"/>
+              </w:rPr>
+            </w:pPr>
+            <w:r>
+              <w:rPr>
+                <w:rFonts w:asciiTheme="minorHAnsi" w:hAnsiTheme="minorHAnsi" w:cstheme="minorHAnsi"/>
+                <w:b/>
+                <w:bCs/>
+                <w:sz w:val="28"/>
+                <w:szCs w:val="28"/>
+                <w:lang w:val="en-IN"/>
+              </w:rPr>
+              <w:t>SSE = Σ(</w:t>
+            </w:r>
+            <w:proofErr w:type="spellStart"/>
+            <w:r>
+              <w:rPr>
+                <w:rFonts w:asciiTheme="minorHAnsi" w:hAnsiTheme="minorHAnsi" w:cstheme="minorHAnsi"/>
+                <w:b/>
+                <w:bCs/>
+                <w:sz w:val="28"/>
+                <w:szCs w:val="28"/>
+                <w:lang w:val="en-IN"/>
+              </w:rPr>
+              <w:t>y_i</w:t>
+            </w:r>
+            <w:proofErr w:type="spellEnd"/>
+            <w:r>
+              <w:rPr>
+                <w:rFonts w:asciiTheme="minorHAnsi" w:hAnsiTheme="minorHAnsi" w:cstheme="minorHAnsi"/>
+                <w:b/>
+                <w:bCs/>
+                <w:sz w:val="28"/>
+                <w:szCs w:val="28"/>
+                <w:lang w:val="en-IN"/>
+              </w:rPr>
+              <w:t xml:space="preserve"> - </w:t>
+            </w:r>
+            <w:proofErr w:type="spellStart"/>
+            <w:r>
+              <w:rPr>
+                <w:rFonts w:asciiTheme="minorHAnsi" w:hAnsiTheme="minorHAnsi" w:cstheme="minorHAnsi"/>
+                <w:b/>
+                <w:bCs/>
+                <w:sz w:val="28"/>
+                <w:szCs w:val="28"/>
+                <w:lang w:val="en-IN"/>
+              </w:rPr>
+              <w:t>ŷ_i</w:t>
+            </w:r>
+            <w:proofErr w:type="spellEnd"/>
+            <w:r>
+              <w:rPr>
+                <w:rFonts w:asciiTheme="minorHAnsi" w:hAnsiTheme="minorHAnsi" w:cstheme="minorHAnsi"/>
+                <w:b/>
+                <w:bCs/>
+                <w:sz w:val="28"/>
+                <w:szCs w:val="28"/>
+                <w:lang w:val="en-IN"/>
+              </w:rPr>
+              <w:t>)^2</w:t>
+            </w:r>
+          </w:p>
+          <w:p>
+            <w:pPr>
+              <w:pStyle w:val="TableParagraph"/>
+              <w:rPr>
+                <w:rFonts w:asciiTheme="minorHAnsi" w:hAnsiTheme="minorHAnsi" w:cstheme="minorHAnsi"/>
+                <w:sz w:val="28"/>
+                <w:szCs w:val="28"/>
+                <w:lang w:val="en-IN"/>
+              </w:rPr>
+            </w:pPr>
+          </w:p>
+          <w:p>
+            <w:pPr>
+              <w:pStyle w:val="TableParagraph"/>
+              <w:rPr>
+                <w:rFonts w:asciiTheme="minorHAnsi" w:hAnsiTheme="minorHAnsi" w:cstheme="minorHAnsi"/>
+                <w:sz w:val="28"/>
+                <w:szCs w:val="28"/>
+                <w:lang w:val="en-IN"/>
+              </w:rPr>
+            </w:pPr>
+            <w:r>
+              <w:rPr>
+                <w:rFonts w:asciiTheme="minorHAnsi" w:hAnsiTheme="minorHAnsi" w:cstheme="minorHAnsi"/>
+                <w:sz w:val="28"/>
+                <w:szCs w:val="28"/>
+                <w:lang w:val="en-IN"/>
+              </w:rPr>
+              <w:t>The R-squared value is then calculated as:</w:t>
+            </w:r>
+          </w:p>
+          <w:p>
+            <w:pPr>
+              <w:pStyle w:val="TableParagraph"/>
+              <w:rPr>
+                <w:rFonts w:asciiTheme="minorHAnsi" w:hAnsiTheme="minorHAnsi" w:cstheme="minorHAnsi"/>
+                <w:b/>
+                <w:bCs/>
+                <w:sz w:val="28"/>
+                <w:szCs w:val="28"/>
+                <w:lang w:val="en-IN"/>
+              </w:rPr>
+            </w:pPr>
+            <w:r>
+              <w:rPr>
+                <w:rFonts w:asciiTheme="minorHAnsi" w:hAnsiTheme="minorHAnsi" w:cstheme="minorHAnsi"/>
+                <w:b/>
+                <w:bCs/>
+                <w:sz w:val="28"/>
+                <w:szCs w:val="28"/>
+                <w:lang w:val="en-IN"/>
+              </w:rPr>
+              <w:t>R^2 = SSR / SST</w:t>
+            </w:r>
+          </w:p>
+          <w:p>
+            <w:pPr>
+              <w:pStyle w:val="TableParagraph"/>
+              <w:rPr>
+                <w:rFonts w:asciiTheme="minorHAnsi" w:hAnsiTheme="minorHAnsi" w:cstheme="minorHAnsi"/>
+                <w:sz w:val="28"/>
+                <w:szCs w:val="28"/>
+                <w:lang w:val="en-IN"/>
+              </w:rPr>
+            </w:pPr>
+          </w:p>
+          <w:p>
+            <w:pPr>
+              <w:pStyle w:val="TableParagraph"/>
+              <w:rPr>
+                <w:rFonts w:asciiTheme="minorHAnsi" w:hAnsiTheme="minorHAnsi" w:cstheme="minorHAnsi"/>
+                <w:sz w:val="28"/>
+                <w:szCs w:val="28"/>
+                <w:lang w:val="en-IN"/>
+              </w:rPr>
+            </w:pPr>
+            <w:r>
+              <w:rPr>
+                <w:rFonts w:asciiTheme="minorHAnsi" w:hAnsiTheme="minorHAnsi" w:cstheme="minorHAnsi"/>
+                <w:sz w:val="28"/>
+                <w:szCs w:val="28"/>
+                <w:lang w:val="en-IN"/>
+              </w:rPr>
+              <w:t>For the given data:</w:t>
+            </w:r>
+          </w:p>
+          <w:p>
+            <w:pPr>
+              <w:pStyle w:val="TableParagraph"/>
+              <w:rPr>
+                <w:rFonts w:asciiTheme="minorHAnsi" w:hAnsiTheme="minorHAnsi" w:cstheme="minorHAnsi"/>
+                <w:sz w:val="28"/>
+                <w:szCs w:val="28"/>
+                <w:lang w:val="en-IN"/>
+              </w:rPr>
+            </w:pPr>
+            <w:r>
+              <w:rPr>
+                <w:rFonts w:asciiTheme="minorHAnsi" w:hAnsiTheme="minorHAnsi" w:cstheme="minorHAnsi"/>
+                <w:sz w:val="28"/>
+                <w:szCs w:val="28"/>
+                <w:lang w:val="en-IN"/>
+              </w:rPr>
+              <w:t>We first calculate the mean of the dependent variable (Petrol Consumption in litre):</w:t>
+            </w:r>
+          </w:p>
+          <w:p>
+            <w:pPr>
+              <w:pStyle w:val="TableParagraph"/>
+              <w:rPr>
+                <w:rFonts w:asciiTheme="minorHAnsi" w:hAnsiTheme="minorHAnsi" w:cstheme="minorHAnsi"/>
+                <w:b/>
+                <w:bCs/>
+                <w:sz w:val="28"/>
+                <w:szCs w:val="28"/>
+                <w:lang w:val="en-IN"/>
+              </w:rPr>
+            </w:pPr>
+            <w:r>
+              <w:rPr>
+                <w:rFonts w:asciiTheme="minorHAnsi" w:hAnsiTheme="minorHAnsi" w:cstheme="minorHAnsi"/>
+                <w:b/>
+                <w:bCs/>
+                <w:sz w:val="28"/>
+                <w:szCs w:val="28"/>
+                <w:lang w:val="en-IN"/>
+              </w:rPr>
+              <w:t>ȳ = (1 + 3 + 5 + 2 + 1.6 + 3.7) / 6 = 2.55</w:t>
+            </w:r>
+          </w:p>
+          <w:p>
+            <w:pPr>
+              <w:pStyle w:val="TableParagraph"/>
+              <w:rPr>
+                <w:rFonts w:asciiTheme="minorHAnsi" w:hAnsiTheme="minorHAnsi" w:cstheme="minorHAnsi"/>
+                <w:sz w:val="28"/>
+                <w:szCs w:val="28"/>
+                <w:lang w:val="en-IN"/>
+              </w:rPr>
+            </w:pPr>
+          </w:p>
+          <w:p>
+            <w:pPr>
+              <w:pStyle w:val="TableParagraph"/>
+              <w:rPr>
+                <w:rFonts w:asciiTheme="minorHAnsi" w:hAnsiTheme="minorHAnsi" w:cstheme="minorHAnsi"/>
+                <w:sz w:val="28"/>
+                <w:szCs w:val="28"/>
+                <w:lang w:val="en-IN"/>
+              </w:rPr>
+            </w:pPr>
+            <w:r>
+              <w:rPr>
+                <w:rFonts w:asciiTheme="minorHAnsi" w:hAnsiTheme="minorHAnsi" w:cstheme="minorHAnsi"/>
+                <w:sz w:val="28"/>
+                <w:szCs w:val="28"/>
+                <w:lang w:val="en-IN"/>
+              </w:rPr>
+              <w:t>Next, we calculate the predicted values of the dependent variable based on the regression equation:</w:t>
+            </w:r>
+          </w:p>
+          <w:p>
+            <w:pPr>
+              <w:pStyle w:val="TableParagraph"/>
+              <w:rPr>
+                <w:rFonts w:asciiTheme="minorHAnsi" w:hAnsiTheme="minorHAnsi" w:cstheme="minorHAnsi"/>
+                <w:b/>
+                <w:bCs/>
+                <w:sz w:val="28"/>
+                <w:szCs w:val="28"/>
+                <w:lang w:val="en-IN"/>
+              </w:rPr>
+            </w:pPr>
+            <w:proofErr w:type="spellStart"/>
+            <w:r>
+              <w:rPr>
+                <w:rFonts w:asciiTheme="minorHAnsi" w:hAnsiTheme="minorHAnsi" w:cstheme="minorHAnsi"/>
+                <w:b/>
+                <w:bCs/>
+                <w:sz w:val="28"/>
+                <w:szCs w:val="28"/>
+                <w:lang w:val="en-IN"/>
+              </w:rPr>
+              <w:t>ŷ_i</w:t>
+            </w:r>
+            <w:proofErr w:type="spellEnd"/>
+            <w:r>
+              <w:rPr>
+                <w:rFonts w:asciiTheme="minorHAnsi" w:hAnsiTheme="minorHAnsi" w:cstheme="minorHAnsi"/>
+                <w:b/>
+                <w:bCs/>
+                <w:sz w:val="28"/>
+                <w:szCs w:val="28"/>
+                <w:lang w:val="en-IN"/>
+              </w:rPr>
+              <w:t xml:space="preserve"> = b0 + b1 * </w:t>
+            </w:r>
+            <w:proofErr w:type="spellStart"/>
+            <w:r>
+              <w:rPr>
+                <w:rFonts w:asciiTheme="minorHAnsi" w:hAnsiTheme="minorHAnsi" w:cstheme="minorHAnsi"/>
+                <w:b/>
+                <w:bCs/>
+                <w:sz w:val="28"/>
+                <w:szCs w:val="28"/>
+                <w:lang w:val="en-IN"/>
+              </w:rPr>
+              <w:t>x_i</w:t>
+            </w:r>
+            <w:proofErr w:type="spellEnd"/>
+          </w:p>
+          <w:p>
+            <w:pPr>
+              <w:pStyle w:val="TableParagraph"/>
+              <w:rPr>
+                <w:rFonts w:asciiTheme="minorHAnsi" w:hAnsiTheme="minorHAnsi" w:cstheme="minorHAnsi"/>
+                <w:sz w:val="28"/>
+                <w:szCs w:val="28"/>
+                <w:lang w:val="en-IN"/>
+              </w:rPr>
+            </w:pPr>
+            <w:r>
+              <w:rPr>
+                <w:rFonts w:asciiTheme="minorHAnsi" w:hAnsiTheme="minorHAnsi" w:cstheme="minorHAnsi"/>
+                <w:sz w:val="28"/>
+                <w:szCs w:val="28"/>
+                <w:lang w:val="en-IN"/>
+              </w:rPr>
+              <w:t>where b0 and b1 are the coefficients of the regression equation.</w:t>
+            </w:r>
+          </w:p>
+          <w:p>
+            <w:pPr>
+              <w:pStyle w:val="TableParagraph"/>
+              <w:rPr>
+                <w:rFonts w:asciiTheme="minorHAnsi" w:hAnsiTheme="minorHAnsi" w:cstheme="minorHAnsi"/>
+                <w:sz w:val="28"/>
+                <w:szCs w:val="28"/>
+                <w:lang w:val="en-IN"/>
+              </w:rPr>
+            </w:pPr>
+          </w:p>
+          <w:p>
+            <w:pPr>
+              <w:pStyle w:val="TableParagraph"/>
+              <w:rPr>
+                <w:rFonts w:asciiTheme="minorHAnsi" w:hAnsiTheme="minorHAnsi" w:cstheme="minorHAnsi"/>
+                <w:sz w:val="28"/>
+                <w:szCs w:val="28"/>
+                <w:lang w:val="en-IN"/>
+              </w:rPr>
+            </w:pPr>
+            <w:r>
+              <w:rPr>
+                <w:rFonts w:asciiTheme="minorHAnsi" w:hAnsiTheme="minorHAnsi" w:cstheme="minorHAnsi"/>
+                <w:sz w:val="28"/>
+                <w:szCs w:val="28"/>
+                <w:lang w:val="en-IN"/>
+              </w:rPr>
+              <w:t>We can calculate the coefficients using the least squares method:</w:t>
+            </w:r>
+          </w:p>
+          <w:p>
+            <w:pPr>
+              <w:pStyle w:val="TableParagraph"/>
+              <w:rPr>
+                <w:rFonts w:asciiTheme="minorHAnsi" w:hAnsiTheme="minorHAnsi" w:cstheme="minorHAnsi"/>
+                <w:b/>
+                <w:bCs/>
+                <w:sz w:val="28"/>
+                <w:szCs w:val="28"/>
+                <w:lang w:val="en-IN"/>
+              </w:rPr>
+            </w:pPr>
+            <w:r>
+              <w:rPr>
+                <w:rFonts w:asciiTheme="minorHAnsi" w:hAnsiTheme="minorHAnsi" w:cstheme="minorHAnsi"/>
+                <w:b/>
+                <w:bCs/>
+                <w:sz w:val="28"/>
+                <w:szCs w:val="28"/>
+                <w:lang w:val="en-IN"/>
+              </w:rPr>
+              <w:t>b1 = Σ(</w:t>
+            </w:r>
+            <w:proofErr w:type="spellStart"/>
+            <w:r>
+              <w:rPr>
+                <w:rFonts w:asciiTheme="minorHAnsi" w:hAnsiTheme="minorHAnsi" w:cstheme="minorHAnsi"/>
+                <w:b/>
+                <w:bCs/>
+                <w:sz w:val="28"/>
+                <w:szCs w:val="28"/>
+                <w:lang w:val="en-IN"/>
+              </w:rPr>
+              <w:t>x_i</w:t>
+            </w:r>
+            <w:proofErr w:type="spellEnd"/>
+            <w:r>
+              <w:rPr>
+                <w:rFonts w:asciiTheme="minorHAnsi" w:hAnsiTheme="minorHAnsi" w:cstheme="minorHAnsi"/>
+                <w:b/>
+                <w:bCs/>
+                <w:sz w:val="28"/>
+                <w:szCs w:val="28"/>
+                <w:lang w:val="en-IN"/>
+              </w:rPr>
+              <w:t xml:space="preserve"> - x̄)(</w:t>
+            </w:r>
+            <w:proofErr w:type="spellStart"/>
+            <w:r>
+              <w:rPr>
+                <w:rFonts w:asciiTheme="minorHAnsi" w:hAnsiTheme="minorHAnsi" w:cstheme="minorHAnsi"/>
+                <w:b/>
+                <w:bCs/>
+                <w:sz w:val="28"/>
+                <w:szCs w:val="28"/>
+                <w:lang w:val="en-IN"/>
+              </w:rPr>
+              <w:t>y_i</w:t>
+            </w:r>
+            <w:proofErr w:type="spellEnd"/>
+            <w:r>
+              <w:rPr>
+                <w:rFonts w:asciiTheme="minorHAnsi" w:hAnsiTheme="minorHAnsi" w:cstheme="minorHAnsi"/>
+                <w:b/>
+                <w:bCs/>
+                <w:sz w:val="28"/>
+                <w:szCs w:val="28"/>
+                <w:lang w:val="en-IN"/>
+              </w:rPr>
+              <w:t xml:space="preserve"> - ȳ) / Σ(</w:t>
+            </w:r>
+            <w:proofErr w:type="spellStart"/>
+            <w:r>
+              <w:rPr>
+                <w:rFonts w:asciiTheme="minorHAnsi" w:hAnsiTheme="minorHAnsi" w:cstheme="minorHAnsi"/>
+                <w:b/>
+                <w:bCs/>
+                <w:sz w:val="28"/>
+                <w:szCs w:val="28"/>
+                <w:lang w:val="en-IN"/>
+              </w:rPr>
+              <w:t>x_i</w:t>
+            </w:r>
+            <w:proofErr w:type="spellEnd"/>
+            <w:r>
+              <w:rPr>
+                <w:rFonts w:asciiTheme="minorHAnsi" w:hAnsiTheme="minorHAnsi" w:cstheme="minorHAnsi"/>
+                <w:b/>
+                <w:bCs/>
+                <w:sz w:val="28"/>
+                <w:szCs w:val="28"/>
+                <w:lang w:val="en-IN"/>
+              </w:rPr>
+              <w:t xml:space="preserve"> - x̄)^2</w:t>
+            </w:r>
+          </w:p>
+          <w:p>
+            <w:pPr>
+              <w:pStyle w:val="TableParagraph"/>
+              <w:rPr>
+                <w:rFonts w:asciiTheme="minorHAnsi" w:hAnsiTheme="minorHAnsi" w:cstheme="minorHAnsi"/>
+                <w:b/>
+                <w:bCs/>
+                <w:sz w:val="28"/>
+                <w:szCs w:val="28"/>
+                <w:lang w:val="en-IN"/>
+              </w:rPr>
+            </w:pPr>
+            <w:r>
+              <w:rPr>
+                <w:rFonts w:asciiTheme="minorHAnsi" w:hAnsiTheme="minorHAnsi" w:cstheme="minorHAnsi"/>
+                <w:b/>
+                <w:bCs/>
+                <w:sz w:val="28"/>
+                <w:szCs w:val="28"/>
+                <w:lang w:val="en-IN"/>
+              </w:rPr>
+              <w:t>b0 = ȳ - b1 * x̄</w:t>
+            </w:r>
+          </w:p>
+          <w:p>
+            <w:pPr>
+              <w:pStyle w:val="TableParagraph"/>
+              <w:rPr>
+                <w:rFonts w:asciiTheme="minorHAnsi" w:hAnsiTheme="minorHAnsi" w:cstheme="minorHAnsi"/>
+                <w:sz w:val="28"/>
+                <w:szCs w:val="28"/>
+                <w:lang w:val="en-IN"/>
+              </w:rPr>
+            </w:pPr>
+          </w:p>
+          <w:p>
+            <w:pPr>
+              <w:pStyle w:val="TableParagraph"/>
+              <w:rPr>
+                <w:rFonts w:asciiTheme="minorHAnsi" w:hAnsiTheme="minorHAnsi" w:cstheme="minorHAnsi"/>
+                <w:sz w:val="28"/>
+                <w:szCs w:val="28"/>
+                <w:lang w:val="en-IN"/>
+              </w:rPr>
+            </w:pPr>
+            <w:r>
+              <w:rPr>
+                <w:rFonts w:asciiTheme="minorHAnsi" w:hAnsiTheme="minorHAnsi" w:cstheme="minorHAnsi"/>
+                <w:sz w:val="28"/>
+                <w:szCs w:val="28"/>
+                <w:lang w:val="en-IN"/>
+              </w:rPr>
+              <w:t>For the given data, we have:</w:t>
+            </w:r>
+          </w:p>
+          <w:p>
+            <w:pPr>
+              <w:pStyle w:val="TableParagraph"/>
+              <w:rPr>
+                <w:rFonts w:asciiTheme="minorHAnsi" w:hAnsiTheme="minorHAnsi" w:cstheme="minorHAnsi"/>
+                <w:sz w:val="28"/>
+                <w:szCs w:val="28"/>
+                <w:lang w:val="en-IN"/>
+              </w:rPr>
+            </w:pPr>
+            <w:r>
+              <w:rPr>
+                <w:rFonts w:asciiTheme="minorHAnsi" w:hAnsiTheme="minorHAnsi" w:cstheme="minorHAnsi"/>
+                <w:sz w:val="28"/>
+                <w:szCs w:val="28"/>
+                <w:lang w:val="en-IN"/>
+              </w:rPr>
+              <w:t xml:space="preserve">x̄ = (20 + 45 + 56 + 34 + 28 + 49) / 6 = </w:t>
+            </w:r>
+          </w:p>
+          <w:p>
+            <w:pPr>
+              <w:pStyle w:val="TableParagraph"/>
+              <w:rPr>
+                <w:rFonts w:asciiTheme="minorHAnsi" w:hAnsiTheme="minorHAnsi" w:cstheme="minorHAnsi"/>
+                <w:sz w:val="28"/>
+                <w:szCs w:val="28"/>
+                <w:lang w:val="en-IN"/>
+              </w:rPr>
+            </w:pPr>
+            <w:r>
+              <w:rPr>
+                <w:rFonts w:asciiTheme="minorHAnsi" w:hAnsiTheme="minorHAnsi" w:cstheme="minorHAnsi"/>
+                <w:sz w:val="28"/>
+                <w:szCs w:val="28"/>
+                <w:lang w:val="en-IN"/>
+              </w:rPr>
+              <w:t>40.5b1 = [(20-40.5)(1-2.55) + (45-40.5)(3-2.55) + (56-40.5)(5-2.55) + (34-40.5)(2-2.55) + (28-40.5)(1.6-2.55) + (49-40.5)(3.7-2.55)] / [(20-40.5)^2 + (45-40.5)^2 + (56-40.5)^2 + (34-40.5)^2 + (28-40.5)^2 + (49-40.5)^2]</w:t>
+            </w:r>
+          </w:p>
+          <w:p>
+            <w:pPr>
+              <w:pStyle w:val="TableParagraph"/>
+              <w:rPr>
+                <w:rFonts w:asciiTheme="minorHAnsi" w:hAnsiTheme="minorHAnsi" w:cstheme="minorHAnsi"/>
+                <w:b/>
+                <w:bCs/>
+                <w:sz w:val="28"/>
+                <w:szCs w:val="28"/>
+                <w:lang w:val="en-IN"/>
+              </w:rPr>
+            </w:pPr>
+            <w:r>
+              <w:rPr>
+                <w:rFonts w:asciiTheme="minorHAnsi" w:hAnsiTheme="minorHAnsi" w:cstheme="minorHAnsi"/>
+                <w:b/>
+                <w:bCs/>
+                <w:sz w:val="28"/>
+                <w:szCs w:val="28"/>
+                <w:lang w:val="en-IN"/>
+              </w:rPr>
+              <w:t>b1 = 0.078</w:t>
+            </w:r>
+          </w:p>
+          <w:p>
+            <w:pPr>
+              <w:pStyle w:val="TableParagraph"/>
+              <w:rPr>
+                <w:rFonts w:asciiTheme="minorHAnsi" w:hAnsiTheme="minorHAnsi" w:cstheme="minorHAnsi"/>
+                <w:b/>
+                <w:bCs/>
+                <w:sz w:val="28"/>
+                <w:szCs w:val="28"/>
+                <w:lang w:val="en-IN"/>
+              </w:rPr>
+            </w:pPr>
+            <w:r>
+              <w:rPr>
+                <w:rFonts w:asciiTheme="minorHAnsi" w:hAnsiTheme="minorHAnsi" w:cstheme="minorHAnsi"/>
+                <w:b/>
+                <w:bCs/>
+                <w:sz w:val="28"/>
+                <w:szCs w:val="28"/>
+                <w:lang w:val="en-IN"/>
+              </w:rPr>
+              <w:t xml:space="preserve">b0 = 2.55 - 0.078 * 40.5 = -0.74So, </w:t>
+            </w:r>
+          </w:p>
+          <w:p>
+            <w:pPr>
+              <w:pStyle w:val="TableParagraph"/>
+              <w:rPr>
+                <w:rFonts w:asciiTheme="minorHAnsi" w:hAnsiTheme="minorHAnsi" w:cstheme="minorHAnsi"/>
+                <w:sz w:val="28"/>
+                <w:szCs w:val="28"/>
+                <w:lang w:val="en-IN"/>
+              </w:rPr>
+            </w:pPr>
+          </w:p>
+          <w:p>
+            <w:pPr>
+              <w:pStyle w:val="TableParagraph"/>
+              <w:rPr>
+                <w:rFonts w:asciiTheme="minorHAnsi" w:hAnsiTheme="minorHAnsi" w:cstheme="minorHAnsi"/>
+                <w:sz w:val="28"/>
+                <w:szCs w:val="28"/>
+                <w:lang w:val="en-IN"/>
+              </w:rPr>
+            </w:pPr>
+            <w:r>
+              <w:rPr>
+                <w:rFonts w:asciiTheme="minorHAnsi" w:hAnsiTheme="minorHAnsi" w:cstheme="minorHAnsi"/>
+                <w:sz w:val="28"/>
+                <w:szCs w:val="28"/>
+                <w:lang w:val="en-IN"/>
+              </w:rPr>
+              <w:t>the regression equation is:</w:t>
+            </w:r>
+          </w:p>
+          <w:p>
+            <w:pPr>
+              <w:pStyle w:val="TableParagraph"/>
+              <w:rPr>
+                <w:rFonts w:asciiTheme="minorHAnsi" w:hAnsiTheme="minorHAnsi" w:cstheme="minorHAnsi"/>
+                <w:b/>
+                <w:bCs/>
+                <w:sz w:val="28"/>
+                <w:szCs w:val="28"/>
+                <w:lang w:val="en-IN"/>
+              </w:rPr>
+            </w:pPr>
+            <w:proofErr w:type="spellStart"/>
+            <w:r>
+              <w:rPr>
+                <w:rFonts w:asciiTheme="minorHAnsi" w:hAnsiTheme="minorHAnsi" w:cstheme="minorHAnsi"/>
+                <w:b/>
+                <w:bCs/>
+                <w:sz w:val="28"/>
+                <w:szCs w:val="28"/>
+                <w:lang w:val="en-IN"/>
+              </w:rPr>
+              <w:t>ŷ_i</w:t>
+            </w:r>
+            <w:proofErr w:type="spellEnd"/>
+            <w:r>
+              <w:rPr>
+                <w:rFonts w:asciiTheme="minorHAnsi" w:hAnsiTheme="minorHAnsi" w:cstheme="minorHAnsi"/>
+                <w:b/>
+                <w:bCs/>
+                <w:sz w:val="28"/>
+                <w:szCs w:val="28"/>
+                <w:lang w:val="en-IN"/>
+              </w:rPr>
+              <w:t xml:space="preserve"> = -0.74 + 0.078 * </w:t>
+            </w:r>
+            <w:proofErr w:type="spellStart"/>
+            <w:r>
+              <w:rPr>
+                <w:rFonts w:asciiTheme="minorHAnsi" w:hAnsiTheme="minorHAnsi" w:cstheme="minorHAnsi"/>
+                <w:b/>
+                <w:bCs/>
+                <w:sz w:val="28"/>
+                <w:szCs w:val="28"/>
+                <w:lang w:val="en-IN"/>
+              </w:rPr>
+              <w:t>x_i</w:t>
+            </w:r>
+            <w:proofErr w:type="spellEnd"/>
+          </w:p>
+          <w:p>
+            <w:pPr>
+              <w:pStyle w:val="TableParagraph"/>
+              <w:rPr>
+                <w:rFonts w:asciiTheme="minorHAnsi" w:hAnsiTheme="minorHAnsi" w:cstheme="minorHAnsi"/>
+                <w:sz w:val="28"/>
+                <w:szCs w:val="28"/>
+                <w:lang w:val="en-IN"/>
+              </w:rPr>
+            </w:pPr>
+          </w:p>
+          <w:p>
+            <w:pPr>
+              <w:pStyle w:val="TableParagraph"/>
+              <w:rPr>
+                <w:rFonts w:asciiTheme="minorHAnsi" w:hAnsiTheme="minorHAnsi" w:cstheme="minorHAnsi"/>
+                <w:sz w:val="28"/>
+                <w:szCs w:val="28"/>
+                <w:lang w:val="en-IN"/>
+              </w:rPr>
+            </w:pPr>
+            <w:r>
+              <w:rPr>
+                <w:rFonts w:asciiTheme="minorHAnsi" w:hAnsiTheme="minorHAnsi" w:cstheme="minorHAnsi"/>
+                <w:sz w:val="28"/>
+                <w:szCs w:val="28"/>
+                <w:lang w:val="en-IN"/>
+              </w:rPr>
+              <w:t>Next, we calculate the predicted values of the dependent variable for each value of the independent variable:</w:t>
+            </w:r>
+          </w:p>
+          <w:tbl>
+            <w:tblPr>
+              <w:tblStyle w:val="TableGrid"/>
+              <w:tblW w:w="7699" w:type="dxa"/>
+              <w:tblInd w:w="616" w:type="dxa"/>
+              <w:tblLook w:val="04A0" w:firstRow="1" w:lastRow="0" w:firstColumn="1" w:lastColumn="0" w:noHBand="0" w:noVBand="1"/>
+            </w:tblPr>
+            <w:tblGrid>
+              <w:gridCol w:w="1622"/>
+              <w:gridCol w:w="3425"/>
+              <w:gridCol w:w="2652"/>
+            </w:tblGrid>
+            <w:tr>
+              <w:trPr>
+                <w:trHeight w:val="314"/>
+              </w:trPr>
+              <w:tc>
+                <w:tcPr>
+                  <w:tcW w:w="0" w:type="auto"/>
+                  <w:noWrap/>
+                  <w:vAlign w:val="center"/>
+                  <w:hideMark/>
+                </w:tcPr>
+                <w:p>
+                  <w:pPr>
+                    <w:jc w:val="center"/>
+                    <w:rPr>
+                      <w:rFonts w:asciiTheme="minorHAnsi" w:hAnsiTheme="minorHAnsi" w:cstheme="minorHAnsi"/>
+                      <w:b/>
+                      <w:bCs/>
+                      <w:sz w:val="28"/>
+                      <w:szCs w:val="28"/>
+                      <w:lang w:val="en-IN"/>
+                    </w:rPr>
+                  </w:pPr>
+                  <w:r>
+                    <w:rPr>
+                      <w:rFonts w:asciiTheme="minorHAnsi" w:hAnsiTheme="minorHAnsi" w:cstheme="minorHAnsi"/>
+                      <w:b/>
+                      <w:bCs/>
+                      <w:sz w:val="28"/>
+                      <w:szCs w:val="28"/>
+                      <w:lang w:val="en-IN"/>
+                    </w:rPr>
+                    <w:t>Miles travel</w:t>
+                  </w:r>
+                </w:p>
+              </w:tc>
+              <w:tc>
+                <w:tcPr>
+                  <w:tcW w:w="0" w:type="auto"/>
+                  <w:noWrap/>
+                  <w:vAlign w:val="center"/>
+                  <w:hideMark/>
+                </w:tcPr>
+                <w:p>
+                  <w:pPr>
+                    <w:jc w:val="center"/>
+                    <w:rPr>
+                      <w:rFonts w:asciiTheme="minorHAnsi" w:hAnsiTheme="minorHAnsi" w:cstheme="minorHAnsi"/>
+                      <w:b/>
+                      <w:bCs/>
+                      <w:sz w:val="28"/>
+                      <w:szCs w:val="28"/>
+                      <w:lang w:val="en-IN"/>
+                    </w:rPr>
+                  </w:pPr>
+                  <w:r>
+                    <w:rPr>
+                      <w:rFonts w:asciiTheme="minorHAnsi" w:hAnsiTheme="minorHAnsi" w:cstheme="minorHAnsi"/>
+                      <w:b/>
+                      <w:bCs/>
+                      <w:sz w:val="28"/>
+                      <w:szCs w:val="28"/>
+                      <w:lang w:val="en-IN"/>
+                    </w:rPr>
+                    <w:t>Petrol Consumption in litre</w:t>
+                  </w:r>
+                </w:p>
+              </w:tc>
+              <w:tc>
+                <w:tcPr>
+                  <w:tcW w:w="0" w:type="auto"/>
+                  <w:noWrap/>
+                  <w:vAlign w:val="center"/>
+                  <w:hideMark/>
+                </w:tcPr>
+                <w:p>
+                  <w:pPr>
+                    <w:jc w:val="center"/>
+                    <w:rPr>
+                      <w:rFonts w:asciiTheme="minorHAnsi" w:hAnsiTheme="minorHAnsi" w:cstheme="minorHAnsi"/>
+                      <w:b/>
+                      <w:bCs/>
+                      <w:sz w:val="28"/>
+                      <w:szCs w:val="28"/>
+                      <w:lang w:val="en-IN"/>
+                    </w:rPr>
+                  </w:pPr>
+                  <w:r>
+                    <w:rPr>
+                      <w:rFonts w:asciiTheme="minorHAnsi" w:hAnsiTheme="minorHAnsi" w:cstheme="minorHAnsi"/>
+                      <w:b/>
+                      <w:bCs/>
+                      <w:sz w:val="28"/>
+                      <w:szCs w:val="28"/>
+                      <w:lang w:val="en-IN"/>
+                    </w:rPr>
+                    <w:t>Predicted value (</w:t>
+                  </w:r>
+                  <w:proofErr w:type="spellStart"/>
+                  <w:r>
+                    <w:rPr>
+                      <w:rFonts w:asciiTheme="minorHAnsi" w:hAnsiTheme="minorHAnsi" w:cstheme="minorHAnsi"/>
+                      <w:b/>
+                      <w:bCs/>
+                      <w:sz w:val="28"/>
+                      <w:szCs w:val="28"/>
+                      <w:lang w:val="en-IN"/>
+                    </w:rPr>
+                    <w:t>ŷ_i</w:t>
+                  </w:r>
+                  <w:proofErr w:type="spellEnd"/>
+                  <w:r>
+                    <w:rPr>
+                      <w:rFonts w:asciiTheme="minorHAnsi" w:hAnsiTheme="minorHAnsi" w:cstheme="minorHAnsi"/>
+                      <w:b/>
+                      <w:bCs/>
+                      <w:sz w:val="28"/>
+                      <w:szCs w:val="28"/>
+                      <w:lang w:val="en-IN"/>
+                    </w:rPr>
+                    <w:t>)</w:t>
+                  </w:r>
+                </w:p>
+              </w:tc>
+            </w:tr>
+            <w:tr>
+              <w:trPr>
+                <w:trHeight w:val="327"/>
+              </w:trPr>
+              <w:tc>
+                <w:tcPr>
+                  <w:tcW w:w="0" w:type="auto"/>
+                  <w:vAlign w:val="center"/>
+                  <w:hideMark/>
+                </w:tcPr>
+                <w:p>
+                  <w:pPr>
+                    <w:jc w:val="center"/>
+                    <w:rPr>
+                      <w:rFonts w:asciiTheme="minorHAnsi" w:hAnsiTheme="minorHAnsi" w:cstheme="minorHAnsi"/>
+                      <w:sz w:val="28"/>
+                      <w:szCs w:val="28"/>
+                      <w:lang w:val="en-IN"/>
+                    </w:rPr>
+                  </w:pPr>
+                  <w:r>
+                    <w:rPr>
+                      <w:rFonts w:asciiTheme="minorHAnsi" w:hAnsiTheme="minorHAnsi" w:cstheme="minorHAnsi"/>
+                      <w:sz w:val="28"/>
+                      <w:szCs w:val="28"/>
+                      <w:lang w:val="en-IN"/>
+                    </w:rPr>
+                    <w:t>20</w:t>
+                  </w:r>
+                </w:p>
+              </w:tc>
+              <w:tc>
+                <w:tcPr>
+                  <w:tcW w:w="0" w:type="auto"/>
+                  <w:vAlign w:val="center"/>
+                  <w:hideMark/>
+                </w:tcPr>
+                <w:p>
+                  <w:pPr>
+                    <w:jc w:val="center"/>
+                    <w:rPr>
+                      <w:rFonts w:asciiTheme="minorHAnsi" w:hAnsiTheme="minorHAnsi" w:cstheme="minorHAnsi"/>
+                      <w:sz w:val="28"/>
+                      <w:szCs w:val="28"/>
+                      <w:lang w:val="en-IN"/>
+                    </w:rPr>
+                  </w:pPr>
+                  <w:r>
+                    <w:rPr>
+                      <w:rFonts w:asciiTheme="minorHAnsi" w:hAnsiTheme="minorHAnsi" w:cstheme="minorHAnsi"/>
+                      <w:sz w:val="28"/>
+                      <w:szCs w:val="28"/>
+                      <w:lang w:val="en-IN"/>
+                    </w:rPr>
+                    <w:t>1</w:t>
+                  </w:r>
+                </w:p>
+              </w:tc>
+              <w:tc>
+                <w:tcPr>
+                  <w:tcW w:w="0" w:type="auto"/>
+                  <w:vAlign w:val="center"/>
+                  <w:hideMark/>
+                </w:tcPr>
+                <w:p>
+                  <w:pPr>
+                    <w:jc w:val="center"/>
+                    <w:rPr>
+                      <w:rFonts w:asciiTheme="minorHAnsi" w:hAnsiTheme="minorHAnsi" w:cstheme="minorHAnsi"/>
+                      <w:sz w:val="28"/>
+                      <w:szCs w:val="28"/>
+                      <w:lang w:val="en-IN"/>
+                    </w:rPr>
+                  </w:pPr>
+                  <w:r>
+                    <w:rPr>
+                      <w:rFonts w:asciiTheme="minorHAnsi" w:hAnsiTheme="minorHAnsi" w:cstheme="minorHAnsi"/>
+                      <w:sz w:val="28"/>
+                      <w:szCs w:val="28"/>
+                      <w:lang w:val="en-IN"/>
+                    </w:rPr>
+                    <w:t>1.04</w:t>
+                  </w:r>
+                </w:p>
+              </w:tc>
+            </w:tr>
+            <w:tr>
+              <w:trPr>
+                <w:trHeight w:val="314"/>
+              </w:trPr>
+              <w:tc>
+                <w:tcPr>
+                  <w:tcW w:w="0" w:type="auto"/>
+                  <w:vAlign w:val="center"/>
+                  <w:hideMark/>
+                </w:tcPr>
+                <w:p>
+                  <w:pPr>
+                    <w:jc w:val="center"/>
+                    <w:rPr>
+                      <w:rFonts w:asciiTheme="minorHAnsi" w:hAnsiTheme="minorHAnsi" w:cstheme="minorHAnsi"/>
+                      <w:sz w:val="28"/>
+                      <w:szCs w:val="28"/>
+                      <w:lang w:val="en-IN"/>
+                    </w:rPr>
+                  </w:pPr>
+                  <w:r>
+                    <w:rPr>
+                      <w:rFonts w:asciiTheme="minorHAnsi" w:hAnsiTheme="minorHAnsi" w:cstheme="minorHAnsi"/>
+                      <w:sz w:val="28"/>
+                      <w:szCs w:val="28"/>
+                      <w:lang w:val="en-IN"/>
+                    </w:rPr>
+                    <w:t>45</w:t>
+                  </w:r>
+                </w:p>
+              </w:tc>
+              <w:tc>
+                <w:tcPr>
+                  <w:tcW w:w="0" w:type="auto"/>
+                  <w:vAlign w:val="center"/>
+                  <w:hideMark/>
+                </w:tcPr>
+                <w:p>
+                  <w:pPr>
+                    <w:jc w:val="center"/>
+                    <w:rPr>
+                      <w:rFonts w:asciiTheme="minorHAnsi" w:hAnsiTheme="minorHAnsi" w:cstheme="minorHAnsi"/>
+                      <w:sz w:val="28"/>
+                      <w:szCs w:val="28"/>
+                      <w:lang w:val="en-IN"/>
+                    </w:rPr>
+                  </w:pPr>
+                  <w:r>
+                    <w:rPr>
+                      <w:rFonts w:asciiTheme="minorHAnsi" w:hAnsiTheme="minorHAnsi" w:cstheme="minorHAnsi"/>
+                      <w:sz w:val="28"/>
+                      <w:szCs w:val="28"/>
+                      <w:lang w:val="en-IN"/>
+                    </w:rPr>
+                    <w:t>3</w:t>
+                  </w:r>
+                </w:p>
+              </w:tc>
+              <w:tc>
+                <w:tcPr>
+                  <w:tcW w:w="0" w:type="auto"/>
+                  <w:vAlign w:val="center"/>
+                  <w:hideMark/>
+                </w:tcPr>
+                <w:p>
+                  <w:pPr>
+                    <w:jc w:val="center"/>
+                    <w:rPr>
+                      <w:rFonts w:asciiTheme="minorHAnsi" w:hAnsiTheme="minorHAnsi" w:cstheme="minorHAnsi"/>
+                      <w:sz w:val="28"/>
+                      <w:szCs w:val="28"/>
+                      <w:lang w:val="en-IN"/>
+                    </w:rPr>
+                  </w:pPr>
+                  <w:r>
+                    <w:rPr>
+                      <w:rFonts w:asciiTheme="minorHAnsi" w:hAnsiTheme="minorHAnsi" w:cstheme="minorHAnsi"/>
+                      <w:sz w:val="28"/>
+                      <w:szCs w:val="28"/>
+                      <w:lang w:val="en-IN"/>
+                    </w:rPr>
+                    <w:t>3.11</w:t>
+                  </w:r>
+                </w:p>
+              </w:tc>
+            </w:tr>
+            <w:tr>
+              <w:trPr>
+                <w:trHeight w:val="327"/>
+              </w:trPr>
+              <w:tc>
+                <w:tcPr>
+                  <w:tcW w:w="0" w:type="auto"/>
+                  <w:vAlign w:val="center"/>
+                  <w:hideMark/>
+                </w:tcPr>
+                <w:p>
+                  <w:pPr>
+                    <w:jc w:val="center"/>
+                    <w:rPr>
+                      <w:rFonts w:asciiTheme="minorHAnsi" w:hAnsiTheme="minorHAnsi" w:cstheme="minorHAnsi"/>
+                      <w:sz w:val="28"/>
+                      <w:szCs w:val="28"/>
+                      <w:lang w:val="en-IN"/>
+                    </w:rPr>
+                  </w:pPr>
+                  <w:r>
+                    <w:rPr>
+                      <w:rFonts w:asciiTheme="minorHAnsi" w:hAnsiTheme="minorHAnsi" w:cstheme="minorHAnsi"/>
+                      <w:sz w:val="28"/>
+                      <w:szCs w:val="28"/>
+                      <w:lang w:val="en-IN"/>
+                    </w:rPr>
+                    <w:t>56</w:t>
+                  </w:r>
+                </w:p>
+              </w:tc>
+              <w:tc>
+                <w:tcPr>
+                  <w:tcW w:w="0" w:type="auto"/>
+                  <w:vAlign w:val="center"/>
+                  <w:hideMark/>
+                </w:tcPr>
+                <w:p>
+                  <w:pPr>
+                    <w:jc w:val="center"/>
+                    <w:rPr>
+                      <w:rFonts w:asciiTheme="minorHAnsi" w:hAnsiTheme="minorHAnsi" w:cstheme="minorHAnsi"/>
+                      <w:sz w:val="28"/>
+                      <w:szCs w:val="28"/>
+                      <w:lang w:val="en-IN"/>
+                    </w:rPr>
+                  </w:pPr>
+                  <w:r>
+                    <w:rPr>
+                      <w:rFonts w:asciiTheme="minorHAnsi" w:hAnsiTheme="minorHAnsi" w:cstheme="minorHAnsi"/>
+                      <w:sz w:val="28"/>
+                      <w:szCs w:val="28"/>
+                      <w:lang w:val="en-IN"/>
+                    </w:rPr>
+                    <w:t>5</w:t>
+                  </w:r>
+                </w:p>
+              </w:tc>
+              <w:tc>
+                <w:tcPr>
+                  <w:tcW w:w="0" w:type="auto"/>
+                  <w:vAlign w:val="center"/>
+                  <w:hideMark/>
+                </w:tcPr>
+                <w:p>
+                  <w:pPr>
+                    <w:jc w:val="center"/>
+                    <w:rPr>
+                      <w:rFonts w:asciiTheme="minorHAnsi" w:hAnsiTheme="minorHAnsi" w:cstheme="minorHAnsi"/>
+                      <w:sz w:val="28"/>
+                      <w:szCs w:val="28"/>
+                      <w:lang w:val="en-IN"/>
+                    </w:rPr>
+                  </w:pPr>
+                  <w:r>
+                    <w:rPr>
+                      <w:rFonts w:asciiTheme="minorHAnsi" w:hAnsiTheme="minorHAnsi" w:cstheme="minorHAnsi"/>
+                      <w:sz w:val="28"/>
+                      <w:szCs w:val="28"/>
+                      <w:lang w:val="en-IN"/>
+                    </w:rPr>
+                    <w:t>4.58</w:t>
+                  </w:r>
+                </w:p>
+              </w:tc>
+            </w:tr>
+            <w:tr>
+              <w:trPr>
+                <w:trHeight w:val="314"/>
+              </w:trPr>
+              <w:tc>
+                <w:tcPr>
+                  <w:tcW w:w="0" w:type="auto"/>
+                  <w:vAlign w:val="center"/>
+                  <w:hideMark/>
+                </w:tcPr>
+                <w:p>
+                  <w:pPr>
+                    <w:jc w:val="center"/>
+                    <w:rPr>
+                      <w:rFonts w:asciiTheme="minorHAnsi" w:hAnsiTheme="minorHAnsi" w:cstheme="minorHAnsi"/>
+                      <w:sz w:val="28"/>
+                      <w:szCs w:val="28"/>
+                      <w:lang w:val="en-IN"/>
+                    </w:rPr>
+                  </w:pPr>
+                  <w:r>
+                    <w:rPr>
+                      <w:rFonts w:asciiTheme="minorHAnsi" w:hAnsiTheme="minorHAnsi" w:cstheme="minorHAnsi"/>
+                      <w:sz w:val="28"/>
+                      <w:szCs w:val="28"/>
+                      <w:lang w:val="en-IN"/>
+                    </w:rPr>
+                    <w:t>34</w:t>
+                  </w:r>
+                </w:p>
+              </w:tc>
+              <w:tc>
+                <w:tcPr>
+                  <w:tcW w:w="0" w:type="auto"/>
+                  <w:vAlign w:val="center"/>
+                  <w:hideMark/>
+                </w:tcPr>
+                <w:p>
+                  <w:pPr>
+                    <w:jc w:val="center"/>
+                    <w:rPr>
+                      <w:rFonts w:asciiTheme="minorHAnsi" w:hAnsiTheme="minorHAnsi" w:cstheme="minorHAnsi"/>
+                      <w:sz w:val="28"/>
+                      <w:szCs w:val="28"/>
+                      <w:lang w:val="en-IN"/>
+                    </w:rPr>
+                  </w:pPr>
+                  <w:r>
+                    <w:rPr>
+                      <w:rFonts w:asciiTheme="minorHAnsi" w:hAnsiTheme="minorHAnsi" w:cstheme="minorHAnsi"/>
+                      <w:sz w:val="28"/>
+                      <w:szCs w:val="28"/>
+                      <w:lang w:val="en-IN"/>
+                    </w:rPr>
+                    <w:t>2</w:t>
+                  </w:r>
+                </w:p>
+              </w:tc>
+              <w:tc>
+                <w:tcPr>
+                  <w:tcW w:w="0" w:type="auto"/>
+                  <w:vAlign w:val="center"/>
+                  <w:hideMark/>
+                </w:tcPr>
+                <w:p>
+                  <w:pPr>
+                    <w:jc w:val="center"/>
+                    <w:rPr>
+                      <w:rFonts w:asciiTheme="minorHAnsi" w:hAnsiTheme="minorHAnsi" w:cstheme="minorHAnsi"/>
+                      <w:sz w:val="28"/>
+                      <w:szCs w:val="28"/>
+                      <w:lang w:val="en-IN"/>
+                    </w:rPr>
+                  </w:pPr>
+                  <w:r>
+                    <w:rPr>
+                      <w:rFonts w:asciiTheme="minorHAnsi" w:hAnsiTheme="minorHAnsi" w:cstheme="minorHAnsi"/>
+                      <w:sz w:val="28"/>
+                      <w:szCs w:val="28"/>
+                      <w:lang w:val="en-IN"/>
+                    </w:rPr>
+                    <w:t>1.92</w:t>
+                  </w:r>
+                </w:p>
+              </w:tc>
+            </w:tr>
+            <w:tr>
+              <w:trPr>
+                <w:trHeight w:val="314"/>
+              </w:trPr>
+              <w:tc>
+                <w:tcPr>
+                  <w:tcW w:w="0" w:type="auto"/>
+                  <w:vAlign w:val="center"/>
+                  <w:hideMark/>
+                </w:tcPr>
+                <w:p>
+                  <w:pPr>
+                    <w:jc w:val="center"/>
+                    <w:rPr>
+                      <w:rFonts w:asciiTheme="minorHAnsi" w:hAnsiTheme="minorHAnsi" w:cstheme="minorHAnsi"/>
+                      <w:sz w:val="28"/>
+                      <w:szCs w:val="28"/>
+                      <w:lang w:val="en-IN"/>
+                    </w:rPr>
+                  </w:pPr>
+                  <w:r>
+                    <w:rPr>
+                      <w:rFonts w:asciiTheme="minorHAnsi" w:hAnsiTheme="minorHAnsi" w:cstheme="minorHAnsi"/>
+                      <w:sz w:val="28"/>
+                      <w:szCs w:val="28"/>
+                      <w:lang w:val="en-IN"/>
+                    </w:rPr>
+                    <w:t>28</w:t>
+                  </w:r>
+                </w:p>
+              </w:tc>
+              <w:tc>
+                <w:tcPr>
+                  <w:tcW w:w="0" w:type="auto"/>
+                  <w:vAlign w:val="center"/>
+                  <w:hideMark/>
+                </w:tcPr>
+                <w:p>
+                  <w:pPr>
+                    <w:jc w:val="center"/>
+                    <w:rPr>
+                      <w:rFonts w:asciiTheme="minorHAnsi" w:hAnsiTheme="minorHAnsi" w:cstheme="minorHAnsi"/>
+                      <w:sz w:val="28"/>
+                      <w:szCs w:val="28"/>
+                      <w:lang w:val="en-IN"/>
+                    </w:rPr>
+                  </w:pPr>
+                  <w:r>
+                    <w:rPr>
+                      <w:rFonts w:asciiTheme="minorHAnsi" w:hAnsiTheme="minorHAnsi" w:cstheme="minorHAnsi"/>
+                      <w:sz w:val="28"/>
+                      <w:szCs w:val="28"/>
+                      <w:lang w:val="en-IN"/>
+                    </w:rPr>
+                    <w:t>1.6</w:t>
+                  </w:r>
+                </w:p>
+              </w:tc>
+              <w:tc>
+                <w:tcPr>
+                  <w:tcW w:w="0" w:type="auto"/>
+                  <w:vAlign w:val="center"/>
+                  <w:hideMark/>
+                </w:tcPr>
+                <w:p>
+                  <w:pPr>
+                    <w:jc w:val="center"/>
+                    <w:rPr>
+                      <w:rFonts w:asciiTheme="minorHAnsi" w:hAnsiTheme="minorHAnsi" w:cstheme="minorHAnsi"/>
+                      <w:sz w:val="28"/>
+                      <w:szCs w:val="28"/>
+                      <w:lang w:val="en-IN"/>
+                    </w:rPr>
+                  </w:pPr>
+                  <w:r>
+                    <w:rPr>
+                      <w:rFonts w:asciiTheme="minorHAnsi" w:hAnsiTheme="minorHAnsi" w:cstheme="minorHAnsi"/>
+                      <w:sz w:val="28"/>
+                      <w:szCs w:val="28"/>
+                      <w:lang w:val="en-IN"/>
+                    </w:rPr>
+                    <w:t>1.65</w:t>
+                  </w:r>
+                </w:p>
+              </w:tc>
+            </w:tr>
+            <w:tr>
+              <w:trPr>
+                <w:trHeight w:val="314"/>
+              </w:trPr>
+              <w:tc>
+                <w:tcPr>
+                  <w:tcW w:w="0" w:type="auto"/>
+                  <w:vAlign w:val="center"/>
+                  <w:hideMark/>
+                </w:tcPr>
+                <w:p>
+                  <w:pPr>
+                    <w:jc w:val="center"/>
+                    <w:rPr>
+                      <w:rFonts w:asciiTheme="minorHAnsi" w:hAnsiTheme="minorHAnsi" w:cstheme="minorHAnsi"/>
+                      <w:sz w:val="28"/>
+                      <w:szCs w:val="28"/>
+                      <w:lang w:val="en-IN"/>
+                    </w:rPr>
+                  </w:pPr>
+                  <w:r>
+                    <w:rPr>
+                      <w:rFonts w:asciiTheme="minorHAnsi" w:hAnsiTheme="minorHAnsi" w:cstheme="minorHAnsi"/>
+                      <w:sz w:val="28"/>
+                      <w:szCs w:val="28"/>
+                      <w:lang w:val="en-IN"/>
+                    </w:rPr>
+                    <w:t>49</w:t>
+                  </w:r>
+                </w:p>
+              </w:tc>
+              <w:tc>
+                <w:tcPr>
+                  <w:tcW w:w="0" w:type="auto"/>
+                  <w:vAlign w:val="center"/>
+                  <w:hideMark/>
+                </w:tcPr>
+                <w:p>
+                  <w:pPr>
+                    <w:jc w:val="center"/>
+                    <w:rPr>
+                      <w:rFonts w:asciiTheme="minorHAnsi" w:hAnsiTheme="minorHAnsi" w:cstheme="minorHAnsi"/>
+                      <w:sz w:val="28"/>
+                      <w:szCs w:val="28"/>
+                      <w:lang w:val="en-IN"/>
+                    </w:rPr>
+                  </w:pPr>
+                  <w:r>
+                    <w:rPr>
+                      <w:rFonts w:asciiTheme="minorHAnsi" w:hAnsiTheme="minorHAnsi" w:cstheme="minorHAnsi"/>
+                      <w:sz w:val="28"/>
+                      <w:szCs w:val="28"/>
+                      <w:lang w:val="en-IN"/>
+                    </w:rPr>
+                    <w:t>3.7</w:t>
+                  </w:r>
+                </w:p>
+              </w:tc>
+              <w:tc>
+                <w:tcPr>
+                  <w:tcW w:w="0" w:type="auto"/>
+                  <w:vAlign w:val="center"/>
+                  <w:hideMark/>
+                </w:tcPr>
+                <w:p>
+                  <w:pPr>
+                    <w:jc w:val="center"/>
+                    <w:rPr>
+                      <w:rFonts w:asciiTheme="minorHAnsi" w:hAnsiTheme="minorHAnsi" w:cstheme="minorHAnsi"/>
+                      <w:sz w:val="28"/>
+                      <w:szCs w:val="28"/>
+                      <w:lang w:val="en-IN"/>
+                    </w:rPr>
+                  </w:pPr>
+                  <w:r>
+                    <w:rPr>
+                      <w:rFonts w:asciiTheme="minorHAnsi" w:hAnsiTheme="minorHAnsi" w:cstheme="minorHAnsi"/>
+                      <w:sz w:val="28"/>
+                      <w:szCs w:val="28"/>
+                      <w:lang w:val="en-IN"/>
+                    </w:rPr>
+                    <w:t>3.56</w:t>
+                  </w:r>
+                </w:p>
+              </w:tc>
+            </w:tr>
+          </w:tbl>
+          <w:p>
+            <w:pPr>
+              <w:pStyle w:val="TableParagraph"/>
+              <w:rPr>
+                <w:rFonts w:asciiTheme="minorHAnsi" w:hAnsiTheme="minorHAnsi" w:cstheme="minorHAnsi"/>
+                <w:sz w:val="28"/>
+                <w:szCs w:val="28"/>
+                <w:lang w:val="en-IN"/>
+              </w:rPr>
+            </w:pPr>
+            <w:r>
+              <w:rPr>
+                <w:rFonts w:asciiTheme="minorHAnsi" w:hAnsiTheme="minorHAnsi" w:cstheme="minorHAnsi"/>
+                <w:sz w:val="28"/>
+                <w:szCs w:val="28"/>
+                <w:lang w:val="en-IN"/>
+              </w:rPr>
+              <w:t xml:space="preserve">Next, we calculate the total sum of squares (SST), the regression </w:t>
+            </w:r>
+            <w:proofErr w:type="gramStart"/>
+            <w:r>
+              <w:rPr>
+                <w:rFonts w:asciiTheme="minorHAnsi" w:hAnsiTheme="minorHAnsi" w:cstheme="minorHAnsi"/>
+                <w:sz w:val="28"/>
+                <w:szCs w:val="28"/>
+                <w:lang w:val="en-IN"/>
+              </w:rPr>
+              <w:t>sum</w:t>
+            </w:r>
+            <w:proofErr w:type="gramEnd"/>
+            <w:r>
+              <w:rPr>
+                <w:rFonts w:asciiTheme="minorHAnsi" w:hAnsiTheme="minorHAnsi" w:cstheme="minorHAnsi"/>
+                <w:sz w:val="28"/>
+                <w:szCs w:val="28"/>
+                <w:lang w:val="en-IN"/>
+              </w:rPr>
+              <w:t xml:space="preserve"> of squares (SSR), and the residual sum of squares (SSE):</w:t>
+            </w:r>
+          </w:p>
+          <w:p>
+            <w:pPr>
+              <w:pStyle w:val="TableParagraph"/>
+              <w:rPr>
+                <w:rFonts w:asciiTheme="minorHAnsi" w:hAnsiTheme="minorHAnsi" w:cstheme="minorHAnsi"/>
+                <w:b/>
+                <w:bCs/>
+                <w:sz w:val="28"/>
+                <w:szCs w:val="28"/>
+                <w:lang w:val="en-IN"/>
+              </w:rPr>
+            </w:pPr>
+            <w:r>
+              <w:rPr>
+                <w:rFonts w:asciiTheme="minorHAnsi" w:hAnsiTheme="minorHAnsi" w:cstheme="minorHAnsi"/>
+                <w:b/>
+                <w:bCs/>
+                <w:sz w:val="28"/>
+                <w:szCs w:val="28"/>
+                <w:lang w:val="en-IN"/>
+              </w:rPr>
+              <w:t>SST = Σ(</w:t>
+            </w:r>
+            <w:proofErr w:type="spellStart"/>
+            <w:r>
+              <w:rPr>
+                <w:rFonts w:asciiTheme="minorHAnsi" w:hAnsiTheme="minorHAnsi" w:cstheme="minorHAnsi"/>
+                <w:b/>
+                <w:bCs/>
+                <w:sz w:val="28"/>
+                <w:szCs w:val="28"/>
+                <w:lang w:val="en-IN"/>
+              </w:rPr>
+              <w:t>y_i</w:t>
+            </w:r>
+            <w:proofErr w:type="spellEnd"/>
+            <w:r>
+              <w:rPr>
+                <w:rFonts w:asciiTheme="minorHAnsi" w:hAnsiTheme="minorHAnsi" w:cstheme="minorHAnsi"/>
+                <w:b/>
+                <w:bCs/>
+                <w:sz w:val="28"/>
+                <w:szCs w:val="28"/>
+                <w:lang w:val="en-IN"/>
+              </w:rPr>
+              <w:t xml:space="preserve"> - ȳ)^2</w:t>
+            </w:r>
+          </w:p>
+          <w:p>
+            <w:pPr>
+              <w:pStyle w:val="TableParagraph"/>
+              <w:rPr>
+                <w:rFonts w:asciiTheme="minorHAnsi" w:hAnsiTheme="minorHAnsi" w:cstheme="minorHAnsi"/>
+                <w:sz w:val="28"/>
+                <w:szCs w:val="28"/>
+                <w:lang w:val="en-IN"/>
+              </w:rPr>
+            </w:pPr>
+            <w:r>
+              <w:rPr>
+                <w:rFonts w:asciiTheme="minorHAnsi" w:hAnsiTheme="minorHAnsi" w:cstheme="minorHAnsi"/>
+                <w:sz w:val="28"/>
+                <w:szCs w:val="28"/>
+                <w:lang w:val="en-IN"/>
+              </w:rPr>
+              <w:t>= (1 - 2.55)^2 + (3 - 2.55)^2 + (5 - 2.55)^2 + (2 - 2.55)^2 + (1.6 - 2.55)^2 + (3.7 - 2.55)^2</w:t>
+            </w:r>
+          </w:p>
+          <w:p>
+            <w:pPr>
+              <w:pStyle w:val="TableParagraph"/>
+              <w:rPr>
+                <w:rFonts w:asciiTheme="minorHAnsi" w:hAnsiTheme="minorHAnsi" w:cstheme="minorHAnsi"/>
+                <w:sz w:val="28"/>
+                <w:szCs w:val="28"/>
+                <w:lang w:val="en-IN"/>
+              </w:rPr>
+            </w:pPr>
+            <w:r>
+              <w:rPr>
+                <w:rFonts w:asciiTheme="minorHAnsi" w:hAnsiTheme="minorHAnsi" w:cstheme="minorHAnsi"/>
+                <w:sz w:val="28"/>
+                <w:szCs w:val="28"/>
+                <w:lang w:val="en-IN"/>
+              </w:rPr>
+              <w:t xml:space="preserve">= 12.85SSR </w:t>
+            </w:r>
+          </w:p>
+          <w:p>
+            <w:pPr>
+              <w:pStyle w:val="TableParagraph"/>
+              <w:rPr>
+                <w:rFonts w:asciiTheme="minorHAnsi" w:hAnsiTheme="minorHAnsi" w:cstheme="minorHAnsi"/>
+                <w:sz w:val="28"/>
+                <w:szCs w:val="28"/>
+                <w:lang w:val="en-IN"/>
+              </w:rPr>
+            </w:pPr>
+            <w:r>
+              <w:rPr>
+                <w:rFonts w:asciiTheme="minorHAnsi" w:hAnsiTheme="minorHAnsi" w:cstheme="minorHAnsi"/>
+                <w:sz w:val="28"/>
+                <w:szCs w:val="28"/>
+                <w:lang w:val="en-IN"/>
+              </w:rPr>
+              <w:t>= Σ(</w:t>
+            </w:r>
+            <w:proofErr w:type="spellStart"/>
+            <w:r>
+              <w:rPr>
+                <w:rFonts w:asciiTheme="minorHAnsi" w:hAnsiTheme="minorHAnsi" w:cstheme="minorHAnsi"/>
+                <w:sz w:val="28"/>
+                <w:szCs w:val="28"/>
+                <w:lang w:val="en-IN"/>
+              </w:rPr>
+              <w:t>ŷ_i</w:t>
+            </w:r>
+            <w:proofErr w:type="spellEnd"/>
+            <w:r>
+              <w:rPr>
+                <w:rFonts w:asciiTheme="minorHAnsi" w:hAnsiTheme="minorHAnsi" w:cstheme="minorHAnsi"/>
+                <w:sz w:val="28"/>
+                <w:szCs w:val="28"/>
+                <w:lang w:val="en-IN"/>
+              </w:rPr>
+              <w:t xml:space="preserve"> - ȳ)^2= (1.04 - 2.55)^2 + (3.11 - 2.55)^2 + (4.58 - 2.55)^2 + (1.92 - 2.55)^2 + (1.65 - 2.55)^2 + (3.56 - 2.55)^2</w:t>
+            </w:r>
+            <w:r>
+              <w:rPr>
+                <w:rFonts w:asciiTheme="minorHAnsi" w:hAnsiTheme="minorHAnsi" w:cstheme="minorHAnsi"/>
+                <w:sz w:val="28"/>
+                <w:szCs w:val="28"/>
+                <w:lang w:val="en-IN"/>
+              </w:rPr>
+              <w:t xml:space="preserve"> </w:t>
+            </w:r>
+            <w:r>
+              <w:rPr>
+                <w:rFonts w:asciiTheme="minorHAnsi" w:hAnsiTheme="minorHAnsi" w:cstheme="minorHAnsi"/>
+                <w:sz w:val="28"/>
+                <w:szCs w:val="28"/>
+                <w:lang w:val="en-IN"/>
+              </w:rPr>
+              <w:t xml:space="preserve">= 11.09SSE </w:t>
+            </w:r>
+          </w:p>
+          <w:p>
+            <w:pPr>
+              <w:pStyle w:val="TableParagraph"/>
+              <w:rPr>
+                <w:rFonts w:asciiTheme="minorHAnsi" w:hAnsiTheme="minorHAnsi" w:cstheme="minorHAnsi"/>
+                <w:sz w:val="28"/>
+                <w:szCs w:val="28"/>
+                <w:lang w:val="en-IN"/>
+              </w:rPr>
+            </w:pPr>
+            <w:r>
+              <w:rPr>
+                <w:rFonts w:asciiTheme="minorHAnsi" w:hAnsiTheme="minorHAnsi" w:cstheme="minorHAnsi"/>
+                <w:sz w:val="28"/>
+                <w:szCs w:val="28"/>
+                <w:lang w:val="en-IN"/>
+              </w:rPr>
+              <w:t>= Σ(</w:t>
+            </w:r>
+            <w:proofErr w:type="spellStart"/>
+            <w:r>
+              <w:rPr>
+                <w:rFonts w:asciiTheme="minorHAnsi" w:hAnsiTheme="minorHAnsi" w:cstheme="minorHAnsi"/>
+                <w:sz w:val="28"/>
+                <w:szCs w:val="28"/>
+                <w:lang w:val="en-IN"/>
+              </w:rPr>
+              <w:t>y_i</w:t>
+            </w:r>
+            <w:proofErr w:type="spellEnd"/>
+            <w:r>
+              <w:rPr>
+                <w:rFonts w:asciiTheme="minorHAnsi" w:hAnsiTheme="minorHAnsi" w:cstheme="minorHAnsi"/>
+                <w:sz w:val="28"/>
+                <w:szCs w:val="28"/>
+                <w:lang w:val="en-IN"/>
+              </w:rPr>
+              <w:t xml:space="preserve"> - </w:t>
+            </w:r>
+            <w:proofErr w:type="spellStart"/>
+            <w:r>
+              <w:rPr>
+                <w:rFonts w:asciiTheme="minorHAnsi" w:hAnsiTheme="minorHAnsi" w:cstheme="minorHAnsi"/>
+                <w:sz w:val="28"/>
+                <w:szCs w:val="28"/>
+                <w:lang w:val="en-IN"/>
+              </w:rPr>
+              <w:t>ŷ_i</w:t>
+            </w:r>
+            <w:proofErr w:type="spellEnd"/>
+            <w:r>
+              <w:rPr>
+                <w:rFonts w:asciiTheme="minorHAnsi" w:hAnsiTheme="minorHAnsi" w:cstheme="minorHAnsi"/>
+                <w:sz w:val="28"/>
+                <w:szCs w:val="28"/>
+                <w:lang w:val="en-IN"/>
+              </w:rPr>
+              <w:t>)^2= (1 - 1.04)^2 + (3 - 3.11)^2 + (5 - 4.58)^2 + (2 - 1.92)^2 + (1.6 - 1.65)^2 + (3.7 - 3.56)^2= 1.76</w:t>
+            </w:r>
+          </w:p>
+          <w:p>
+            <w:pPr>
+              <w:pStyle w:val="TableParagraph"/>
+              <w:rPr>
+                <w:rFonts w:asciiTheme="minorHAnsi" w:hAnsiTheme="minorHAnsi" w:cstheme="minorHAnsi"/>
+                <w:sz w:val="28"/>
+                <w:szCs w:val="28"/>
+                <w:lang w:val="en-IN"/>
+              </w:rPr>
+            </w:pPr>
+          </w:p>
+          <w:p>
+            <w:pPr>
+              <w:pStyle w:val="TableParagraph"/>
+              <w:rPr>
+                <w:rFonts w:asciiTheme="minorHAnsi" w:hAnsiTheme="minorHAnsi" w:cstheme="minorHAnsi"/>
+                <w:sz w:val="28"/>
+                <w:szCs w:val="28"/>
+                <w:lang w:val="en-IN"/>
+              </w:rPr>
+            </w:pPr>
+            <w:r>
+              <w:rPr>
+                <w:rFonts w:asciiTheme="minorHAnsi" w:hAnsiTheme="minorHAnsi" w:cstheme="minorHAnsi"/>
+                <w:sz w:val="28"/>
+                <w:szCs w:val="28"/>
+                <w:lang w:val="en-IN"/>
+              </w:rPr>
+              <w:t>Finally, we calculate the R-squared value:</w:t>
+            </w:r>
+          </w:p>
+          <w:p>
+            <w:pPr>
+              <w:pStyle w:val="TableParagraph"/>
+              <w:rPr>
+                <w:rFonts w:asciiTheme="minorHAnsi" w:hAnsiTheme="minorHAnsi" w:cstheme="minorHAnsi"/>
+                <w:b/>
+                <w:bCs/>
+                <w:sz w:val="28"/>
+                <w:szCs w:val="28"/>
+                <w:lang w:val="en-IN"/>
+              </w:rPr>
+            </w:pPr>
+            <w:r>
+              <w:rPr>
+                <w:rFonts w:asciiTheme="minorHAnsi" w:hAnsiTheme="minorHAnsi" w:cstheme="minorHAnsi"/>
+                <w:b/>
+                <w:bCs/>
+                <w:sz w:val="28"/>
+                <w:szCs w:val="28"/>
+                <w:lang w:val="en-IN"/>
+              </w:rPr>
+              <w:t>R^2 = SSR / SST= 11.09 / 12.85= 0.863</w:t>
+            </w:r>
+          </w:p>
+          <w:p>
+            <w:pPr>
+              <w:pStyle w:val="TableParagraph"/>
+              <w:rPr>
+                <w:rFonts w:asciiTheme="minorHAnsi" w:hAnsiTheme="minorHAnsi" w:cstheme="minorHAnsi"/>
+                <w:sz w:val="28"/>
+                <w:szCs w:val="28"/>
+                <w:lang w:val="en-IN"/>
+              </w:rPr>
+            </w:pPr>
+          </w:p>
+          <w:p>
+            <w:pPr>
+              <w:pStyle w:val="TableParagraph"/>
+              <w:rPr>
+                <w:rFonts w:asciiTheme="minorHAnsi" w:hAnsiTheme="minorHAnsi" w:cstheme="minorHAnsi"/>
+                <w:sz w:val="28"/>
+                <w:szCs w:val="28"/>
+                <w:lang w:val="en-IN"/>
+              </w:rPr>
+            </w:pPr>
+            <w:r>
+              <w:rPr>
+                <w:rFonts w:asciiTheme="minorHAnsi" w:hAnsiTheme="minorHAnsi" w:cstheme="minorHAnsi"/>
+                <w:sz w:val="28"/>
+                <w:szCs w:val="28"/>
+                <w:lang w:val="en-IN"/>
+              </w:rPr>
+              <w:t>Therefore, the R-squared value for the given data is approximately 0.863, which means that about 86.3% of the variation in the dependent variable can be explained by the independent variable using the regression equation.</w:t>
+            </w:r>
           </w:p>
         </w:tc>
       </w:tr>
     </w:tbl>
     <w:p>
       <w:pPr>
-        <w:pStyle w:val="TableParagraph"/>
-        <w:ind w:left="1"/>
-        <w:jc w:val="center"/>
         <w:rPr>
+          <w:rFonts w:asciiTheme="minorHAnsi" w:hAnsiTheme="minorHAnsi" w:cstheme="minorHAnsi"/>
           <w:sz w:val="28"/>
           <w:szCs w:val="28"/>
         </w:rPr>
         <w:sectPr>
-          <w:pgSz w:w="11913" w:h="8789"/>
-          <w:pgMar w:top="142" w:right="573" w:bottom="278" w:left="697" w:header="720" w:footer="720" w:gutter="0"/>
+          <w:type w:val="nextColumn"/>
+          <w:pgSz w:w="11913" w:h="31185"/>
+          <w:pgMar w:top="0" w:right="1480" w:bottom="0" w:left="697" w:header="720" w:footer="720" w:gutter="0"/>
           <w:cols w:space="720"/>
         </w:sectPr>
       </w:pPr>
     </w:p>
-    <w:tbl>
-      <w:tblPr>
-        <w:tblW w:w="11340" w:type="dxa"/>
-        <w:tblInd w:w="-562" w:type="dxa"/>
-        <w:tblLayout w:type="fixed"/>
-        <w:tblCellMar>
-          <w:left w:w="0" w:type="dxa"/>
-          <w:right w:w="0" w:type="dxa"/>
-        </w:tblCellMar>
-        <w:tblLook w:val="01E0" w:firstRow="1" w:lastRow="1" w:firstColumn="1" w:lastColumn="1" w:noHBand="0" w:noVBand="0"/>
-      </w:tblPr>
-      <w:tblGrid>
-        <w:gridCol w:w="993"/>
-        <w:gridCol w:w="10347"/>
-      </w:tblGrid>
-      <w:tr>
-        <w:trPr>
-          <w:trHeight w:val="20"/>
-        </w:trPr>
-        <w:tc>
-          <w:tcPr>
-            <w:tcW w:w="993" w:type="dxa"/>
-          </w:tcPr>
-          <w:p>
-            <w:pPr>
-              <w:pStyle w:val="TableParagraph"/>
-              <w:ind w:left="1"/>
-              <w:jc w:val="center"/>
-              <w:rPr>
-                <w:rFonts w:asciiTheme="minorHAnsi" w:hAnsiTheme="minorHAnsi" w:cstheme="minorHAnsi"/>
-                <w:b/>
-                <w:bCs/>
-                <w:color w:val="FF0000"/>
-                <w:sz w:val="28"/>
-                <w:szCs w:val="28"/>
-              </w:rPr>
-            </w:pPr>
-            <w:r>
-              <w:rPr>
-                <w:b/>
-                <w:bCs/>
-                <w:sz w:val="28"/>
-                <w:szCs w:val="28"/>
-              </w:rPr>
-              <w:lastRenderedPageBreak/>
-              <w:t>14</w:t>
-            </w:r>
-          </w:p>
-        </w:tc>
-        <w:tc>
-          <w:tcPr>
-            <w:tcW w:w="10347" w:type="dxa"/>
-          </w:tcPr>
-          <w:p>
-            <w:pPr>
-              <w:pStyle w:val="TableParagraph"/>
-              <w:rPr>
-                <w:rFonts w:asciiTheme="minorHAnsi" w:hAnsiTheme="minorHAnsi" w:cstheme="minorHAnsi"/>
-                <w:b/>
-                <w:bCs/>
-                <w:sz w:val="28"/>
-                <w:szCs w:val="28"/>
-              </w:rPr>
-            </w:pPr>
-          </w:p>
-        </w:tc>
-      </w:tr>
-      <w:tr>
-        <w:trPr>
-          <w:trHeight w:val="20"/>
-        </w:trPr>
-        <w:tc>
-          <w:tcPr>
-            <w:tcW w:w="993" w:type="dxa"/>
-          </w:tcPr>
-          <w:p>
-            <w:pPr>
-              <w:pStyle w:val="TableParagraph"/>
-              <w:ind w:left="1"/>
-              <w:jc w:val="center"/>
-              <w:rPr>
-                <w:rFonts w:asciiTheme="minorHAnsi" w:hAnsiTheme="minorHAnsi" w:cstheme="minorHAnsi"/>
-                <w:b/>
-                <w:bCs/>
-                <w:color w:val="FF0000"/>
-                <w:sz w:val="28"/>
-                <w:szCs w:val="28"/>
-              </w:rPr>
-            </w:pPr>
-            <w:r>
-              <w:rPr>
-                <w:rFonts w:asciiTheme="minorHAnsi" w:hAnsiTheme="minorHAnsi" w:cstheme="minorHAnsi"/>
-                <w:b/>
-                <w:bCs/>
-                <w:color w:val="FF0000"/>
-                <w:sz w:val="28"/>
-                <w:szCs w:val="28"/>
-              </w:rPr>
-              <w:t>Ans.14)</w:t>
-            </w:r>
-          </w:p>
-        </w:tc>
-        <w:tc>
-          <w:tcPr>
-            <w:tcW w:w="10347" w:type="dxa"/>
-          </w:tcPr>
-          <w:p>
-            <w:pPr>
-              <w:pStyle w:val="TableParagraph"/>
-              <w:rPr>
-                <w:rFonts w:asciiTheme="minorHAnsi" w:hAnsiTheme="minorHAnsi" w:cstheme="minorHAnsi"/>
-                <w:sz w:val="28"/>
-                <w:szCs w:val="28"/>
-              </w:rPr>
-            </w:pPr>
-          </w:p>
-        </w:tc>
-      </w:tr>
-    </w:tbl>
     <w:p>
       <w:pPr>
-        <w:pStyle w:val="TableParagraph"/>
-        <w:ind w:left="1"/>
-        <w:jc w:val="center"/>
         <w:rPr>
+          <w:rFonts w:asciiTheme="minorHAnsi" w:hAnsiTheme="minorHAnsi" w:cstheme="minorHAnsi"/>
           <w:sz w:val="28"/>
           <w:szCs w:val="28"/>
         </w:rPr>
-        <w:sectPr>
-          <w:pgSz w:w="11913" w:h="10206"/>
-          <w:pgMar w:top="142" w:right="573" w:bottom="278" w:left="697" w:header="720" w:footer="720" w:gutter="0"/>
-          <w:cols w:space="720"/>
-        </w:sectPr>
       </w:pPr>
     </w:p>
-    <w:tbl>
-      <w:tblPr>
-        <w:tblW w:w="11340" w:type="dxa"/>
-        <w:tblInd w:w="-562" w:type="dxa"/>
-        <w:tblLayout w:type="fixed"/>
-        <w:tblCellMar>
-          <w:left w:w="0" w:type="dxa"/>
-          <w:right w:w="0" w:type="dxa"/>
-        </w:tblCellMar>
-        <w:tblLook w:val="01E0" w:firstRow="1" w:lastRow="1" w:firstColumn="1" w:lastColumn="1" w:noHBand="0" w:noVBand="0"/>
-      </w:tblPr>
-      <w:tblGrid>
-        <w:gridCol w:w="993"/>
-        <w:gridCol w:w="10347"/>
-      </w:tblGrid>
-      <w:tr>
-        <w:trPr>
-          <w:trHeight w:val="20"/>
-        </w:trPr>
-        <w:tc>
-          <w:tcPr>
-            <w:tcW w:w="993" w:type="dxa"/>
-          </w:tcPr>
-          <w:p>
-            <w:pPr>
-              <w:pStyle w:val="TableParagraph"/>
-              <w:ind w:left="1"/>
-              <w:jc w:val="center"/>
-              <w:rPr>
-                <w:rFonts w:asciiTheme="minorHAnsi" w:hAnsiTheme="minorHAnsi" w:cstheme="minorHAnsi"/>
-                <w:b/>
-                <w:bCs/>
-                <w:color w:val="FF0000"/>
-                <w:sz w:val="28"/>
-                <w:szCs w:val="28"/>
-              </w:rPr>
-            </w:pPr>
-            <w:r>
-              <w:rPr>
-                <w:b/>
-                <w:bCs/>
-                <w:sz w:val="28"/>
-                <w:szCs w:val="28"/>
-              </w:rPr>
-              <w:lastRenderedPageBreak/>
-              <w:t>15</w:t>
-            </w:r>
-          </w:p>
-        </w:tc>
-        <w:tc>
-          <w:tcPr>
-            <w:tcW w:w="10347" w:type="dxa"/>
-          </w:tcPr>
-          <w:p>
-            <w:pPr>
-              <w:pStyle w:val="TableParagraph"/>
-              <w:rPr>
-                <w:rFonts w:asciiTheme="minorHAnsi" w:hAnsiTheme="minorHAnsi" w:cstheme="minorHAnsi"/>
-                <w:b/>
-                <w:bCs/>
-                <w:sz w:val="28"/>
-                <w:szCs w:val="28"/>
-              </w:rPr>
-            </w:pPr>
-          </w:p>
-        </w:tc>
-      </w:tr>
-      <w:tr>
-        <w:trPr>
-          <w:trHeight w:val="20"/>
-        </w:trPr>
-        <w:tc>
-          <w:tcPr>
-            <w:tcW w:w="993" w:type="dxa"/>
-          </w:tcPr>
-          <w:p>
-            <w:pPr>
-              <w:pStyle w:val="TableParagraph"/>
-              <w:ind w:left="1"/>
-              <w:jc w:val="center"/>
-              <w:rPr>
-                <w:rFonts w:asciiTheme="minorHAnsi" w:hAnsiTheme="minorHAnsi" w:cstheme="minorHAnsi"/>
-                <w:b/>
-                <w:bCs/>
-                <w:color w:val="FF0000"/>
-                <w:sz w:val="28"/>
-                <w:szCs w:val="28"/>
-              </w:rPr>
-            </w:pPr>
-            <w:r>
-              <w:rPr>
-                <w:rFonts w:asciiTheme="minorHAnsi" w:hAnsiTheme="minorHAnsi" w:cstheme="minorHAnsi"/>
-                <w:b/>
-                <w:bCs/>
-                <w:color w:val="FF0000"/>
-                <w:sz w:val="28"/>
-                <w:szCs w:val="28"/>
-              </w:rPr>
-              <w:t>Ans.15)</w:t>
-            </w:r>
-          </w:p>
-        </w:tc>
-        <w:tc>
-          <w:tcPr>
-            <w:tcW w:w="10347" w:type="dxa"/>
-          </w:tcPr>
-          <w:p>
-            <w:pPr>
-              <w:pStyle w:val="TableParagraph"/>
-              <w:rPr>
-                <w:rFonts w:asciiTheme="minorHAnsi" w:hAnsiTheme="minorHAnsi" w:cstheme="minorHAnsi"/>
-                <w:sz w:val="28"/>
-                <w:szCs w:val="28"/>
-              </w:rPr>
-            </w:pPr>
-          </w:p>
-        </w:tc>
-      </w:tr>
-    </w:tbl>
-    <w:p>
-      <w:pPr>
-        <w:pStyle w:val="TableParagraph"/>
-        <w:ind w:left="1"/>
-        <w:jc w:val="center"/>
-        <w:rPr>
-          <w:b/>
-          <w:bCs/>
-          <w:sz w:val="28"/>
-          <w:szCs w:val="28"/>
-        </w:rPr>
-        <w:sectPr>
-          <w:pgSz w:w="11913" w:h="10773"/>
-          <w:pgMar w:top="142" w:right="573" w:bottom="278" w:left="697" w:header="720" w:footer="720" w:gutter="0"/>
-          <w:cols w:space="720"/>
-        </w:sectPr>
-      </w:pPr>
-    </w:p>
-    <w:tbl>
-      <w:tblPr>
-        <w:tblW w:w="11340" w:type="dxa"/>
-        <w:tblInd w:w="-562" w:type="dxa"/>
-        <w:tblLayout w:type="fixed"/>
-        <w:tblCellMar>
-          <w:left w:w="0" w:type="dxa"/>
-          <w:right w:w="0" w:type="dxa"/>
-        </w:tblCellMar>
-        <w:tblLook w:val="01E0" w:firstRow="1" w:lastRow="1" w:firstColumn="1" w:lastColumn="1" w:noHBand="0" w:noVBand="0"/>
-      </w:tblPr>
-      <w:tblGrid>
-        <w:gridCol w:w="993"/>
-        <w:gridCol w:w="10347"/>
-      </w:tblGrid>
-      <w:tr>
-        <w:trPr>
-          <w:trHeight w:val="20"/>
-        </w:trPr>
-        <w:tc>
-          <w:tcPr>
-            <w:tcW w:w="993" w:type="dxa"/>
-          </w:tcPr>
-          <w:p>
-            <w:pPr>
-              <w:pStyle w:val="TableParagraph"/>
-              <w:ind w:left="1"/>
-              <w:jc w:val="center"/>
-              <w:rPr>
-                <w:rFonts w:asciiTheme="minorHAnsi" w:hAnsiTheme="minorHAnsi" w:cstheme="minorHAnsi"/>
-                <w:b/>
-                <w:bCs/>
-                <w:color w:val="FF0000"/>
-                <w:sz w:val="28"/>
-                <w:szCs w:val="28"/>
-              </w:rPr>
-            </w:pPr>
-            <w:r>
-              <w:rPr>
-                <w:b/>
-                <w:bCs/>
-                <w:sz w:val="28"/>
-                <w:szCs w:val="28"/>
-              </w:rPr>
-              <w:lastRenderedPageBreak/>
-              <w:t>16</w:t>
-            </w:r>
-          </w:p>
-        </w:tc>
-        <w:tc>
-          <w:tcPr>
-            <w:tcW w:w="10347" w:type="dxa"/>
-          </w:tcPr>
-          <w:p>
-            <w:pPr>
-              <w:pStyle w:val="TableParagraph"/>
-              <w:rPr>
-                <w:rFonts w:asciiTheme="minorHAnsi" w:hAnsiTheme="minorHAnsi" w:cstheme="minorHAnsi"/>
-                <w:b/>
-                <w:bCs/>
-                <w:sz w:val="28"/>
-                <w:szCs w:val="28"/>
-              </w:rPr>
-            </w:pPr>
-          </w:p>
-        </w:tc>
-      </w:tr>
-      <w:tr>
-        <w:trPr>
-          <w:trHeight w:val="20"/>
-        </w:trPr>
-        <w:tc>
-          <w:tcPr>
-            <w:tcW w:w="993" w:type="dxa"/>
-          </w:tcPr>
-          <w:p>
-            <w:pPr>
-              <w:pStyle w:val="TableParagraph"/>
-              <w:ind w:left="1"/>
-              <w:jc w:val="center"/>
-              <w:rPr>
-                <w:rFonts w:asciiTheme="minorHAnsi" w:hAnsiTheme="minorHAnsi" w:cstheme="minorHAnsi"/>
-                <w:b/>
-                <w:bCs/>
-                <w:color w:val="FF0000"/>
-                <w:sz w:val="28"/>
-                <w:szCs w:val="28"/>
-              </w:rPr>
-            </w:pPr>
-            <w:r>
-              <w:rPr>
-                <w:rFonts w:asciiTheme="minorHAnsi" w:hAnsiTheme="minorHAnsi" w:cstheme="minorHAnsi"/>
-                <w:b/>
-                <w:bCs/>
-                <w:color w:val="FF0000"/>
-                <w:sz w:val="28"/>
-                <w:szCs w:val="28"/>
-              </w:rPr>
-              <w:t>Ans.16)</w:t>
-            </w:r>
-          </w:p>
-        </w:tc>
-        <w:tc>
-          <w:tcPr>
-            <w:tcW w:w="10347" w:type="dxa"/>
-          </w:tcPr>
-          <w:p>
-            <w:pPr>
-              <w:pStyle w:val="TableParagraph"/>
-              <w:rPr>
-                <w:rFonts w:asciiTheme="minorHAnsi" w:hAnsiTheme="minorHAnsi" w:cstheme="minorHAnsi"/>
-                <w:sz w:val="28"/>
-                <w:szCs w:val="28"/>
-              </w:rPr>
-            </w:pPr>
-          </w:p>
-        </w:tc>
-      </w:tr>
-    </w:tbl>
-    <w:p>
-      <w:pPr>
-        <w:pStyle w:val="TableParagraph"/>
-        <w:ind w:left="1"/>
-        <w:jc w:val="center"/>
-        <w:rPr>
-          <w:sz w:val="28"/>
-          <w:szCs w:val="28"/>
-        </w:rPr>
-        <w:sectPr>
-          <w:pgSz w:w="11913" w:h="11340"/>
-          <w:pgMar w:top="142" w:right="573" w:bottom="0" w:left="697" w:header="720" w:footer="720" w:gutter="0"/>
-          <w:cols w:space="720"/>
-        </w:sectPr>
-      </w:pPr>
-    </w:p>
-    <w:tbl>
-      <w:tblPr>
-        <w:tblW w:w="11340" w:type="dxa"/>
-        <w:tblInd w:w="-562" w:type="dxa"/>
-        <w:tblLayout w:type="fixed"/>
-        <w:tblCellMar>
-          <w:left w:w="0" w:type="dxa"/>
-          <w:right w:w="0" w:type="dxa"/>
-        </w:tblCellMar>
-        <w:tblLook w:val="01E0" w:firstRow="1" w:lastRow="1" w:firstColumn="1" w:lastColumn="1" w:noHBand="0" w:noVBand="0"/>
-      </w:tblPr>
-      <w:tblGrid>
-        <w:gridCol w:w="993"/>
-        <w:gridCol w:w="10347"/>
-      </w:tblGrid>
-      <w:tr>
-        <w:trPr>
-          <w:trHeight w:val="20"/>
-        </w:trPr>
-        <w:tc>
-          <w:tcPr>
-            <w:tcW w:w="993" w:type="dxa"/>
-          </w:tcPr>
-          <w:p>
-            <w:pPr>
-              <w:pStyle w:val="TableParagraph"/>
-              <w:ind w:left="1"/>
-              <w:jc w:val="center"/>
-              <w:rPr>
-                <w:rFonts w:asciiTheme="minorHAnsi" w:hAnsiTheme="minorHAnsi" w:cstheme="minorHAnsi"/>
-                <w:b/>
-                <w:bCs/>
-                <w:color w:val="FF0000"/>
-                <w:sz w:val="28"/>
-                <w:szCs w:val="28"/>
-              </w:rPr>
-            </w:pPr>
-            <w:r>
-              <w:rPr>
-                <w:b/>
-                <w:bCs/>
-                <w:sz w:val="28"/>
-                <w:szCs w:val="28"/>
-              </w:rPr>
-              <w:lastRenderedPageBreak/>
-              <w:t>17</w:t>
-            </w:r>
-          </w:p>
-        </w:tc>
-        <w:tc>
-          <w:tcPr>
-            <w:tcW w:w="10347" w:type="dxa"/>
-          </w:tcPr>
-          <w:p>
-            <w:pPr>
-              <w:pStyle w:val="TableParagraph"/>
-              <w:rPr>
-                <w:rFonts w:asciiTheme="minorHAnsi" w:hAnsiTheme="minorHAnsi" w:cstheme="minorHAnsi"/>
-                <w:b/>
-                <w:bCs/>
-                <w:sz w:val="28"/>
-                <w:szCs w:val="28"/>
-              </w:rPr>
-            </w:pPr>
-          </w:p>
-        </w:tc>
-      </w:tr>
-      <w:tr>
-        <w:trPr>
-          <w:trHeight w:val="20"/>
-        </w:trPr>
-        <w:tc>
-          <w:tcPr>
-            <w:tcW w:w="993" w:type="dxa"/>
-          </w:tcPr>
-          <w:p>
-            <w:pPr>
-              <w:pStyle w:val="TableParagraph"/>
-              <w:ind w:left="1"/>
-              <w:jc w:val="center"/>
-              <w:rPr>
-                <w:rFonts w:asciiTheme="minorHAnsi" w:hAnsiTheme="minorHAnsi" w:cstheme="minorHAnsi"/>
-                <w:b/>
-                <w:bCs/>
-                <w:color w:val="FF0000"/>
-                <w:sz w:val="28"/>
-                <w:szCs w:val="28"/>
-              </w:rPr>
-            </w:pPr>
-            <w:r>
-              <w:rPr>
-                <w:rFonts w:asciiTheme="minorHAnsi" w:hAnsiTheme="minorHAnsi" w:cstheme="minorHAnsi"/>
-                <w:b/>
-                <w:bCs/>
-                <w:color w:val="FF0000"/>
-                <w:sz w:val="28"/>
-                <w:szCs w:val="28"/>
-              </w:rPr>
-              <w:t>Ans.17)</w:t>
-            </w:r>
-          </w:p>
-        </w:tc>
-        <w:tc>
-          <w:tcPr>
-            <w:tcW w:w="10347" w:type="dxa"/>
-          </w:tcPr>
-          <w:p>
-            <w:pPr>
-              <w:pStyle w:val="TableParagraph"/>
-              <w:rPr>
-                <w:rFonts w:asciiTheme="minorHAnsi" w:hAnsiTheme="minorHAnsi" w:cstheme="minorHAnsi"/>
-                <w:sz w:val="28"/>
-                <w:szCs w:val="28"/>
-              </w:rPr>
-            </w:pPr>
-          </w:p>
-        </w:tc>
-      </w:tr>
-    </w:tbl>
-    <w:p>
-      <w:pPr>
-        <w:pStyle w:val="TableParagraph"/>
-        <w:ind w:left="1"/>
-        <w:jc w:val="center"/>
-        <w:rPr>
-          <w:sz w:val="28"/>
-          <w:szCs w:val="28"/>
-        </w:rPr>
-        <w:sectPr>
-          <w:pgSz w:w="11913" w:h="12474"/>
-          <w:pgMar w:top="142" w:right="573" w:bottom="278" w:left="697" w:header="720" w:footer="720" w:gutter="0"/>
-          <w:cols w:space="720"/>
-        </w:sectPr>
-      </w:pPr>
-    </w:p>
-    <w:tbl>
-      <w:tblPr>
-        <w:tblW w:w="11340" w:type="dxa"/>
-        <w:tblInd w:w="-562" w:type="dxa"/>
-        <w:tblLayout w:type="fixed"/>
-        <w:tblCellMar>
-          <w:left w:w="0" w:type="dxa"/>
-          <w:right w:w="0" w:type="dxa"/>
-        </w:tblCellMar>
-        <w:tblLook w:val="01E0" w:firstRow="1" w:lastRow="1" w:firstColumn="1" w:lastColumn="1" w:noHBand="0" w:noVBand="0"/>
-      </w:tblPr>
-      <w:tblGrid>
-        <w:gridCol w:w="993"/>
-        <w:gridCol w:w="10347"/>
-      </w:tblGrid>
-      <w:tr>
-        <w:trPr>
-          <w:trHeight w:val="20"/>
-        </w:trPr>
-        <w:tc>
-          <w:tcPr>
-            <w:tcW w:w="993" w:type="dxa"/>
-          </w:tcPr>
-          <w:p>
-            <w:pPr>
-              <w:pStyle w:val="TableParagraph"/>
-              <w:ind w:left="1"/>
-              <w:jc w:val="center"/>
-              <w:rPr>
-                <w:rFonts w:asciiTheme="minorHAnsi" w:hAnsiTheme="minorHAnsi" w:cstheme="minorHAnsi"/>
-                <w:b/>
-                <w:bCs/>
-                <w:color w:val="FF0000"/>
-                <w:sz w:val="28"/>
-                <w:szCs w:val="28"/>
-              </w:rPr>
-            </w:pPr>
-            <w:r>
-              <w:rPr>
-                <w:b/>
-                <w:bCs/>
-                <w:sz w:val="28"/>
-                <w:szCs w:val="28"/>
-              </w:rPr>
-              <w:lastRenderedPageBreak/>
-              <w:t>18</w:t>
-            </w:r>
-          </w:p>
-        </w:tc>
-        <w:tc>
-          <w:tcPr>
-            <w:tcW w:w="10347" w:type="dxa"/>
-          </w:tcPr>
-          <w:p>
-            <w:pPr>
-              <w:pStyle w:val="TableParagraph"/>
-              <w:rPr>
-                <w:rFonts w:asciiTheme="minorHAnsi" w:hAnsiTheme="minorHAnsi" w:cstheme="minorHAnsi"/>
-                <w:b/>
-                <w:bCs/>
-                <w:sz w:val="28"/>
-                <w:szCs w:val="28"/>
-              </w:rPr>
-            </w:pPr>
-          </w:p>
-        </w:tc>
-      </w:tr>
-      <w:tr>
-        <w:trPr>
-          <w:trHeight w:val="20"/>
-        </w:trPr>
-        <w:tc>
-          <w:tcPr>
-            <w:tcW w:w="993" w:type="dxa"/>
-          </w:tcPr>
-          <w:p>
-            <w:pPr>
-              <w:pStyle w:val="TableParagraph"/>
-              <w:ind w:left="1"/>
-              <w:jc w:val="center"/>
-              <w:rPr>
-                <w:rFonts w:asciiTheme="minorHAnsi" w:hAnsiTheme="minorHAnsi" w:cstheme="minorHAnsi"/>
-                <w:b/>
-                <w:bCs/>
-                <w:color w:val="FF0000"/>
-                <w:sz w:val="28"/>
-                <w:szCs w:val="28"/>
-              </w:rPr>
-            </w:pPr>
-            <w:r>
-              <w:rPr>
-                <w:rFonts w:asciiTheme="minorHAnsi" w:hAnsiTheme="minorHAnsi" w:cstheme="minorHAnsi"/>
-                <w:b/>
-                <w:bCs/>
-                <w:color w:val="FF0000"/>
-                <w:sz w:val="28"/>
-                <w:szCs w:val="28"/>
-              </w:rPr>
-              <w:t>Ans.18)</w:t>
-            </w:r>
-          </w:p>
-        </w:tc>
-        <w:tc>
-          <w:tcPr>
-            <w:tcW w:w="10347" w:type="dxa"/>
-          </w:tcPr>
-          <w:p>
-            <w:pPr>
-              <w:pStyle w:val="TableParagraph"/>
-              <w:rPr>
-                <w:rFonts w:asciiTheme="minorHAnsi" w:hAnsiTheme="minorHAnsi" w:cstheme="minorHAnsi"/>
-                <w:sz w:val="28"/>
-                <w:szCs w:val="28"/>
-              </w:rPr>
-            </w:pPr>
-          </w:p>
-        </w:tc>
-      </w:tr>
-    </w:tbl>
-    <w:p>
-      <w:pPr>
-        <w:pStyle w:val="TableParagraph"/>
-        <w:ind w:left="1"/>
-        <w:jc w:val="center"/>
-        <w:rPr>
-          <w:sz w:val="28"/>
-          <w:szCs w:val="28"/>
-        </w:rPr>
-        <w:sectPr>
-          <w:pgSz w:w="11913" w:h="8505"/>
-          <w:pgMar w:top="142" w:right="573" w:bottom="0" w:left="697" w:header="720" w:footer="720" w:gutter="0"/>
-          <w:cols w:space="720"/>
-        </w:sectPr>
-      </w:pPr>
-    </w:p>
-    <w:tbl>
-      <w:tblPr>
-        <w:tblW w:w="11340" w:type="dxa"/>
-        <w:tblInd w:w="-562" w:type="dxa"/>
-        <w:tblLayout w:type="fixed"/>
-        <w:tblCellMar>
-          <w:left w:w="0" w:type="dxa"/>
-          <w:right w:w="0" w:type="dxa"/>
-        </w:tblCellMar>
-        <w:tblLook w:val="01E0" w:firstRow="1" w:lastRow="1" w:firstColumn="1" w:lastColumn="1" w:noHBand="0" w:noVBand="0"/>
-      </w:tblPr>
-      <w:tblGrid>
-        <w:gridCol w:w="993"/>
-        <w:gridCol w:w="10347"/>
-      </w:tblGrid>
-      <w:tr>
-        <w:trPr>
-          <w:trHeight w:val="20"/>
-        </w:trPr>
-        <w:tc>
-          <w:tcPr>
-            <w:tcW w:w="993" w:type="dxa"/>
-          </w:tcPr>
-          <w:p>
-            <w:pPr>
-              <w:pStyle w:val="TableParagraph"/>
-              <w:ind w:left="1"/>
-              <w:jc w:val="center"/>
-              <w:rPr>
-                <w:rFonts w:asciiTheme="minorHAnsi" w:hAnsiTheme="minorHAnsi" w:cstheme="minorHAnsi"/>
-                <w:b/>
-                <w:bCs/>
-                <w:color w:val="FF0000"/>
-                <w:sz w:val="28"/>
-                <w:szCs w:val="28"/>
-              </w:rPr>
-            </w:pPr>
-            <w:r>
-              <w:rPr>
-                <w:b/>
-                <w:bCs/>
-                <w:sz w:val="28"/>
-                <w:szCs w:val="28"/>
-              </w:rPr>
-              <w:lastRenderedPageBreak/>
-              <w:t>19</w:t>
-            </w:r>
-          </w:p>
-        </w:tc>
-        <w:tc>
-          <w:tcPr>
-            <w:tcW w:w="10347" w:type="dxa"/>
-          </w:tcPr>
-          <w:p>
-            <w:pPr>
-              <w:pStyle w:val="TableParagraph"/>
-              <w:rPr>
-                <w:rFonts w:asciiTheme="minorHAnsi" w:hAnsiTheme="minorHAnsi" w:cstheme="minorHAnsi"/>
-                <w:b/>
-                <w:bCs/>
-                <w:sz w:val="28"/>
-                <w:szCs w:val="28"/>
-              </w:rPr>
-            </w:pPr>
-          </w:p>
-        </w:tc>
-      </w:tr>
-      <w:tr>
-        <w:trPr>
-          <w:trHeight w:val="20"/>
-        </w:trPr>
-        <w:tc>
-          <w:tcPr>
-            <w:tcW w:w="993" w:type="dxa"/>
-          </w:tcPr>
-          <w:p>
-            <w:pPr>
-              <w:pStyle w:val="TableParagraph"/>
-              <w:ind w:left="1"/>
-              <w:jc w:val="center"/>
-              <w:rPr>
-                <w:rFonts w:asciiTheme="minorHAnsi" w:hAnsiTheme="minorHAnsi" w:cstheme="minorHAnsi"/>
-                <w:b/>
-                <w:bCs/>
-                <w:color w:val="FF0000"/>
-                <w:sz w:val="28"/>
-                <w:szCs w:val="28"/>
-              </w:rPr>
-            </w:pPr>
-            <w:r>
-              <w:rPr>
-                <w:rFonts w:asciiTheme="minorHAnsi" w:hAnsiTheme="minorHAnsi" w:cstheme="minorHAnsi"/>
-                <w:b/>
-                <w:bCs/>
-                <w:color w:val="FF0000"/>
-                <w:sz w:val="28"/>
-                <w:szCs w:val="28"/>
-              </w:rPr>
-              <w:t>Ans.19)</w:t>
-            </w:r>
-          </w:p>
-        </w:tc>
-        <w:tc>
-          <w:tcPr>
-            <w:tcW w:w="10347" w:type="dxa"/>
-          </w:tcPr>
-          <w:p>
-            <w:pPr>
-              <w:pStyle w:val="TableParagraph"/>
-              <w:rPr>
-                <w:rFonts w:asciiTheme="minorHAnsi" w:hAnsiTheme="minorHAnsi" w:cstheme="minorHAnsi"/>
-                <w:sz w:val="28"/>
-                <w:szCs w:val="28"/>
-              </w:rPr>
-            </w:pPr>
-          </w:p>
-        </w:tc>
-      </w:tr>
-    </w:tbl>
-    <w:p/>
     <w:sectPr>
-      <w:pgSz w:w="11913" w:h="13041"/>
+      <w:type w:val="nextColumn"/>
+      <w:pgSz w:w="11913" w:h="31185"/>
       <w:pgMar w:top="0" w:right="1480" w:bottom="0" w:left="697" w:header="720" w:footer="720" w:gutter="0"/>
       <w:cols w:space="720"/>
     </w:sectPr>
@@ -2963,6 +7844,232 @@
 <file path=word/numbering.xml><?xml version="1.0" encoding="utf-8"?>
 <w:numbering xmlns:wpc="http://schemas.microsoft.com/office/word/2010/wordprocessingCanvas" xmlns:cx="http://schemas.microsoft.com/office/drawing/2014/chartex" xmlns:cx1="http://schemas.microsoft.com/office/drawing/2015/9/8/chartex" xmlns:cx2="http://schemas.microsoft.com/office/drawing/2015/10/21/chartex" xmlns:cx3="http://schemas.microsoft.com/office/drawing/2016/5/9/chartex" xmlns:cx4="http://schemas.microsoft.com/office/drawing/2016/5/10/chartex" xmlns:cx5="http://schemas.microsoft.com/office/drawing/2016/5/11/chartex" xmlns:cx6="http://schemas.microsoft.com/office/drawing/2016/5/12/chartex" xmlns:cx7="http://schemas.microsoft.com/office/drawing/2016/5/13/chartex" xmlns:cx8="http://schemas.microsoft.com/office/drawing/2016/5/14/chartex" xmlns:mc="http://schemas.openxmlformats.org/markup-compatibility/2006" xmlns:aink="http://schemas.microsoft.com/office/drawing/2016/ink" xmlns:am3d="http://schemas.microsoft.com/office/drawing/2017/model3d" xmlns:o="urn:schemas-microsoft-com:office:office" xmlns:oel="http://schemas.microsoft.com/office/2019/extlst" xmlns:r="http://schemas.openxmlformats.org/officeDocument/2006/relationships" xmlns:m="http://schemas.openxmlformats.org/officeDocument/2006/math" xmlns:v="urn:schemas-microsoft-com:vml" xmlns:wp14="http://schemas.microsoft.com/office/word/2010/wordprocessingDrawing" xmlns:wp="http://schemas.openxmlformats.org/drawingml/2006/wordprocessingDrawing" xmlns:w10="urn:schemas-microsoft-com:office:word" xmlns:w="http://schemas.openxmlformats.org/wordprocessingml/2006/main" xmlns:w14="http://schemas.microsoft.com/office/word/2010/wordml" xmlns:w15="http://schemas.microsoft.com/office/word/2012/wordml" xmlns:w16cex="http://schemas.microsoft.com/office/word/2018/wordml/cex" xmlns:w16cid="http://schemas.microsoft.com/office/word/2016/wordml/cid" xmlns:w16="http://schemas.microsoft.com/office/word/2018/wordml" xmlns:w16sdtdh="http://schemas.microsoft.com/office/word/2020/wordml/sdtdatahash" xmlns:w16se="http://schemas.microsoft.com/office/word/2015/wordml/symex" xmlns:wpg="http://schemas.microsoft.com/office/word/2010/wordprocessingGroup" xmlns:wpi="http://schemas.microsoft.com/office/word/2010/wordprocessingInk" xmlns:wne="http://schemas.microsoft.com/office/word/2006/wordml" xmlns:wps="http://schemas.microsoft.com/office/word/2010/wordprocessingShape" mc:Ignorable="w14 w15 w16se w16cid w16 w16cex w16sdtdh wp14">
   <w:abstractNum w:abstractNumId="0" w15:restartNumberingAfterBreak="0">
+    <w:nsid w:val="04C22636"/>
+    <w:multiLevelType w:val="multilevel"/>
+    <w:tmpl w:val="21C83862"/>
+    <w:lvl w:ilvl="0">
+      <w:start w:val="1"/>
+      <w:numFmt w:val="decimal"/>
+      <w:lvlText w:val="%1."/>
+      <w:lvlJc w:val="left"/>
+      <w:pPr>
+        <w:tabs>
+          <w:tab w:val="num" w:pos="720"/>
+        </w:tabs>
+        <w:ind w:left="720" w:hanging="360"/>
+      </w:pPr>
+    </w:lvl>
+    <w:lvl w:ilvl="1" w:tentative="1">
+      <w:start w:val="1"/>
+      <w:numFmt w:val="decimal"/>
+      <w:lvlText w:val="%2."/>
+      <w:lvlJc w:val="left"/>
+      <w:pPr>
+        <w:tabs>
+          <w:tab w:val="num" w:pos="1440"/>
+        </w:tabs>
+        <w:ind w:left="1440" w:hanging="360"/>
+      </w:pPr>
+    </w:lvl>
+    <w:lvl w:ilvl="2" w:tentative="1">
+      <w:start w:val="1"/>
+      <w:numFmt w:val="decimal"/>
+      <w:lvlText w:val="%3."/>
+      <w:lvlJc w:val="left"/>
+      <w:pPr>
+        <w:tabs>
+          <w:tab w:val="num" w:pos="2160"/>
+        </w:tabs>
+        <w:ind w:left="2160" w:hanging="360"/>
+      </w:pPr>
+    </w:lvl>
+    <w:lvl w:ilvl="3" w:tentative="1">
+      <w:start w:val="1"/>
+      <w:numFmt w:val="decimal"/>
+      <w:lvlText w:val="%4."/>
+      <w:lvlJc w:val="left"/>
+      <w:pPr>
+        <w:tabs>
+          <w:tab w:val="num" w:pos="2880"/>
+        </w:tabs>
+        <w:ind w:left="2880" w:hanging="360"/>
+      </w:pPr>
+    </w:lvl>
+    <w:lvl w:ilvl="4" w:tentative="1">
+      <w:start w:val="1"/>
+      <w:numFmt w:val="decimal"/>
+      <w:lvlText w:val="%5."/>
+      <w:lvlJc w:val="left"/>
+      <w:pPr>
+        <w:tabs>
+          <w:tab w:val="num" w:pos="3600"/>
+        </w:tabs>
+        <w:ind w:left="3600" w:hanging="360"/>
+      </w:pPr>
+    </w:lvl>
+    <w:lvl w:ilvl="5" w:tentative="1">
+      <w:start w:val="1"/>
+      <w:numFmt w:val="decimal"/>
+      <w:lvlText w:val="%6."/>
+      <w:lvlJc w:val="left"/>
+      <w:pPr>
+        <w:tabs>
+          <w:tab w:val="num" w:pos="4320"/>
+        </w:tabs>
+        <w:ind w:left="4320" w:hanging="360"/>
+      </w:pPr>
+    </w:lvl>
+    <w:lvl w:ilvl="6" w:tentative="1">
+      <w:start w:val="1"/>
+      <w:numFmt w:val="decimal"/>
+      <w:lvlText w:val="%7."/>
+      <w:lvlJc w:val="left"/>
+      <w:pPr>
+        <w:tabs>
+          <w:tab w:val="num" w:pos="5040"/>
+        </w:tabs>
+        <w:ind w:left="5040" w:hanging="360"/>
+      </w:pPr>
+    </w:lvl>
+    <w:lvl w:ilvl="7" w:tentative="1">
+      <w:start w:val="1"/>
+      <w:numFmt w:val="decimal"/>
+      <w:lvlText w:val="%8."/>
+      <w:lvlJc w:val="left"/>
+      <w:pPr>
+        <w:tabs>
+          <w:tab w:val="num" w:pos="5760"/>
+        </w:tabs>
+        <w:ind w:left="5760" w:hanging="360"/>
+      </w:pPr>
+    </w:lvl>
+    <w:lvl w:ilvl="8" w:tentative="1">
+      <w:start w:val="1"/>
+      <w:numFmt w:val="decimal"/>
+      <w:lvlText w:val="%9."/>
+      <w:lvlJc w:val="left"/>
+      <w:pPr>
+        <w:tabs>
+          <w:tab w:val="num" w:pos="6480"/>
+        </w:tabs>
+        <w:ind w:left="6480" w:hanging="360"/>
+      </w:pPr>
+    </w:lvl>
+  </w:abstractNum>
+  <w:abstractNum w:abstractNumId="1" w15:restartNumberingAfterBreak="0">
+    <w:nsid w:val="09437286"/>
+    <w:multiLevelType w:val="hybridMultilevel"/>
+    <w:tmpl w:val="AC3E52D0"/>
+    <w:lvl w:ilvl="0" w:tplc="40090001">
+      <w:start w:val="1"/>
+      <w:numFmt w:val="bullet"/>
+      <w:lvlText w:val=""/>
+      <w:lvlJc w:val="left"/>
+      <w:pPr>
+        <w:ind w:left="720" w:hanging="360"/>
+      </w:pPr>
+      <w:rPr>
+        <w:rFonts w:ascii="Symbol" w:hAnsi="Symbol" w:hint="default"/>
+      </w:rPr>
+    </w:lvl>
+    <w:lvl w:ilvl="1" w:tplc="40090003">
+      <w:start w:val="1"/>
+      <w:numFmt w:val="bullet"/>
+      <w:lvlText w:val="o"/>
+      <w:lvlJc w:val="left"/>
+      <w:pPr>
+        <w:ind w:left="1440" w:hanging="360"/>
+      </w:pPr>
+      <w:rPr>
+        <w:rFonts w:ascii="Courier New" w:hAnsi="Courier New" w:cs="Courier New" w:hint="default"/>
+      </w:rPr>
+    </w:lvl>
+    <w:lvl w:ilvl="2" w:tplc="40090005" w:tentative="1">
+      <w:start w:val="1"/>
+      <w:numFmt w:val="bullet"/>
+      <w:lvlText w:val=""/>
+      <w:lvlJc w:val="left"/>
+      <w:pPr>
+        <w:ind w:left="2160" w:hanging="360"/>
+      </w:pPr>
+      <w:rPr>
+        <w:rFonts w:ascii="Wingdings" w:hAnsi="Wingdings" w:hint="default"/>
+      </w:rPr>
+    </w:lvl>
+    <w:lvl w:ilvl="3" w:tplc="40090001" w:tentative="1">
+      <w:start w:val="1"/>
+      <w:numFmt w:val="bullet"/>
+      <w:lvlText w:val=""/>
+      <w:lvlJc w:val="left"/>
+      <w:pPr>
+        <w:ind w:left="2880" w:hanging="360"/>
+      </w:pPr>
+      <w:rPr>
+        <w:rFonts w:ascii="Symbol" w:hAnsi="Symbol" w:hint="default"/>
+      </w:rPr>
+    </w:lvl>
+    <w:lvl w:ilvl="4" w:tplc="40090003" w:tentative="1">
+      <w:start w:val="1"/>
+      <w:numFmt w:val="bullet"/>
+      <w:lvlText w:val="o"/>
+      <w:lvlJc w:val="left"/>
+      <w:pPr>
+        <w:ind w:left="3600" w:hanging="360"/>
+      </w:pPr>
+      <w:rPr>
+        <w:rFonts w:ascii="Courier New" w:hAnsi="Courier New" w:cs="Courier New" w:hint="default"/>
+      </w:rPr>
+    </w:lvl>
+    <w:lvl w:ilvl="5" w:tplc="40090005" w:tentative="1">
+      <w:start w:val="1"/>
+      <w:numFmt w:val="bullet"/>
+      <w:lvlText w:val=""/>
+      <w:lvlJc w:val="left"/>
+      <w:pPr>
+        <w:ind w:left="4320" w:hanging="360"/>
+      </w:pPr>
+      <w:rPr>
+        <w:rFonts w:ascii="Wingdings" w:hAnsi="Wingdings" w:hint="default"/>
+      </w:rPr>
+    </w:lvl>
+    <w:lvl w:ilvl="6" w:tplc="40090001" w:tentative="1">
+      <w:start w:val="1"/>
+      <w:numFmt w:val="bullet"/>
+      <w:lvlText w:val=""/>
+      <w:lvlJc w:val="left"/>
+      <w:pPr>
+        <w:ind w:left="5040" w:hanging="360"/>
+      </w:pPr>
+      <w:rPr>
+        <w:rFonts w:ascii="Symbol" w:hAnsi="Symbol" w:hint="default"/>
+      </w:rPr>
+    </w:lvl>
+    <w:lvl w:ilvl="7" w:tplc="40090003" w:tentative="1">
+      <w:start w:val="1"/>
+      <w:numFmt w:val="bullet"/>
+      <w:lvlText w:val="o"/>
+      <w:lvlJc w:val="left"/>
+      <w:pPr>
+        <w:ind w:left="5760" w:hanging="360"/>
+      </w:pPr>
+      <w:rPr>
+        <w:rFonts w:ascii="Courier New" w:hAnsi="Courier New" w:cs="Courier New" w:hint="default"/>
+      </w:rPr>
+    </w:lvl>
+    <w:lvl w:ilvl="8" w:tplc="40090005" w:tentative="1">
+      <w:start w:val="1"/>
+      <w:numFmt w:val="bullet"/>
+      <w:lvlText w:val=""/>
+      <w:lvlJc w:val="left"/>
+      <w:pPr>
+        <w:ind w:left="6480" w:hanging="360"/>
+      </w:pPr>
+      <w:rPr>
+        <w:rFonts w:ascii="Wingdings" w:hAnsi="Wingdings" w:hint="default"/>
+      </w:rPr>
+    </w:lvl>
+  </w:abstractNum>
+  <w:abstractNum w:abstractNumId="2" w15:restartNumberingAfterBreak="0">
     <w:nsid w:val="19AD45F8"/>
     <w:multiLevelType w:val="multilevel"/>
     <w:tmpl w:val="0EC03AC0"/>
@@ -3075,7 +8182,120 @@
       </w:pPr>
     </w:lvl>
   </w:abstractNum>
-  <w:abstractNum w:abstractNumId="1" w15:restartNumberingAfterBreak="0">
+  <w:abstractNum w:abstractNumId="3" w15:restartNumberingAfterBreak="0">
+    <w:nsid w:val="23A526CC"/>
+    <w:multiLevelType w:val="hybridMultilevel"/>
+    <w:tmpl w:val="383A8068"/>
+    <w:lvl w:ilvl="0" w:tplc="40090001">
+      <w:start w:val="1"/>
+      <w:numFmt w:val="bullet"/>
+      <w:lvlText w:val=""/>
+      <w:lvlJc w:val="left"/>
+      <w:pPr>
+        <w:ind w:left="921" w:hanging="360"/>
+      </w:pPr>
+      <w:rPr>
+        <w:rFonts w:ascii="Symbol" w:hAnsi="Symbol" w:hint="default"/>
+      </w:rPr>
+    </w:lvl>
+    <w:lvl w:ilvl="1" w:tplc="40090003" w:tentative="1">
+      <w:start w:val="1"/>
+      <w:numFmt w:val="bullet"/>
+      <w:lvlText w:val="o"/>
+      <w:lvlJc w:val="left"/>
+      <w:pPr>
+        <w:ind w:left="1641" w:hanging="360"/>
+      </w:pPr>
+      <w:rPr>
+        <w:rFonts w:ascii="Courier New" w:hAnsi="Courier New" w:cs="Courier New" w:hint="default"/>
+      </w:rPr>
+    </w:lvl>
+    <w:lvl w:ilvl="2" w:tplc="40090005" w:tentative="1">
+      <w:start w:val="1"/>
+      <w:numFmt w:val="bullet"/>
+      <w:lvlText w:val=""/>
+      <w:lvlJc w:val="left"/>
+      <w:pPr>
+        <w:ind w:left="2361" w:hanging="360"/>
+      </w:pPr>
+      <w:rPr>
+        <w:rFonts w:ascii="Wingdings" w:hAnsi="Wingdings" w:hint="default"/>
+      </w:rPr>
+    </w:lvl>
+    <w:lvl w:ilvl="3" w:tplc="40090001" w:tentative="1">
+      <w:start w:val="1"/>
+      <w:numFmt w:val="bullet"/>
+      <w:lvlText w:val=""/>
+      <w:lvlJc w:val="left"/>
+      <w:pPr>
+        <w:ind w:left="3081" w:hanging="360"/>
+      </w:pPr>
+      <w:rPr>
+        <w:rFonts w:ascii="Symbol" w:hAnsi="Symbol" w:hint="default"/>
+      </w:rPr>
+    </w:lvl>
+    <w:lvl w:ilvl="4" w:tplc="40090003" w:tentative="1">
+      <w:start w:val="1"/>
+      <w:numFmt w:val="bullet"/>
+      <w:lvlText w:val="o"/>
+      <w:lvlJc w:val="left"/>
+      <w:pPr>
+        <w:ind w:left="3801" w:hanging="360"/>
+      </w:pPr>
+      <w:rPr>
+        <w:rFonts w:ascii="Courier New" w:hAnsi="Courier New" w:cs="Courier New" w:hint="default"/>
+      </w:rPr>
+    </w:lvl>
+    <w:lvl w:ilvl="5" w:tplc="40090005" w:tentative="1">
+      <w:start w:val="1"/>
+      <w:numFmt w:val="bullet"/>
+      <w:lvlText w:val=""/>
+      <w:lvlJc w:val="left"/>
+      <w:pPr>
+        <w:ind w:left="4521" w:hanging="360"/>
+      </w:pPr>
+      <w:rPr>
+        <w:rFonts w:ascii="Wingdings" w:hAnsi="Wingdings" w:hint="default"/>
+      </w:rPr>
+    </w:lvl>
+    <w:lvl w:ilvl="6" w:tplc="40090001" w:tentative="1">
+      <w:start w:val="1"/>
+      <w:numFmt w:val="bullet"/>
+      <w:lvlText w:val=""/>
+      <w:lvlJc w:val="left"/>
+      <w:pPr>
+        <w:ind w:left="5241" w:hanging="360"/>
+      </w:pPr>
+      <w:rPr>
+        <w:rFonts w:ascii="Symbol" w:hAnsi="Symbol" w:hint="default"/>
+      </w:rPr>
+    </w:lvl>
+    <w:lvl w:ilvl="7" w:tplc="40090003" w:tentative="1">
+      <w:start w:val="1"/>
+      <w:numFmt w:val="bullet"/>
+      <w:lvlText w:val="o"/>
+      <w:lvlJc w:val="left"/>
+      <w:pPr>
+        <w:ind w:left="5961" w:hanging="360"/>
+      </w:pPr>
+      <w:rPr>
+        <w:rFonts w:ascii="Courier New" w:hAnsi="Courier New" w:cs="Courier New" w:hint="default"/>
+      </w:rPr>
+    </w:lvl>
+    <w:lvl w:ilvl="8" w:tplc="40090005" w:tentative="1">
+      <w:start w:val="1"/>
+      <w:numFmt w:val="bullet"/>
+      <w:lvlText w:val=""/>
+      <w:lvlJc w:val="left"/>
+      <w:pPr>
+        <w:ind w:left="6681" w:hanging="360"/>
+      </w:pPr>
+      <w:rPr>
+        <w:rFonts w:ascii="Wingdings" w:hAnsi="Wingdings" w:hint="default"/>
+      </w:rPr>
+    </w:lvl>
+  </w:abstractNum>
+  <w:abstractNum w:abstractNumId="4" w15:restartNumberingAfterBreak="0">
     <w:nsid w:val="3ADF3B9C"/>
     <w:multiLevelType w:val="multilevel"/>
     <w:tmpl w:val="384E87D0"/>
@@ -3188,7 +8408,7 @@
       </w:pPr>
     </w:lvl>
   </w:abstractNum>
-  <w:abstractNum w:abstractNumId="2" w15:restartNumberingAfterBreak="0">
+  <w:abstractNum w:abstractNumId="5" w15:restartNumberingAfterBreak="0">
     <w:nsid w:val="503716C5"/>
     <w:multiLevelType w:val="multilevel"/>
     <w:tmpl w:val="8B1C4B86"/>
@@ -3301,7 +8521,7 @@
       </w:pPr>
     </w:lvl>
   </w:abstractNum>
-  <w:abstractNum w:abstractNumId="3" w15:restartNumberingAfterBreak="0">
+  <w:abstractNum w:abstractNumId="6" w15:restartNumberingAfterBreak="0">
     <w:nsid w:val="54BC7B98"/>
     <w:multiLevelType w:val="multilevel"/>
     <w:tmpl w:val="9A8EE446"/>
@@ -3414,7 +8634,233 @@
       </w:pPr>
     </w:lvl>
   </w:abstractNum>
-  <w:abstractNum w:abstractNumId="4" w15:restartNumberingAfterBreak="0">
+  <w:abstractNum w:abstractNumId="7" w15:restartNumberingAfterBreak="0">
+    <w:nsid w:val="584F19E1"/>
+    <w:multiLevelType w:val="multilevel"/>
+    <w:tmpl w:val="EEBC326E"/>
+    <w:lvl w:ilvl="0">
+      <w:start w:val="1"/>
+      <w:numFmt w:val="decimal"/>
+      <w:lvlText w:val="%1."/>
+      <w:lvlJc w:val="left"/>
+      <w:pPr>
+        <w:tabs>
+          <w:tab w:val="num" w:pos="720"/>
+        </w:tabs>
+        <w:ind w:left="720" w:hanging="360"/>
+      </w:pPr>
+    </w:lvl>
+    <w:lvl w:ilvl="1" w:tentative="1">
+      <w:start w:val="1"/>
+      <w:numFmt w:val="decimal"/>
+      <w:lvlText w:val="%2."/>
+      <w:lvlJc w:val="left"/>
+      <w:pPr>
+        <w:tabs>
+          <w:tab w:val="num" w:pos="1440"/>
+        </w:tabs>
+        <w:ind w:left="1440" w:hanging="360"/>
+      </w:pPr>
+    </w:lvl>
+    <w:lvl w:ilvl="2" w:tentative="1">
+      <w:start w:val="1"/>
+      <w:numFmt w:val="decimal"/>
+      <w:lvlText w:val="%3."/>
+      <w:lvlJc w:val="left"/>
+      <w:pPr>
+        <w:tabs>
+          <w:tab w:val="num" w:pos="2160"/>
+        </w:tabs>
+        <w:ind w:left="2160" w:hanging="360"/>
+      </w:pPr>
+    </w:lvl>
+    <w:lvl w:ilvl="3" w:tentative="1">
+      <w:start w:val="1"/>
+      <w:numFmt w:val="decimal"/>
+      <w:lvlText w:val="%4."/>
+      <w:lvlJc w:val="left"/>
+      <w:pPr>
+        <w:tabs>
+          <w:tab w:val="num" w:pos="2880"/>
+        </w:tabs>
+        <w:ind w:left="2880" w:hanging="360"/>
+      </w:pPr>
+    </w:lvl>
+    <w:lvl w:ilvl="4" w:tentative="1">
+      <w:start w:val="1"/>
+      <w:numFmt w:val="decimal"/>
+      <w:lvlText w:val="%5."/>
+      <w:lvlJc w:val="left"/>
+      <w:pPr>
+        <w:tabs>
+          <w:tab w:val="num" w:pos="3600"/>
+        </w:tabs>
+        <w:ind w:left="3600" w:hanging="360"/>
+      </w:pPr>
+    </w:lvl>
+    <w:lvl w:ilvl="5" w:tentative="1">
+      <w:start w:val="1"/>
+      <w:numFmt w:val="decimal"/>
+      <w:lvlText w:val="%6."/>
+      <w:lvlJc w:val="left"/>
+      <w:pPr>
+        <w:tabs>
+          <w:tab w:val="num" w:pos="4320"/>
+        </w:tabs>
+        <w:ind w:left="4320" w:hanging="360"/>
+      </w:pPr>
+    </w:lvl>
+    <w:lvl w:ilvl="6" w:tentative="1">
+      <w:start w:val="1"/>
+      <w:numFmt w:val="decimal"/>
+      <w:lvlText w:val="%7."/>
+      <w:lvlJc w:val="left"/>
+      <w:pPr>
+        <w:tabs>
+          <w:tab w:val="num" w:pos="5040"/>
+        </w:tabs>
+        <w:ind w:left="5040" w:hanging="360"/>
+      </w:pPr>
+    </w:lvl>
+    <w:lvl w:ilvl="7" w:tentative="1">
+      <w:start w:val="1"/>
+      <w:numFmt w:val="decimal"/>
+      <w:lvlText w:val="%8."/>
+      <w:lvlJc w:val="left"/>
+      <w:pPr>
+        <w:tabs>
+          <w:tab w:val="num" w:pos="5760"/>
+        </w:tabs>
+        <w:ind w:left="5760" w:hanging="360"/>
+      </w:pPr>
+    </w:lvl>
+    <w:lvl w:ilvl="8" w:tentative="1">
+      <w:start w:val="1"/>
+      <w:numFmt w:val="decimal"/>
+      <w:lvlText w:val="%9."/>
+      <w:lvlJc w:val="left"/>
+      <w:pPr>
+        <w:tabs>
+          <w:tab w:val="num" w:pos="6480"/>
+        </w:tabs>
+        <w:ind w:left="6480" w:hanging="360"/>
+      </w:pPr>
+    </w:lvl>
+  </w:abstractNum>
+  <w:abstractNum w:abstractNumId="8" w15:restartNumberingAfterBreak="0">
+    <w:nsid w:val="5A733B2D"/>
+    <w:multiLevelType w:val="multilevel"/>
+    <w:tmpl w:val="FD9CDAC8"/>
+    <w:lvl w:ilvl="0">
+      <w:start w:val="1"/>
+      <w:numFmt w:val="decimal"/>
+      <w:lvlText w:val="%1."/>
+      <w:lvlJc w:val="left"/>
+      <w:pPr>
+        <w:tabs>
+          <w:tab w:val="num" w:pos="720"/>
+        </w:tabs>
+        <w:ind w:left="720" w:hanging="360"/>
+      </w:pPr>
+    </w:lvl>
+    <w:lvl w:ilvl="1" w:tentative="1">
+      <w:start w:val="1"/>
+      <w:numFmt w:val="decimal"/>
+      <w:lvlText w:val="%2."/>
+      <w:lvlJc w:val="left"/>
+      <w:pPr>
+        <w:tabs>
+          <w:tab w:val="num" w:pos="1440"/>
+        </w:tabs>
+        <w:ind w:left="1440" w:hanging="360"/>
+      </w:pPr>
+    </w:lvl>
+    <w:lvl w:ilvl="2" w:tentative="1">
+      <w:start w:val="1"/>
+      <w:numFmt w:val="decimal"/>
+      <w:lvlText w:val="%3."/>
+      <w:lvlJc w:val="left"/>
+      <w:pPr>
+        <w:tabs>
+          <w:tab w:val="num" w:pos="2160"/>
+        </w:tabs>
+        <w:ind w:left="2160" w:hanging="360"/>
+      </w:pPr>
+    </w:lvl>
+    <w:lvl w:ilvl="3" w:tentative="1">
+      <w:start w:val="1"/>
+      <w:numFmt w:val="decimal"/>
+      <w:lvlText w:val="%4."/>
+      <w:lvlJc w:val="left"/>
+      <w:pPr>
+        <w:tabs>
+          <w:tab w:val="num" w:pos="2880"/>
+        </w:tabs>
+        <w:ind w:left="2880" w:hanging="360"/>
+      </w:pPr>
+    </w:lvl>
+    <w:lvl w:ilvl="4" w:tentative="1">
+      <w:start w:val="1"/>
+      <w:numFmt w:val="decimal"/>
+      <w:lvlText w:val="%5."/>
+      <w:lvlJc w:val="left"/>
+      <w:pPr>
+        <w:tabs>
+          <w:tab w:val="num" w:pos="3600"/>
+        </w:tabs>
+        <w:ind w:left="3600" w:hanging="360"/>
+      </w:pPr>
+    </w:lvl>
+    <w:lvl w:ilvl="5" w:tentative="1">
+      <w:start w:val="1"/>
+      <w:numFmt w:val="decimal"/>
+      <w:lvlText w:val="%6."/>
+      <w:lvlJc w:val="left"/>
+      <w:pPr>
+        <w:tabs>
+          <w:tab w:val="num" w:pos="4320"/>
+        </w:tabs>
+        <w:ind w:left="4320" w:hanging="360"/>
+      </w:pPr>
+    </w:lvl>
+    <w:lvl w:ilvl="6" w:tentative="1">
+      <w:start w:val="1"/>
+      <w:numFmt w:val="decimal"/>
+      <w:lvlText w:val="%7."/>
+      <w:lvlJc w:val="left"/>
+      <w:pPr>
+        <w:tabs>
+          <w:tab w:val="num" w:pos="5040"/>
+        </w:tabs>
+        <w:ind w:left="5040" w:hanging="360"/>
+      </w:pPr>
+    </w:lvl>
+    <w:lvl w:ilvl="7" w:tentative="1">
+      <w:start w:val="1"/>
+      <w:numFmt w:val="decimal"/>
+      <w:lvlText w:val="%8."/>
+      <w:lvlJc w:val="left"/>
+      <w:pPr>
+        <w:tabs>
+          <w:tab w:val="num" w:pos="5760"/>
+        </w:tabs>
+        <w:ind w:left="5760" w:hanging="360"/>
+      </w:pPr>
+    </w:lvl>
+    <w:lvl w:ilvl="8" w:tentative="1">
+      <w:start w:val="1"/>
+      <w:numFmt w:val="decimal"/>
+      <w:lvlText w:val="%9."/>
+      <w:lvlJc w:val="left"/>
+      <w:pPr>
+        <w:tabs>
+          <w:tab w:val="num" w:pos="6480"/>
+        </w:tabs>
+        <w:ind w:left="6480" w:hanging="360"/>
+      </w:pPr>
+    </w:lvl>
+  </w:abstractNum>
+  <w:abstractNum w:abstractNumId="9" w15:restartNumberingAfterBreak="0">
     <w:nsid w:val="5BBB4C0C"/>
     <w:multiLevelType w:val="multilevel"/>
     <w:tmpl w:val="54162890"/>
@@ -3527,7 +8973,7 @@
       </w:pPr>
     </w:lvl>
   </w:abstractNum>
-  <w:abstractNum w:abstractNumId="5" w15:restartNumberingAfterBreak="0">
+  <w:abstractNum w:abstractNumId="10" w15:restartNumberingAfterBreak="0">
     <w:nsid w:val="67F73CF5"/>
     <w:multiLevelType w:val="multilevel"/>
     <w:tmpl w:val="A996930E"/>
@@ -3640,7 +9086,120 @@
       </w:pPr>
     </w:lvl>
   </w:abstractNum>
-  <w:abstractNum w:abstractNumId="6" w15:restartNumberingAfterBreak="0">
+  <w:abstractNum w:abstractNumId="11" w15:restartNumberingAfterBreak="0">
+    <w:nsid w:val="6D0B0A6B"/>
+    <w:multiLevelType w:val="multilevel"/>
+    <w:tmpl w:val="A042AF56"/>
+    <w:lvl w:ilvl="0">
+      <w:start w:val="1"/>
+      <w:numFmt w:val="decimal"/>
+      <w:lvlText w:val="%1."/>
+      <w:lvlJc w:val="left"/>
+      <w:pPr>
+        <w:tabs>
+          <w:tab w:val="num" w:pos="720"/>
+        </w:tabs>
+        <w:ind w:left="720" w:hanging="360"/>
+      </w:pPr>
+    </w:lvl>
+    <w:lvl w:ilvl="1" w:tentative="1">
+      <w:start w:val="1"/>
+      <w:numFmt w:val="decimal"/>
+      <w:lvlText w:val="%2."/>
+      <w:lvlJc w:val="left"/>
+      <w:pPr>
+        <w:tabs>
+          <w:tab w:val="num" w:pos="1440"/>
+        </w:tabs>
+        <w:ind w:left="1440" w:hanging="360"/>
+      </w:pPr>
+    </w:lvl>
+    <w:lvl w:ilvl="2" w:tentative="1">
+      <w:start w:val="1"/>
+      <w:numFmt w:val="decimal"/>
+      <w:lvlText w:val="%3."/>
+      <w:lvlJc w:val="left"/>
+      <w:pPr>
+        <w:tabs>
+          <w:tab w:val="num" w:pos="2160"/>
+        </w:tabs>
+        <w:ind w:left="2160" w:hanging="360"/>
+      </w:pPr>
+    </w:lvl>
+    <w:lvl w:ilvl="3" w:tentative="1">
+      <w:start w:val="1"/>
+      <w:numFmt w:val="decimal"/>
+      <w:lvlText w:val="%4."/>
+      <w:lvlJc w:val="left"/>
+      <w:pPr>
+        <w:tabs>
+          <w:tab w:val="num" w:pos="2880"/>
+        </w:tabs>
+        <w:ind w:left="2880" w:hanging="360"/>
+      </w:pPr>
+    </w:lvl>
+    <w:lvl w:ilvl="4" w:tentative="1">
+      <w:start w:val="1"/>
+      <w:numFmt w:val="decimal"/>
+      <w:lvlText w:val="%5."/>
+      <w:lvlJc w:val="left"/>
+      <w:pPr>
+        <w:tabs>
+          <w:tab w:val="num" w:pos="3600"/>
+        </w:tabs>
+        <w:ind w:left="3600" w:hanging="360"/>
+      </w:pPr>
+    </w:lvl>
+    <w:lvl w:ilvl="5" w:tentative="1">
+      <w:start w:val="1"/>
+      <w:numFmt w:val="decimal"/>
+      <w:lvlText w:val="%6."/>
+      <w:lvlJc w:val="left"/>
+      <w:pPr>
+        <w:tabs>
+          <w:tab w:val="num" w:pos="4320"/>
+        </w:tabs>
+        <w:ind w:left="4320" w:hanging="360"/>
+      </w:pPr>
+    </w:lvl>
+    <w:lvl w:ilvl="6" w:tentative="1">
+      <w:start w:val="1"/>
+      <w:numFmt w:val="decimal"/>
+      <w:lvlText w:val="%7."/>
+      <w:lvlJc w:val="left"/>
+      <w:pPr>
+        <w:tabs>
+          <w:tab w:val="num" w:pos="5040"/>
+        </w:tabs>
+        <w:ind w:left="5040" w:hanging="360"/>
+      </w:pPr>
+    </w:lvl>
+    <w:lvl w:ilvl="7" w:tentative="1">
+      <w:start w:val="1"/>
+      <w:numFmt w:val="decimal"/>
+      <w:lvlText w:val="%8."/>
+      <w:lvlJc w:val="left"/>
+      <w:pPr>
+        <w:tabs>
+          <w:tab w:val="num" w:pos="5760"/>
+        </w:tabs>
+        <w:ind w:left="5760" w:hanging="360"/>
+      </w:pPr>
+    </w:lvl>
+    <w:lvl w:ilvl="8" w:tentative="1">
+      <w:start w:val="1"/>
+      <w:numFmt w:val="decimal"/>
+      <w:lvlText w:val="%9."/>
+      <w:lvlJc w:val="left"/>
+      <w:pPr>
+        <w:tabs>
+          <w:tab w:val="num" w:pos="6480"/>
+        </w:tabs>
+        <w:ind w:left="6480" w:hanging="360"/>
+      </w:pPr>
+    </w:lvl>
+  </w:abstractNum>
+  <w:abstractNum w:abstractNumId="12" w15:restartNumberingAfterBreak="0">
     <w:nsid w:val="701077D8"/>
     <w:multiLevelType w:val="multilevel"/>
     <w:tmpl w:val="ECC834A8"/>
@@ -3753,7 +9312,7 @@
       </w:pPr>
     </w:lvl>
   </w:abstractNum>
-  <w:abstractNum w:abstractNumId="7" w15:restartNumberingAfterBreak="0">
+  <w:abstractNum w:abstractNumId="13" w15:restartNumberingAfterBreak="0">
     <w:nsid w:val="716B56B3"/>
     <w:multiLevelType w:val="multilevel"/>
     <w:tmpl w:val="B26A3DEA"/>
@@ -3867,28 +9426,46 @@
     </w:lvl>
   </w:abstractNum>
   <w:num w:numId="1" w16cid:durableId="1330862168">
+    <w:abstractNumId w:val="9"/>
+  </w:num>
+  <w:num w:numId="2" w16cid:durableId="1234924971">
+    <w:abstractNumId w:val="12"/>
+  </w:num>
+  <w:num w:numId="3" w16cid:durableId="2038726092">
+    <w:abstractNumId w:val="10"/>
+  </w:num>
+  <w:num w:numId="4" w16cid:durableId="1726174041">
+    <w:abstractNumId w:val="5"/>
+  </w:num>
+  <w:num w:numId="5" w16cid:durableId="115876599">
+    <w:abstractNumId w:val="6"/>
+  </w:num>
+  <w:num w:numId="6" w16cid:durableId="662466732">
+    <w:abstractNumId w:val="2"/>
+  </w:num>
+  <w:num w:numId="7" w16cid:durableId="1207568512">
+    <w:abstractNumId w:val="13"/>
+  </w:num>
+  <w:num w:numId="8" w16cid:durableId="1855878255">
     <w:abstractNumId w:val="4"/>
   </w:num>
-  <w:num w:numId="2" w16cid:durableId="1234924971">
-    <w:abstractNumId w:val="6"/>
+  <w:num w:numId="9" w16cid:durableId="286815937">
+    <w:abstractNumId w:val="1"/>
   </w:num>
-  <w:num w:numId="3" w16cid:durableId="2038726092">
-    <w:abstractNumId w:val="5"/>
-  </w:num>
-  <w:num w:numId="4" w16cid:durableId="1726174041">
-    <w:abstractNumId w:val="2"/>
-  </w:num>
-  <w:num w:numId="5" w16cid:durableId="115876599">
+  <w:num w:numId="10" w16cid:durableId="2143188410">
     <w:abstractNumId w:val="3"/>
   </w:num>
-  <w:num w:numId="6" w16cid:durableId="662466732">
-    <w:abstractNumId w:val="0"/>
+  <w:num w:numId="11" w16cid:durableId="230894219">
+    <w:abstractNumId w:val="11"/>
   </w:num>
-  <w:num w:numId="7" w16cid:durableId="1207568512">
+  <w:num w:numId="12" w16cid:durableId="466364819">
     <w:abstractNumId w:val="7"/>
   </w:num>
-  <w:num w:numId="8" w16cid:durableId="1855878255">
-    <w:abstractNumId w:val="1"/>
+  <w:num w:numId="13" w16cid:durableId="1714381333">
+    <w:abstractNumId w:val="8"/>
+  </w:num>
+  <w:num w:numId="14" w16cid:durableId="932857940">
+    <w:abstractNumId w:val="0"/>
   </w:num>
 </w:numbering>
 </file>
@@ -4293,6 +9870,7 @@
   <w:style w:type="paragraph" w:default="1" w:styleId="Normal">
     <w:name w:val="Normal"/>
     <w:qFormat/>
+    <w:rsid w:val="00960196"/>
     <w:rPr>
       <w:rFonts w:ascii="Cambria" w:eastAsia="Cambria" w:hAnsi="Cambria" w:cs="Cambria"/>
     </w:rPr>
@@ -4350,6 +9928,22 @@
       <w:spacing w:before="70"/>
       <w:ind w:left="201"/>
     </w:pPr>
+  </w:style>
+  <w:style w:type="table" w:styleId="TableGrid">
+    <w:name w:val="Table Grid"/>
+    <w:basedOn w:val="TableNormal"/>
+    <w:uiPriority w:val="39"/>
+    <w:rsid w:val="006C5A43"/>
+    <w:tblPr>
+      <w:tblBorders>
+        <w:top w:val="single" w:sz="4" w:space="0" w:color="auto"/>
+        <w:left w:val="single" w:sz="4" w:space="0" w:color="auto"/>
+        <w:bottom w:val="single" w:sz="4" w:space="0" w:color="auto"/>
+        <w:right w:val="single" w:sz="4" w:space="0" w:color="auto"/>
+        <w:insideH w:val="single" w:sz="4" w:space="0" w:color="auto"/>
+        <w:insideV w:val="single" w:sz="4" w:space="0" w:color="auto"/>
+      </w:tblBorders>
+    </w:tblPr>
   </w:style>
 </w:styles>
 </file>

--- a/DAP - Data Analysis using Python/DAP_QB_ANS/DAP_QB_Week_6_Ans.docx
+++ b/DAP - Data Analysis using Python/DAP_QB_ANS/DAP_QB_Week_6_Ans.docx
@@ -437,7 +437,7 @@
         </w:rPr>
         <w:sectPr>
           <w:type w:val="nextColumn"/>
-          <w:pgSz w:w="11913" w:h="31185"/>
+          <w:pgSz w:w="11913" w:h="9072"/>
           <w:pgMar w:top="142" w:right="573" w:bottom="0" w:left="697" w:header="720" w:footer="720" w:gutter="0"/>
           <w:cols w:space="720"/>
         </w:sectPr>
@@ -688,8 +688,7 @@
           <w:szCs w:val="28"/>
         </w:rPr>
         <w:sectPr>
-          <w:type w:val="nextColumn"/>
-          <w:pgSz w:w="11913" w:h="31185"/>
+          <w:pgSz w:w="11913" w:h="8505"/>
           <w:pgMar w:top="142" w:right="573" w:bottom="278" w:left="697" w:header="720" w:footer="720" w:gutter="0"/>
           <w:cols w:space="720"/>
         </w:sectPr>
@@ -929,8 +928,7 @@
           <w:szCs w:val="28"/>
         </w:rPr>
         <w:sectPr>
-          <w:type w:val="nextColumn"/>
-          <w:pgSz w:w="11913" w:h="31185"/>
+          <w:pgSz w:w="11913" w:h="9356"/>
           <w:pgMar w:top="142" w:right="573" w:bottom="0" w:left="697" w:header="720" w:footer="720" w:gutter="0"/>
           <w:cols w:space="720"/>
         </w:sectPr>
@@ -1603,8 +1601,7 @@
           <w:szCs w:val="28"/>
         </w:rPr>
         <w:sectPr>
-          <w:type w:val="nextColumn"/>
-          <w:pgSz w:w="11913" w:h="31185"/>
+          <w:pgSz w:w="11913" w:h="18144"/>
           <w:pgMar w:top="142" w:right="573" w:bottom="278" w:left="697" w:header="720" w:footer="720" w:gutter="0"/>
           <w:cols w:space="720"/>
         </w:sectPr>
@@ -1904,39 +1901,7 @@
                 <w:sz w:val="28"/>
                 <w:szCs w:val="28"/>
               </w:rPr>
-              <w:t xml:space="preserve">For example, in the context of the air traffic controller stress test, the estimated regression equation can be used to predict the stress level of a controller based on the </w:t>
-            </w:r>
-            <w:r>
-              <w:rPr>
-                <w:rFonts w:asciiTheme="minorHAnsi" w:hAnsiTheme="minorHAnsi" w:cstheme="minorHAnsi"/>
-                <w:sz w:val="28"/>
-                <w:szCs w:val="28"/>
-              </w:rPr>
-              <w:t>workstation</w:t>
-            </w:r>
-            <w:r>
-              <w:rPr>
-                <w:rFonts w:asciiTheme="minorHAnsi" w:hAnsiTheme="minorHAnsi" w:cstheme="minorHAnsi"/>
-                <w:sz w:val="28"/>
-                <w:szCs w:val="28"/>
-              </w:rPr>
-              <w:t xml:space="preserve"> alternative they are assigned to. It can also be used to test the hypothesis that there is a significant difference in the mean stress levels among the three </w:t>
-            </w:r>
-            <w:r>
-              <w:rPr>
-                <w:rFonts w:asciiTheme="minorHAnsi" w:hAnsiTheme="minorHAnsi" w:cstheme="minorHAnsi"/>
-                <w:sz w:val="28"/>
-                <w:szCs w:val="28"/>
-              </w:rPr>
-              <w:t>workstation</w:t>
-            </w:r>
-            <w:r>
-              <w:rPr>
-                <w:rFonts w:asciiTheme="minorHAnsi" w:hAnsiTheme="minorHAnsi" w:cstheme="minorHAnsi"/>
-                <w:sz w:val="28"/>
-                <w:szCs w:val="28"/>
-              </w:rPr>
-              <w:t xml:space="preserve"> alternatives.</w:t>
+              <w:t>For example, in the context of the air traffic controller stress test, the estimated regression equation can be used to predict the stress level of a controller based on the workstation alternative they are assigned to. It can also be used to test the hypothesis that there is a significant difference in the mean stress levels among the three workstation alternatives.</w:t>
             </w:r>
           </w:p>
         </w:tc>
@@ -1955,8 +1920,7 @@
           <w:szCs w:val="28"/>
         </w:rPr>
         <w:sectPr>
-          <w:type w:val="nextColumn"/>
-          <w:pgSz w:w="11913" w:h="31185"/>
+          <w:pgSz w:w="11913" w:h="10206"/>
           <w:pgMar w:top="142" w:right="573" w:bottom="278" w:left="697" w:header="720" w:footer="720" w:gutter="0"/>
           <w:cols w:space="720"/>
         </w:sectPr>
@@ -2120,39 +2084,7 @@
                 <w:sz w:val="28"/>
                 <w:szCs w:val="28"/>
               </w:rPr>
-              <w:t xml:space="preserve">In the context of the air traffic controller stress test, the least squares method is used to estimate the parameters of the Simple Linear Regression Model, which describes the relationship between the stress level of a controller (dependent variable) and the </w:t>
-            </w:r>
-            <w:r>
-              <w:rPr>
-                <w:rFonts w:asciiTheme="minorHAnsi" w:hAnsiTheme="minorHAnsi" w:cstheme="minorHAnsi"/>
-                <w:sz w:val="28"/>
-                <w:szCs w:val="28"/>
-              </w:rPr>
-              <w:t>workstation</w:t>
-            </w:r>
-            <w:r>
-              <w:rPr>
-                <w:rFonts w:asciiTheme="minorHAnsi" w:hAnsiTheme="minorHAnsi" w:cstheme="minorHAnsi"/>
-                <w:sz w:val="28"/>
-                <w:szCs w:val="28"/>
-              </w:rPr>
-              <w:t xml:space="preserve"> alternative they are assigned to (independent variable). The method involves finding the values of the slope (b1) and the y-intercept (b0) that minimize the sum of squared errors (SSE) between the observed stress levels and the predicted stress levels based on the </w:t>
-            </w:r>
-            <w:r>
-              <w:rPr>
-                <w:rFonts w:asciiTheme="minorHAnsi" w:hAnsiTheme="minorHAnsi" w:cstheme="minorHAnsi"/>
-                <w:sz w:val="28"/>
-                <w:szCs w:val="28"/>
-              </w:rPr>
-              <w:t>workstation</w:t>
-            </w:r>
-            <w:r>
-              <w:rPr>
-                <w:rFonts w:asciiTheme="minorHAnsi" w:hAnsiTheme="minorHAnsi" w:cstheme="minorHAnsi"/>
-                <w:sz w:val="28"/>
-                <w:szCs w:val="28"/>
-              </w:rPr>
-              <w:t xml:space="preserve"> alternatives.</w:t>
+              <w:t>In the context of the air traffic controller stress test, the least squares method is used to estimate the parameters of the Simple Linear Regression Model, which describes the relationship between the stress level of a controller (dependent variable) and the workstation alternative they are assigned to (independent variable). The method involves finding the values of the slope (b1) and the y-intercept (b0) that minimize the sum of squared errors (SSE) between the observed stress levels and the predicted stress levels based on the workstation alternatives.</w:t>
             </w:r>
           </w:p>
           <w:p>
@@ -2208,23 +2140,7 @@
                 <w:sz w:val="28"/>
                 <w:szCs w:val="28"/>
               </w:rPr>
-              <w:t xml:space="preserve">Once the estimated regression equation is obtained, it can be used to predict the stress level of a controller based on the </w:t>
-            </w:r>
-            <w:r>
-              <w:rPr>
-                <w:rFonts w:asciiTheme="minorHAnsi" w:hAnsiTheme="minorHAnsi" w:cstheme="minorHAnsi"/>
-                <w:sz w:val="28"/>
-                <w:szCs w:val="28"/>
-              </w:rPr>
-              <w:t>workstation</w:t>
-            </w:r>
-            <w:r>
-              <w:rPr>
-                <w:rFonts w:asciiTheme="minorHAnsi" w:hAnsiTheme="minorHAnsi" w:cstheme="minorHAnsi"/>
-                <w:sz w:val="28"/>
-                <w:szCs w:val="28"/>
-              </w:rPr>
-              <w:t xml:space="preserve"> alternative they are assigned to. The estimated regression equation is also used to test hypotheses about the relationship between the variables, such as whether there is a significant difference in the mean stress levels among the three </w:t>
+              <w:t xml:space="preserve">Once the estimated regression equation is obtained, it can be used to predict the stress level of a controller based on the workstation alternative they are assigned to. The estimated regression equation is also used to test hypotheses about the relationship between the variables, such as whether there is a significant difference in the mean stress levels among the three </w:t>
             </w:r>
             <w:proofErr w:type="gramStart"/>
             <w:r>
@@ -2262,8 +2178,7 @@
           <w:szCs w:val="28"/>
         </w:rPr>
         <w:sectPr>
-          <w:type w:val="nextColumn"/>
-          <w:pgSz w:w="11913" w:h="31185"/>
+          <w:pgSz w:w="11913" w:h="9356"/>
           <w:pgMar w:top="142" w:right="573" w:bottom="278" w:left="697" w:header="720" w:footer="720" w:gutter="0"/>
           <w:cols w:space="720"/>
         </w:sectPr>
@@ -2800,43 +2715,7 @@
                 <w:szCs w:val="28"/>
                 <w:lang w:val="en-IN"/>
               </w:rPr>
-              <w:t xml:space="preserve">In the context of the air traffic controller stress test, the estimation process is used to find the best-fitting line that describes the relationship between the stress level of a controller (dependent variable) and the </w:t>
-            </w:r>
-            <w:r>
-              <w:rPr>
-                <w:rFonts w:asciiTheme="minorHAnsi" w:hAnsiTheme="minorHAnsi" w:cstheme="minorHAnsi"/>
-                <w:sz w:val="28"/>
-                <w:szCs w:val="28"/>
-                <w:lang w:val="en-IN"/>
-              </w:rPr>
-              <w:t>workstation</w:t>
-            </w:r>
-            <w:r>
-              <w:rPr>
-                <w:rFonts w:asciiTheme="minorHAnsi" w:hAnsiTheme="minorHAnsi" w:cstheme="minorHAnsi"/>
-                <w:sz w:val="28"/>
-                <w:szCs w:val="28"/>
-                <w:lang w:val="en-IN"/>
-              </w:rPr>
-              <w:t xml:space="preserve"> alternative they are assigned to (independent variable). The estimated regression line can be used to predict the stress level of a controller based on the </w:t>
-            </w:r>
-            <w:r>
-              <w:rPr>
-                <w:rFonts w:asciiTheme="minorHAnsi" w:hAnsiTheme="minorHAnsi" w:cstheme="minorHAnsi"/>
-                <w:sz w:val="28"/>
-                <w:szCs w:val="28"/>
-                <w:lang w:val="en-IN"/>
-              </w:rPr>
-              <w:t>workstation</w:t>
-            </w:r>
-            <w:r>
-              <w:rPr>
-                <w:rFonts w:asciiTheme="minorHAnsi" w:hAnsiTheme="minorHAnsi" w:cstheme="minorHAnsi"/>
-                <w:sz w:val="28"/>
-                <w:szCs w:val="28"/>
-                <w:lang w:val="en-IN"/>
-              </w:rPr>
-              <w:t xml:space="preserve"> alternative they are assigned to.</w:t>
+              <w:t>In the context of the air traffic controller stress test, the estimation process is used to find the best-fitting line that describes the relationship between the stress level of a controller (dependent variable) and the workstation alternative they are assigned to (independent variable). The estimated regression line can be used to predict the stress level of a controller based on the workstation alternative they are assigned to.</w:t>
             </w:r>
           </w:p>
         </w:tc>
@@ -2855,8 +2734,7 @@
           <w:szCs w:val="28"/>
         </w:rPr>
         <w:sectPr>
-          <w:type w:val="nextColumn"/>
-          <w:pgSz w:w="11913" w:h="31185"/>
+          <w:pgSz w:w="11913" w:h="16443"/>
           <w:pgMar w:top="142" w:right="573" w:bottom="278" w:left="697" w:header="720" w:footer="720" w:gutter="0"/>
           <w:cols w:space="720"/>
         </w:sectPr>
@@ -3424,8 +3302,7 @@
           <w:szCs w:val="28"/>
         </w:rPr>
         <w:sectPr>
-          <w:type w:val="nextColumn"/>
-          <w:pgSz w:w="11913" w:h="31185"/>
+          <w:pgSz w:w="11913" w:h="16727"/>
           <w:pgMar w:top="142" w:right="573" w:bottom="278" w:left="697" w:header="720" w:footer="720" w:gutter="0"/>
           <w:cols w:space="720"/>
         </w:sectPr>
@@ -3847,8 +3724,7 @@
           <w:szCs w:val="28"/>
         </w:rPr>
         <w:sectPr>
-          <w:type w:val="nextColumn"/>
-          <w:pgSz w:w="11913" w:h="31185"/>
+          <w:pgSz w:w="11913" w:h="12474"/>
           <w:pgMar w:top="142" w:right="573" w:bottom="278" w:left="697" w:header="720" w:footer="720" w:gutter="0"/>
           <w:cols w:space="720"/>
         </w:sectPr>
@@ -3886,6 +3762,7 @@
                 <w:rFonts w:asciiTheme="minorHAnsi" w:hAnsiTheme="minorHAnsi" w:cstheme="minorHAnsi"/>
                 <w:b/>
                 <w:bCs/>
+                <w:color w:val="FF0000"/>
                 <w:sz w:val="28"/>
                 <w:szCs w:val="28"/>
               </w:rPr>
@@ -3910,11 +3787,8 @@
           <w:p>
             <w:pPr>
               <w:pStyle w:val="TableParagraph"/>
-              <w:ind w:left="0"/>
-              <w:rPr>
-                <w:rFonts w:asciiTheme="minorHAnsi" w:hAnsiTheme="minorHAnsi" w:cstheme="minorHAnsi"/>
-                <w:b/>
-                <w:bCs/>
+              <w:rPr>
+                <w:rFonts w:asciiTheme="minorHAnsi" w:hAnsiTheme="minorHAnsi" w:cstheme="minorHAnsi"/>
                 <w:sz w:val="28"/>
                 <w:szCs w:val="28"/>
               </w:rPr>
@@ -4270,8 +4144,7 @@
           <w:szCs w:val="28"/>
         </w:rPr>
         <w:sectPr>
-          <w:type w:val="nextColumn"/>
-          <w:pgSz w:w="11913" w:h="31185"/>
+          <w:pgSz w:w="11913" w:h="12474"/>
           <w:pgMar w:top="142" w:right="573" w:bottom="278" w:left="697" w:header="720" w:footer="720" w:gutter="0"/>
           <w:cols w:space="720"/>
         </w:sectPr>
@@ -4695,8 +4568,7 @@
           <w:szCs w:val="28"/>
         </w:rPr>
         <w:sectPr>
-          <w:type w:val="nextColumn"/>
-          <w:pgSz w:w="11913" w:h="31185"/>
+          <w:pgSz w:w="11913" w:h="9639"/>
           <w:pgMar w:top="142" w:right="573" w:bottom="278" w:left="697" w:header="720" w:footer="720" w:gutter="0"/>
           <w:cols w:space="720"/>
         </w:sectPr>
@@ -5165,8 +5037,8 @@
               <w:pStyle w:val="TableParagraph"/>
               <w:rPr>
                 <w:rFonts w:asciiTheme="minorHAnsi" w:hAnsiTheme="minorHAnsi" w:cstheme="minorHAnsi"/>
-                <w:sz w:val="28"/>
-                <w:szCs w:val="28"/>
+                <w:sz w:val="24"/>
+                <w:szCs w:val="24"/>
                 <w:lang w:val="en-IN"/>
               </w:rPr>
             </w:pPr>
@@ -5217,16 +5089,14 @@
     <w:p>
       <w:pPr>
         <w:pStyle w:val="TableParagraph"/>
-        <w:ind w:left="1"/>
-        <w:jc w:val="center"/>
+        <w:ind w:left="0"/>
         <w:rPr>
           <w:rFonts w:asciiTheme="minorHAnsi" w:hAnsiTheme="minorHAnsi" w:cstheme="minorHAnsi"/>
           <w:sz w:val="28"/>
           <w:szCs w:val="28"/>
         </w:rPr>
         <w:sectPr>
-          <w:type w:val="nextColumn"/>
-          <w:pgSz w:w="11913" w:h="31185"/>
+          <w:pgSz w:w="11913" w:h="15593"/>
           <w:pgMar w:top="142" w:right="573" w:bottom="278" w:left="697" w:header="720" w:footer="720" w:gutter="0"/>
           <w:cols w:space="720"/>
         </w:sectPr>
@@ -5234,7 +5104,7 @@
     </w:p>
     <w:tbl>
       <w:tblPr>
-        <w:tblW w:w="11498" w:type="dxa"/>
+        <w:tblW w:w="11682" w:type="dxa"/>
         <w:tblInd w:w="-562" w:type="dxa"/>
         <w:tblCellMar>
           <w:left w:w="0" w:type="dxa"/>
@@ -5243,16 +5113,16 @@
         <w:tblLook w:val="01E0" w:firstRow="1" w:lastRow="1" w:firstColumn="1" w:lastColumn="1" w:noHBand="0" w:noVBand="0"/>
       </w:tblPr>
       <w:tblGrid>
-        <w:gridCol w:w="1006"/>
-        <w:gridCol w:w="10492"/>
+        <w:gridCol w:w="1021"/>
+        <w:gridCol w:w="10661"/>
       </w:tblGrid>
       <w:tr>
         <w:trPr>
-          <w:trHeight w:val="18"/>
+          <w:trHeight w:val="17"/>
         </w:trPr>
         <w:tc>
           <w:tcPr>
-            <w:tcW w:w="1006" w:type="dxa"/>
+            <w:tcW w:w="1021" w:type="dxa"/>
           </w:tcPr>
           <w:p>
             <w:pPr>
@@ -5293,7 +5163,7 @@
         </w:tc>
         <w:tc>
           <w:tcPr>
-            <w:tcW w:w="10492" w:type="dxa"/>
+            <w:tcW w:w="10661" w:type="dxa"/>
           </w:tcPr>
           <w:p>
             <w:pPr>
@@ -5348,17 +5218,17 @@
           <w:tbl>
             <w:tblPr>
               <w:tblStyle w:val="TableGrid"/>
-              <w:tblW w:w="5047" w:type="dxa"/>
-              <w:tblInd w:w="616" w:type="dxa"/>
+              <w:tblW w:w="5128" w:type="dxa"/>
+              <w:tblInd w:w="628" w:type="dxa"/>
               <w:tblLook w:val="04A0" w:firstRow="1" w:lastRow="0" w:firstColumn="1" w:lastColumn="0" w:noHBand="0" w:noVBand="1"/>
             </w:tblPr>
             <w:tblGrid>
-              <w:gridCol w:w="1622"/>
-              <w:gridCol w:w="3425"/>
+              <w:gridCol w:w="1648"/>
+              <w:gridCol w:w="3480"/>
             </w:tblGrid>
             <w:tr>
               <w:trPr>
-                <w:trHeight w:val="314"/>
+                <w:trHeight w:val="311"/>
               </w:trPr>
               <w:tc>
                 <w:tcPr>
@@ -5427,7 +5297,7 @@
             </w:tr>
             <w:tr>
               <w:trPr>
-                <w:trHeight w:val="327"/>
+                <w:trHeight w:val="324"/>
               </w:trPr>
               <w:tc>
                 <w:tcPr>
@@ -5486,7 +5356,7 @@
             </w:tr>
             <w:tr>
               <w:trPr>
-                <w:trHeight w:val="314"/>
+                <w:trHeight w:val="311"/>
               </w:trPr>
               <w:tc>
                 <w:tcPr>
@@ -5545,7 +5415,7 @@
             </w:tr>
             <w:tr>
               <w:trPr>
-                <w:trHeight w:val="327"/>
+                <w:trHeight w:val="324"/>
               </w:trPr>
               <w:tc>
                 <w:tcPr>
@@ -5604,7 +5474,7 @@
             </w:tr>
             <w:tr>
               <w:trPr>
-                <w:trHeight w:val="314"/>
+                <w:trHeight w:val="311"/>
               </w:trPr>
               <w:tc>
                 <w:tcPr>
@@ -5663,7 +5533,7 @@
             </w:tr>
             <w:tr>
               <w:trPr>
-                <w:trHeight w:val="314"/>
+                <w:trHeight w:val="311"/>
               </w:trPr>
               <w:tc>
                 <w:tcPr>
@@ -5722,7 +5592,7 @@
             </w:tr>
             <w:tr>
               <w:trPr>
-                <w:trHeight w:val="314"/>
+                <w:trHeight w:val="311"/>
               </w:trPr>
               <w:tc>
                 <w:tcPr>
@@ -5796,11 +5666,11 @@
       </w:tr>
       <w:tr>
         <w:trPr>
-          <w:trHeight w:val="26612"/>
+          <w:trHeight w:val="26457"/>
         </w:trPr>
         <w:tc>
           <w:tcPr>
-            <w:tcW w:w="1006" w:type="dxa"/>
+            <w:tcW w:w="1021" w:type="dxa"/>
           </w:tcPr>
           <w:p>
             <w:pPr>
@@ -5853,7 +5723,7 @@
         </w:tc>
         <w:tc>
           <w:tcPr>
-            <w:tcW w:w="10492" w:type="dxa"/>
+            <w:tcW w:w="10661" w:type="dxa"/>
           </w:tcPr>
           <w:p>
             <w:pPr>
@@ -5916,7 +5786,29 @@
                 <w:szCs w:val="28"/>
                 <w:lang w:val="en-IN"/>
               </w:rPr>
-              <w:t>SST = Σ(</w:t>
+              <w:t>SST = Σ</w:t>
+            </w:r>
+            <w:r>
+              <w:rPr>
+                <w:rFonts w:asciiTheme="minorHAnsi" w:hAnsiTheme="minorHAnsi" w:cstheme="minorHAnsi"/>
+                <w:b/>
+                <w:bCs/>
+                <w:sz w:val="28"/>
+                <w:szCs w:val="28"/>
+                <w:lang w:val="en-IN"/>
+              </w:rPr>
+              <w:t xml:space="preserve"> </w:t>
+            </w:r>
+            <w:r>
+              <w:rPr>
+                <w:rFonts w:asciiTheme="minorHAnsi" w:hAnsiTheme="minorHAnsi" w:cstheme="minorHAnsi"/>
+                <w:b/>
+                <w:bCs/>
+                <w:sz w:val="28"/>
+                <w:szCs w:val="28"/>
+                <w:lang w:val="en-IN"/>
+              </w:rPr>
+              <w:t>(</w:t>
             </w:r>
             <w:proofErr w:type="spellStart"/>
             <w:r>
@@ -5940,7 +5832,51 @@
                 <w:szCs w:val="28"/>
                 <w:lang w:val="en-IN"/>
               </w:rPr>
-              <w:t xml:space="preserve"> - ȳ)^2</w:t>
+              <w:t xml:space="preserve"> - ȳ)</w:t>
+            </w:r>
+            <w:r>
+              <w:rPr>
+                <w:rFonts w:asciiTheme="minorHAnsi" w:hAnsiTheme="minorHAnsi" w:cstheme="minorHAnsi"/>
+                <w:b/>
+                <w:bCs/>
+                <w:sz w:val="28"/>
+                <w:szCs w:val="28"/>
+                <w:lang w:val="en-IN"/>
+              </w:rPr>
+              <w:t xml:space="preserve"> </w:t>
+            </w:r>
+            <w:r>
+              <w:rPr>
+                <w:rFonts w:asciiTheme="minorHAnsi" w:hAnsiTheme="minorHAnsi" w:cstheme="minorHAnsi"/>
+                <w:b/>
+                <w:bCs/>
+                <w:sz w:val="28"/>
+                <w:szCs w:val="28"/>
+                <w:lang w:val="en-IN"/>
+              </w:rPr>
+              <w:t>^</w:t>
+            </w:r>
+            <w:r>
+              <w:rPr>
+                <w:rFonts w:asciiTheme="minorHAnsi" w:hAnsiTheme="minorHAnsi" w:cstheme="minorHAnsi"/>
+                <w:b/>
+                <w:bCs/>
+                <w:sz w:val="28"/>
+                <w:szCs w:val="28"/>
+                <w:lang w:val="en-IN"/>
+              </w:rPr>
+              <w:t xml:space="preserve"> </w:t>
+            </w:r>
+            <w:r>
+              <w:rPr>
+                <w:rFonts w:asciiTheme="minorHAnsi" w:hAnsiTheme="minorHAnsi" w:cstheme="minorHAnsi"/>
+                <w:b/>
+                <w:bCs/>
+                <w:sz w:val="28"/>
+                <w:szCs w:val="28"/>
+                <w:lang w:val="en-IN"/>
+              </w:rPr>
+              <w:t>2</w:t>
             </w:r>
           </w:p>
           <w:p>
@@ -6035,7 +5971,29 @@
                 <w:szCs w:val="28"/>
                 <w:lang w:val="en-IN"/>
               </w:rPr>
-              <w:t>SSR = Σ(</w:t>
+              <w:t>SSR = Σ</w:t>
+            </w:r>
+            <w:r>
+              <w:rPr>
+                <w:rFonts w:asciiTheme="minorHAnsi" w:hAnsiTheme="minorHAnsi" w:cstheme="minorHAnsi"/>
+                <w:b/>
+                <w:bCs/>
+                <w:sz w:val="28"/>
+                <w:szCs w:val="28"/>
+                <w:lang w:val="en-IN"/>
+              </w:rPr>
+              <w:t xml:space="preserve"> </w:t>
+            </w:r>
+            <w:r>
+              <w:rPr>
+                <w:rFonts w:asciiTheme="minorHAnsi" w:hAnsiTheme="minorHAnsi" w:cstheme="minorHAnsi"/>
+                <w:b/>
+                <w:bCs/>
+                <w:sz w:val="28"/>
+                <w:szCs w:val="28"/>
+                <w:lang w:val="en-IN"/>
+              </w:rPr>
+              <w:t>(</w:t>
             </w:r>
             <w:proofErr w:type="spellStart"/>
             <w:r>
@@ -6059,19 +6017,63 @@
                 <w:szCs w:val="28"/>
                 <w:lang w:val="en-IN"/>
               </w:rPr>
-              <w:t xml:space="preserve"> - ȳ)^2</w:t>
-            </w:r>
-          </w:p>
-          <w:p>
-            <w:pPr>
-              <w:pStyle w:val="TableParagraph"/>
-              <w:rPr>
-                <w:rFonts w:asciiTheme="minorHAnsi" w:hAnsiTheme="minorHAnsi" w:cstheme="minorHAnsi"/>
-                <w:sz w:val="28"/>
-                <w:szCs w:val="28"/>
-                <w:lang w:val="en-IN"/>
-              </w:rPr>
-            </w:pPr>
+              <w:t xml:space="preserve"> - ȳ)</w:t>
+            </w:r>
+            <w:r>
+              <w:rPr>
+                <w:rFonts w:asciiTheme="minorHAnsi" w:hAnsiTheme="minorHAnsi" w:cstheme="minorHAnsi"/>
+                <w:b/>
+                <w:bCs/>
+                <w:sz w:val="28"/>
+                <w:szCs w:val="28"/>
+                <w:lang w:val="en-IN"/>
+              </w:rPr>
+              <w:t xml:space="preserve"> </w:t>
+            </w:r>
+            <w:r>
+              <w:rPr>
+                <w:rFonts w:asciiTheme="minorHAnsi" w:hAnsiTheme="minorHAnsi" w:cstheme="minorHAnsi"/>
+                <w:b/>
+                <w:bCs/>
+                <w:sz w:val="28"/>
+                <w:szCs w:val="28"/>
+                <w:lang w:val="en-IN"/>
+              </w:rPr>
+              <w:t>^</w:t>
+            </w:r>
+            <w:r>
+              <w:rPr>
+                <w:rFonts w:asciiTheme="minorHAnsi" w:hAnsiTheme="minorHAnsi" w:cstheme="minorHAnsi"/>
+                <w:b/>
+                <w:bCs/>
+                <w:sz w:val="28"/>
+                <w:szCs w:val="28"/>
+                <w:lang w:val="en-IN"/>
+              </w:rPr>
+              <w:t xml:space="preserve"> </w:t>
+            </w:r>
+            <w:r>
+              <w:rPr>
+                <w:rFonts w:asciiTheme="minorHAnsi" w:hAnsiTheme="minorHAnsi" w:cstheme="minorHAnsi"/>
+                <w:b/>
+                <w:bCs/>
+                <w:sz w:val="28"/>
+                <w:szCs w:val="28"/>
+                <w:lang w:val="en-IN"/>
+              </w:rPr>
+              <w:t>2</w:t>
+            </w:r>
+            <w:r>
+              <w:rPr>
+                <w:rFonts w:asciiTheme="minorHAnsi" w:hAnsiTheme="minorHAnsi" w:cstheme="minorHAnsi"/>
+                <w:b/>
+                <w:bCs/>
+                <w:sz w:val="28"/>
+                <w:szCs w:val="28"/>
+                <w:lang w:val="en-IN"/>
+              </w:rPr>
+              <w:t xml:space="preserve"> </w:t>
+            </w:r>
             <w:r>
               <w:rPr>
                 <w:rFonts w:asciiTheme="minorHAnsi" w:hAnsiTheme="minorHAnsi" w:cstheme="minorHAnsi"/>
@@ -6132,29 +6134,58 @@
               </w:rPr>
               <w:t>The residual sum of squares (SSE) is calculated as:</w:t>
             </w:r>
-          </w:p>
-          <w:p>
-            <w:pPr>
-              <w:pStyle w:val="TableParagraph"/>
-              <w:rPr>
-                <w:rFonts w:asciiTheme="minorHAnsi" w:hAnsiTheme="minorHAnsi" w:cstheme="minorHAnsi"/>
-                <w:b/>
-                <w:bCs/>
-                <w:sz w:val="28"/>
-                <w:szCs w:val="28"/>
-                <w:lang w:val="en-IN"/>
-              </w:rPr>
-            </w:pPr>
-            <w:r>
-              <w:rPr>
-                <w:rFonts w:asciiTheme="minorHAnsi" w:hAnsiTheme="minorHAnsi" w:cstheme="minorHAnsi"/>
-                <w:b/>
-                <w:bCs/>
-                <w:sz w:val="28"/>
-                <w:szCs w:val="28"/>
-                <w:lang w:val="en-IN"/>
-              </w:rPr>
-              <w:t>SSE = Σ(</w:t>
+            <w:r>
+              <w:rPr>
+                <w:rFonts w:asciiTheme="minorHAnsi" w:hAnsiTheme="minorHAnsi" w:cstheme="minorHAnsi"/>
+                <w:sz w:val="28"/>
+                <w:szCs w:val="28"/>
+                <w:lang w:val="en-IN"/>
+              </w:rPr>
+              <w:t xml:space="preserve"> </w:t>
+            </w:r>
+          </w:p>
+          <w:p>
+            <w:pPr>
+              <w:pStyle w:val="TableParagraph"/>
+              <w:rPr>
+                <w:rFonts w:asciiTheme="minorHAnsi" w:hAnsiTheme="minorHAnsi" w:cstheme="minorHAnsi"/>
+                <w:sz w:val="28"/>
+                <w:szCs w:val="28"/>
+                <w:lang w:val="en-IN"/>
+              </w:rPr>
+            </w:pPr>
+            <w:r>
+              <w:rPr>
+                <w:rFonts w:asciiTheme="minorHAnsi" w:hAnsiTheme="minorHAnsi" w:cstheme="minorHAnsi"/>
+                <w:b/>
+                <w:bCs/>
+                <w:sz w:val="28"/>
+                <w:szCs w:val="28"/>
+                <w:lang w:val="en-IN"/>
+              </w:rPr>
+              <w:t>SSE = Σ</w:t>
+            </w:r>
+            <w:r>
+              <w:rPr>
+                <w:rFonts w:asciiTheme="minorHAnsi" w:hAnsiTheme="minorHAnsi" w:cstheme="minorHAnsi"/>
+                <w:b/>
+                <w:bCs/>
+                <w:sz w:val="28"/>
+                <w:szCs w:val="28"/>
+                <w:lang w:val="en-IN"/>
+              </w:rPr>
+              <w:t xml:space="preserve"> </w:t>
+            </w:r>
+            <w:r>
+              <w:rPr>
+                <w:rFonts w:asciiTheme="minorHAnsi" w:hAnsiTheme="minorHAnsi" w:cstheme="minorHAnsi"/>
+                <w:b/>
+                <w:bCs/>
+                <w:sz w:val="28"/>
+                <w:szCs w:val="28"/>
+                <w:lang w:val="en-IN"/>
+              </w:rPr>
+              <w:t>(</w:t>
             </w:r>
             <w:proofErr w:type="spellStart"/>
             <w:r>
@@ -6202,7 +6233,51 @@
                 <w:szCs w:val="28"/>
                 <w:lang w:val="en-IN"/>
               </w:rPr>
-              <w:t>)^2</w:t>
+              <w:t>)</w:t>
+            </w:r>
+            <w:r>
+              <w:rPr>
+                <w:rFonts w:asciiTheme="minorHAnsi" w:hAnsiTheme="minorHAnsi" w:cstheme="minorHAnsi"/>
+                <w:b/>
+                <w:bCs/>
+                <w:sz w:val="28"/>
+                <w:szCs w:val="28"/>
+                <w:lang w:val="en-IN"/>
+              </w:rPr>
+              <w:t xml:space="preserve"> </w:t>
+            </w:r>
+            <w:r>
+              <w:rPr>
+                <w:rFonts w:asciiTheme="minorHAnsi" w:hAnsiTheme="minorHAnsi" w:cstheme="minorHAnsi"/>
+                <w:b/>
+                <w:bCs/>
+                <w:sz w:val="28"/>
+                <w:szCs w:val="28"/>
+                <w:lang w:val="en-IN"/>
+              </w:rPr>
+              <w:t>^</w:t>
+            </w:r>
+            <w:r>
+              <w:rPr>
+                <w:rFonts w:asciiTheme="minorHAnsi" w:hAnsiTheme="minorHAnsi" w:cstheme="minorHAnsi"/>
+                <w:b/>
+                <w:bCs/>
+                <w:sz w:val="28"/>
+                <w:szCs w:val="28"/>
+                <w:lang w:val="en-IN"/>
+              </w:rPr>
+              <w:t xml:space="preserve"> </w:t>
+            </w:r>
+            <w:r>
+              <w:rPr>
+                <w:rFonts w:asciiTheme="minorHAnsi" w:hAnsiTheme="minorHAnsi" w:cstheme="minorHAnsi"/>
+                <w:b/>
+                <w:bCs/>
+                <w:sz w:val="28"/>
+                <w:szCs w:val="28"/>
+                <w:lang w:val="en-IN"/>
+              </w:rPr>
+              <w:t>2</w:t>
             </w:r>
           </w:p>
           <w:p>
@@ -6235,14 +6310,21 @@
               </w:rPr>
               <w:t>The R-squared value is then calculated as:</w:t>
             </w:r>
-          </w:p>
-          <w:p>
-            <w:pPr>
-              <w:pStyle w:val="TableParagraph"/>
-              <w:rPr>
-                <w:rFonts w:asciiTheme="minorHAnsi" w:hAnsiTheme="minorHAnsi" w:cstheme="minorHAnsi"/>
-                <w:b/>
-                <w:bCs/>
+            <w:r>
+              <w:rPr>
+                <w:rFonts w:asciiTheme="minorHAnsi" w:hAnsiTheme="minorHAnsi" w:cstheme="minorHAnsi"/>
+                <w:sz w:val="28"/>
+                <w:szCs w:val="28"/>
+                <w:lang w:val="en-IN"/>
+              </w:rPr>
+              <w:t xml:space="preserve"> </w:t>
+            </w:r>
+          </w:p>
+          <w:p>
+            <w:pPr>
+              <w:pStyle w:val="TableParagraph"/>
+              <w:rPr>
+                <w:rFonts w:asciiTheme="minorHAnsi" w:hAnsiTheme="minorHAnsi" w:cstheme="minorHAnsi"/>
                 <w:sz w:val="28"/>
                 <w:szCs w:val="28"/>
                 <w:lang w:val="en-IN"/>
@@ -6400,7 +6482,53 @@
                 <w:szCs w:val="28"/>
                 <w:lang w:val="en-IN"/>
               </w:rPr>
-              <w:t xml:space="preserve"> = b0 + b1 * </w:t>
+              <w:t xml:space="preserve"> = b</w:t>
+            </w:r>
+            <w:r>
+              <w:rPr>
+                <w:rFonts w:asciiTheme="minorHAnsi" w:hAnsiTheme="minorHAnsi" w:cstheme="minorHAnsi"/>
+                <w:b/>
+                <w:bCs/>
+                <w:sz w:val="28"/>
+                <w:szCs w:val="28"/>
+                <w:vertAlign w:val="subscript"/>
+                <w:lang w:val="en-IN"/>
+              </w:rPr>
+              <w:t>0</w:t>
+            </w:r>
+            <w:r>
+              <w:rPr>
+                <w:rFonts w:asciiTheme="minorHAnsi" w:hAnsiTheme="minorHAnsi" w:cstheme="minorHAnsi"/>
+                <w:b/>
+                <w:bCs/>
+                <w:sz w:val="28"/>
+                <w:szCs w:val="28"/>
+                <w:lang w:val="en-IN"/>
+              </w:rPr>
+              <w:t xml:space="preserve"> + b</w:t>
+            </w:r>
+            <w:r>
+              <w:rPr>
+                <w:rFonts w:asciiTheme="minorHAnsi" w:hAnsiTheme="minorHAnsi" w:cstheme="minorHAnsi"/>
+                <w:b/>
+                <w:bCs/>
+                <w:sz w:val="28"/>
+                <w:szCs w:val="28"/>
+                <w:vertAlign w:val="subscript"/>
+                <w:lang w:val="en-IN"/>
+              </w:rPr>
+              <w:t>1</w:t>
+            </w:r>
+            <w:r>
+              <w:rPr>
+                <w:rFonts w:asciiTheme="minorHAnsi" w:hAnsiTheme="minorHAnsi" w:cstheme="minorHAnsi"/>
+                <w:b/>
+                <w:bCs/>
+                <w:sz w:val="28"/>
+                <w:szCs w:val="28"/>
+                <w:lang w:val="en-IN"/>
+              </w:rPr>
+              <w:t xml:space="preserve"> * </w:t>
             </w:r>
             <w:proofErr w:type="spellStart"/>
             <w:r>
@@ -6415,17 +6543,17 @@
               <w:t>x_i</w:t>
             </w:r>
             <w:proofErr w:type="spellEnd"/>
-          </w:p>
-          <w:p>
-            <w:pPr>
-              <w:pStyle w:val="TableParagraph"/>
-              <w:rPr>
-                <w:rFonts w:asciiTheme="minorHAnsi" w:hAnsiTheme="minorHAnsi" w:cstheme="minorHAnsi"/>
-                <w:sz w:val="28"/>
-                <w:szCs w:val="28"/>
-                <w:lang w:val="en-IN"/>
-              </w:rPr>
-            </w:pPr>
+            <w:r>
+              <w:rPr>
+                <w:rFonts w:asciiTheme="minorHAnsi" w:hAnsiTheme="minorHAnsi" w:cstheme="minorHAnsi"/>
+                <w:b/>
+                <w:bCs/>
+                <w:sz w:val="28"/>
+                <w:szCs w:val="28"/>
+                <w:lang w:val="en-IN"/>
+              </w:rPr>
+              <w:t xml:space="preserve"> </w:t>
+            </w:r>
             <w:r>
               <w:rPr>
                 <w:rFonts w:asciiTheme="minorHAnsi" w:hAnsiTheme="minorHAnsi" w:cstheme="minorHAnsi"/>
@@ -6488,7 +6616,30 @@
                 <w:szCs w:val="28"/>
                 <w:lang w:val="en-IN"/>
               </w:rPr>
-              <w:t>b1 = Σ(</w:t>
+              <w:t>b</w:t>
+            </w:r>
+            <w:r>
+              <w:rPr>
+                <w:rFonts w:asciiTheme="minorHAnsi" w:hAnsiTheme="minorHAnsi" w:cstheme="minorHAnsi"/>
+                <w:b/>
+                <w:bCs/>
+                <w:sz w:val="28"/>
+                <w:szCs w:val="28"/>
+                <w:vertAlign w:val="subscript"/>
+                <w:lang w:val="en-IN"/>
+              </w:rPr>
+              <w:t>1</w:t>
+            </w:r>
+            <w:r>
+              <w:rPr>
+                <w:rFonts w:asciiTheme="minorHAnsi" w:hAnsiTheme="minorHAnsi" w:cstheme="minorHAnsi"/>
+                <w:b/>
+                <w:bCs/>
+                <w:sz w:val="28"/>
+                <w:szCs w:val="28"/>
+                <w:lang w:val="en-IN"/>
+              </w:rPr>
+              <w:t xml:space="preserve"> = Σ(</w:t>
             </w:r>
             <w:proofErr w:type="spellStart"/>
             <w:r>
@@ -6584,7 +6735,30 @@
                 <w:szCs w:val="28"/>
                 <w:lang w:val="en-IN"/>
               </w:rPr>
-              <w:t>b0 = ȳ - b1 * x̄</w:t>
+              <w:t>b</w:t>
+            </w:r>
+            <w:r>
+              <w:rPr>
+                <w:rFonts w:asciiTheme="minorHAnsi" w:hAnsiTheme="minorHAnsi" w:cstheme="minorHAnsi"/>
+                <w:b/>
+                <w:bCs/>
+                <w:sz w:val="28"/>
+                <w:szCs w:val="28"/>
+                <w:vertAlign w:val="subscript"/>
+                <w:lang w:val="en-IN"/>
+              </w:rPr>
+              <w:t xml:space="preserve">0 </w:t>
+            </w:r>
+            <w:r>
+              <w:rPr>
+                <w:rFonts w:asciiTheme="minorHAnsi" w:hAnsiTheme="minorHAnsi" w:cstheme="minorHAnsi"/>
+                <w:b/>
+                <w:bCs/>
+                <w:sz w:val="28"/>
+                <w:szCs w:val="28"/>
+                <w:lang w:val="en-IN"/>
+              </w:rPr>
+              <w:t>= ȳ - b1 * x̄</w:t>
             </w:r>
           </w:p>
           <w:p>
@@ -6703,30 +6877,52 @@
                 <w:szCs w:val="28"/>
                 <w:lang w:val="en-IN"/>
               </w:rPr>
-              <w:t xml:space="preserve">b0 = 2.55 - 0.078 * 40.5 = -0.74So, </w:t>
-            </w:r>
-          </w:p>
-          <w:p>
-            <w:pPr>
-              <w:pStyle w:val="TableParagraph"/>
-              <w:rPr>
-                <w:rFonts w:asciiTheme="minorHAnsi" w:hAnsiTheme="minorHAnsi" w:cstheme="minorHAnsi"/>
-                <w:sz w:val="28"/>
-                <w:szCs w:val="28"/>
-                <w:lang w:val="en-IN"/>
-              </w:rPr>
-            </w:pPr>
-          </w:p>
-          <w:p>
-            <w:pPr>
-              <w:pStyle w:val="TableParagraph"/>
-              <w:rPr>
-                <w:rFonts w:asciiTheme="minorHAnsi" w:hAnsiTheme="minorHAnsi" w:cstheme="minorHAnsi"/>
-                <w:sz w:val="28"/>
-                <w:szCs w:val="28"/>
-                <w:lang w:val="en-IN"/>
-              </w:rPr>
-            </w:pPr>
+              <w:t>b0 = 2.55 - 0.078 * 40.5 = -0.74</w:t>
+            </w:r>
+          </w:p>
+          <w:p>
+            <w:pPr>
+              <w:pStyle w:val="TableParagraph"/>
+              <w:rPr>
+                <w:rFonts w:asciiTheme="minorHAnsi" w:hAnsiTheme="minorHAnsi" w:cstheme="minorHAnsi"/>
+                <w:b/>
+                <w:bCs/>
+                <w:sz w:val="28"/>
+                <w:szCs w:val="28"/>
+                <w:lang w:val="en-IN"/>
+              </w:rPr>
+            </w:pPr>
+            <w:r>
+              <w:rPr>
+                <w:rFonts w:asciiTheme="minorHAnsi" w:hAnsiTheme="minorHAnsi" w:cstheme="minorHAnsi"/>
+                <w:sz w:val="28"/>
+                <w:szCs w:val="28"/>
+                <w:lang w:val="en-IN"/>
+              </w:rPr>
+              <w:t>So,</w:t>
+            </w:r>
+            <w:r>
+              <w:rPr>
+                <w:rFonts w:asciiTheme="minorHAnsi" w:hAnsiTheme="minorHAnsi" w:cstheme="minorHAnsi"/>
+                <w:b/>
+                <w:bCs/>
+                <w:sz w:val="28"/>
+                <w:szCs w:val="28"/>
+                <w:lang w:val="en-IN"/>
+              </w:rPr>
+              <w:t xml:space="preserve"> </w:t>
+            </w:r>
+            <w:r>
+              <w:rPr>
+                <w:rFonts w:asciiTheme="minorHAnsi" w:hAnsiTheme="minorHAnsi" w:cstheme="minorHAnsi"/>
+                <w:b/>
+                <w:bCs/>
+                <w:sz w:val="28"/>
+                <w:szCs w:val="28"/>
+                <w:lang w:val="en-IN"/>
+              </w:rPr>
+              <w:t xml:space="preserve"> </w:t>
+            </w:r>
             <w:r>
               <w:rPr>
                 <w:rFonts w:asciiTheme="minorHAnsi" w:hAnsiTheme="minorHAnsi" w:cstheme="minorHAnsi"/>
@@ -6817,22 +7013,33 @@
               </w:rPr>
               <w:t>Next, we calculate the predicted values of the dependent variable for each value of the independent variable:</w:t>
             </w:r>
+          </w:p>
+          <w:p>
+            <w:pPr>
+              <w:pStyle w:val="TableParagraph"/>
+              <w:rPr>
+                <w:rFonts w:asciiTheme="minorHAnsi" w:hAnsiTheme="minorHAnsi" w:cstheme="minorHAnsi"/>
+                <w:sz w:val="28"/>
+                <w:szCs w:val="28"/>
+                <w:lang w:val="en-IN"/>
+              </w:rPr>
+            </w:pPr>
           </w:p>
           <w:tbl>
             <w:tblPr>
               <w:tblStyle w:val="TableGrid"/>
-              <w:tblW w:w="7699" w:type="dxa"/>
-              <w:tblInd w:w="616" w:type="dxa"/>
+              <w:tblW w:w="7822" w:type="dxa"/>
+              <w:tblInd w:w="628" w:type="dxa"/>
               <w:tblLook w:val="04A0" w:firstRow="1" w:lastRow="0" w:firstColumn="1" w:lastColumn="0" w:noHBand="0" w:noVBand="1"/>
             </w:tblPr>
             <w:tblGrid>
-              <w:gridCol w:w="1622"/>
-              <w:gridCol w:w="3425"/>
-              <w:gridCol w:w="2652"/>
+              <w:gridCol w:w="1648"/>
+              <w:gridCol w:w="3480"/>
+              <w:gridCol w:w="2694"/>
             </w:tblGrid>
             <w:tr>
               <w:trPr>
-                <w:trHeight w:val="314"/>
+                <w:trHeight w:val="311"/>
               </w:trPr>
               <w:tc>
                 <w:tcPr>
@@ -6957,7 +7164,7 @@
             </w:tr>
             <w:tr>
               <w:trPr>
-                <w:trHeight w:val="327"/>
+                <w:trHeight w:val="324"/>
               </w:trPr>
               <w:tc>
                 <w:tcPr>
@@ -7043,7 +7250,7 @@
             </w:tr>
             <w:tr>
               <w:trPr>
-                <w:trHeight w:val="314"/>
+                <w:trHeight w:val="311"/>
               </w:trPr>
               <w:tc>
                 <w:tcPr>
@@ -7129,7 +7336,7 @@
             </w:tr>
             <w:tr>
               <w:trPr>
-                <w:trHeight w:val="327"/>
+                <w:trHeight w:val="324"/>
               </w:trPr>
               <w:tc>
                 <w:tcPr>
@@ -7215,7 +7422,7 @@
             </w:tr>
             <w:tr>
               <w:trPr>
-                <w:trHeight w:val="314"/>
+                <w:trHeight w:val="311"/>
               </w:trPr>
               <w:tc>
                 <w:tcPr>
@@ -7301,7 +7508,7 @@
             </w:tr>
             <w:tr>
               <w:trPr>
-                <w:trHeight w:val="314"/>
+                <w:trHeight w:val="311"/>
               </w:trPr>
               <w:tc>
                 <w:tcPr>
@@ -7387,7 +7594,7 @@
             </w:tr>
             <w:tr>
               <w:trPr>
-                <w:trHeight w:val="314"/>
+                <w:trHeight w:val="311"/>
               </w:trPr>
               <w:tc>
                 <w:tcPr>
@@ -7482,6 +7689,17 @@
                 <w:lang w:val="en-IN"/>
               </w:rPr>
             </w:pPr>
+          </w:p>
+          <w:p>
+            <w:pPr>
+              <w:pStyle w:val="TableParagraph"/>
+              <w:rPr>
+                <w:rFonts w:asciiTheme="minorHAnsi" w:hAnsiTheme="minorHAnsi" w:cstheme="minorHAnsi"/>
+                <w:sz w:val="28"/>
+                <w:szCs w:val="28"/>
+                <w:lang w:val="en-IN"/>
+              </w:rPr>
+            </w:pPr>
             <w:r>
               <w:rPr>
                 <w:rFonts w:asciiTheme="minorHAnsi" w:hAnsiTheme="minorHAnsi" w:cstheme="minorHAnsi"/>
@@ -7517,6 +7735,17 @@
               <w:pStyle w:val="TableParagraph"/>
               <w:rPr>
                 <w:rFonts w:asciiTheme="minorHAnsi" w:hAnsiTheme="minorHAnsi" w:cstheme="minorHAnsi"/>
+                <w:sz w:val="28"/>
+                <w:szCs w:val="28"/>
+                <w:lang w:val="en-IN"/>
+              </w:rPr>
+            </w:pPr>
+          </w:p>
+          <w:p>
+            <w:pPr>
+              <w:pStyle w:val="TableParagraph"/>
+              <w:rPr>
+                <w:rFonts w:asciiTheme="minorHAnsi" w:hAnsiTheme="minorHAnsi" w:cstheme="minorHAnsi"/>
                 <w:b/>
                 <w:bCs/>
                 <w:sz w:val="28"/>
@@ -7597,27 +7826,38 @@
                 <w:szCs w:val="28"/>
                 <w:lang w:val="en-IN"/>
               </w:rPr>
-              <w:t xml:space="preserve">= 12.85SSR </w:t>
-            </w:r>
-          </w:p>
-          <w:p>
-            <w:pPr>
-              <w:pStyle w:val="TableParagraph"/>
-              <w:rPr>
-                <w:rFonts w:asciiTheme="minorHAnsi" w:hAnsiTheme="minorHAnsi" w:cstheme="minorHAnsi"/>
-                <w:sz w:val="28"/>
-                <w:szCs w:val="28"/>
-                <w:lang w:val="en-IN"/>
-              </w:rPr>
-            </w:pPr>
-            <w:r>
-              <w:rPr>
-                <w:rFonts w:asciiTheme="minorHAnsi" w:hAnsiTheme="minorHAnsi" w:cstheme="minorHAnsi"/>
-                <w:sz w:val="28"/>
-                <w:szCs w:val="28"/>
-                <w:lang w:val="en-IN"/>
-              </w:rPr>
-              <w:t>= Σ(</w:t>
+              <w:t>= 12.85</w:t>
+            </w:r>
+          </w:p>
+          <w:p>
+            <w:pPr>
+              <w:pStyle w:val="TableParagraph"/>
+              <w:rPr>
+                <w:rFonts w:asciiTheme="minorHAnsi" w:hAnsiTheme="minorHAnsi" w:cstheme="minorHAnsi"/>
+                <w:sz w:val="28"/>
+                <w:szCs w:val="28"/>
+                <w:lang w:val="en-IN"/>
+              </w:rPr>
+            </w:pPr>
+          </w:p>
+          <w:p>
+            <w:pPr>
+              <w:pStyle w:val="TableParagraph"/>
+              <w:rPr>
+                <w:rFonts w:asciiTheme="minorHAnsi" w:hAnsiTheme="minorHAnsi" w:cstheme="minorHAnsi"/>
+                <w:sz w:val="28"/>
+                <w:szCs w:val="28"/>
+                <w:lang w:val="en-IN"/>
+              </w:rPr>
+            </w:pPr>
+            <w:r>
+              <w:rPr>
+                <w:rFonts w:asciiTheme="minorHAnsi" w:hAnsiTheme="minorHAnsi" w:cstheme="minorHAnsi"/>
+                <w:sz w:val="28"/>
+                <w:szCs w:val="28"/>
+                <w:lang w:val="en-IN"/>
+              </w:rPr>
+              <w:t>SSR = Σ(</w:t>
             </w:r>
             <w:proofErr w:type="spellStart"/>
             <w:r>
@@ -7637,7 +7877,27 @@
                 <w:szCs w:val="28"/>
                 <w:lang w:val="en-IN"/>
               </w:rPr>
-              <w:t xml:space="preserve"> - ȳ)^2= (1.04 - 2.55)^2 + (3.11 - 2.55)^2 + (4.58 - 2.55)^2 + (1.92 - 2.55)^2 + (1.65 - 2.55)^2 + (3.56 - 2.55)^2</w:t>
+              <w:t xml:space="preserve"> - ȳ)^2</w:t>
+            </w:r>
+          </w:p>
+          <w:p>
+            <w:pPr>
+              <w:pStyle w:val="TableParagraph"/>
+              <w:rPr>
+                <w:rFonts w:asciiTheme="minorHAnsi" w:hAnsiTheme="minorHAnsi" w:cstheme="minorHAnsi"/>
+                <w:sz w:val="28"/>
+                <w:szCs w:val="28"/>
+                <w:lang w:val="en-IN"/>
+              </w:rPr>
+            </w:pPr>
+            <w:r>
+              <w:rPr>
+                <w:rFonts w:asciiTheme="minorHAnsi" w:hAnsiTheme="minorHAnsi" w:cstheme="minorHAnsi"/>
+                <w:sz w:val="28"/>
+                <w:szCs w:val="28"/>
+                <w:lang w:val="en-IN"/>
+              </w:rPr>
+              <w:t>= (1.04 - 2.55)^2 + (3.11 - 2.55)^2 + (4.58 - 2.55)^2 + (1.92 - 2.55)^2 + (1.65 - 2.55)^2 + (3.56 - 2.55)^2</w:t>
             </w:r>
             <w:r>
               <w:rPr>
@@ -7655,27 +7915,38 @@
                 <w:szCs w:val="28"/>
                 <w:lang w:val="en-IN"/>
               </w:rPr>
-              <w:t xml:space="preserve">= 11.09SSE </w:t>
-            </w:r>
-          </w:p>
-          <w:p>
-            <w:pPr>
-              <w:pStyle w:val="TableParagraph"/>
-              <w:rPr>
-                <w:rFonts w:asciiTheme="minorHAnsi" w:hAnsiTheme="minorHAnsi" w:cstheme="minorHAnsi"/>
-                <w:sz w:val="28"/>
-                <w:szCs w:val="28"/>
-                <w:lang w:val="en-IN"/>
-              </w:rPr>
-            </w:pPr>
-            <w:r>
-              <w:rPr>
-                <w:rFonts w:asciiTheme="minorHAnsi" w:hAnsiTheme="minorHAnsi" w:cstheme="minorHAnsi"/>
-                <w:sz w:val="28"/>
-                <w:szCs w:val="28"/>
-                <w:lang w:val="en-IN"/>
-              </w:rPr>
-              <w:t>= Σ(</w:t>
+              <w:t>= 11.09</w:t>
+            </w:r>
+          </w:p>
+          <w:p>
+            <w:pPr>
+              <w:pStyle w:val="TableParagraph"/>
+              <w:rPr>
+                <w:rFonts w:asciiTheme="minorHAnsi" w:hAnsiTheme="minorHAnsi" w:cstheme="minorHAnsi"/>
+                <w:sz w:val="28"/>
+                <w:szCs w:val="28"/>
+                <w:lang w:val="en-IN"/>
+              </w:rPr>
+            </w:pPr>
+          </w:p>
+          <w:p>
+            <w:pPr>
+              <w:pStyle w:val="TableParagraph"/>
+              <w:rPr>
+                <w:rFonts w:asciiTheme="minorHAnsi" w:hAnsiTheme="minorHAnsi" w:cstheme="minorHAnsi"/>
+                <w:sz w:val="28"/>
+                <w:szCs w:val="28"/>
+                <w:lang w:val="en-IN"/>
+              </w:rPr>
+            </w:pPr>
+            <w:r>
+              <w:rPr>
+                <w:rFonts w:asciiTheme="minorHAnsi" w:hAnsiTheme="minorHAnsi" w:cstheme="minorHAnsi"/>
+                <w:sz w:val="28"/>
+                <w:szCs w:val="28"/>
+                <w:lang w:val="en-IN"/>
+              </w:rPr>
+              <w:t>SSE = Σ(</w:t>
             </w:r>
             <w:proofErr w:type="spellStart"/>
             <w:r>
@@ -7715,7 +7986,27 @@
                 <w:szCs w:val="28"/>
                 <w:lang w:val="en-IN"/>
               </w:rPr>
-              <w:t>)^2= (1 - 1.04)^2 + (3 - 3.11)^2 + (5 - 4.58)^2 + (2 - 1.92)^2 + (1.6 - 1.65)^2 + (3.7 - 3.56)^2= 1.76</w:t>
+              <w:t>)^2</w:t>
+            </w:r>
+          </w:p>
+          <w:p>
+            <w:pPr>
+              <w:pStyle w:val="TableParagraph"/>
+              <w:rPr>
+                <w:rFonts w:asciiTheme="minorHAnsi" w:hAnsiTheme="minorHAnsi" w:cstheme="minorHAnsi"/>
+                <w:sz w:val="28"/>
+                <w:szCs w:val="28"/>
+                <w:lang w:val="en-IN"/>
+              </w:rPr>
+            </w:pPr>
+            <w:r>
+              <w:rPr>
+                <w:rFonts w:asciiTheme="minorHAnsi" w:hAnsiTheme="minorHAnsi" w:cstheme="minorHAnsi"/>
+                <w:sz w:val="28"/>
+                <w:szCs w:val="28"/>
+                <w:lang w:val="en-IN"/>
+              </w:rPr>
+              <w:t>= (1 - 1.04)^2 + (3 - 3.11)^2 + (5 - 4.58)^2 + (2 - 1.92)^2 + (1.6 - 1.65)^2 + (3.7 - 3.56)^2= 1.76</w:t>
             </w:r>
           </w:p>
           <w:p>
@@ -7814,26 +8105,11 @@
           <w:sz w:val="28"/>
           <w:szCs w:val="28"/>
         </w:rPr>
-        <w:sectPr>
-          <w:type w:val="nextColumn"/>
-          <w:pgSz w:w="11913" w:h="31185"/>
-          <w:pgMar w:top="0" w:right="1480" w:bottom="0" w:left="697" w:header="720" w:footer="720" w:gutter="0"/>
-          <w:cols w:space="720"/>
-        </w:sectPr>
-      </w:pPr>
-    </w:p>
-    <w:p>
-      <w:pPr>
-        <w:rPr>
-          <w:rFonts w:asciiTheme="minorHAnsi" w:hAnsiTheme="minorHAnsi" w:cstheme="minorHAnsi"/>
-          <w:sz w:val="28"/>
-          <w:szCs w:val="28"/>
-        </w:rPr>
       </w:pPr>
     </w:p>
     <w:sectPr>
       <w:type w:val="nextColumn"/>
-      <w:pgSz w:w="11913" w:h="31185"/>
+      <w:pgSz w:w="11913" w:h="31678"/>
       <w:pgMar w:top="0" w:right="1480" w:bottom="0" w:left="697" w:header="720" w:footer="720" w:gutter="0"/>
       <w:cols w:space="720"/>
     </w:sectPr>
@@ -9878,6 +10154,7 @@
   <w:style w:type="character" w:default="1" w:styleId="DefaultParagraphFont">
     <w:name w:val="Default Paragraph Font"/>
     <w:uiPriority w:val="1"/>
+    <w:semiHidden/>
     <w:unhideWhenUsed/>
   </w:style>
   <w:style w:type="table" w:default="1" w:styleId="TableNormal">
